--- a/00-首页/题组Word/第一轮·竞赛教材版/第一轮原理·3-热力学初步（学生版-打印版）.docx
+++ b/00-首页/题组Word/第一轮·竞赛教材版/第一轮原理·3-热力学初步（学生版-打印版）.docx
@@ -12099,7 +12099,7 @@
         <m:sSup>
           <m:e>
             <m:r>
-              <m:t>​</m:t>
+              <m:t xml:space="preserve"> </m:t>
             </m:r>
           </m:e>
           <m:sup>
@@ -12151,7 +12151,7 @@
         <m:sSup>
           <m:e>
             <m:r>
-              <m:t>​</m:t>
+              <m:t xml:space="preserve"> </m:t>
             </m:r>
           </m:e>
           <m:sup>
@@ -12215,7 +12215,7 @@
         <m:sSup>
           <m:e>
             <m:r>
-              <m:t>​</m:t>
+              <m:t xml:space="preserve"> </m:t>
             </m:r>
           </m:e>
           <m:sup>
@@ -12267,7 +12267,7 @@
         <m:sSup>
           <m:e>
             <m:r>
-              <m:t>​</m:t>
+              <m:t xml:space="preserve"> </m:t>
             </m:r>
           </m:e>
           <m:sup>
@@ -12319,7 +12319,7 @@
         <m:sSup>
           <m:e>
             <m:r>
-              <m:t>​</m:t>
+              <m:t xml:space="preserve"> </m:t>
             </m:r>
           </m:e>
           <m:sup>
@@ -12371,7 +12371,7 @@
         <m:sSup>
           <m:e>
             <m:r>
-              <m:t>​</m:t>
+              <m:t xml:space="preserve"> </m:t>
             </m:r>
           </m:e>
           <m:sup>
@@ -12423,7 +12423,7 @@
         <m:sSup>
           <m:e>
             <m:r>
-              <m:t>​</m:t>
+              <m:t xml:space="preserve"> </m:t>
             </m:r>
           </m:e>
           <m:sup>
@@ -12475,7 +12475,7 @@
         <m:sSup>
           <m:e>
             <m:r>
-              <m:t>​</m:t>
+              <m:t xml:space="preserve"> </m:t>
             </m:r>
           </m:e>
           <m:sup>
@@ -12527,7 +12527,7 @@
         <m:sSup>
           <m:e>
             <m:r>
-              <m:t>​</m:t>
+              <m:t xml:space="preserve"> </m:t>
             </m:r>
           </m:e>
           <m:sup>
@@ -12602,7 +12602,7 @@
         <m:sSup>
           <m:e>
             <m:r>
-              <m:t>​</m:t>
+              <m:t xml:space="preserve"> </m:t>
             </m:r>
           </m:e>
           <m:sup>
@@ -12715,7 +12715,7 @@
         <m:sSup>
           <m:e>
             <m:r>
-              <m:t>​</m:t>
+              <m:t xml:space="preserve"> </m:t>
             </m:r>
           </m:e>
           <m:sup>
@@ -12833,7 +12833,7 @@
         <m:sSup>
           <m:e>
             <m:r>
-              <m:t>​</m:t>
+              <m:t xml:space="preserve"> </m:t>
             </m:r>
           </m:e>
           <m:sup>
@@ -12885,7 +12885,7 @@
         <m:sSup>
           <m:e>
             <m:r>
-              <m:t>​</m:t>
+              <m:t xml:space="preserve"> </m:t>
             </m:r>
           </m:e>
           <m:sup>
@@ -12961,7 +12961,7 @@
         <m:sSup>
           <m:e>
             <m:r>
-              <m:t>​</m:t>
+              <m:t xml:space="preserve"> </m:t>
             </m:r>
           </m:e>
           <m:sup>
@@ -12991,7 +12991,7 @@
         <m:sSup>
           <m:e>
             <m:r>
-              <m:t>​</m:t>
+              <m:t xml:space="preserve"> </m:t>
             </m:r>
           </m:e>
           <m:sup>
@@ -13049,7 +13049,7 @@
         <m:sSup>
           <m:e>
             <m:r>
-              <m:t>​</m:t>
+              <m:t xml:space="preserve"> </m:t>
             </m:r>
           </m:e>
           <m:sup>
@@ -13079,7 +13079,7 @@
         <m:sSup>
           <m:e>
             <m:r>
-              <m:t>​</m:t>
+              <m:t xml:space="preserve"> </m:t>
             </m:r>
           </m:e>
           <m:sup>
@@ -20115,7 +20115,7 @@
               </m:e>
               <m:lim>
                 <m:r>
-                  <m:t>​</m:t>
+                  <m:t xml:space="preserve"> </m:t>
                 </m:r>
               </m:lim>
             </m:limUpp>
@@ -21466,7 +21466,7 @@
         <m:sSup>
           <m:e>
             <m:r>
-              <m:t>​</m:t>
+              <m:t xml:space="preserve"> </m:t>
             </m:r>
           </m:e>
           <m:sup>

--- a/00-首页/题组Word/第一轮·竞赛教材版/第一轮原理·3-热力学初步（学生版-打印版）.docx
+++ b/00-首页/题组Word/第一轮·竞赛教材版/第一轮原理·3-热力学初步（学生版-打印版）.docx
@@ -91,8 +91,8 @@
     <w:p>
       <w:pPr>
         <w:pStyle w:val="FirstParagraph"/>
+        <w:spacing w:before="0" w:after="0"/>
         <w:ind w:left="480" w:hanging="480"/>
-        <w:spacing w:after="0"/>
       </w:pPr>
       <w:r>
         <w:rPr>
@@ -206,8 +206,8 @@
     <w:p>
       <w:pPr>
         <w:pStyle w:val="FirstParagraph"/>
+        <w:spacing w:before="0" w:after="0"/>
         <w:ind w:left="480" w:hanging="480"/>
-        <w:spacing w:before="0" w:after="0"/>
       </w:pPr>
       <w:r>
         <w:rPr>
@@ -295,8 +295,8 @@
     <w:p>
       <w:pPr>
         <w:pStyle w:val="FirstParagraph"/>
+        <w:spacing w:before="0" w:after="0"/>
         <w:ind w:left="480" w:hanging="480"/>
-        <w:spacing w:before="0" w:after="0"/>
       </w:pPr>
       <w:r>
         <w:rPr>
@@ -384,8 +384,8 @@
     <w:p>
       <w:pPr>
         <w:pStyle w:val="FirstParagraph"/>
+        <w:spacing w:before="0" w:after="0"/>
         <w:ind w:left="480" w:hanging="480"/>
-        <w:spacing w:before="0" w:after="0"/>
       </w:pPr>
       <w:r>
         <w:rPr>
@@ -473,8 +473,8 @@
     <w:p>
       <w:pPr>
         <w:pStyle w:val="FirstParagraph"/>
+        <w:spacing w:before="0" w:after="0"/>
         <w:ind w:left="480" w:hanging="480"/>
-        <w:spacing w:before="0" w:after="180"/>
       </w:pPr>
       <w:r>
         <w:rPr>
@@ -806,8 +806,8 @@
     <w:p>
       <w:pPr>
         <w:pStyle w:val="BodyText"/>
+        <w:spacing w:before="0" w:after="0"/>
         <w:ind w:left="480" w:hanging="480"/>
-        <w:spacing w:after="0"/>
       </w:pPr>
       <w:r>
         <w:rPr>
@@ -867,47 +867,47 @@
     <w:p>
       <w:pPr>
         <w:pStyle w:val="BodyText"/>
+        <w:spacing w:before="0" w:after="0"/>
         <w:ind w:left="480" w:hanging="480"/>
+      </w:pPr>
+      <w:r>
+        <w:rPr>
+          <w:rFonts w:ascii="Times New Roman" w:hAnsi="Times New Roman" w:eastAsia="Times New Roman" w:cs="Times New Roman"/>
+        </w:rPr>
+        <w:t xml:space="preserve">A.(1)①,(2)① </w:t>
+      </w:r>
+    </w:p>
+    <w:p>
+      <w:pPr>
+        <w:pStyle w:val="BodyText"/>
         <w:spacing w:before="0" w:after="0"/>
-      </w:pPr>
-      <w:r>
-        <w:rPr>
-          <w:rFonts w:ascii="Times New Roman" w:hAnsi="Times New Roman" w:eastAsia="Times New Roman" w:cs="Times New Roman"/>
-        </w:rPr>
-        <w:t xml:space="preserve">A.(1)①,(2)① </w:t>
+        <w:ind w:left="480" w:hanging="480"/>
+      </w:pPr>
+      <w:r>
+        <w:rPr>
+          <w:rFonts w:ascii="Times New Roman" w:hAnsi="Times New Roman" w:eastAsia="Times New Roman" w:cs="Times New Roman"/>
+        </w:rPr>
+        <w:t xml:space="preserve">B.(1)②,(2)① </w:t>
       </w:r>
     </w:p>
     <w:p>
       <w:pPr>
         <w:pStyle w:val="BodyText"/>
+        <w:spacing w:before="0" w:after="0"/>
         <w:ind w:left="480" w:hanging="480"/>
+      </w:pPr>
+      <w:r>
+        <w:rPr>
+          <w:rFonts w:ascii="Times New Roman" w:hAnsi="Times New Roman" w:eastAsia="Times New Roman" w:cs="Times New Roman"/>
+        </w:rPr>
+        <w:t xml:space="preserve">C.(1)②,(2)② </w:t>
+      </w:r>
+    </w:p>
+    <w:p>
+      <w:pPr>
+        <w:pStyle w:val="BodyText"/>
         <w:spacing w:before="0" w:after="0"/>
-      </w:pPr>
-      <w:r>
-        <w:rPr>
-          <w:rFonts w:ascii="Times New Roman" w:hAnsi="Times New Roman" w:eastAsia="Times New Roman" w:cs="Times New Roman"/>
-        </w:rPr>
-        <w:t xml:space="preserve">B.(1)②,(2)① </w:t>
-      </w:r>
-    </w:p>
-    <w:p>
-      <w:pPr>
-        <w:pStyle w:val="BodyText"/>
         <w:ind w:left="480" w:hanging="480"/>
-        <w:spacing w:before="0" w:after="0"/>
-      </w:pPr>
-      <w:r>
-        <w:rPr>
-          <w:rFonts w:ascii="Times New Roman" w:hAnsi="Times New Roman" w:eastAsia="Times New Roman" w:cs="Times New Roman"/>
-        </w:rPr>
-        <w:t xml:space="preserve">C.(1)②,(2)② </w:t>
-      </w:r>
-    </w:p>
-    <w:p>
-      <w:pPr>
-        <w:pStyle w:val="BodyText"/>
-        <w:ind w:left="480" w:hanging="480"/>
-        <w:spacing w:before="0" w:after="180"/>
       </w:pPr>
       <w:r>
         <w:rPr>
@@ -1435,6 +1435,14 @@
       <w:tblPr>
         <w:tblStyle w:val="Table"/>
         <w:tblW w:type="auto" w:w="0"/>
+        <w:tblBorders>
+          <w:top w:val="single" w:sz="12" w:space="0" w:color="000000"/>
+          <w:left w:val="none" w:sz="0" w:space="0" w:color="auto"/>
+          <w:bottom w:val="single" w:sz="12" w:space="0" w:color="000000"/>
+          <w:right w:val="none" w:sz="0" w:space="0" w:color="auto"/>
+          <w:insideH w:val="none" w:sz="0" w:space="0" w:color="auto"/>
+          <w:insideV w:val="none" w:sz="0" w:space="0" w:color="auto"/>
+        </w:tblBorders>
         <w:tblLook w:firstRow="1" w:lastRow="0" w:firstColumn="0" w:lastColumn="0" w:noHBand="0" w:noVBand="0" w:val="0020"/>
       </w:tblPr>
       <w:tblGrid>
@@ -1448,7 +1456,11 @@
           <w:tblHeader w:val="on"/>
         </w:trPr>
         <w:tc>
-          <w:tcPr/>
+          <w:tcPr>
+            <w:tcBorders>
+              <w:bottom w:val="single" w:sz="8" w:space="0" w:color="000000"/>
+            </w:tcBorders>
+          </w:tcPr>
           <w:p>
             <w:pPr>
               <w:pStyle w:val="Compact"/>
@@ -1457,7 +1469,11 @@
           </w:p>
         </w:tc>
         <w:tc>
-          <w:tcPr/>
+          <w:tcPr>
+            <w:tcBorders>
+              <w:bottom w:val="single" w:sz="8" w:space="0" w:color="000000"/>
+            </w:tcBorders>
+          </w:tcPr>
           <w:p>
             <w:pPr>
               <w:pStyle w:val="Compact"/>
@@ -1473,7 +1489,11 @@
           </w:p>
         </w:tc>
         <w:tc>
-          <w:tcPr/>
+          <w:tcPr>
+            <w:tcBorders>
+              <w:bottom w:val="single" w:sz="8" w:space="0" w:color="000000"/>
+            </w:tcBorders>
+          </w:tcPr>
           <w:p>
             <w:pPr>
               <w:pStyle w:val="Compact"/>
@@ -1489,7 +1509,11 @@
           </w:p>
         </w:tc>
         <w:tc>
-          <w:tcPr/>
+          <w:tcPr>
+            <w:tcBorders>
+              <w:bottom w:val="single" w:sz="8" w:space="0" w:color="000000"/>
+            </w:tcBorders>
+          </w:tcPr>
           <w:p>
             <w:pPr>
               <w:pStyle w:val="Compact"/>
@@ -2810,6 +2834,14 @@
         <w:tblStyle w:val="Table"/>
         <w:tblW w:type="pct" w:w="5000"/>
         <w:tblLayout w:type="fixed"/>
+        <w:tblBorders>
+          <w:top w:val="single" w:sz="12" w:space="0" w:color="000000"/>
+          <w:left w:val="none" w:sz="0" w:space="0" w:color="auto"/>
+          <w:bottom w:val="single" w:sz="12" w:space="0" w:color="000000"/>
+          <w:right w:val="none" w:sz="0" w:space="0" w:color="auto"/>
+          <w:insideH w:val="none" w:sz="0" w:space="0" w:color="auto"/>
+          <w:insideV w:val="none" w:sz="0" w:space="0" w:color="auto"/>
+        </w:tblBorders>
         <w:tblLook w:firstRow="1" w:lastRow="0" w:firstColumn="0" w:lastColumn="0" w:noHBand="0" w:noVBand="0" w:val="0020"/>
       </w:tblPr>
       <w:tblGrid>
@@ -2823,7 +2855,11 @@
           <w:tblHeader w:val="on"/>
         </w:trPr>
         <w:tc>
-          <w:tcPr/>
+          <w:tcPr>
+            <w:tcBorders>
+              <w:bottom w:val="single" w:sz="8" w:space="0" w:color="000000"/>
+            </w:tcBorders>
+          </w:tcPr>
           <w:p>
             <w:pPr>
               <w:pStyle w:val="Compact"/>
@@ -2832,7 +2868,11 @@
           </w:p>
         </w:tc>
         <w:tc>
-          <w:tcPr/>
+          <w:tcPr>
+            <w:tcBorders>
+              <w:bottom w:val="single" w:sz="8" w:space="0" w:color="000000"/>
+            </w:tcBorders>
+          </w:tcPr>
           <w:p>
             <w:pPr>
               <w:pStyle w:val="Compact"/>
@@ -2955,7 +2995,11 @@
           </w:p>
         </w:tc>
         <w:tc>
-          <w:tcPr/>
+          <w:tcPr>
+            <w:tcBorders>
+              <w:bottom w:val="single" w:sz="8" w:space="0" w:color="000000"/>
+            </w:tcBorders>
+          </w:tcPr>
           <w:p>
             <w:pPr>
               <w:pStyle w:val="Compact"/>
@@ -3093,7 +3137,11 @@
           </w:p>
         </w:tc>
         <w:tc>
-          <w:tcPr/>
+          <w:tcPr>
+            <w:tcBorders>
+              <w:bottom w:val="single" w:sz="8" w:space="0" w:color="000000"/>
+            </w:tcBorders>
+          </w:tcPr>
           <w:p>
             <w:pPr>
               <w:pStyle w:val="Compact"/>
@@ -3813,6 +3861,14 @@
         <w:tblStyle w:val="Table"/>
         <w:tblW w:type="pct" w:w="5000"/>
         <w:tblLayout w:type="fixed"/>
+        <w:tblBorders>
+          <w:top w:val="single" w:sz="12" w:space="0" w:color="000000"/>
+          <w:left w:val="none" w:sz="0" w:space="0" w:color="auto"/>
+          <w:bottom w:val="single" w:sz="12" w:space="0" w:color="000000"/>
+          <w:right w:val="none" w:sz="0" w:space="0" w:color="auto"/>
+          <w:insideH w:val="none" w:sz="0" w:space="0" w:color="auto"/>
+          <w:insideV w:val="none" w:sz="0" w:space="0" w:color="auto"/>
+        </w:tblBorders>
         <w:tblLook w:firstRow="1" w:lastRow="0" w:firstColumn="0" w:lastColumn="0" w:noHBand="0" w:noVBand="0" w:val="0020"/>
       </w:tblPr>
       <w:tblGrid>
@@ -3824,7 +3880,11 @@
           <w:tblHeader w:val="on"/>
         </w:trPr>
         <w:tc>
-          <w:tcPr/>
+          <w:tcPr>
+            <w:tcBorders>
+              <w:bottom w:val="single" w:sz="8" w:space="0" w:color="000000"/>
+            </w:tcBorders>
+          </w:tcPr>
           <w:p>
             <w:pPr>
               <w:pStyle w:val="Compact"/>
@@ -3840,7 +3900,11 @@
           </w:p>
         </w:tc>
         <w:tc>
-          <w:tcPr/>
+          <w:tcPr>
+            <w:tcBorders>
+              <w:bottom w:val="single" w:sz="8" w:space="0" w:color="000000"/>
+            </w:tcBorders>
+          </w:tcPr>
           <w:p>
             <w:pPr>
               <w:pStyle w:val="Compact"/>
@@ -5727,6 +5791,14 @@
         <w:tblStyle w:val="Table"/>
         <w:tblW w:type="pct" w:w="5000"/>
         <w:tblLayout w:type="fixed"/>
+        <w:tblBorders>
+          <w:top w:val="single" w:sz="12" w:space="0" w:color="000000"/>
+          <w:left w:val="none" w:sz="0" w:space="0" w:color="auto"/>
+          <w:bottom w:val="single" w:sz="12" w:space="0" w:color="000000"/>
+          <w:right w:val="none" w:sz="0" w:space="0" w:color="auto"/>
+          <w:insideH w:val="none" w:sz="0" w:space="0" w:color="auto"/>
+          <w:insideV w:val="none" w:sz="0" w:space="0" w:color="auto"/>
+        </w:tblBorders>
         <w:tblLook w:firstRow="1" w:lastRow="0" w:firstColumn="0" w:lastColumn="0" w:noHBand="0" w:noVBand="0" w:val="0020"/>
       </w:tblPr>
       <w:tblGrid>
@@ -5739,7 +5811,11 @@
           <w:tblHeader w:val="on"/>
         </w:trPr>
         <w:tc>
-          <w:tcPr/>
+          <w:tcPr>
+            <w:tcBorders>
+              <w:bottom w:val="single" w:sz="8" w:space="0" w:color="000000"/>
+            </w:tcBorders>
+          </w:tcPr>
           <w:p>
             <w:pPr>
               <w:pStyle w:val="Compact"/>
@@ -5755,7 +5831,11 @@
           </w:p>
         </w:tc>
         <w:tc>
-          <w:tcPr/>
+          <w:tcPr>
+            <w:tcBorders>
+              <w:bottom w:val="single" w:sz="8" w:space="0" w:color="000000"/>
+            </w:tcBorders>
+          </w:tcPr>
           <w:p>
             <w:pPr>
               <w:pStyle w:val="Compact"/>
@@ -5873,7 +5953,11 @@
           </w:p>
         </w:tc>
         <w:tc>
-          <w:tcPr/>
+          <w:tcPr>
+            <w:tcBorders>
+              <w:bottom w:val="single" w:sz="8" w:space="0" w:color="000000"/>
+            </w:tcBorders>
+          </w:tcPr>
           <w:p>
             <w:pPr>
               <w:pStyle w:val="Compact"/>
@@ -10198,6 +10282,14 @@
         <w:tblStyle w:val="Table"/>
         <w:tblW w:type="pct" w:w="5000"/>
         <w:tblLayout w:type="fixed"/>
+        <w:tblBorders>
+          <w:top w:val="single" w:sz="12" w:space="0" w:color="000000"/>
+          <w:left w:val="none" w:sz="0" w:space="0" w:color="auto"/>
+          <w:bottom w:val="single" w:sz="12" w:space="0" w:color="000000"/>
+          <w:right w:val="none" w:sz="0" w:space="0" w:color="auto"/>
+          <w:insideH w:val="none" w:sz="0" w:space="0" w:color="auto"/>
+          <w:insideV w:val="none" w:sz="0" w:space="0" w:color="auto"/>
+        </w:tblBorders>
         <w:tblLook w:firstRow="1" w:lastRow="0" w:firstColumn="0" w:lastColumn="0" w:noHBand="0" w:noVBand="0" w:val="0020"/>
       </w:tblPr>
       <w:tblGrid>
@@ -10211,7 +10303,11 @@
           <w:tblHeader w:val="on"/>
         </w:trPr>
         <w:tc>
-          <w:tcPr/>
+          <w:tcPr>
+            <w:tcBorders>
+              <w:bottom w:val="single" w:sz="8" w:space="0" w:color="000000"/>
+            </w:tcBorders>
+          </w:tcPr>
           <w:p>
             <w:pPr>
               <w:pStyle w:val="Compact"/>
@@ -10220,7 +10316,11 @@
           </w:p>
         </w:tc>
         <w:tc>
-          <w:tcPr/>
+          <w:tcPr>
+            <w:tcBorders>
+              <w:bottom w:val="single" w:sz="8" w:space="0" w:color="000000"/>
+            </w:tcBorders>
+          </w:tcPr>
           <w:p>
             <w:pPr>
               <w:pStyle w:val="Compact"/>
@@ -10327,7 +10427,11 @@
           </w:p>
         </w:tc>
         <w:tc>
-          <w:tcPr/>
+          <w:tcPr>
+            <w:tcBorders>
+              <w:bottom w:val="single" w:sz="8" w:space="0" w:color="000000"/>
+            </w:tcBorders>
+          </w:tcPr>
           <w:p>
             <w:pPr>
               <w:pStyle w:val="Compact"/>
@@ -10440,7 +10544,11 @@
           </w:p>
         </w:tc>
         <w:tc>
-          <w:tcPr/>
+          <w:tcPr>
+            <w:tcBorders>
+              <w:bottom w:val="single" w:sz="8" w:space="0" w:color="000000"/>
+            </w:tcBorders>
+          </w:tcPr>
           <w:p>
             <w:pPr>
               <w:pStyle w:val="Compact"/>
@@ -11403,8 +11511,8 @@
     <w:p>
       <w:pPr>
         <w:pStyle w:val="BodyText"/>
+        <w:spacing w:before="0" w:after="0"/>
         <w:ind w:left="480" w:hanging="480"/>
-        <w:spacing w:after="0"/>
       </w:pPr>
       <w:r>
         <w:rPr>
@@ -11428,14 +11536,71 @@
     <w:p>
       <w:pPr>
         <w:pStyle w:val="BodyText"/>
+        <w:spacing w:before="0" w:after="0"/>
         <w:ind w:left="480" w:hanging="480"/>
+      </w:pPr>
+      <w:r>
+        <w:rPr>
+          <w:rFonts w:ascii="Times New Roman" w:hAnsi="Times New Roman" w:eastAsia="Times New Roman" w:cs="Times New Roman"/>
+        </w:rPr>
+        <w:t xml:space="preserve">A.</w:t>
+      </w:r>
+      <w:r>
+        <w:rPr>
+          <w:rFonts w:ascii="Times New Roman" w:hAnsi="Times New Roman" w:eastAsia="Times New Roman" w:cs="Times New Roman"/>
+        </w:rPr>
+        <w:t xml:space="preserve"> </w:t>
+      </w:r>
+      <m:oMath>
+        <m:r>
+          <m:rPr>
+            <m:sty m:val="p"/>
+          </m:rPr>
+          <m:t>Δ</m:t>
+        </m:r>
+        <m:r>
+          <m:t>H</m:t>
+        </m:r>
+        <m:r>
+          <m:rPr>
+            <m:sty m:val="p"/>
+          </m:rPr>
+          <m:t>&lt;</m:t>
+        </m:r>
+        <m:r>
+          <m:t>0</m:t>
+        </m:r>
+      </m:oMath>
+      <w:r>
+        <w:rPr>
+          <w:rFonts w:ascii="Times New Roman" w:hAnsi="Times New Roman" w:eastAsia="Times New Roman" w:cs="Times New Roman"/>
+        </w:rPr>
+        <w:t xml:space="preserve"> </w:t>
+      </w:r>
+      <w:r>
+        <w:rPr>
+          <w:rFonts w:ascii="Times New Roman" w:hAnsi="Times New Roman" w:eastAsia="Times New Roman" w:cs="Times New Roman"/>
+        </w:rPr>
+        <w:t xml:space="preserve">;</w:t>
+      </w:r>
+      <w:r>
+        <w:rPr>
+          <w:rFonts w:ascii="Times New Roman" w:hAnsi="Times New Roman" w:eastAsia="Times New Roman" w:cs="Times New Roman"/>
+        </w:rPr>
+        <w:t xml:space="preserve"> </w:t>
+      </w:r>
+    </w:p>
+    <w:p>
+      <w:pPr>
+        <w:pStyle w:val="BodyText"/>
         <w:spacing w:before="0" w:after="0"/>
-      </w:pPr>
-      <w:r>
-        <w:rPr>
-          <w:rFonts w:ascii="Times New Roman" w:hAnsi="Times New Roman" w:eastAsia="Times New Roman" w:cs="Times New Roman"/>
-        </w:rPr>
-        <w:t xml:space="preserve">A.</w:t>
+        <w:ind w:left="480" w:hanging="480"/>
+      </w:pPr>
+      <w:r>
+        <w:rPr>
+          <w:rFonts w:ascii="Times New Roman" w:hAnsi="Times New Roman" w:eastAsia="Times New Roman" w:cs="Times New Roman"/>
+        </w:rPr>
+        <w:t xml:space="preserve">B.</w:t>
       </w:r>
       <w:r>
         <w:rPr>
@@ -11451,7 +11616,64 @@
           <m:t>Δ</m:t>
         </m:r>
         <m:r>
-          <m:t>H</m:t>
+          <m:t>S</m:t>
+        </m:r>
+        <m:r>
+          <m:rPr>
+            <m:sty m:val="p"/>
+          </m:rPr>
+          <m:t>&gt;</m:t>
+        </m:r>
+        <m:r>
+          <m:t>0</m:t>
+        </m:r>
+      </m:oMath>
+      <w:r>
+        <w:rPr>
+          <w:rFonts w:ascii="Times New Roman" w:hAnsi="Times New Roman" w:eastAsia="Times New Roman" w:cs="Times New Roman"/>
+        </w:rPr>
+        <w:t xml:space="preserve"> </w:t>
+      </w:r>
+      <w:r>
+        <w:rPr>
+          <w:rFonts w:ascii="Times New Roman" w:hAnsi="Times New Roman" w:eastAsia="Times New Roman" w:cs="Times New Roman"/>
+        </w:rPr>
+        <w:t xml:space="preserve">;</w:t>
+      </w:r>
+      <w:r>
+        <w:rPr>
+          <w:rFonts w:ascii="Times New Roman" w:hAnsi="Times New Roman" w:eastAsia="Times New Roman" w:cs="Times New Roman"/>
+        </w:rPr>
+        <w:t xml:space="preserve"> </w:t>
+      </w:r>
+    </w:p>
+    <w:p>
+      <w:pPr>
+        <w:pStyle w:val="BodyText"/>
+        <w:spacing w:before="0" w:after="0"/>
+        <w:ind w:left="480" w:hanging="480"/>
+      </w:pPr>
+      <w:r>
+        <w:rPr>
+          <w:rFonts w:ascii="Times New Roman" w:hAnsi="Times New Roman" w:eastAsia="Times New Roman" w:cs="Times New Roman"/>
+        </w:rPr>
+        <w:t xml:space="preserve">C.</w:t>
+      </w:r>
+      <w:r>
+        <w:rPr>
+          <w:rFonts w:ascii="Times New Roman" w:hAnsi="Times New Roman" w:eastAsia="Times New Roman" w:cs="Times New Roman"/>
+        </w:rPr>
+        <w:t xml:space="preserve"> </w:t>
+      </w:r>
+      <m:oMath>
+        <m:r>
+          <m:rPr>
+            <m:sty m:val="p"/>
+          </m:rPr>
+          <m:t>Δ</m:t>
+        </m:r>
+        <m:r>
+          <m:t>G</m:t>
         </m:r>
         <m:r>
           <m:rPr>
@@ -11485,122 +11707,8 @@
     <w:p>
       <w:pPr>
         <w:pStyle w:val="BodyText"/>
+        <w:spacing w:before="0" w:after="0"/>
         <w:ind w:left="480" w:hanging="480"/>
-        <w:spacing w:before="0" w:after="0"/>
-      </w:pPr>
-      <w:r>
-        <w:rPr>
-          <w:rFonts w:ascii="Times New Roman" w:hAnsi="Times New Roman" w:eastAsia="Times New Roman" w:cs="Times New Roman"/>
-        </w:rPr>
-        <w:t xml:space="preserve">B.</w:t>
-      </w:r>
-      <w:r>
-        <w:rPr>
-          <w:rFonts w:ascii="Times New Roman" w:hAnsi="Times New Roman" w:eastAsia="Times New Roman" w:cs="Times New Roman"/>
-        </w:rPr>
-        <w:t xml:space="preserve"> </w:t>
-      </w:r>
-      <m:oMath>
-        <m:r>
-          <m:rPr>
-            <m:sty m:val="p"/>
-          </m:rPr>
-          <m:t>Δ</m:t>
-        </m:r>
-        <m:r>
-          <m:t>S</m:t>
-        </m:r>
-        <m:r>
-          <m:rPr>
-            <m:sty m:val="p"/>
-          </m:rPr>
-          <m:t>&gt;</m:t>
-        </m:r>
-        <m:r>
-          <m:t>0</m:t>
-        </m:r>
-      </m:oMath>
-      <w:r>
-        <w:rPr>
-          <w:rFonts w:ascii="Times New Roman" w:hAnsi="Times New Roman" w:eastAsia="Times New Roman" w:cs="Times New Roman"/>
-        </w:rPr>
-        <w:t xml:space="preserve"> </w:t>
-      </w:r>
-      <w:r>
-        <w:rPr>
-          <w:rFonts w:ascii="Times New Roman" w:hAnsi="Times New Roman" w:eastAsia="Times New Roman" w:cs="Times New Roman"/>
-        </w:rPr>
-        <w:t xml:space="preserve">;</w:t>
-      </w:r>
-      <w:r>
-        <w:rPr>
-          <w:rFonts w:ascii="Times New Roman" w:hAnsi="Times New Roman" w:eastAsia="Times New Roman" w:cs="Times New Roman"/>
-        </w:rPr>
-        <w:t xml:space="preserve"> </w:t>
-      </w:r>
-    </w:p>
-    <w:p>
-      <w:pPr>
-        <w:pStyle w:val="BodyText"/>
-        <w:ind w:left="480" w:hanging="480"/>
-        <w:spacing w:before="0" w:after="0"/>
-      </w:pPr>
-      <w:r>
-        <w:rPr>
-          <w:rFonts w:ascii="Times New Roman" w:hAnsi="Times New Roman" w:eastAsia="Times New Roman" w:cs="Times New Roman"/>
-        </w:rPr>
-        <w:t xml:space="preserve">C.</w:t>
-      </w:r>
-      <w:r>
-        <w:rPr>
-          <w:rFonts w:ascii="Times New Roman" w:hAnsi="Times New Roman" w:eastAsia="Times New Roman" w:cs="Times New Roman"/>
-        </w:rPr>
-        <w:t xml:space="preserve"> </w:t>
-      </w:r>
-      <m:oMath>
-        <m:r>
-          <m:rPr>
-            <m:sty m:val="p"/>
-          </m:rPr>
-          <m:t>Δ</m:t>
-        </m:r>
-        <m:r>
-          <m:t>G</m:t>
-        </m:r>
-        <m:r>
-          <m:rPr>
-            <m:sty m:val="p"/>
-          </m:rPr>
-          <m:t>&lt;</m:t>
-        </m:r>
-        <m:r>
-          <m:t>0</m:t>
-        </m:r>
-      </m:oMath>
-      <w:r>
-        <w:rPr>
-          <w:rFonts w:ascii="Times New Roman" w:hAnsi="Times New Roman" w:eastAsia="Times New Roman" w:cs="Times New Roman"/>
-        </w:rPr>
-        <w:t xml:space="preserve"> </w:t>
-      </w:r>
-      <w:r>
-        <w:rPr>
-          <w:rFonts w:ascii="Times New Roman" w:hAnsi="Times New Roman" w:eastAsia="Times New Roman" w:cs="Times New Roman"/>
-        </w:rPr>
-        <w:t xml:space="preserve">;</w:t>
-      </w:r>
-      <w:r>
-        <w:rPr>
-          <w:rFonts w:ascii="Times New Roman" w:hAnsi="Times New Roman" w:eastAsia="Times New Roman" w:cs="Times New Roman"/>
-        </w:rPr>
-        <w:t xml:space="preserve"> </w:t>
-      </w:r>
-    </w:p>
-    <w:p>
-      <w:pPr>
-        <w:pStyle w:val="BodyText"/>
-        <w:ind w:left="480" w:hanging="480"/>
-        <w:spacing w:before="0" w:after="180"/>
       </w:pPr>
       <w:r>
         <w:rPr>
@@ -14055,6 +14163,14 @@
       <w:tblPr>
         <w:tblStyle w:val="Table"/>
         <w:tblW w:type="auto" w:w="0"/>
+        <w:tblBorders>
+          <w:top w:val="single" w:sz="12" w:space="0" w:color="000000"/>
+          <w:left w:val="none" w:sz="0" w:space="0" w:color="auto"/>
+          <w:bottom w:val="single" w:sz="12" w:space="0" w:color="000000"/>
+          <w:right w:val="none" w:sz="0" w:space="0" w:color="auto"/>
+          <w:insideH w:val="none" w:sz="0" w:space="0" w:color="auto"/>
+          <w:insideV w:val="none" w:sz="0" w:space="0" w:color="auto"/>
+        </w:tblBorders>
         <w:tblLook w:firstRow="1" w:lastRow="0" w:firstColumn="0" w:lastColumn="0" w:noHBand="0" w:noVBand="0" w:val="0020"/>
       </w:tblPr>
       <w:tblGrid>
@@ -14067,7 +14183,11 @@
           <w:tblHeader w:val="on"/>
         </w:trPr>
         <w:tc>
-          <w:tcPr/>
+          <w:tcPr>
+            <w:tcBorders>
+              <w:bottom w:val="single" w:sz="8" w:space="0" w:color="000000"/>
+            </w:tcBorders>
+          </w:tcPr>
           <w:p>
             <w:pPr>
               <w:pStyle w:val="Compact"/>
@@ -14076,7 +14196,11 @@
           </w:p>
         </w:tc>
         <w:tc>
-          <w:tcPr/>
+          <w:tcPr>
+            <w:tcBorders>
+              <w:bottom w:val="single" w:sz="8" w:space="0" w:color="000000"/>
+            </w:tcBorders>
+          </w:tcPr>
           <w:p>
             <w:pPr>
               <w:pStyle w:val="Compact"/>
@@ -14092,7 +14216,11 @@
           </w:p>
         </w:tc>
         <w:tc>
-          <w:tcPr/>
+          <w:tcPr>
+            <w:tcBorders>
+              <w:bottom w:val="single" w:sz="8" w:space="0" w:color="000000"/>
+            </w:tcBorders>
+          </w:tcPr>
           <w:p>
             <w:pPr>
               <w:pStyle w:val="Compact"/>
@@ -14633,8 +14761,8 @@
     <w:p>
       <w:pPr>
         <w:pStyle w:val="FirstParagraph"/>
+        <w:spacing w:before="0" w:after="0"/>
         <w:ind w:left="480" w:hanging="480"/>
-        <w:spacing w:after="0"/>
       </w:pPr>
       <w:r>
         <w:rPr>
@@ -14752,26 +14880,51 @@
     <w:p>
       <w:pPr>
         <w:pStyle w:val="FirstParagraph"/>
+        <w:spacing w:before="0" w:after="0"/>
         <w:ind w:left="480" w:hanging="480"/>
+      </w:pPr>
+      <w:r>
+        <w:rPr>
+          <w:rFonts w:hint="eastAsia" w:ascii="Times New Roman" w:hAnsi="Times New Roman" w:eastAsia="Times New Roman" w:cs="Times New Roman"/>
+        </w:rPr>
+        <w:t>A.</w:t>
+      </w:r>
+      <w:r>
+        <w:rPr>
+          <w:rFonts w:ascii="Times New Roman" w:hAnsi="Times New Roman" w:eastAsia="Times New Roman" w:cs="Times New Roman"/>
+        </w:rPr>
+        <w:t xml:space="preserve"> </w:t>
+      </w:r>
+      <w:r>
+        <w:rPr>
+          <w:rFonts w:hint="eastAsia" w:ascii="Times New Roman" w:hAnsi="Times New Roman" w:eastAsia="FangSong" w:cs="Times New Roman"/>
+        </w:rPr>
+        <w:t xml:space="preserve">此过程不可能</w:t>
+      </w:r>
+      <w:r>
+        <w:rPr>
+          <w:rFonts w:ascii="Times New Roman" w:hAnsi="Times New Roman" w:eastAsia="Times New Roman" w:cs="Times New Roman"/>
+        </w:rPr>
+        <w:t xml:space="preserve"> </w:t>
+      </w:r>
+    </w:p>
+    <w:p>
+      <w:pPr>
+        <w:pStyle w:val="FirstParagraph"/>
         <w:spacing w:before="0" w:after="0"/>
-      </w:pPr>
-      <w:r>
-        <w:rPr>
-          <w:rFonts w:hint="eastAsia" w:ascii="Times New Roman" w:hAnsi="Times New Roman" w:eastAsia="Times New Roman" w:cs="Times New Roman"/>
-        </w:rPr>
-        <w:t>A.</w:t>
-      </w:r>
-      <w:r>
-        <w:rPr>
-          <w:rFonts w:ascii="Times New Roman" w:hAnsi="Times New Roman" w:eastAsia="Times New Roman" w:cs="Times New Roman"/>
-        </w:rPr>
-        <w:t xml:space="preserve"> </w:t>
-      </w:r>
-      <w:r>
-        <w:rPr>
-          <w:rFonts w:hint="eastAsia" w:ascii="Times New Roman" w:hAnsi="Times New Roman" w:eastAsia="FangSong" w:cs="Times New Roman"/>
-        </w:rPr>
-        <w:t xml:space="preserve">此过程不可能</w:t>
+        <w:ind w:left="480" w:hanging="480"/>
+      </w:pPr>
+      <w:r>
+        <w:rPr>
+          <w:rFonts w:ascii="Times New Roman" w:hAnsi="Times New Roman" w:eastAsia="Times New Roman" w:cs="Times New Roman"/>
+        </w:rPr>
+        <w:t xml:space="preserve">B. </w:t>
+      </w:r>
+      <w:r>
+        <w:rPr>
+          <w:rFonts w:hint="eastAsia" w:ascii="Times New Roman" w:hAnsi="Times New Roman" w:eastAsia="FangSong" w:cs="Times New Roman"/>
+        </w:rPr>
+        <w:t xml:space="preserve">不变</w:t>
       </w:r>
       <w:r>
         <w:rPr>
@@ -14783,58 +14936,33 @@
     <w:p>
       <w:pPr>
         <w:pStyle w:val="FirstParagraph"/>
+        <w:spacing w:before="0" w:after="0"/>
         <w:ind w:left="480" w:hanging="480"/>
+      </w:pPr>
+      <w:r>
+        <w:rPr>
+          <w:rFonts w:ascii="Times New Roman" w:hAnsi="Times New Roman" w:eastAsia="Times New Roman" w:cs="Times New Roman"/>
+        </w:rPr>
+        <w:t xml:space="preserve">C. </w:t>
+      </w:r>
+      <w:r>
+        <w:rPr>
+          <w:rFonts w:hint="eastAsia" w:ascii="Times New Roman" w:hAnsi="Times New Roman" w:eastAsia="FangSong" w:cs="Times New Roman"/>
+        </w:rPr>
+        <w:t xml:space="preserve">增加</w:t>
+      </w:r>
+      <w:r>
+        <w:rPr>
+          <w:rFonts w:ascii="Times New Roman" w:hAnsi="Times New Roman" w:eastAsia="Times New Roman" w:cs="Times New Roman"/>
+        </w:rPr>
+        <w:t xml:space="preserve"> </w:t>
+      </w:r>
+    </w:p>
+    <w:p>
+      <w:pPr>
+        <w:pStyle w:val="FirstParagraph"/>
         <w:spacing w:before="0" w:after="0"/>
-      </w:pPr>
-      <w:r>
-        <w:rPr>
-          <w:rFonts w:ascii="Times New Roman" w:hAnsi="Times New Roman" w:eastAsia="Times New Roman" w:cs="Times New Roman"/>
-        </w:rPr>
-        <w:t xml:space="preserve">B. </w:t>
-      </w:r>
-      <w:r>
-        <w:rPr>
-          <w:rFonts w:hint="eastAsia" w:ascii="Times New Roman" w:hAnsi="Times New Roman" w:eastAsia="FangSong" w:cs="Times New Roman"/>
-        </w:rPr>
-        <w:t xml:space="preserve">不变</w:t>
-      </w:r>
-      <w:r>
-        <w:rPr>
-          <w:rFonts w:ascii="Times New Roman" w:hAnsi="Times New Roman" w:eastAsia="Times New Roman" w:cs="Times New Roman"/>
-        </w:rPr>
-        <w:t xml:space="preserve"> </w:t>
-      </w:r>
-    </w:p>
-    <w:p>
-      <w:pPr>
-        <w:pStyle w:val="FirstParagraph"/>
         <w:ind w:left="480" w:hanging="480"/>
-        <w:spacing w:before="0" w:after="0"/>
-      </w:pPr>
-      <w:r>
-        <w:rPr>
-          <w:rFonts w:ascii="Times New Roman" w:hAnsi="Times New Roman" w:eastAsia="Times New Roman" w:cs="Times New Roman"/>
-        </w:rPr>
-        <w:t xml:space="preserve">C. </w:t>
-      </w:r>
-      <w:r>
-        <w:rPr>
-          <w:rFonts w:hint="eastAsia" w:ascii="Times New Roman" w:hAnsi="Times New Roman" w:eastAsia="FangSong" w:cs="Times New Roman"/>
-        </w:rPr>
-        <w:t xml:space="preserve">增加</w:t>
-      </w:r>
-      <w:r>
-        <w:rPr>
-          <w:rFonts w:ascii="Times New Roman" w:hAnsi="Times New Roman" w:eastAsia="Times New Roman" w:cs="Times New Roman"/>
-        </w:rPr>
-        <w:t xml:space="preserve"> </w:t>
-      </w:r>
-    </w:p>
-    <w:p>
-      <w:pPr>
-        <w:pStyle w:val="FirstParagraph"/>
-        <w:ind w:left="480" w:hanging="480"/>
-        <w:spacing w:before="0" w:after="180"/>
       </w:pPr>
       <w:r>
         <w:rPr>
@@ -14902,8 +15030,8 @@
           <w:ilvl w:val="0"/>
           <w:numId w:val="1006"/>
         </w:numPr>
+        <w:spacing w:before="0" w:after="0"/>
         <w:ind w:left="480" w:hanging="480"/>
-        <w:spacing w:after="0"/>
       </w:pPr>
       <w:r>
         <w:rPr>
@@ -14973,8 +15101,8 @@
           <w:ilvl w:val="0"/>
           <w:numId w:val="1006"/>
         </w:numPr>
+        <w:spacing w:before="0" w:after="0"/>
         <w:ind w:left="480" w:hanging="480"/>
-        <w:spacing w:before="0" w:after="0"/>
       </w:pPr>
       <w:r>
         <w:rPr>
@@ -14990,8 +15118,8 @@
           <w:ilvl w:val="0"/>
           <w:numId w:val="1006"/>
         </w:numPr>
+        <w:spacing w:before="0" w:after="0"/>
         <w:ind w:left="480" w:hanging="480"/>
-        <w:spacing w:before="0" w:after="0"/>
       </w:pPr>
       <w:r>
         <w:rPr>
@@ -15007,8 +15135,8 @@
           <w:ilvl w:val="0"/>
           <w:numId w:val="1006"/>
         </w:numPr>
+        <w:spacing w:before="0" w:after="0"/>
         <w:ind w:left="480" w:hanging="480"/>
-        <w:spacing w:before="0" w:after="0"/>
       </w:pPr>
       <w:r>
         <w:rPr>
@@ -15024,8 +15152,8 @@
           <w:ilvl w:val="0"/>
           <w:numId w:val="1006"/>
         </w:numPr>
+        <w:spacing w:before="0" w:after="0"/>
         <w:ind w:left="480" w:hanging="480"/>
-        <w:spacing w:before="0" w:after="36"/>
       </w:pPr>
       <w:r>
         <w:rPr>
@@ -15083,8 +15211,8 @@
     <w:p>
       <w:pPr>
         <w:pStyle w:val="FirstParagraph"/>
+        <w:spacing w:before="0" w:after="0"/>
         <w:ind w:left="480" w:hanging="480"/>
-        <w:spacing w:after="0"/>
       </w:pPr>
       <w:r>
         <w:rPr>
@@ -15375,20 +15503,45 @@
     <w:p>
       <w:pPr>
         <w:pStyle w:val="FirstParagraph"/>
+        <w:spacing w:before="0" w:after="0"/>
         <w:ind w:left="480" w:hanging="480"/>
+      </w:pPr>
+      <w:r>
+        <w:rPr>
+          <w:rFonts w:ascii="Times New Roman" w:hAnsi="Times New Roman" w:eastAsia="Times New Roman" w:cs="Times New Roman"/>
+        </w:rPr>
+        <w:t xml:space="preserve">A. </w:t>
+      </w:r>
+      <w:r>
+        <w:rPr>
+          <w:rFonts w:hint="eastAsia" w:ascii="Times New Roman" w:hAnsi="Times New Roman" w:eastAsia="FangSong" w:cs="Times New Roman"/>
+        </w:rPr>
+        <w:t xml:space="preserve">变得更负</w:t>
+      </w:r>
+      <w:r>
+        <w:rPr>
+          <w:rFonts w:ascii="Times New Roman" w:hAnsi="Times New Roman" w:eastAsia="Times New Roman" w:cs="Times New Roman"/>
+        </w:rPr>
+        <w:t xml:space="preserve"> </w:t>
+      </w:r>
+    </w:p>
+    <w:p>
+      <w:pPr>
+        <w:pStyle w:val="FirstParagraph"/>
         <w:spacing w:before="0" w:after="0"/>
-      </w:pPr>
-      <w:r>
-        <w:rPr>
-          <w:rFonts w:ascii="Times New Roman" w:hAnsi="Times New Roman" w:eastAsia="Times New Roman" w:cs="Times New Roman"/>
-        </w:rPr>
-        <w:t xml:space="preserve">A. </w:t>
-      </w:r>
-      <w:r>
-        <w:rPr>
-          <w:rFonts w:hint="eastAsia" w:ascii="Times New Roman" w:hAnsi="Times New Roman" w:eastAsia="FangSong" w:cs="Times New Roman"/>
-        </w:rPr>
-        <w:t xml:space="preserve">变得更负</w:t>
+        <w:ind w:left="480" w:hanging="480"/>
+      </w:pPr>
+      <w:r>
+        <w:rPr>
+          <w:rFonts w:ascii="Times New Roman" w:hAnsi="Times New Roman" w:eastAsia="Times New Roman" w:cs="Times New Roman"/>
+        </w:rPr>
+        <w:t xml:space="preserve">B. </w:t>
+      </w:r>
+      <w:r>
+        <w:rPr>
+          <w:rFonts w:hint="eastAsia" w:ascii="Times New Roman" w:hAnsi="Times New Roman" w:eastAsia="FangSong" w:cs="Times New Roman"/>
+        </w:rPr>
+        <w:t xml:space="preserve">不变</w:t>
       </w:r>
       <w:r>
         <w:rPr>
@@ -15400,58 +15553,33 @@
     <w:p>
       <w:pPr>
         <w:pStyle w:val="FirstParagraph"/>
+        <w:spacing w:before="0" w:after="0"/>
         <w:ind w:left="480" w:hanging="480"/>
+      </w:pPr>
+      <w:r>
+        <w:rPr>
+          <w:rFonts w:ascii="Times New Roman" w:hAnsi="Times New Roman" w:eastAsia="Times New Roman" w:cs="Times New Roman"/>
+        </w:rPr>
+        <w:t xml:space="preserve">C. </w:t>
+      </w:r>
+      <w:r>
+        <w:rPr>
+          <w:rFonts w:hint="eastAsia" w:ascii="Times New Roman" w:hAnsi="Times New Roman" w:eastAsia="FangSong" w:cs="Times New Roman"/>
+        </w:rPr>
+        <w:t xml:space="preserve">改变符号</w:t>
+      </w:r>
+      <w:r>
+        <w:rPr>
+          <w:rFonts w:ascii="Times New Roman" w:hAnsi="Times New Roman" w:eastAsia="Times New Roman" w:cs="Times New Roman"/>
+        </w:rPr>
+        <w:t xml:space="preserve"> </w:t>
+      </w:r>
+    </w:p>
+    <w:p>
+      <w:pPr>
+        <w:pStyle w:val="FirstParagraph"/>
         <w:spacing w:before="0" w:after="0"/>
-      </w:pPr>
-      <w:r>
-        <w:rPr>
-          <w:rFonts w:ascii="Times New Roman" w:hAnsi="Times New Roman" w:eastAsia="Times New Roman" w:cs="Times New Roman"/>
-        </w:rPr>
-        <w:t xml:space="preserve">B. </w:t>
-      </w:r>
-      <w:r>
-        <w:rPr>
-          <w:rFonts w:hint="eastAsia" w:ascii="Times New Roman" w:hAnsi="Times New Roman" w:eastAsia="FangSong" w:cs="Times New Roman"/>
-        </w:rPr>
-        <w:t xml:space="preserve">不变</w:t>
-      </w:r>
-      <w:r>
-        <w:rPr>
-          <w:rFonts w:ascii="Times New Roman" w:hAnsi="Times New Roman" w:eastAsia="Times New Roman" w:cs="Times New Roman"/>
-        </w:rPr>
-        <w:t xml:space="preserve"> </w:t>
-      </w:r>
-    </w:p>
-    <w:p>
-      <w:pPr>
-        <w:pStyle w:val="FirstParagraph"/>
         <w:ind w:left="480" w:hanging="480"/>
-        <w:spacing w:before="0" w:after="0"/>
-      </w:pPr>
-      <w:r>
-        <w:rPr>
-          <w:rFonts w:ascii="Times New Roman" w:hAnsi="Times New Roman" w:eastAsia="Times New Roman" w:cs="Times New Roman"/>
-        </w:rPr>
-        <w:t xml:space="preserve">C. </w:t>
-      </w:r>
-      <w:r>
-        <w:rPr>
-          <w:rFonts w:hint="eastAsia" w:ascii="Times New Roman" w:hAnsi="Times New Roman" w:eastAsia="FangSong" w:cs="Times New Roman"/>
-        </w:rPr>
-        <w:t xml:space="preserve">改变符号</w:t>
-      </w:r>
-      <w:r>
-        <w:rPr>
-          <w:rFonts w:ascii="Times New Roman" w:hAnsi="Times New Roman" w:eastAsia="Times New Roman" w:cs="Times New Roman"/>
-        </w:rPr>
-        <w:t xml:space="preserve"> </w:t>
-      </w:r>
-    </w:p>
-    <w:p>
-      <w:pPr>
-        <w:pStyle w:val="FirstParagraph"/>
-        <w:ind w:left="480" w:hanging="480"/>
-        <w:spacing w:before="0" w:after="180"/>
       </w:pPr>
       <w:r>
         <w:rPr>
@@ -15515,8 +15643,8 @@
     <w:p>
       <w:pPr>
         <w:pStyle w:val="FirstParagraph"/>
+        <w:spacing w:before="0" w:after="0"/>
         <w:ind w:left="480" w:hanging="480"/>
-        <w:spacing w:after="0"/>
       </w:pPr>
       <w:r>
         <w:rPr>
@@ -15849,47 +15977,47 @@
     <w:p>
       <w:pPr>
         <w:pStyle w:val="FirstParagraph"/>
+        <w:spacing w:before="0" w:after="0"/>
         <w:ind w:left="480" w:hanging="480"/>
+      </w:pPr>
+      <w:r>
+        <w:rPr>
+          <w:rFonts w:ascii="Times New Roman" w:hAnsi="Times New Roman" w:eastAsia="Times New Roman" w:cs="Times New Roman"/>
+        </w:rPr>
+        <w:t xml:space="preserve">A. 840.9 </w:t>
+      </w:r>
+    </w:p>
+    <w:p>
+      <w:pPr>
+        <w:pStyle w:val="FirstParagraph"/>
         <w:spacing w:before="0" w:after="0"/>
-      </w:pPr>
-      <w:r>
-        <w:rPr>
-          <w:rFonts w:ascii="Times New Roman" w:hAnsi="Times New Roman" w:eastAsia="Times New Roman" w:cs="Times New Roman"/>
-        </w:rPr>
-        <w:t xml:space="preserve">A. 840.9 </w:t>
+        <w:ind w:left="480" w:hanging="480"/>
+      </w:pPr>
+      <w:r>
+        <w:rPr>
+          <w:rFonts w:ascii="Times New Roman" w:hAnsi="Times New Roman" w:eastAsia="Times New Roman" w:cs="Times New Roman"/>
+        </w:rPr>
+        <w:t xml:space="preserve">B. 845.9 </w:t>
       </w:r>
     </w:p>
     <w:p>
       <w:pPr>
         <w:pStyle w:val="FirstParagraph"/>
+        <w:spacing w:before="0" w:after="0"/>
         <w:ind w:left="480" w:hanging="480"/>
+      </w:pPr>
+      <w:r>
+        <w:rPr>
+          <w:rFonts w:ascii="Times New Roman" w:hAnsi="Times New Roman" w:eastAsia="Times New Roman" w:cs="Times New Roman"/>
+        </w:rPr>
+        <w:t xml:space="preserve">C. -845.9 </w:t>
+      </w:r>
+    </w:p>
+    <w:p>
+      <w:pPr>
+        <w:pStyle w:val="FirstParagraph"/>
         <w:spacing w:before="0" w:after="0"/>
-      </w:pPr>
-      <w:r>
-        <w:rPr>
-          <w:rFonts w:ascii="Times New Roman" w:hAnsi="Times New Roman" w:eastAsia="Times New Roman" w:cs="Times New Roman"/>
-        </w:rPr>
-        <w:t xml:space="preserve">B. 845.9 </w:t>
-      </w:r>
-    </w:p>
-    <w:p>
-      <w:pPr>
-        <w:pStyle w:val="FirstParagraph"/>
         <w:ind w:left="480" w:hanging="480"/>
-        <w:spacing w:before="0" w:after="0"/>
-      </w:pPr>
-      <w:r>
-        <w:rPr>
-          <w:rFonts w:ascii="Times New Roman" w:hAnsi="Times New Roman" w:eastAsia="Times New Roman" w:cs="Times New Roman"/>
-        </w:rPr>
-        <w:t xml:space="preserve">C. -845.9 </w:t>
-      </w:r>
-    </w:p>
-    <w:p>
-      <w:pPr>
-        <w:pStyle w:val="FirstParagraph"/>
-        <w:ind w:left="480" w:hanging="480"/>
-        <w:spacing w:before="0" w:after="180"/>
       </w:pPr>
       <w:r>
         <w:rPr>
@@ -15947,8 +16075,8 @@
     <w:p>
       <w:pPr>
         <w:pStyle w:val="FirstParagraph"/>
+        <w:spacing w:before="0" w:after="0"/>
         <w:ind w:left="480" w:hanging="480"/>
-        <w:spacing w:after="0"/>
       </w:pPr>
       <w:r>
         <w:rPr>
@@ -16304,47 +16432,47 @@
     <w:p>
       <w:pPr>
         <w:pStyle w:val="FirstParagraph"/>
+        <w:spacing w:before="0" w:after="0"/>
         <w:ind w:left="480" w:hanging="480"/>
+      </w:pPr>
+      <w:r>
+        <w:rPr>
+          <w:rFonts w:ascii="Times New Roman" w:hAnsi="Times New Roman" w:eastAsia="Times New Roman" w:cs="Times New Roman"/>
+        </w:rPr>
+        <w:t xml:space="preserve">A.-4.95 </w:t>
+      </w:r>
+    </w:p>
+    <w:p>
+      <w:pPr>
+        <w:pStyle w:val="FirstParagraph"/>
         <w:spacing w:before="0" w:after="0"/>
-      </w:pPr>
-      <w:r>
-        <w:rPr>
-          <w:rFonts w:ascii="Times New Roman" w:hAnsi="Times New Roman" w:eastAsia="Times New Roman" w:cs="Times New Roman"/>
-        </w:rPr>
-        <w:t xml:space="preserve">A.-4.95 </w:t>
+        <w:ind w:left="480" w:hanging="480"/>
+      </w:pPr>
+      <w:r>
+        <w:rPr>
+          <w:rFonts w:ascii="Times New Roman" w:hAnsi="Times New Roman" w:eastAsia="Times New Roman" w:cs="Times New Roman"/>
+        </w:rPr>
+        <w:t xml:space="preserve">B.4.95 </w:t>
       </w:r>
     </w:p>
     <w:p>
       <w:pPr>
         <w:pStyle w:val="FirstParagraph"/>
+        <w:spacing w:before="0" w:after="0"/>
         <w:ind w:left="480" w:hanging="480"/>
+      </w:pPr>
+      <w:r>
+        <w:rPr>
+          <w:rFonts w:ascii="Times New Roman" w:hAnsi="Times New Roman" w:eastAsia="Times New Roman" w:cs="Times New Roman"/>
+        </w:rPr>
+        <w:t xml:space="preserve">C.-2.48 </w:t>
+      </w:r>
+    </w:p>
+    <w:p>
+      <w:pPr>
+        <w:pStyle w:val="FirstParagraph"/>
         <w:spacing w:before="0" w:after="0"/>
-      </w:pPr>
-      <w:r>
-        <w:rPr>
-          <w:rFonts w:ascii="Times New Roman" w:hAnsi="Times New Roman" w:eastAsia="Times New Roman" w:cs="Times New Roman"/>
-        </w:rPr>
-        <w:t xml:space="preserve">B.4.95 </w:t>
-      </w:r>
-    </w:p>
-    <w:p>
-      <w:pPr>
-        <w:pStyle w:val="FirstParagraph"/>
         <w:ind w:left="480" w:hanging="480"/>
-        <w:spacing w:before="0" w:after="0"/>
-      </w:pPr>
-      <w:r>
-        <w:rPr>
-          <w:rFonts w:ascii="Times New Roman" w:hAnsi="Times New Roman" w:eastAsia="Times New Roman" w:cs="Times New Roman"/>
-        </w:rPr>
-        <w:t xml:space="preserve">C.-2.48 </w:t>
-      </w:r>
-    </w:p>
-    <w:p>
-      <w:pPr>
-        <w:pStyle w:val="FirstParagraph"/>
-        <w:ind w:left="480" w:hanging="480"/>
-        <w:spacing w:before="0" w:after="180"/>
       </w:pPr>
       <w:r>
         <w:rPr>
@@ -16402,8 +16530,8 @@
     <w:p>
       <w:pPr>
         <w:pStyle w:val="FirstParagraph"/>
+        <w:spacing w:before="0" w:after="0"/>
         <w:ind w:left="480" w:hanging="480"/>
-        <w:spacing w:after="0"/>
       </w:pPr>
       <w:r>
         <w:rPr>
@@ -16658,47 +16786,47 @@
     <w:p>
       <w:pPr>
         <w:pStyle w:val="FirstParagraph"/>
+        <w:spacing w:before="0" w:after="0"/>
         <w:ind w:left="480" w:hanging="480"/>
+      </w:pPr>
+      <w:r>
+        <w:rPr>
+          <w:rFonts w:ascii="Times New Roman" w:hAnsi="Times New Roman" w:eastAsia="Times New Roman" w:cs="Times New Roman"/>
+        </w:rPr>
+        <w:t xml:space="preserve">A. 273.6℃ </w:t>
+      </w:r>
+    </w:p>
+    <w:p>
+      <w:pPr>
+        <w:pStyle w:val="FirstParagraph"/>
         <w:spacing w:before="0" w:after="0"/>
-      </w:pPr>
-      <w:r>
-        <w:rPr>
-          <w:rFonts w:ascii="Times New Roman" w:hAnsi="Times New Roman" w:eastAsia="Times New Roman" w:cs="Times New Roman"/>
-        </w:rPr>
-        <w:t xml:space="preserve">A. 273.6℃ </w:t>
+        <w:ind w:left="480" w:hanging="480"/>
+      </w:pPr>
+      <w:r>
+        <w:rPr>
+          <w:rFonts w:ascii="Times New Roman" w:hAnsi="Times New Roman" w:eastAsia="Times New Roman" w:cs="Times New Roman"/>
+        </w:rPr>
+        <w:t xml:space="preserve">B. 351℃ </w:t>
       </w:r>
     </w:p>
     <w:p>
       <w:pPr>
         <w:pStyle w:val="FirstParagraph"/>
+        <w:spacing w:before="0" w:after="0"/>
         <w:ind w:left="480" w:hanging="480"/>
+      </w:pPr>
+      <w:r>
+        <w:rPr>
+          <w:rFonts w:ascii="Times New Roman" w:hAnsi="Times New Roman" w:eastAsia="Times New Roman" w:cs="Times New Roman"/>
+        </w:rPr>
+        <w:t xml:space="preserve">C. 624℃ </w:t>
+      </w:r>
+    </w:p>
+    <w:p>
+      <w:pPr>
+        <w:pStyle w:val="FirstParagraph"/>
         <w:spacing w:before="0" w:after="0"/>
-      </w:pPr>
-      <w:r>
-        <w:rPr>
-          <w:rFonts w:ascii="Times New Roman" w:hAnsi="Times New Roman" w:eastAsia="Times New Roman" w:cs="Times New Roman"/>
-        </w:rPr>
-        <w:t xml:space="preserve">B. 351℃ </w:t>
-      </w:r>
-    </w:p>
-    <w:p>
-      <w:pPr>
-        <w:pStyle w:val="FirstParagraph"/>
         <w:ind w:left="480" w:hanging="480"/>
-        <w:spacing w:before="0" w:after="0"/>
-      </w:pPr>
-      <w:r>
-        <w:rPr>
-          <w:rFonts w:ascii="Times New Roman" w:hAnsi="Times New Roman" w:eastAsia="Times New Roman" w:cs="Times New Roman"/>
-        </w:rPr>
-        <w:t xml:space="preserve">C. 624℃ </w:t>
-      </w:r>
-    </w:p>
-    <w:p>
-      <w:pPr>
-        <w:pStyle w:val="FirstParagraph"/>
-        <w:ind w:left="480" w:hanging="480"/>
-        <w:spacing w:before="0" w:after="180"/>
       </w:pPr>
       <w:r>
         <w:rPr>
@@ -17125,8 +17253,8 @@
     <w:p>
       <w:pPr>
         <w:pStyle w:val="BodyText"/>
+        <w:spacing w:before="0" w:after="0"/>
         <w:ind w:left="480" w:hanging="480"/>
-        <w:spacing w:after="0"/>
       </w:pPr>
       <w:r>
         <w:rPr>
@@ -17330,8 +17458,8 @@
     <w:p>
       <w:pPr>
         <w:pStyle w:val="BodyText"/>
+        <w:spacing w:before="0" w:after="0"/>
         <w:ind w:left="480" w:hanging="480"/>
-        <w:spacing w:before="0" w:after="180"/>
       </w:pPr>
       <w:r>
         <w:rPr>
@@ -17587,8 +17715,8 @@
     <w:p>
       <w:pPr>
         <w:pStyle w:val="BodyText"/>
+        <w:spacing w:before="0" w:after="0"/>
         <w:ind w:left="480" w:hanging="480"/>
-        <w:spacing w:after="0"/>
       </w:pPr>
       <w:r>
         <w:rPr>
@@ -17819,8 +17947,8 @@
     <w:p>
       <w:pPr>
         <w:pStyle w:val="BodyText"/>
+        <w:spacing w:before="0" w:after="0"/>
         <w:ind w:left="480" w:hanging="480"/>
-        <w:spacing w:before="0" w:after="180"/>
       </w:pPr>
       <w:r>
         <w:rPr>
@@ -18582,6 +18710,14 @@
         <w:tblStyle w:val="Table"/>
         <w:tblW w:type="pct" w:w="5000"/>
         <w:tblLayout w:type="fixed"/>
+        <w:tblBorders>
+          <w:top w:val="single" w:sz="12" w:space="0" w:color="000000"/>
+          <w:left w:val="none" w:sz="0" w:space="0" w:color="auto"/>
+          <w:bottom w:val="single" w:sz="12" w:space="0" w:color="000000"/>
+          <w:right w:val="none" w:sz="0" w:space="0" w:color="auto"/>
+          <w:insideH w:val="none" w:sz="0" w:space="0" w:color="auto"/>
+          <w:insideV w:val="none" w:sz="0" w:space="0" w:color="auto"/>
+        </w:tblBorders>
         <w:tblLook w:firstRow="1" w:lastRow="0" w:firstColumn="0" w:lastColumn="0" w:noHBand="0" w:noVBand="0" w:val="0020"/>
       </w:tblPr>
       <w:tblGrid>
@@ -18597,7 +18733,11 @@
           <w:tblHeader w:val="on"/>
         </w:trPr>
         <w:tc>
-          <w:tcPr/>
+          <w:tcPr>
+            <w:tcBorders>
+              <w:bottom w:val="single" w:sz="8" w:space="0" w:color="000000"/>
+            </w:tcBorders>
+          </w:tcPr>
           <w:p>
             <w:pPr>
               <w:pStyle w:val="Compact"/>
@@ -18613,7 +18753,11 @@
           </w:p>
         </w:tc>
         <w:tc>
-          <w:tcPr/>
+          <w:tcPr>
+            <w:tcBorders>
+              <w:bottom w:val="single" w:sz="8" w:space="0" w:color="000000"/>
+            </w:tcBorders>
+          </w:tcPr>
           <w:p>
             <w:pPr>
               <w:pStyle w:val="Compact"/>
@@ -18708,7 +18852,11 @@
           </w:p>
         </w:tc>
         <w:tc>
-          <w:tcPr/>
+          <w:tcPr>
+            <w:tcBorders>
+              <w:bottom w:val="single" w:sz="8" w:space="0" w:color="000000"/>
+            </w:tcBorders>
+          </w:tcPr>
           <w:p>
             <w:pPr>
               <w:pStyle w:val="Compact"/>
@@ -18803,7 +18951,11 @@
           </w:p>
         </w:tc>
         <w:tc>
-          <w:tcPr/>
+          <w:tcPr>
+            <w:tcBorders>
+              <w:bottom w:val="single" w:sz="8" w:space="0" w:color="000000"/>
+            </w:tcBorders>
+          </w:tcPr>
           <w:p>
             <w:pPr>
               <w:pStyle w:val="Compact"/>
@@ -18898,7 +19050,11 @@
           </w:p>
         </w:tc>
         <w:tc>
-          <w:tcPr/>
+          <w:tcPr>
+            <w:tcBorders>
+              <w:bottom w:val="single" w:sz="8" w:space="0" w:color="000000"/>
+            </w:tcBorders>
+          </w:tcPr>
           <w:p>
             <w:pPr>
               <w:pStyle w:val="Compact"/>
@@ -19002,7 +19158,11 @@
           </w:p>
         </w:tc>
         <w:tc>
-          <w:tcPr/>
+          <w:tcPr>
+            <w:tcBorders>
+              <w:bottom w:val="single" w:sz="8" w:space="0" w:color="000000"/>
+            </w:tcBorders>
+          </w:tcPr>
           <w:p>
             <w:pPr>
               <w:pStyle w:val="Compact"/>
@@ -23317,6 +23477,14 @@
         <w:tblStyle w:val="Table"/>
         <w:tblW w:type="pct" w:w="5000"/>
         <w:tblLayout w:type="fixed"/>
+        <w:tblBorders>
+          <w:top w:val="single" w:sz="12" w:space="0" w:color="000000"/>
+          <w:left w:val="none" w:sz="0" w:space="0" w:color="auto"/>
+          <w:bottom w:val="single" w:sz="12" w:space="0" w:color="000000"/>
+          <w:right w:val="none" w:sz="0" w:space="0" w:color="auto"/>
+          <w:insideH w:val="none" w:sz="0" w:space="0" w:color="auto"/>
+          <w:insideV w:val="none" w:sz="0" w:space="0" w:color="auto"/>
+        </w:tblBorders>
         <w:tblLook w:firstRow="1" w:lastRow="0" w:firstColumn="0" w:lastColumn="0" w:noHBand="0" w:noVBand="0" w:val="0020"/>
       </w:tblPr>
       <w:tblGrid>
@@ -23330,7 +23498,11 @@
           <w:tblHeader w:val="on"/>
         </w:trPr>
         <w:tc>
-          <w:tcPr/>
+          <w:tcPr>
+            <w:tcBorders>
+              <w:bottom w:val="single" w:sz="8" w:space="0" w:color="000000"/>
+            </w:tcBorders>
+          </w:tcPr>
           <w:p>
             <w:pPr>
               <w:pStyle w:val="Compact"/>
@@ -23346,7 +23518,11 @@
           </w:p>
         </w:tc>
         <w:tc>
-          <w:tcPr/>
+          <w:tcPr>
+            <w:tcBorders>
+              <w:bottom w:val="single" w:sz="8" w:space="0" w:color="000000"/>
+            </w:tcBorders>
+          </w:tcPr>
           <w:p>
             <w:pPr>
               <w:pStyle w:val="Compact"/>
@@ -23376,7 +23552,11 @@
           </w:p>
         </w:tc>
         <w:tc>
-          <w:tcPr/>
+          <w:tcPr>
+            <w:tcBorders>
+              <w:bottom w:val="single" w:sz="8" w:space="0" w:color="000000"/>
+            </w:tcBorders>
+          </w:tcPr>
           <w:p>
             <w:pPr>
               <w:pStyle w:val="Compact"/>
@@ -23406,7 +23586,11 @@
           </w:p>
         </w:tc>
         <w:tc>
-          <w:tcPr/>
+          <w:tcPr>
+            <w:tcBorders>
+              <w:bottom w:val="single" w:sz="8" w:space="0" w:color="000000"/>
+            </w:tcBorders>
+          </w:tcPr>
           <w:p>
             <w:pPr>
               <w:pStyle w:val="Compact"/>
@@ -24196,6 +24380,14 @@
       <w:tblPr>
         <w:tblStyle w:val="Table"/>
         <w:tblW w:type="auto" w:w="0"/>
+        <w:tblBorders>
+          <w:top w:val="single" w:sz="12" w:space="0" w:color="000000"/>
+          <w:left w:val="none" w:sz="0" w:space="0" w:color="auto"/>
+          <w:bottom w:val="single" w:sz="12" w:space="0" w:color="000000"/>
+          <w:right w:val="none" w:sz="0" w:space="0" w:color="auto"/>
+          <w:insideH w:val="none" w:sz="0" w:space="0" w:color="auto"/>
+          <w:insideV w:val="none" w:sz="0" w:space="0" w:color="auto"/>
+        </w:tblBorders>
         <w:tblLook w:firstRow="1" w:lastRow="0" w:firstColumn="0" w:lastColumn="0" w:noHBand="0" w:noVBand="0" w:val="0020"/>
       </w:tblPr>
       <w:tblGrid>
@@ -24211,7 +24403,11 @@
           <w:tblHeader w:val="on"/>
         </w:trPr>
         <w:tc>
-          <w:tcPr/>
+          <w:tcPr>
+            <w:tcBorders>
+              <w:bottom w:val="single" w:sz="8" w:space="0" w:color="000000"/>
+            </w:tcBorders>
+          </w:tcPr>
           <w:p>
             <w:pPr>
               <w:pStyle w:val="Compact"/>
@@ -24234,7 +24430,11 @@
           </w:p>
         </w:tc>
         <w:tc>
-          <w:tcPr/>
+          <w:tcPr>
+            <w:tcBorders>
+              <w:bottom w:val="single" w:sz="8" w:space="0" w:color="000000"/>
+            </w:tcBorders>
+          </w:tcPr>
           <w:p>
             <w:pPr>
               <w:pStyle w:val="Compact"/>
@@ -24250,7 +24450,11 @@
           </w:p>
         </w:tc>
         <w:tc>
-          <w:tcPr/>
+          <w:tcPr>
+            <w:tcBorders>
+              <w:bottom w:val="single" w:sz="8" w:space="0" w:color="000000"/>
+            </w:tcBorders>
+          </w:tcPr>
           <w:p>
             <w:pPr>
               <w:pStyle w:val="Compact"/>
@@ -24266,7 +24470,11 @@
           </w:p>
         </w:tc>
         <w:tc>
-          <w:tcPr/>
+          <w:tcPr>
+            <w:tcBorders>
+              <w:bottom w:val="single" w:sz="8" w:space="0" w:color="000000"/>
+            </w:tcBorders>
+          </w:tcPr>
           <w:p>
             <w:pPr>
               <w:pStyle w:val="Compact"/>
@@ -24282,7 +24490,11 @@
           </w:p>
         </w:tc>
         <w:tc>
-          <w:tcPr/>
+          <w:tcPr>
+            <w:tcBorders>
+              <w:bottom w:val="single" w:sz="8" w:space="0" w:color="000000"/>
+            </w:tcBorders>
+          </w:tcPr>
           <w:p>
             <w:pPr>
               <w:pStyle w:val="Compact"/>
@@ -24298,7 +24510,11 @@
           </w:p>
         </w:tc>
         <w:tc>
-          <w:tcPr/>
+          <w:tcPr>
+            <w:tcBorders>
+              <w:bottom w:val="single" w:sz="8" w:space="0" w:color="000000"/>
+            </w:tcBorders>
+          </w:tcPr>
           <w:p>
             <w:pPr>
               <w:pStyle w:val="Compact"/>
@@ -24735,6 +24951,14 @@
         <w:tblStyle w:val="Table"/>
         <w:tblW w:type="pct" w:w="5000"/>
         <w:tblLayout w:type="fixed"/>
+        <w:tblBorders>
+          <w:top w:val="single" w:sz="12" w:space="0" w:color="000000"/>
+          <w:left w:val="none" w:sz="0" w:space="0" w:color="auto"/>
+          <w:bottom w:val="single" w:sz="12" w:space="0" w:color="000000"/>
+          <w:right w:val="none" w:sz="0" w:space="0" w:color="auto"/>
+          <w:insideH w:val="none" w:sz="0" w:space="0" w:color="auto"/>
+          <w:insideV w:val="none" w:sz="0" w:space="0" w:color="auto"/>
+        </w:tblBorders>
         <w:tblLook w:firstRow="1" w:lastRow="0" w:firstColumn="0" w:lastColumn="0" w:noHBand="0" w:noVBand="0" w:val="0020"/>
       </w:tblPr>
       <w:tblGrid>
@@ -24747,7 +24971,11 @@
           <w:tblHeader w:val="on"/>
         </w:trPr>
         <w:tc>
-          <w:tcPr/>
+          <w:tcPr>
+            <w:tcBorders>
+              <w:bottom w:val="single" w:sz="8" w:space="0" w:color="000000"/>
+            </w:tcBorders>
+          </w:tcPr>
           <w:p>
             <w:pPr>
               <w:pStyle w:val="Compact"/>
@@ -24763,7 +24991,11 @@
           </w:p>
         </w:tc>
         <w:tc>
-          <w:tcPr/>
+          <w:tcPr>
+            <w:tcBorders>
+              <w:bottom w:val="single" w:sz="8" w:space="0" w:color="000000"/>
+            </w:tcBorders>
+          </w:tcPr>
           <w:p>
             <w:pPr>
               <w:pStyle w:val="Compact"/>
@@ -24853,7 +25085,11 @@
           </w:p>
         </w:tc>
         <w:tc>
-          <w:tcPr/>
+          <w:tcPr>
+            <w:tcBorders>
+              <w:bottom w:val="single" w:sz="8" w:space="0" w:color="000000"/>
+            </w:tcBorders>
+          </w:tcPr>
           <w:p>
             <w:pPr>
               <w:pStyle w:val="Compact"/>
@@ -25728,6 +25964,14 @@
         <w:tblStyle w:val="Table"/>
         <w:tblW w:type="pct" w:w="5000"/>
         <w:tblLayout w:type="fixed"/>
+        <w:tblBorders>
+          <w:top w:val="single" w:sz="12" w:space="0" w:color="000000"/>
+          <w:left w:val="none" w:sz="0" w:space="0" w:color="auto"/>
+          <w:bottom w:val="single" w:sz="12" w:space="0" w:color="000000"/>
+          <w:right w:val="none" w:sz="0" w:space="0" w:color="auto"/>
+          <w:insideH w:val="none" w:sz="0" w:space="0" w:color="auto"/>
+          <w:insideV w:val="none" w:sz="0" w:space="0" w:color="auto"/>
+        </w:tblBorders>
         <w:tblLook w:firstRow="1" w:lastRow="0" w:firstColumn="0" w:lastColumn="0" w:noHBand="0" w:noVBand="0" w:val="0020"/>
       </w:tblPr>
       <w:tblGrid>
@@ -25740,7 +25984,11 @@
           <w:tblHeader w:val="on"/>
         </w:trPr>
         <w:tc>
-          <w:tcPr/>
+          <w:tcPr>
+            <w:tcBorders>
+              <w:bottom w:val="single" w:sz="8" w:space="0" w:color="000000"/>
+            </w:tcBorders>
+          </w:tcPr>
           <w:p>
             <w:pPr>
               <w:pStyle w:val="Compact"/>
@@ -25756,7 +26004,11 @@
           </w:p>
         </w:tc>
         <w:tc>
-          <w:tcPr/>
+          <w:tcPr>
+            <w:tcBorders>
+              <w:bottom w:val="single" w:sz="8" w:space="0" w:color="000000"/>
+            </w:tcBorders>
+          </w:tcPr>
           <w:p>
             <w:pPr>
               <w:pStyle w:val="Compact"/>
@@ -25827,7 +26079,11 @@
           </w:p>
         </w:tc>
         <w:tc>
-          <w:tcPr/>
+          <w:tcPr>
+            <w:tcBorders>
+              <w:bottom w:val="single" w:sz="8" w:space="0" w:color="000000"/>
+            </w:tcBorders>
+          </w:tcPr>
           <w:p>
             <w:pPr>
               <w:pStyle w:val="Compact"/>
@@ -32369,6 +32625,14 @@
         <w:tblStyle w:val="Table"/>
         <w:tblW w:type="pct" w:w="5000"/>
         <w:tblLayout w:type="fixed"/>
+        <w:tblBorders>
+          <w:top w:val="single" w:sz="12" w:space="0" w:color="000000"/>
+          <w:left w:val="none" w:sz="0" w:space="0" w:color="auto"/>
+          <w:bottom w:val="single" w:sz="12" w:space="0" w:color="000000"/>
+          <w:right w:val="none" w:sz="0" w:space="0" w:color="auto"/>
+          <w:insideH w:val="none" w:sz="0" w:space="0" w:color="auto"/>
+          <w:insideV w:val="none" w:sz="0" w:space="0" w:color="auto"/>
+        </w:tblBorders>
         <w:tblLook w:firstRow="1" w:lastRow="0" w:firstColumn="0" w:lastColumn="0" w:noHBand="0" w:noVBand="0" w:val="0020"/>
       </w:tblPr>
       <w:tblGrid>
@@ -32385,7 +32649,11 @@
           <w:tblHeader w:val="on"/>
         </w:trPr>
         <w:tc>
-          <w:tcPr/>
+          <w:tcPr>
+            <w:tcBorders>
+              <w:bottom w:val="single" w:sz="8" w:space="0" w:color="000000"/>
+            </w:tcBorders>
+          </w:tcPr>
           <w:p>
             <w:pPr>
               <w:pStyle w:val="Compact"/>
@@ -32394,7 +32662,11 @@
           </w:p>
         </w:tc>
         <w:tc>
-          <w:tcPr/>
+          <w:tcPr>
+            <w:tcBorders>
+              <w:bottom w:val="single" w:sz="8" w:space="0" w:color="000000"/>
+            </w:tcBorders>
+          </w:tcPr>
           <w:p>
             <w:pPr>
               <w:pStyle w:val="Compact"/>
@@ -32425,7 +32697,11 @@
           </w:p>
         </w:tc>
         <w:tc>
-          <w:tcPr/>
+          <w:tcPr>
+            <w:tcBorders>
+              <w:bottom w:val="single" w:sz="8" w:space="0" w:color="000000"/>
+            </w:tcBorders>
+          </w:tcPr>
           <w:p>
             <w:pPr>
               <w:pStyle w:val="Compact"/>
@@ -32456,7 +32732,11 @@
           </w:p>
         </w:tc>
         <w:tc>
-          <w:tcPr/>
+          <w:tcPr>
+            <w:tcBorders>
+              <w:bottom w:val="single" w:sz="8" w:space="0" w:color="000000"/>
+            </w:tcBorders>
+          </w:tcPr>
           <w:p>
             <w:pPr>
               <w:pStyle w:val="Compact"/>
@@ -32487,7 +32767,11 @@
           </w:p>
         </w:tc>
         <w:tc>
-          <w:tcPr/>
+          <w:tcPr>
+            <w:tcBorders>
+              <w:bottom w:val="single" w:sz="8" w:space="0" w:color="000000"/>
+            </w:tcBorders>
+          </w:tcPr>
           <w:p>
             <w:pPr>
               <w:pStyle w:val="Compact"/>
@@ -32518,7 +32802,11 @@
           </w:p>
         </w:tc>
         <w:tc>
-          <w:tcPr/>
+          <w:tcPr>
+            <w:tcBorders>
+              <w:bottom w:val="single" w:sz="8" w:space="0" w:color="000000"/>
+            </w:tcBorders>
+          </w:tcPr>
           <w:p>
             <w:pPr>
               <w:pStyle w:val="Compact"/>
@@ -32549,7 +32837,11 @@
           </w:p>
         </w:tc>
         <w:tc>
-          <w:tcPr/>
+          <w:tcPr>
+            <w:tcBorders>
+              <w:bottom w:val="single" w:sz="8" w:space="0" w:color="000000"/>
+            </w:tcBorders>
+          </w:tcPr>
           <w:p>
             <w:pPr>
               <w:pStyle w:val="Compact"/>
@@ -32893,6 +33185,7 @@
           <w:p>
             <w:pPr>
               <w:pStyle w:val="Compact"/>
+              <w:spacing w:before="0" w:after="0"/>
               <w:jc w:val="center"/>
             </w:pPr>
             <m:oMath>
@@ -36347,6 +36640,14 @@
       <w:tblPr>
         <w:tblStyle w:val="Table"/>
         <w:tblW w:type="auto" w:w="0"/>
+        <w:tblBorders>
+          <w:top w:val="single" w:sz="12" w:space="0" w:color="000000"/>
+          <w:left w:val="none" w:sz="0" w:space="0" w:color="auto"/>
+          <w:bottom w:val="single" w:sz="12" w:space="0" w:color="000000"/>
+          <w:right w:val="none" w:sz="0" w:space="0" w:color="auto"/>
+          <w:insideH w:val="none" w:sz="0" w:space="0" w:color="auto"/>
+          <w:insideV w:val="none" w:sz="0" w:space="0" w:color="auto"/>
+        </w:tblBorders>
         <w:tblLook w:firstRow="1" w:lastRow="0" w:firstColumn="0" w:lastColumn="0" w:noHBand="0" w:noVBand="0" w:val="0020"/>
       </w:tblPr>
       <w:tblGrid>
@@ -36358,7 +36659,11 @@
           <w:tblHeader w:val="on"/>
         </w:trPr>
         <w:tc>
-          <w:tcPr/>
+          <w:tcPr>
+            <w:tcBorders>
+              <w:bottom w:val="single" w:sz="8" w:space="0" w:color="000000"/>
+            </w:tcBorders>
+          </w:tcPr>
           <w:p>
             <w:pPr>
               <w:pStyle w:val="Compact"/>
@@ -36374,7 +36679,11 @@
           </w:p>
         </w:tc>
         <w:tc>
-          <w:tcPr/>
+          <w:tcPr>
+            <w:tcBorders>
+              <w:bottom w:val="single" w:sz="8" w:space="0" w:color="000000"/>
+            </w:tcBorders>
+          </w:tcPr>
           <w:p>
             <w:pPr>
               <w:pStyle w:val="Compact"/>
@@ -37670,6 +37979,14 @@
         <w:tblStyle w:val="Table"/>
         <w:tblW w:type="pct" w:w="5000"/>
         <w:tblLayout w:type="fixed"/>
+        <w:tblBorders>
+          <w:top w:val="single" w:sz="12" w:space="0" w:color="000000"/>
+          <w:left w:val="none" w:sz="0" w:space="0" w:color="auto"/>
+          <w:bottom w:val="single" w:sz="12" w:space="0" w:color="000000"/>
+          <w:right w:val="none" w:sz="0" w:space="0" w:color="auto"/>
+          <w:insideH w:val="none" w:sz="0" w:space="0" w:color="auto"/>
+          <w:insideV w:val="none" w:sz="0" w:space="0" w:color="auto"/>
+        </w:tblBorders>
         <w:tblLook w:firstRow="1" w:lastRow="0" w:firstColumn="0" w:lastColumn="0" w:noHBand="0" w:noVBand="0" w:val="0020"/>
       </w:tblPr>
       <w:tblGrid>
@@ -37682,7 +37999,11 @@
           <w:tblHeader w:val="on"/>
         </w:trPr>
         <w:tc>
-          <w:tcPr/>
+          <w:tcPr>
+            <w:tcBorders>
+              <w:bottom w:val="single" w:sz="8" w:space="0" w:color="000000"/>
+            </w:tcBorders>
+          </w:tcPr>
           <w:p>
             <w:pPr>
               <w:pStyle w:val="Compact"/>
@@ -37698,7 +38019,11 @@
           </w:p>
         </w:tc>
         <w:tc>
-          <w:tcPr/>
+          <w:tcPr>
+            <w:tcBorders>
+              <w:bottom w:val="single" w:sz="8" w:space="0" w:color="000000"/>
+            </w:tcBorders>
+          </w:tcPr>
           <w:p>
             <w:pPr>
               <w:pStyle w:val="Compact"/>
@@ -37785,7 +38110,11 @@
           </w:p>
         </w:tc>
         <w:tc>
-          <w:tcPr/>
+          <w:tcPr>
+            <w:tcBorders>
+              <w:bottom w:val="single" w:sz="8" w:space="0" w:color="000000"/>
+            </w:tcBorders>
+          </w:tcPr>
           <w:p>
             <w:pPr>
               <w:pStyle w:val="Compact"/>
@@ -39910,6 +40239,14 @@
         <w:tblStyle w:val="Table"/>
         <w:tblW w:type="pct" w:w="5000"/>
         <w:tblLayout w:type="fixed"/>
+        <w:tblBorders>
+          <w:top w:val="single" w:sz="12" w:space="0" w:color="000000"/>
+          <w:left w:val="none" w:sz="0" w:space="0" w:color="auto"/>
+          <w:bottom w:val="single" w:sz="12" w:space="0" w:color="000000"/>
+          <w:right w:val="none" w:sz="0" w:space="0" w:color="auto"/>
+          <w:insideH w:val="none" w:sz="0" w:space="0" w:color="auto"/>
+          <w:insideV w:val="none" w:sz="0" w:space="0" w:color="auto"/>
+        </w:tblBorders>
         <w:tblLook w:firstRow="1" w:lastRow="0" w:firstColumn="0" w:lastColumn="0" w:noHBand="0" w:noVBand="0" w:val="0020"/>
       </w:tblPr>
       <w:tblGrid>
@@ -39928,7 +40265,11 @@
           <w:tblHeader w:val="on"/>
         </w:trPr>
         <w:tc>
-          <w:tcPr/>
+          <w:tcPr>
+            <w:tcBorders>
+              <w:bottom w:val="single" w:sz="8" w:space="0" w:color="000000"/>
+            </w:tcBorders>
+          </w:tcPr>
           <w:p>
             <w:pPr>
               <w:pStyle w:val="Compact"/>
@@ -39951,7 +40292,11 @@
           </w:p>
         </w:tc>
         <w:tc>
-          <w:tcPr/>
+          <w:tcPr>
+            <w:tcBorders>
+              <w:bottom w:val="single" w:sz="8" w:space="0" w:color="000000"/>
+            </w:tcBorders>
+          </w:tcPr>
           <w:p>
             <w:pPr>
               <w:pStyle w:val="Compact"/>
@@ -39967,7 +40312,11 @@
           </w:p>
         </w:tc>
         <w:tc>
-          <w:tcPr/>
+          <w:tcPr>
+            <w:tcBorders>
+              <w:bottom w:val="single" w:sz="8" w:space="0" w:color="000000"/>
+            </w:tcBorders>
+          </w:tcPr>
           <w:p>
             <w:pPr>
               <w:pStyle w:val="Compact"/>
@@ -39983,7 +40332,11 @@
           </w:p>
         </w:tc>
         <w:tc>
-          <w:tcPr/>
+          <w:tcPr>
+            <w:tcBorders>
+              <w:bottom w:val="single" w:sz="8" w:space="0" w:color="000000"/>
+            </w:tcBorders>
+          </w:tcPr>
           <w:p>
             <w:pPr>
               <w:pStyle w:val="Compact"/>
@@ -39999,7 +40352,11 @@
           </w:p>
         </w:tc>
         <w:tc>
-          <w:tcPr/>
+          <w:tcPr>
+            <w:tcBorders>
+              <w:bottom w:val="single" w:sz="8" w:space="0" w:color="000000"/>
+            </w:tcBorders>
+          </w:tcPr>
           <w:p>
             <w:pPr>
               <w:pStyle w:val="Compact"/>
@@ -40015,7 +40372,11 @@
           </w:p>
         </w:tc>
         <w:tc>
-          <w:tcPr/>
+          <w:tcPr>
+            <w:tcBorders>
+              <w:bottom w:val="single" w:sz="8" w:space="0" w:color="000000"/>
+            </w:tcBorders>
+          </w:tcPr>
           <w:p>
             <w:pPr>
               <w:pStyle w:val="Compact"/>
@@ -40031,7 +40392,11 @@
           </w:p>
         </w:tc>
         <w:tc>
-          <w:tcPr/>
+          <w:tcPr>
+            <w:tcBorders>
+              <w:bottom w:val="single" w:sz="8" w:space="0" w:color="000000"/>
+            </w:tcBorders>
+          </w:tcPr>
           <w:p>
             <w:pPr>
               <w:pStyle w:val="Compact"/>
@@ -40047,7 +40412,11 @@
           </w:p>
         </w:tc>
         <w:tc>
-          <w:tcPr/>
+          <w:tcPr>
+            <w:tcBorders>
+              <w:bottom w:val="single" w:sz="8" w:space="0" w:color="000000"/>
+            </w:tcBorders>
+          </w:tcPr>
           <w:p>
             <w:pPr>
               <w:pStyle w:val="Compact"/>
@@ -40063,7 +40432,11 @@
           </w:p>
         </w:tc>
         <w:tc>
-          <w:tcPr/>
+          <w:tcPr>
+            <w:tcBorders>
+              <w:bottom w:val="single" w:sz="8" w:space="0" w:color="000000"/>
+            </w:tcBorders>
+          </w:tcPr>
           <w:p>
             <w:pPr>
               <w:pStyle w:val="Compact"/>
@@ -41883,6 +42256,14 @@
         <w:tblStyle w:val="Table"/>
         <w:tblW w:type="pct" w:w="5000"/>
         <w:tblLayout w:type="fixed"/>
+        <w:tblBorders>
+          <w:top w:val="single" w:sz="12" w:space="0" w:color="000000"/>
+          <w:left w:val="none" w:sz="0" w:space="0" w:color="auto"/>
+          <w:bottom w:val="single" w:sz="12" w:space="0" w:color="000000"/>
+          <w:right w:val="none" w:sz="0" w:space="0" w:color="auto"/>
+          <w:insideH w:val="none" w:sz="0" w:space="0" w:color="auto"/>
+          <w:insideV w:val="none" w:sz="0" w:space="0" w:color="auto"/>
+        </w:tblBorders>
         <w:tblLook w:firstRow="1" w:lastRow="0" w:firstColumn="0" w:lastColumn="0" w:noHBand="0" w:noVBand="0" w:val="0020"/>
       </w:tblPr>
       <w:tblGrid>
@@ -41895,7 +42276,11 @@
           <w:tblHeader w:val="on"/>
         </w:trPr>
         <w:tc>
-          <w:tcPr/>
+          <w:tcPr>
+            <w:tcBorders>
+              <w:bottom w:val="single" w:sz="8" w:space="0" w:color="000000"/>
+            </w:tcBorders>
+          </w:tcPr>
           <w:p>
             <w:pPr>
               <w:pStyle w:val="Compact"/>
@@ -41911,7 +42296,11 @@
           </w:p>
         </w:tc>
         <w:tc>
-          <w:tcPr/>
+          <w:tcPr>
+            <w:tcBorders>
+              <w:bottom w:val="single" w:sz="8" w:space="0" w:color="000000"/>
+            </w:tcBorders>
+          </w:tcPr>
           <w:p>
             <w:pPr>
               <w:pStyle w:val="Compact"/>
@@ -41982,7 +42371,11 @@
           </w:p>
         </w:tc>
         <w:tc>
-          <w:tcPr/>
+          <w:tcPr>
+            <w:tcBorders>
+              <w:bottom w:val="single" w:sz="8" w:space="0" w:color="000000"/>
+            </w:tcBorders>
+          </w:tcPr>
           <w:p>
             <w:pPr>
               <w:pStyle w:val="Compact"/>
@@ -43137,6 +43530,7 @@
     <w:p>
       <w:pPr>
         <w:pStyle w:val="BodyText"/>
+        <w:spacing w:before="0" w:after="0"/>
       </w:pPr>
       <w:r>
         <w:rPr>
@@ -43530,6 +43924,7 @@
     <w:p>
       <w:pPr>
         <w:pStyle w:val="BodyText"/>
+        <w:spacing w:before="0" w:after="0"/>
       </w:pPr>
       <w:r>
         <w:rPr>
@@ -43769,6 +44164,7 @@
     <w:p>
       <w:pPr>
         <w:pStyle w:val="BodyText"/>
+        <w:spacing w:before="0" w:after="0"/>
       </w:pPr>
       <w:r>
         <w:rPr>
@@ -43966,6 +44362,7 @@
     <w:p>
       <w:pPr>
         <w:pStyle w:val="BodyText"/>
+        <w:spacing w:before="0" w:after="0"/>
       </w:pPr>
       <w:r>
         <w:rPr>
@@ -45168,7 +45565,6 @@
     <w:bookmarkEnd w:id="94"/>
     <w:bookmarkEnd w:id="95"/>
     <w:sectPr>
-      <w:headerReference w:type="default" r:id="rId81"/>
       <w:footerReference w:type="default" r:id="rId9"/>
       <w:footnotePr>
         <w:numRestart w:val="eachSect"/>
@@ -45195,16 +45591,6 @@
       <w:rPr>
         <w:rFonts w:ascii="Times New Roman" w:hAnsi="Times New Roman" w:eastAsia="Times New Roman" w:cs="Times New Roman"/>
         <w:b w:val="0"/>
-        <w:color w:val="000000"/>
-        <w:sz w:val="20"/>
-      </w:rPr>
-      <w:t xml:space="preserve">第 </w:t>
-    </w:r>
-    <w:r>
-      <w:rPr>
-        <w:rFonts w:ascii="Times New Roman" w:hAnsi="Times New Roman" w:eastAsia="Times New Roman" w:cs="Times New Roman"/>
-        <w:b w:val="0"/>
-        <w:color w:val="000000"/>
         <w:sz w:val="20"/>
       </w:rPr>
       <w:fldChar w:fldCharType="begin"/>
@@ -45213,7 +45599,6 @@
       <w:rPr>
         <w:rFonts w:ascii="Times New Roman" w:hAnsi="Times New Roman" w:eastAsia="Times New Roman" w:cs="Times New Roman"/>
         <w:b w:val="0"/>
-        <w:color w:val="000000"/>
         <w:sz w:val="20"/>
       </w:rPr>
       <w:instrText xml:space="preserve"> PAGE </w:instrText>
@@ -45222,91 +45607,9 @@
       <w:rPr>
         <w:rFonts w:ascii="Times New Roman" w:hAnsi="Times New Roman" w:eastAsia="Times New Roman" w:cs="Times New Roman"/>
         <w:b w:val="0"/>
-        <w:color w:val="000000"/>
-        <w:sz w:val="20"/>
-      </w:rPr>
-      <w:fldChar w:fldCharType="separate"/>
-    </w:r>
-    <w:r>
-      <w:rPr>
-        <w:rFonts w:ascii="Times New Roman" w:hAnsi="Times New Roman" w:eastAsia="Times New Roman" w:cs="Times New Roman"/>
-        <w:b w:val="0"/>
-        <w:color w:val="000000"/>
-        <w:sz w:val="20"/>
-      </w:rPr>
-      <w:t>1</w:t>
-    </w:r>
-    <w:r>
-      <w:rPr>
-        <w:rFonts w:ascii="Times New Roman" w:hAnsi="Times New Roman" w:eastAsia="Times New Roman" w:cs="Times New Roman"/>
-        <w:b w:val="0"/>
-        <w:color w:val="000000"/>
         <w:sz w:val="20"/>
       </w:rPr>
       <w:fldChar w:fldCharType="end"/>
-    </w:r>
-    <w:r>
-      <w:rPr>
-        <w:rFonts w:ascii="Times New Roman" w:hAnsi="Times New Roman" w:eastAsia="Times New Roman" w:cs="Times New Roman"/>
-        <w:b w:val="0"/>
-        <w:color w:val="000000"/>
-        <w:sz w:val="20"/>
-      </w:rPr>
-      <w:t xml:space="preserve"> 页 / 共 </w:t>
-    </w:r>
-    <w:r>
-      <w:rPr>
-        <w:rFonts w:ascii="Times New Roman" w:hAnsi="Times New Roman" w:eastAsia="Times New Roman" w:cs="Times New Roman"/>
-        <w:b w:val="0"/>
-        <w:color w:val="000000"/>
-        <w:sz w:val="20"/>
-      </w:rPr>
-      <w:fldChar w:fldCharType="begin"/>
-    </w:r>
-    <w:r>
-      <w:rPr>
-        <w:rFonts w:ascii="Times New Roman" w:hAnsi="Times New Roman" w:eastAsia="Times New Roman" w:cs="Times New Roman"/>
-        <w:b w:val="0"/>
-        <w:color w:val="000000"/>
-        <w:sz w:val="20"/>
-      </w:rPr>
-      <w:instrText xml:space="preserve"> NUMPAGES </w:instrText>
-    </w:r>
-    <w:r>
-      <w:rPr>
-        <w:rFonts w:ascii="Times New Roman" w:hAnsi="Times New Roman" w:eastAsia="Times New Roman" w:cs="Times New Roman"/>
-        <w:b w:val="0"/>
-        <w:color w:val="000000"/>
-        <w:sz w:val="20"/>
-      </w:rPr>
-      <w:fldChar w:fldCharType="separate"/>
-    </w:r>
-    <w:r>
-      <w:rPr>
-        <w:rFonts w:ascii="Times New Roman" w:hAnsi="Times New Roman" w:eastAsia="Times New Roman" w:cs="Times New Roman"/>
-        <w:b w:val="0"/>
-        <w:color w:val="000000"/>
-        <w:sz w:val="20"/>
-      </w:rPr>
-      <w:t>1</w:t>
-    </w:r>
-    <w:r>
-      <w:rPr>
-        <w:rFonts w:ascii="Times New Roman" w:hAnsi="Times New Roman" w:eastAsia="Times New Roman" w:cs="Times New Roman"/>
-        <w:b w:val="0"/>
-        <w:color w:val="000000"/>
-        <w:sz w:val="20"/>
-      </w:rPr>
-      <w:fldChar w:fldCharType="end"/>
-    </w:r>
-    <w:r>
-      <w:rPr>
-        <w:rFonts w:ascii="Times New Roman" w:hAnsi="Times New Roman" w:eastAsia="Times New Roman" w:cs="Times New Roman"/>
-        <w:b w:val="0"/>
-        <w:color w:val="000000"/>
-        <w:sz w:val="20"/>
-      </w:rPr>
-      <w:t xml:space="preserve"> 页</w:t>
     </w:r>
   </w:p>
 </w:ftr>
@@ -45329,28 +45632,6 @@
     </w:p>
   </w:footnote>
 </w:footnotes>
-</file>
-
-<file path=word/header1.xml><?xml version="1.0" encoding="utf-8"?>
-<w:hdr xmlns:m="http://schemas.openxmlformats.org/officeDocument/2006/math" xmlns:mc="http://schemas.openxmlformats.org/markup-compatibility/2006" xmlns:mo="http://schemas.microsoft.com/office/mac/office/2008/main" xmlns:mv="urn:schemas-microsoft-com:mac:vml" xmlns:o="urn:schemas-microsoft-com:office:office" xmlns:r="http://schemas.openxmlformats.org/officeDocument/2006/relationships" xmlns:v="urn:schemas-microsoft-com:vml" xmlns:w10="urn:schemas-microsoft-com:office:word" xmlns:w14="http://schemas.microsoft.com/office/word/2010/wordml" xmlns:w="http://schemas.openxmlformats.org/wordprocessingml/2006/main" xmlns:wne="http://schemas.microsoft.com/office/word/2006/wordml" xmlns:wp14="http://schemas.microsoft.com/office/word/2010/wordprocessingDrawing" xmlns:wp="http://schemas.openxmlformats.org/drawingml/2006/wordprocessingDrawing" xmlns:wpc="http://schemas.microsoft.com/office/word/2010/wordprocessingCanvas" xmlns:wpg="http://schemas.microsoft.com/office/word/2010/wordprocessingGroup" xmlns:wpi="http://schemas.microsoft.com/office/word/2010/wordprocessingInk" xmlns:wps="http://schemas.microsoft.com/office/word/2010/wordprocessingShape" mc:Ignorable="w14 wp14">
-  <w:p>
-    <w:pPr>
-      <w:jc w:val="right"/>
-      <w:pBdr>
-        <w:bottom w:val="single" w:sz="4" w:space="2" w:color="000000"/>
-      </w:pBdr>
-    </w:pPr>
-    <w:r>
-      <w:rPr>
-        <w:rFonts w:ascii="Times New Roman" w:hAnsi="Times New Roman" w:eastAsia="Times New Roman" w:cs="Times New Roman"/>
-        <w:b w:val="0"/>
-        <w:color w:val="000000"/>
-        <w:sz w:val="18"/>
-      </w:rPr>
-      <w:t xml:space="preserve">第一轮化学原理 · 热力学初步 · 练习</w:t>
-    </w:r>
-  </w:p>
-</w:hdr>
 </file>
 
 <file path=word/numbering.xml><?xml version="1.0" encoding="utf-8"?>

--- a/00-首页/题组Word/第一轮·竞赛教材版/第一轮原理·3-热力学初步（学生版-打印版）.docx
+++ b/00-首页/题组Word/第一轮·竞赛教材版/第一轮原理·3-热力学初步（学生版-打印版）.docx
@@ -6,8 +6,9 @@
     <w:p>
       <w:pPr>
         <w:pStyle w:val="Heading1"/>
-        <w:spacing w:before="280" w:after="120"/>
+        <w:spacing w:before="0" w:after="240"/>
         <w:jc w:val="center"/>
+        <w:keepNext/>
       </w:pPr>
       <w:r>
         <w:rPr>
@@ -38,6 +39,60 @@
           <w:rFonts w:hint="eastAsia" w:ascii="Times New Roman" w:hAnsi="Times New Roman" w:eastAsia="SimHei" w:cs="Times New Roman"/>
         </w:rPr>
         <w:t>练习</w:t>
+      </w:r>
+    </w:p>
+    <w:p>
+      <w:pPr>
+        <w:pStyle w:val="BlockText"/>
+        <w:ind w:firstLine="420"/>
+      </w:pPr>
+      <w:r>
+        <w:rPr>
+          <w:rFonts w:hint="eastAsia" w:ascii="Times New Roman" w:hAnsi="Times New Roman" w:eastAsia="FangSong" w:cs="Times New Roman"/>
+        </w:rPr>
+        <w:t xml:space="preserve">共</w:t>
+      </w:r>
+      <w:r>
+        <w:rPr>
+          <w:rFonts w:ascii="Times New Roman" w:hAnsi="Times New Roman" w:eastAsia="Times New Roman" w:cs="Times New Roman"/>
+        </w:rPr>
+        <w:t xml:space="preserve"> 40 </w:t>
+      </w:r>
+      <w:r>
+        <w:rPr>
+          <w:rFonts w:hint="eastAsia" w:ascii="Times New Roman" w:hAnsi="Times New Roman" w:eastAsia="FangSong" w:cs="Times New Roman"/>
+        </w:rPr>
+        <w:t>题</w:t>
+      </w:r>
+      <w:r>
+        <w:rPr>
+          <w:rFonts w:hint="eastAsia" w:ascii="Times New Roman" w:hAnsi="Times New Roman" w:eastAsia="Times New Roman" w:cs="Times New Roman"/>
+        </w:rPr>
+        <w:t>。</w:t>
+      </w:r>
+      <w:r>
+        <w:rPr>
+          <w:rFonts w:hint="eastAsia" w:ascii="Times New Roman" w:hAnsi="Times New Roman" w:eastAsia="FangSong" w:cs="Times New Roman"/>
+        </w:rPr>
+        <w:t>建议先独立完成</w:t>
+      </w:r>
+      <w:r>
+        <w:rPr>
+          <w:rFonts w:hint="eastAsia" w:ascii="Times New Roman" w:hAnsi="Times New Roman" w:eastAsia="Times New Roman" w:cs="Times New Roman"/>
+        </w:rPr>
+        <w:t>，</w:t>
+      </w:r>
+      <w:r>
+        <w:rPr>
+          <w:rFonts w:hint="eastAsia" w:ascii="Times New Roman" w:hAnsi="Times New Roman" w:eastAsia="FangSong" w:cs="Times New Roman"/>
+        </w:rPr>
+        <w:t>再核对答案</w:t>
+      </w:r>
+      <w:r>
+        <w:rPr>
+          <w:rFonts w:hint="eastAsia" w:ascii="Times New Roman" w:hAnsi="Times New Roman" w:eastAsia="Times New Roman" w:cs="Times New Roman"/>
+        </w:rPr>
+        <w:t>。</w:t>
       </w:r>
     </w:p>
     <w:p>
@@ -54,7 +109,8 @@
     <w:p>
       <w:pPr>
         <w:pStyle w:val="Heading2"/>
-        <w:spacing w:before="280" w:after="120"/>
+        <w:spacing w:before="280" w:after="80"/>
+        <w:keepNext/>
       </w:pPr>
       <w:r>
         <w:rPr>
@@ -91,8 +147,7 @@
     <w:p>
       <w:pPr>
         <w:pStyle w:val="FirstParagraph"/>
-        <w:spacing w:before="0" w:after="0"/>
-        <w:ind w:left="480" w:hanging="480"/>
+        <w:ind w:firstLine="420"/>
       </w:pPr>
       <w:r>
         <w:rPr>
@@ -205,15 +260,17 @@
     </w:p>
     <w:p>
       <w:pPr>
-        <w:pStyle w:val="FirstParagraph"/>
-        <w:spacing w:before="0" w:after="0"/>
-        <w:ind w:left="480" w:hanging="480"/>
+        <w:pStyle w:val="Compact"/>
+        <w:numPr>
+          <w:ilvl w:val="0"/>
+          <w:numId w:val="1001"/>
+        </w:numPr>
       </w:pPr>
       <w:r>
         <w:rPr>
-          <w:rFonts w:hint="eastAsia" w:ascii="Times New Roman" w:hAnsi="Times New Roman" w:eastAsia="Times New Roman" w:cs="Times New Roman"/>
-        </w:rPr>
-        <w:t>A.</w:t>
+          <w:rFonts w:ascii="Times New Roman" w:hAnsi="Times New Roman" w:eastAsia="Times New Roman" w:cs="Times New Roman"/>
+        </w:rPr>
+        <w:t xml:space="preserve">A.</w:t>
       </w:r>
       <w:r>
         <w:rPr>
@@ -285,18 +342,14 @@
           <m:t>0</m:t>
         </m:r>
       </m:oMath>
-      <w:r>
-        <w:rPr>
-          <w:rFonts w:ascii="Times New Roman" w:hAnsi="Times New Roman" w:eastAsia="Times New Roman" w:cs="Times New Roman"/>
-        </w:rPr>
-        <w:t xml:space="preserve"> </w:t>
-      </w:r>
     </w:p>
     <w:p>
       <w:pPr>
-        <w:pStyle w:val="FirstParagraph"/>
-        <w:spacing w:before="0" w:after="0"/>
-        <w:ind w:left="480" w:hanging="480"/>
+        <w:pStyle w:val="Compact"/>
+        <w:numPr>
+          <w:ilvl w:val="0"/>
+          <w:numId w:val="1001"/>
+        </w:numPr>
       </w:pPr>
       <w:r>
         <w:rPr>
@@ -374,18 +427,14 @@
           <m:t>0</m:t>
         </m:r>
       </m:oMath>
-      <w:r>
-        <w:rPr>
-          <w:rFonts w:ascii="Times New Roman" w:hAnsi="Times New Roman" w:eastAsia="Times New Roman" w:cs="Times New Roman"/>
-        </w:rPr>
-        <w:t xml:space="preserve"> </w:t>
-      </w:r>
     </w:p>
     <w:p>
       <w:pPr>
-        <w:pStyle w:val="FirstParagraph"/>
-        <w:spacing w:before="0" w:after="0"/>
-        <w:ind w:left="480" w:hanging="480"/>
+        <w:pStyle w:val="Compact"/>
+        <w:numPr>
+          <w:ilvl w:val="0"/>
+          <w:numId w:val="1001"/>
+        </w:numPr>
       </w:pPr>
       <w:r>
         <w:rPr>
@@ -463,18 +512,14 @@
           <m:t>0</m:t>
         </m:r>
       </m:oMath>
-      <w:r>
-        <w:rPr>
-          <w:rFonts w:ascii="Times New Roman" w:hAnsi="Times New Roman" w:eastAsia="Times New Roman" w:cs="Times New Roman"/>
-        </w:rPr>
-        <w:t xml:space="preserve"> </w:t>
-      </w:r>
     </w:p>
     <w:p>
       <w:pPr>
-        <w:pStyle w:val="FirstParagraph"/>
-        <w:spacing w:before="0" w:after="0"/>
-        <w:ind w:left="480" w:hanging="480"/>
+        <w:pStyle w:val="Compact"/>
+        <w:numPr>
+          <w:ilvl w:val="0"/>
+          <w:numId w:val="1001"/>
+        </w:numPr>
       </w:pPr>
       <w:r>
         <w:rPr>
@@ -555,13 +600,13 @@
     </w:p>
     <w:p>
       <w:pPr>
-        <w:spacing w:before="0" w:after="0"/>
+        <w:spacing w:before="160" w:after="80"/>
       </w:pPr>
-    </w:p>
-    <w:p>
-      <w:pPr>
-        <w:spacing w:before="0" w:after="0"/>
-      </w:pPr>
+      <w:r>
+        <w:pict>
+          <v:rect style="width:0;height:1.5pt" o:hralign="center" o:hrstd="t" o:hr="t"/>
+        </w:pict>
+      </w:r>
     </w:p>
     <w:p>
       <w:pPr>
@@ -602,6 +647,7 @@
     <w:p>
       <w:pPr>
         <w:pStyle w:val="FirstParagraph"/>
+        <w:ind w:firstLine="420"/>
       </w:pPr>
       <w:r>
         <w:rPr>
@@ -625,6 +671,7 @@
     <w:p>
       <w:pPr>
         <w:pStyle w:val="BodyText"/>
+        <w:ind w:firstLine="420"/>
       </w:pPr>
       <w:r>
         <w:rPr>
@@ -806,8 +853,7 @@
     <w:p>
       <w:pPr>
         <w:pStyle w:val="BodyText"/>
-        <w:spacing w:before="0" w:after="0"/>
-        <w:ind w:left="480" w:hanging="480"/>
+        <w:ind w:firstLine="420"/>
       </w:pPr>
       <w:r>
         <w:rPr>
@@ -862,69 +908,59 @@
           <w:rFonts w:ascii="Times New Roman" w:hAnsi="Times New Roman" w:eastAsia="Times New Roman" w:cs="Times New Roman"/>
         </w:rPr>
         <w:t xml:space="preserve"> </w:t>
+      </w:r>
+      <w:r>
+        <w:rPr>
+          <w:rFonts w:ascii="Times New Roman" w:hAnsi="Times New Roman" w:eastAsia="Times New Roman" w:cs="Times New Roman"/>
+        </w:rPr>
+        <w:t xml:space="preserve">- A.(1)①,(2)①</w:t>
+      </w:r>
+      <w:r>
+        <w:rPr>
+          <w:rFonts w:ascii="Times New Roman" w:hAnsi="Times New Roman" w:eastAsia="Times New Roman" w:cs="Times New Roman"/>
+        </w:rPr>
+        <w:t xml:space="preserve"> </w:t>
+      </w:r>
+      <w:r>
+        <w:rPr>
+          <w:rFonts w:ascii="Times New Roman" w:hAnsi="Times New Roman" w:eastAsia="Times New Roman" w:cs="Times New Roman"/>
+        </w:rPr>
+        <w:t xml:space="preserve">- B.(1)②,(2)①</w:t>
+      </w:r>
+      <w:r>
+        <w:rPr>
+          <w:rFonts w:ascii="Times New Roman" w:hAnsi="Times New Roman" w:eastAsia="Times New Roman" w:cs="Times New Roman"/>
+        </w:rPr>
+        <w:t xml:space="preserve"> </w:t>
+      </w:r>
+      <w:r>
+        <w:rPr>
+          <w:rFonts w:ascii="Times New Roman" w:hAnsi="Times New Roman" w:eastAsia="Times New Roman" w:cs="Times New Roman"/>
+        </w:rPr>
+        <w:t xml:space="preserve">- C.(1)②,(2)②</w:t>
+      </w:r>
+      <w:r>
+        <w:rPr>
+          <w:rFonts w:ascii="Times New Roman" w:hAnsi="Times New Roman" w:eastAsia="Times New Roman" w:cs="Times New Roman"/>
+        </w:rPr>
+        <w:t xml:space="preserve"> </w:t>
+      </w:r>
+      <w:r>
+        <w:rPr>
+          <w:rFonts w:ascii="Times New Roman" w:hAnsi="Times New Roman" w:eastAsia="Times New Roman" w:cs="Times New Roman"/>
+        </w:rPr>
+        <w:t xml:space="preserve">- D.(1)①,(2)②</w:t>
       </w:r>
     </w:p>
     <w:p>
       <w:pPr>
-        <w:pStyle w:val="BodyText"/>
-        <w:spacing w:before="0" w:after="0"/>
-        <w:ind w:left="480" w:hanging="480"/>
+        <w:spacing w:before="160" w:after="80"/>
       </w:pPr>
       <w:r>
-        <w:rPr>
-          <w:rFonts w:ascii="Times New Roman" w:hAnsi="Times New Roman" w:eastAsia="Times New Roman" w:cs="Times New Roman"/>
-        </w:rPr>
-        <w:t xml:space="preserve">A.(1)①,(2)① </w:t>
-      </w:r>
-    </w:p>
-    <w:p>
-      <w:pPr>
-        <w:pStyle w:val="BodyText"/>
-        <w:spacing w:before="0" w:after="0"/>
-        <w:ind w:left="480" w:hanging="480"/>
-      </w:pPr>
-      <w:r>
-        <w:rPr>
-          <w:rFonts w:ascii="Times New Roman" w:hAnsi="Times New Roman" w:eastAsia="Times New Roman" w:cs="Times New Roman"/>
-        </w:rPr>
-        <w:t xml:space="preserve">B.(1)②,(2)① </w:t>
-      </w:r>
-    </w:p>
-    <w:p>
-      <w:pPr>
-        <w:pStyle w:val="BodyText"/>
-        <w:spacing w:before="0" w:after="0"/>
-        <w:ind w:left="480" w:hanging="480"/>
-      </w:pPr>
-      <w:r>
-        <w:rPr>
-          <w:rFonts w:ascii="Times New Roman" w:hAnsi="Times New Roman" w:eastAsia="Times New Roman" w:cs="Times New Roman"/>
-        </w:rPr>
-        <w:t xml:space="preserve">C.(1)②,(2)② </w:t>
-      </w:r>
-    </w:p>
-    <w:p>
-      <w:pPr>
-        <w:pStyle w:val="BodyText"/>
-        <w:spacing w:before="0" w:after="0"/>
-        <w:ind w:left="480" w:hanging="480"/>
-      </w:pPr>
-      <w:r>
-        <w:rPr>
-          <w:rFonts w:ascii="Times New Roman" w:hAnsi="Times New Roman" w:eastAsia="Times New Roman" w:cs="Times New Roman"/>
-        </w:rPr>
-        <w:t xml:space="preserve">D.(1)①,(2)②</w:t>
-      </w:r>
-    </w:p>
-    <w:p>
-      <w:pPr>
-        <w:spacing w:before="0" w:after="0"/>
-      </w:pPr>
-    </w:p>
-    <w:p>
-      <w:pPr>
-        <w:spacing w:before="0" w:after="0"/>
-      </w:pPr>
+        <w:pict>
+          <v:rect style="width:0;height:1.5pt" o:hralign="center" o:hrstd="t" o:hr="t"/>
+        </w:pict>
+      </w:r>
     </w:p>
     <w:p>
       <w:pPr>
@@ -965,6 +1001,7 @@
     <w:p>
       <w:pPr>
         <w:pStyle w:val="FirstParagraph"/>
+        <w:ind w:firstLine="420"/>
       </w:pPr>
       <w:r>
         <w:rPr>
@@ -1171,7 +1208,7 @@
         </w:rPr>
         <w:drawing>
           <wp:inline>
-            <wp:extent cx="2497185" cy="4095000"/>
+            <wp:extent cx="2520000" cy="4095000"/>
             <wp:effectExtent b="0" l="0" r="0" t="0"/>
             <wp:docPr descr="" title="" id="12" name="Picture"/>
             <a:graphic>
@@ -1192,7 +1229,7 @@
                   <pic:spPr bwMode="auto">
                     <a:xfrm>
                       <a:off x="0" y="0"/>
-                      <a:ext cx="2497185" cy="4095000"/>
+                      <a:ext cx="2520000" cy="4095000"/>
                     </a:xfrm>
                     <a:prstGeom prst="rect">
                       <a:avLst/>
@@ -1223,7 +1260,7 @@
         </w:rPr>
         <w:drawing>
           <wp:inline>
-            <wp:extent cx="3226716" cy="4112664"/>
+            <wp:extent cx="3240000" cy="4112664"/>
             <wp:effectExtent b="0" l="0" r="0" t="0"/>
             <wp:docPr descr="" title="" id="15" name="Picture"/>
             <a:graphic>
@@ -1244,7 +1281,7 @@
                   <pic:spPr bwMode="auto">
                     <a:xfrm>
                       <a:off x="0" y="0"/>
-                      <a:ext cx="3226716" cy="4112664"/>
+                      <a:ext cx="3240000" cy="4112664"/>
                     </a:xfrm>
                     <a:prstGeom prst="rect">
                       <a:avLst/>
@@ -1266,6 +1303,7 @@
     <w:p>
       <w:pPr>
         <w:pStyle w:val="BodyText"/>
+        <w:ind w:firstLine="420"/>
       </w:pPr>
       <w:r>
         <w:rPr>
@@ -1321,8 +1359,9 @@
         <w:pStyle w:val="Compact"/>
         <w:numPr>
           <w:ilvl w:val="0"/>
-          <w:numId w:val="1001"/>
+          <w:numId w:val="1002"/>
         </w:numPr>
+        <w:ind w:firstLine="420"/>
       </w:pPr>
       <w:r>
         <w:rPr>
@@ -1372,9 +1411,9 @@
         <w:pStyle w:val="Compact"/>
         <w:numPr>
           <w:ilvl w:val="0"/>
-          <w:numId w:val="1001"/>
+          <w:numId w:val="1002"/>
         </w:numPr>
-        <w:spacing w:after="80"/>
+        <w:ind w:firstLine="420"/>
       </w:pPr>
       <w:r>
         <w:rPr>
@@ -1431,183 +1470,103 @@
         <w:t>:</w:t>
       </w:r>
     </w:p>
-    <w:tbl>
-      <w:tblPr>
-        <w:tblStyle w:val="Table"/>
-        <w:tblW w:type="auto" w:w="0"/>
-        <w:tblBorders>
-          <w:top w:val="single" w:sz="12" w:space="0" w:color="000000"/>
-          <w:left w:val="none" w:sz="0" w:space="0" w:color="auto"/>
-          <w:bottom w:val="single" w:sz="12" w:space="0" w:color="000000"/>
-          <w:right w:val="none" w:sz="0" w:space="0" w:color="auto"/>
-          <w:insideH w:val="none" w:sz="0" w:space="0" w:color="auto"/>
-          <w:insideV w:val="none" w:sz="0" w:space="0" w:color="auto"/>
-        </w:tblBorders>
-        <w:tblLook w:firstRow="1" w:lastRow="0" w:firstColumn="0" w:lastColumn="0" w:noHBand="0" w:noVBand="0" w:val="0020"/>
-      </w:tblPr>
-      <w:tblGrid>
-        <w:gridCol w:w="1980"/>
-        <w:gridCol w:w="1980"/>
-        <w:gridCol w:w="1980"/>
-        <w:gridCol w:w="1980"/>
-      </w:tblGrid>
-      <w:tr>
-        <w:trPr>
-          <w:tblHeader w:val="on"/>
-        </w:trPr>
-        <w:tc>
-          <w:tcPr>
-            <w:tcBorders>
-              <w:bottom w:val="single" w:sz="8" w:space="0" w:color="000000"/>
-            </w:tcBorders>
-          </w:tcPr>
-          <w:p>
-            <w:pPr>
-              <w:pStyle w:val="Compact"/>
-              <w:jc w:val="center"/>
-            </w:pPr>
-          </w:p>
-        </w:tc>
-        <w:tc>
-          <w:tcPr>
-            <w:tcBorders>
-              <w:bottom w:val="single" w:sz="8" w:space="0" w:color="000000"/>
-            </w:tcBorders>
-          </w:tcPr>
-          <w:p>
-            <w:pPr>
-              <w:pStyle w:val="Compact"/>
-              <w:jc w:val="center"/>
-            </w:pPr>
-            <w:r>
-              <w:rPr>
-                <w:rFonts w:hint="eastAsia" w:ascii="Times New Roman" w:hAnsi="Times New Roman" w:eastAsia="SimHei" w:cs="Times New Roman"/>
-                <w:b/>
-              </w:rPr>
-              <w:t xml:space="preserve">拉瓦锡</w:t>
-            </w:r>
-          </w:p>
-        </w:tc>
-        <w:tc>
-          <w:tcPr>
-            <w:tcBorders>
-              <w:bottom w:val="single" w:sz="8" w:space="0" w:color="000000"/>
-            </w:tcBorders>
-          </w:tcPr>
-          <w:p>
-            <w:pPr>
-              <w:pStyle w:val="Compact"/>
-              <w:jc w:val="center"/>
-            </w:pPr>
-            <w:r>
-              <w:rPr>
-                <w:rFonts w:hint="eastAsia" w:ascii="Times New Roman" w:hAnsi="Times New Roman" w:eastAsia="SimHei" w:cs="Times New Roman"/>
-                <w:b/>
-              </w:rPr>
-              <w:t xml:space="preserve">克劳福德</w:t>
-            </w:r>
-          </w:p>
-        </w:tc>
-        <w:tc>
-          <w:tcPr>
-            <w:tcBorders>
-              <w:bottom w:val="single" w:sz="8" w:space="0" w:color="000000"/>
-            </w:tcBorders>
-          </w:tcPr>
-          <w:p>
-            <w:pPr>
-              <w:pStyle w:val="Compact"/>
-              <w:jc w:val="center"/>
-            </w:pPr>
-            <w:r>
-              <w:rPr>
-                <w:rFonts w:hint="eastAsia" w:ascii="Times New Roman" w:hAnsi="Times New Roman" w:eastAsia="SimHei" w:cs="Times New Roman"/>
-                <w:b/>
-              </w:rPr>
-              <w:t xml:space="preserve">道尔顿</w:t>
-            </w:r>
-          </w:p>
-        </w:tc>
-      </w:tr>
-      <w:tr>
-        <w:tc>
-          <w:tcPr/>
-          <w:p>
-            <w:pPr>
-              <w:pStyle w:val="Compact"/>
-              <w:jc w:val="center"/>
-            </w:pPr>
-            <w:r>
-              <w:rPr>
-                <w:rFonts w:hint="eastAsia" w:ascii="Times New Roman" w:hAnsi="Times New Roman" w:eastAsia="FangSong" w:cs="Times New Roman"/>
-              </w:rPr>
-              <w:t>熔化冰的质量</w:t>
-            </w:r>
-            <w:r>
-              <w:rPr>
-                <w:rFonts w:hint="eastAsia" w:ascii="Times New Roman" w:hAnsi="Times New Roman" w:eastAsia="Times New Roman" w:cs="Times New Roman"/>
-              </w:rPr>
-              <w:t>/</w:t>
-            </w:r>
-            <w:r>
-              <w:rPr>
-                <w:rFonts w:hint="eastAsia" w:ascii="Times New Roman" w:hAnsi="Times New Roman" w:eastAsia="FangSong" w:cs="Times New Roman"/>
-              </w:rPr>
-              <w:t>燃烧碳的质量</w:t>
-            </w:r>
-          </w:p>
-        </w:tc>
-        <w:tc>
-          <w:tcPr/>
-          <w:p>
-            <w:pPr>
-              <w:pStyle w:val="Compact"/>
-              <w:jc w:val="center"/>
-            </w:pPr>
-            <w:r>
-              <w:rPr>
-                <w:rFonts w:ascii="Times New Roman" w:hAnsi="Times New Roman" w:eastAsia="Times New Roman" w:cs="Times New Roman"/>
-              </w:rPr>
-              <w:t xml:space="preserve">96.5</w:t>
-            </w:r>
-          </w:p>
-        </w:tc>
-        <w:tc>
-          <w:tcPr/>
-          <w:p>
-            <w:pPr>
-              <w:pStyle w:val="Compact"/>
-              <w:jc w:val="center"/>
-            </w:pPr>
-            <w:r>
-              <w:rPr>
-                <w:rFonts w:ascii="Times New Roman" w:hAnsi="Times New Roman" w:eastAsia="Times New Roman" w:cs="Times New Roman"/>
-              </w:rPr>
-              <w:t xml:space="preserve">69</w:t>
-            </w:r>
-          </w:p>
-        </w:tc>
-        <w:tc>
-          <w:tcPr/>
-          <w:p>
-            <w:pPr>
-              <w:pStyle w:val="Compact"/>
-              <w:jc w:val="center"/>
-            </w:pPr>
-            <w:r>
-              <w:rPr>
-                <w:rFonts w:ascii="Times New Roman" w:hAnsi="Times New Roman" w:eastAsia="Times New Roman" w:cs="Times New Roman"/>
-              </w:rPr>
-              <w:t xml:space="preserve">40</w:t>
-            </w:r>
-          </w:p>
-        </w:tc>
-      </w:tr>
-    </w:tbl>
+    <w:p>
+      <w:pPr>
+        <w:pStyle w:val="FirstParagraph"/>
+        <w:ind w:firstLine="420"/>
+      </w:pPr>
+      <w:r>
+        <w:rPr>
+          <w:rFonts w:hint="eastAsia" w:ascii="Times New Roman" w:hAnsi="Times New Roman" w:eastAsia="FangSong" w:cs="Times New Roman"/>
+        </w:rPr>
+        <w:t xml:space="preserve">拉瓦锡</w:t>
+      </w:r>
+    </w:p>
     <w:p>
       <w:pPr>
         <w:pStyle w:val="BodyText"/>
-        <w:spacing w:before="120"/>
+        <w:ind w:firstLine="420"/>
+      </w:pPr>
+      <w:r>
+        <w:rPr>
+          <w:rFonts w:hint="eastAsia" w:ascii="Times New Roman" w:hAnsi="Times New Roman" w:eastAsia="FangSong" w:cs="Times New Roman"/>
+        </w:rPr>
+        <w:t xml:space="preserve">克劳福德</w:t>
+      </w:r>
+    </w:p>
+    <w:p>
+      <w:pPr>
+        <w:pStyle w:val="BodyText"/>
+        <w:ind w:firstLine="420"/>
+      </w:pPr>
+      <w:r>
+        <w:rPr>
+          <w:rFonts w:hint="eastAsia" w:ascii="Times New Roman" w:hAnsi="Times New Roman" w:eastAsia="FangSong" w:cs="Times New Roman"/>
+        </w:rPr>
+        <w:t xml:space="preserve">道尔顿</w:t>
+      </w:r>
+    </w:p>
+    <w:p>
+      <w:pPr>
+        <w:pStyle w:val="BodyText"/>
+        <w:ind w:firstLine="420"/>
+      </w:pPr>
+      <w:r>
+        <w:rPr>
+          <w:rFonts w:hint="eastAsia" w:ascii="Times New Roman" w:hAnsi="Times New Roman" w:eastAsia="FangSong" w:cs="Times New Roman"/>
+        </w:rPr>
+        <w:t>熔化冰的质量</w:t>
+      </w:r>
+      <w:r>
+        <w:rPr>
+          <w:rFonts w:hint="eastAsia" w:ascii="Times New Roman" w:hAnsi="Times New Roman" w:eastAsia="Times New Roman" w:cs="Times New Roman"/>
+        </w:rPr>
+        <w:t>/</w:t>
+      </w:r>
+      <w:r>
+        <w:rPr>
+          <w:rFonts w:hint="eastAsia" w:ascii="Times New Roman" w:hAnsi="Times New Roman" w:eastAsia="FangSong" w:cs="Times New Roman"/>
+        </w:rPr>
+        <w:t>燃烧碳的质量</w:t>
+      </w:r>
+    </w:p>
+    <w:p>
+      <w:pPr>
+        <w:pStyle w:val="BodyText"/>
+      </w:pPr>
+      <w:r>
+        <w:rPr>
+          <w:rFonts w:ascii="Times New Roman" w:hAnsi="Times New Roman" w:eastAsia="Times New Roman" w:cs="Times New Roman"/>
+        </w:rPr>
+        <w:t xml:space="preserve">96.5</w:t>
+      </w:r>
+    </w:p>
+    <w:p>
+      <w:pPr>
+        <w:pStyle w:val="BodyText"/>
+      </w:pPr>
+      <w:r>
+        <w:rPr>
+          <w:rFonts w:ascii="Times New Roman" w:hAnsi="Times New Roman" w:eastAsia="Times New Roman" w:cs="Times New Roman"/>
+        </w:rPr>
+        <w:t xml:space="preserve">69</w:t>
+      </w:r>
+    </w:p>
+    <w:p>
+      <w:pPr>
+        <w:pStyle w:val="BodyText"/>
+      </w:pPr>
+      <w:r>
+        <w:rPr>
+          <w:rFonts w:ascii="Times New Roman" w:hAnsi="Times New Roman" w:eastAsia="Times New Roman" w:cs="Times New Roman"/>
+        </w:rPr>
+        <w:t xml:space="preserve">40</w:t>
+      </w:r>
+    </w:p>
+    <w:p>
+      <w:pPr>
+        <w:pStyle w:val="BodyText"/>
+        <w:ind w:firstLine="420"/>
       </w:pPr>
       <w:r>
         <w:rPr>
@@ -1649,9 +1608,15 @@
           <m:t> </m:t>
         </m:r>
         <m:r>
+          <m:rPr>
+            <m:sty m:val="p"/>
+          </m:rPr>
           <m:t>k</m:t>
         </m:r>
         <m:r>
+          <m:rPr>
+            <m:sty m:val="p"/>
+          </m:rPr>
           <m:t>J</m:t>
         </m:r>
         <m:r>
@@ -1659,16 +1624,25 @@
             <m:sty m:val="p"/>
           </m:rPr>
           <m:t>⋅</m:t>
-        </m:r>
-        <m:r>
-          <m:t>m</m:t>
-        </m:r>
-        <m:r>
-          <m:t>o</m:t>
         </m:r>
         <m:sSup>
           <m:e>
             <m:r>
+              <m:rPr>
+                <m:sty m:val="p"/>
+              </m:rPr>
+              <m:t>m</m:t>
+            </m:r>
+            <m:r>
+              <m:rPr>
+                <m:sty m:val="p"/>
+              </m:rPr>
+              <m:t>o</m:t>
+            </m:r>
+            <m:r>
+              <m:rPr>
+                <m:sty m:val="p"/>
+              </m:rPr>
               <m:t>l</m:t>
             </m:r>
           </m:e>
@@ -1715,8 +1689,9 @@
         <w:pStyle w:val="Compact"/>
         <w:numPr>
           <w:ilvl w:val="0"/>
-          <w:numId w:val="1002"/>
+          <w:numId w:val="1003"/>
         </w:numPr>
+        <w:ind w:firstLine="420"/>
       </w:pPr>
       <w:r>
         <w:rPr>
@@ -2113,8 +2088,9 @@
         <w:pStyle w:val="Compact"/>
         <w:numPr>
           <w:ilvl w:val="0"/>
-          <w:numId w:val="1002"/>
+          <w:numId w:val="1003"/>
         </w:numPr>
+        <w:ind w:firstLine="420"/>
       </w:pPr>
       <w:r>
         <w:rPr>
@@ -2639,6 +2615,7 @@
     <w:p>
       <w:pPr>
         <w:pStyle w:val="FirstParagraph"/>
+        <w:ind w:firstLine="420"/>
       </w:pPr>
       <w:r>
         <w:rPr>
@@ -2689,7 +2666,7 @@
         </w:rPr>
         <w:drawing>
           <wp:inline>
-            <wp:extent cx="3240000" cy="2866488"/>
+            <wp:extent cx="3240000" cy="2878085"/>
             <wp:effectExtent b="0" l="0" r="0" t="0"/>
             <wp:docPr descr="" title="" id="18" name="Picture"/>
             <a:graphic>
@@ -2710,7 +2687,7 @@
                   <pic:spPr bwMode="auto">
                     <a:xfrm>
                       <a:off x="0" y="0"/>
-                      <a:ext cx="3240000" cy="2866488"/>
+                      <a:ext cx="3240000" cy="2878085"/>
                     </a:xfrm>
                     <a:prstGeom prst="rect">
                       <a:avLst/>
@@ -2732,6 +2709,7 @@
     <w:p>
       <w:pPr>
         <w:pStyle w:val="BodyText"/>
+        <w:ind w:firstLine="420"/>
       </w:pPr>
       <w:r>
         <w:rPr>
@@ -2743,6 +2721,7 @@
     <w:p>
       <w:pPr>
         <w:pStyle w:val="BodyText"/>
+        <w:ind w:firstLine="420"/>
       </w:pPr>
       <w:r>
         <w:rPr>
@@ -2821,6 +2800,7 @@
       <w:pPr>
         <w:pStyle w:val="BodyText"/>
         <w:spacing w:after="80"/>
+        <w:ind w:firstLine="420"/>
       </w:pPr>
       <w:r>
         <w:rPr>
@@ -2834,15 +2814,16 @@
         <w:tblStyle w:val="Table"/>
         <w:tblW w:type="pct" w:w="5000"/>
         <w:tblLayout w:type="fixed"/>
+        <w:tblLook w:firstRow="1" w:lastRow="0" w:firstColumn="0" w:lastColumn="0" w:noHBand="0" w:noVBand="0" w:val="0020"/>
+        <w:jc w:val="center"/>
         <w:tblBorders>
           <w:top w:val="single" w:sz="12" w:space="0" w:color="000000"/>
-          <w:left w:val="none" w:sz="0" w:space="0" w:color="auto"/>
           <w:bottom w:val="single" w:sz="12" w:space="0" w:color="000000"/>
-          <w:right w:val="none" w:sz="0" w:space="0" w:color="auto"/>
-          <w:insideH w:val="none" w:sz="0" w:space="0" w:color="auto"/>
-          <w:insideV w:val="none" w:sz="0" w:space="0" w:color="auto"/>
+          <w:left w:val="none"/>
+          <w:right w:val="none"/>
+          <w:insideH w:val="none"/>
+          <w:insideV w:val="none"/>
         </w:tblBorders>
-        <w:tblLook w:firstRow="1" w:lastRow="0" w:firstColumn="0" w:lastColumn="0" w:noHBand="0" w:noVBand="0" w:val="0020"/>
       </w:tblPr>
       <w:tblGrid>
         <w:gridCol w:w="1980"/>
@@ -2857,7 +2838,7 @@
         <w:tc>
           <w:tcPr>
             <w:tcBorders>
-              <w:bottom w:val="single" w:sz="8" w:space="0" w:color="000000"/>
+              <w:bottom w:val="single" w:sz="6" w:space="0" w:color="000000"/>
             </w:tcBorders>
           </w:tcPr>
           <w:p>
@@ -2870,7 +2851,7 @@
         <w:tc>
           <w:tcPr>
             <w:tcBorders>
-              <w:bottom w:val="single" w:sz="8" w:space="0" w:color="000000"/>
+              <w:bottom w:val="single" w:sz="6" w:space="0" w:color="000000"/>
             </w:tcBorders>
           </w:tcPr>
           <w:p>
@@ -2943,9 +2924,15 @@
                 <m:t>(</m:t>
               </m:r>
               <m:r>
+                <m:rPr>
+                  <m:sty m:val="p"/>
+                </m:rPr>
                 <m:t>k</m:t>
               </m:r>
               <m:r>
+                <m:rPr>
+                  <m:sty m:val="p"/>
+                </m:rPr>
                 <m:t>J</m:t>
               </m:r>
               <m:r>
@@ -2954,15 +2941,24 @@
                 </m:rPr>
                 <m:t>·</m:t>
               </m:r>
-              <m:r>
-                <m:t>m</m:t>
-              </m:r>
-              <m:r>
-                <m:t>o</m:t>
-              </m:r>
               <m:sSup>
                 <m:e>
                   <m:r>
+                    <m:rPr>
+                      <m:sty m:val="p"/>
+                    </m:rPr>
+                    <m:t>m</m:t>
+                  </m:r>
+                  <m:r>
+                    <m:rPr>
+                      <m:sty m:val="p"/>
+                    </m:rPr>
+                    <m:t>o</m:t>
+                  </m:r>
+                  <m:r>
+                    <m:rPr>
+                      <m:sty m:val="p"/>
+                    </m:rPr>
                     <m:t>l</m:t>
                   </m:r>
                 </m:e>
@@ -2997,7 +2993,7 @@
         <w:tc>
           <w:tcPr>
             <w:tcBorders>
-              <w:bottom w:val="single" w:sz="8" w:space="0" w:color="000000"/>
+              <w:bottom w:val="single" w:sz="6" w:space="0" w:color="000000"/>
             </w:tcBorders>
           </w:tcPr>
           <w:p>
@@ -3064,6 +3060,9 @@
                 <m:t>(</m:t>
               </m:r>
               <m:r>
+                <m:rPr>
+                  <m:sty m:val="p"/>
+                </m:rPr>
                 <m:t>J</m:t>
               </m:r>
               <m:r>
@@ -3072,15 +3071,24 @@
                 </m:rPr>
                 <m:t>·</m:t>
               </m:r>
-              <m:r>
-                <m:t>m</m:t>
-              </m:r>
-              <m:r>
-                <m:t>o</m:t>
-              </m:r>
               <m:sSup>
                 <m:e>
                   <m:r>
+                    <m:rPr>
+                      <m:sty m:val="p"/>
+                    </m:rPr>
+                    <m:t>m</m:t>
+                  </m:r>
+                  <m:r>
+                    <m:rPr>
+                      <m:sty m:val="p"/>
+                    </m:rPr>
+                    <m:t>o</m:t>
+                  </m:r>
+                  <m:r>
+                    <m:rPr>
+                      <m:sty m:val="p"/>
+                    </m:rPr>
                     <m:t>l</m:t>
                   </m:r>
                 </m:e>
@@ -3105,6 +3113,9 @@
               <m:sSup>
                 <m:e>
                   <m:r>
+                    <m:rPr>
+                      <m:sty m:val="p"/>
+                    </m:rPr>
                     <m:t>K</m:t>
                   </m:r>
                 </m:e>
@@ -3139,7 +3150,7 @@
         <w:tc>
           <w:tcPr>
             <w:tcBorders>
-              <w:bottom w:val="single" w:sz="8" w:space="0" w:color="000000"/>
+              <w:bottom w:val="single" w:sz="6" w:space="0" w:color="000000"/>
             </w:tcBorders>
           </w:tcPr>
           <w:p>
@@ -3190,12 +3201,18 @@
                 </m:rPr>
                 <m:t>·</m:t>
               </m:r>
-              <m:r>
-                <m:t>c</m:t>
-              </m:r>
               <m:sSup>
                 <m:e>
                   <m:r>
+                    <m:rPr>
+                      <m:sty m:val="p"/>
+                    </m:rPr>
+                    <m:t>c</m:t>
+                  </m:r>
+                  <m:r>
+                    <m:rPr>
+                      <m:sty m:val="p"/>
+                    </m:rPr>
                     <m:t>m</m:t>
                   </m:r>
                 </m:e>
@@ -3635,43 +3652,13 @@
     </w:tbl>
     <w:p>
       <w:pPr>
-        <w:spacing w:before="0" w:after="0"/>
+        <w:spacing w:before="160" w:after="80"/>
       </w:pPr>
-    </w:p>
-    <w:p>
-      <w:pPr>
-        <w:spacing w:before="0" w:after="0"/>
-      </w:pPr>
-    </w:p>
-    <w:p>
-      <w:pPr>
-        <w:spacing w:before="0" w:after="0"/>
-      </w:pPr>
-    </w:p>
-    <w:p>
-      <w:pPr>
-        <w:spacing w:before="0" w:after="0"/>
-      </w:pPr>
-    </w:p>
-    <w:p>
-      <w:pPr>
-        <w:spacing w:before="0" w:after="0"/>
-      </w:pPr>
-    </w:p>
-    <w:p>
-      <w:pPr>
-        <w:spacing w:before="0" w:after="0"/>
-      </w:pPr>
-    </w:p>
-    <w:p>
-      <w:pPr>
-        <w:spacing w:before="0" w:after="0"/>
-      </w:pPr>
-    </w:p>
-    <w:p>
-      <w:pPr>
-        <w:spacing w:before="0" w:after="0"/>
-      </w:pPr>
+      <w:r>
+        <w:pict>
+          <v:rect style="width:0;height:1.5pt" o:hralign="center" o:hrstd="t" o:hr="t"/>
+        </w:pict>
+      </w:r>
     </w:p>
     <w:p>
       <w:pPr>
@@ -3713,6 +3700,7 @@
       <w:pPr>
         <w:pStyle w:val="FirstParagraph"/>
         <w:spacing w:after="80"/>
+        <w:ind w:firstLine="420"/>
       </w:pPr>
       <w:r>
         <w:rPr>
@@ -3861,15 +3849,16 @@
         <w:tblStyle w:val="Table"/>
         <w:tblW w:type="pct" w:w="5000"/>
         <w:tblLayout w:type="fixed"/>
+        <w:tblLook w:firstRow="1" w:lastRow="0" w:firstColumn="0" w:lastColumn="0" w:noHBand="0" w:noVBand="0" w:val="0020"/>
+        <w:jc w:val="center"/>
         <w:tblBorders>
           <w:top w:val="single" w:sz="12" w:space="0" w:color="000000"/>
-          <w:left w:val="none" w:sz="0" w:space="0" w:color="auto"/>
           <w:bottom w:val="single" w:sz="12" w:space="0" w:color="000000"/>
-          <w:right w:val="none" w:sz="0" w:space="0" w:color="auto"/>
-          <w:insideH w:val="none" w:sz="0" w:space="0" w:color="auto"/>
-          <w:insideV w:val="none" w:sz="0" w:space="0" w:color="auto"/>
+          <w:left w:val="none"/>
+          <w:right w:val="none"/>
+          <w:insideH w:val="none"/>
+          <w:insideV w:val="none"/>
         </w:tblBorders>
-        <w:tblLook w:firstRow="1" w:lastRow="0" w:firstColumn="0" w:lastColumn="0" w:noHBand="0" w:noVBand="0" w:val="0020"/>
       </w:tblPr>
       <w:tblGrid>
         <w:gridCol w:w="990"/>
@@ -3882,7 +3871,7 @@
         <w:tc>
           <w:tcPr>
             <w:tcBorders>
-              <w:bottom w:val="single" w:sz="8" w:space="0" w:color="000000"/>
+              <w:bottom w:val="single" w:sz="6" w:space="0" w:color="000000"/>
             </w:tcBorders>
           </w:tcPr>
           <w:p>
@@ -3902,7 +3891,7 @@
         <w:tc>
           <w:tcPr>
             <w:tcBorders>
-              <w:bottom w:val="single" w:sz="8" w:space="0" w:color="000000"/>
+              <w:bottom w:val="single" w:sz="6" w:space="0" w:color="000000"/>
             </w:tcBorders>
           </w:tcPr>
           <w:p>
@@ -4940,9 +4929,10 @@
       <w:pPr>
         <w:numPr>
           <w:ilvl w:val="0"/>
-          <w:numId w:val="1003"/>
+          <w:numId w:val="1004"/>
         </w:numPr>
         <w:spacing w:before="120"/>
+        <w:ind w:firstLine="420"/>
       </w:pPr>
       <w:r>
         <w:rPr>
@@ -5002,8 +4992,9 @@
       <w:pPr>
         <w:numPr>
           <w:ilvl w:val="0"/>
-          <w:numId w:val="1003"/>
+          <w:numId w:val="1004"/>
         </w:numPr>
+        <w:ind w:firstLine="420"/>
       </w:pPr>
       <w:r>
         <w:rPr>
@@ -5223,8 +5214,9 @@
       <w:pPr>
         <w:numPr>
           <w:ilvl w:val="0"/>
-          <w:numId w:val="1003"/>
+          <w:numId w:val="1004"/>
         </w:numPr>
+        <w:ind w:firstLine="420"/>
       </w:pPr>
       <w:r>
         <w:rPr>
@@ -5405,7 +5397,7 @@
         </w:rPr>
         <w:drawing>
           <wp:inline>
-            <wp:extent cx="3600000" cy="2191304"/>
+            <wp:extent cx="3600000" cy="2245161"/>
             <wp:effectExtent b="0" l="0" r="0" t="0"/>
             <wp:docPr descr="" title="" id="22" name="Picture"/>
             <a:graphic>
@@ -5426,7 +5418,7 @@
                   <pic:spPr bwMode="auto">
                     <a:xfrm>
                       <a:off x="0" y="0"/>
-                      <a:ext cx="3600000" cy="2191304"/>
+                      <a:ext cx="3600000" cy="2245161"/>
                     </a:xfrm>
                     <a:prstGeom prst="rect">
                       <a:avLst/>
@@ -5447,43 +5439,13 @@
     </w:p>
     <w:p>
       <w:pPr>
-        <w:spacing w:before="0" w:after="0"/>
+        <w:spacing w:before="160" w:after="80"/>
       </w:pPr>
-    </w:p>
-    <w:p>
-      <w:pPr>
-        <w:spacing w:before="0" w:after="0"/>
-      </w:pPr>
-    </w:p>
-    <w:p>
-      <w:pPr>
-        <w:spacing w:before="0" w:after="0"/>
-      </w:pPr>
-    </w:p>
-    <w:p>
-      <w:pPr>
-        <w:spacing w:before="0" w:after="0"/>
-      </w:pPr>
-    </w:p>
-    <w:p>
-      <w:pPr>
-        <w:spacing w:before="0" w:after="0"/>
-      </w:pPr>
-    </w:p>
-    <w:p>
-      <w:pPr>
-        <w:spacing w:before="0" w:after="0"/>
-      </w:pPr>
-    </w:p>
-    <w:p>
-      <w:pPr>
-        <w:spacing w:before="0" w:after="0"/>
-      </w:pPr>
-    </w:p>
-    <w:p>
-      <w:pPr>
-        <w:spacing w:before="0" w:after="0"/>
-      </w:pPr>
+      <w:r>
+        <w:pict>
+          <v:rect style="width:0;height:1.5pt" o:hralign="center" o:hrstd="t" o:hr="t"/>
+        </w:pict>
+      </w:r>
     </w:p>
     <w:p>
       <w:pPr>
@@ -5524,6 +5486,7 @@
     <w:p>
       <w:pPr>
         <w:pStyle w:val="FirstParagraph"/>
+        <w:ind w:firstLine="420"/>
       </w:pPr>
       <w:r>
         <w:rPr>
@@ -5760,6 +5723,7 @@
       <w:pPr>
         <w:pStyle w:val="FirstParagraph"/>
         <w:spacing w:after="80"/>
+        <w:ind w:firstLine="420"/>
       </w:pPr>
       <w:r>
         <w:rPr>
@@ -5791,15 +5755,16 @@
         <w:tblStyle w:val="Table"/>
         <w:tblW w:type="pct" w:w="5000"/>
         <w:tblLayout w:type="fixed"/>
+        <w:tblLook w:firstRow="1" w:lastRow="0" w:firstColumn="0" w:lastColumn="0" w:noHBand="0" w:noVBand="0" w:val="0020"/>
+        <w:jc w:val="center"/>
         <w:tblBorders>
           <w:top w:val="single" w:sz="12" w:space="0" w:color="000000"/>
-          <w:left w:val="none" w:sz="0" w:space="0" w:color="auto"/>
           <w:bottom w:val="single" w:sz="12" w:space="0" w:color="000000"/>
-          <w:right w:val="none" w:sz="0" w:space="0" w:color="auto"/>
-          <w:insideH w:val="none" w:sz="0" w:space="0" w:color="auto"/>
-          <w:insideV w:val="none" w:sz="0" w:space="0" w:color="auto"/>
+          <w:left w:val="none"/>
+          <w:right w:val="none"/>
+          <w:insideH w:val="none"/>
+          <w:insideV w:val="none"/>
         </w:tblBorders>
-        <w:tblLook w:firstRow="1" w:lastRow="0" w:firstColumn="0" w:lastColumn="0" w:noHBand="0" w:noVBand="0" w:val="0020"/>
       </w:tblPr>
       <w:tblGrid>
         <w:gridCol w:w="2640"/>
@@ -5813,7 +5778,7 @@
         <w:tc>
           <w:tcPr>
             <w:tcBorders>
-              <w:bottom w:val="single" w:sz="8" w:space="0" w:color="000000"/>
+              <w:bottom w:val="single" w:sz="6" w:space="0" w:color="000000"/>
             </w:tcBorders>
           </w:tcPr>
           <w:p>
@@ -5833,7 +5798,7 @@
         <w:tc>
           <w:tcPr>
             <w:tcBorders>
-              <w:bottom w:val="single" w:sz="8" w:space="0" w:color="000000"/>
+              <w:bottom w:val="single" w:sz="6" w:space="0" w:color="000000"/>
             </w:tcBorders>
           </w:tcPr>
           <w:p>
@@ -5955,7 +5920,7 @@
         <w:tc>
           <w:tcPr>
             <w:tcBorders>
-              <w:bottom w:val="single" w:sz="8" w:space="0" w:color="000000"/>
+              <w:bottom w:val="single" w:sz="6" w:space="0" w:color="000000"/>
             </w:tcBorders>
           </w:tcPr>
           <w:p>
@@ -6368,9 +6333,10 @@
       <w:pPr>
         <w:numPr>
           <w:ilvl w:val="0"/>
-          <w:numId w:val="1004"/>
+          <w:numId w:val="1005"/>
         </w:numPr>
         <w:spacing w:before="120"/>
+        <w:ind w:firstLine="420"/>
       </w:pPr>
       <w:r>
         <w:rPr>
@@ -6451,8 +6417,9 @@
       <w:pPr>
         <w:numPr>
           <w:ilvl w:val="0"/>
-          <w:numId w:val="1004"/>
+          <w:numId w:val="1005"/>
         </w:numPr>
+        <w:ind w:firstLine="420"/>
       </w:pPr>
       <w:r>
         <w:rPr>
@@ -6662,8 +6629,9 @@
       <w:pPr>
         <w:numPr>
           <w:ilvl w:val="0"/>
-          <w:numId w:val="1004"/>
+          <w:numId w:val="1005"/>
         </w:numPr>
+        <w:ind w:firstLine="420"/>
       </w:pPr>
       <w:r>
         <w:rPr>
@@ -6720,20 +6688,29 @@
         </w:rPr>
         <w:drawing>
           <wp:inline>
-            <wp:extent cx="3600000" cy="2283988"/>
+            <wp:extent cx="3600000" cy="2365116"/>
             <wp:effectExtent b="0" l="0" r="0" t="0"/>
             <wp:docPr descr="" title="" id="26" name="Picture"/>
             <a:graphic>
               <a:graphicData uri="http://schemas.openxmlformats.org/drawingml/2006/picture">
                 <pic:pic>
                   <pic:nvPicPr>
-                    <pic:cNvPr descr="enthalpy-profile-exothermic.png" id="27" name="Picture"/>
+                    <pic:cNvPr descr="enthalpy-profile-exothermic.svg" id="27" name="Picture"/>
                     <pic:cNvPicPr>
                       <a:picLocks noChangeArrowheads="1" noChangeAspect="1"/>
                     </pic:cNvPicPr>
                   </pic:nvPicPr>
                   <pic:blipFill>
-                    <a:blip r:embed="rId25"/>
+                    <a:blip>
+                      <a:extLst>
+                        <a:ext uri="{28A0092B-C50C-407E-A947-70E740481C1C}">
+                          <a14:useLocalDpi xmlns:a14="http://schemas.microsoft.com/office/drawing/2010/main" val="0"/>
+                        </a:ext>
+                        <a:ext uri="{96DAC541-7B7A-43D3-8B79-37D633B846F1}">
+                          <asvg:svgBlip xmlns:asvg="http://schemas.microsoft.com/office/drawing/2016/SVG/main" r:embed="rId25"/>
+                        </a:ext>
+                      </a:extLst>
+                    </a:blip>
                     <a:stretch>
                       <a:fillRect/>
                     </a:stretch>
@@ -6741,7 +6718,7 @@
                   <pic:spPr bwMode="auto">
                     <a:xfrm>
                       <a:off x="0" y="0"/>
-                      <a:ext cx="3600000" cy="2283988"/>
+                      <a:ext cx="3600000" cy="2365116"/>
                     </a:xfrm>
                     <a:prstGeom prst="rect">
                       <a:avLst/>
@@ -6762,28 +6739,13 @@
     </w:p>
     <w:p>
       <w:pPr>
-        <w:spacing w:before="0" w:after="0"/>
+        <w:spacing w:before="160" w:after="80"/>
       </w:pPr>
-    </w:p>
-    <w:p>
-      <w:pPr>
-        <w:spacing w:before="0" w:after="0"/>
-      </w:pPr>
-    </w:p>
-    <w:p>
-      <w:pPr>
-        <w:spacing w:before="0" w:after="0"/>
-      </w:pPr>
-    </w:p>
-    <w:p>
-      <w:pPr>
-        <w:spacing w:before="0" w:after="0"/>
-      </w:pPr>
-    </w:p>
-    <w:p>
-      <w:pPr>
-        <w:spacing w:before="0" w:after="0"/>
-      </w:pPr>
+      <w:r>
+        <w:pict>
+          <v:rect style="width:0;height:1.5pt" o:hralign="center" o:hrstd="t" o:hr="t"/>
+        </w:pict>
+      </w:r>
     </w:p>
     <w:p>
       <w:pPr>
@@ -6824,6 +6786,7 @@
     <w:p>
       <w:pPr>
         <w:pStyle w:val="FirstParagraph"/>
+        <w:ind w:firstLine="420"/>
       </w:pPr>
       <w:r>
         <w:rPr>
@@ -6907,6 +6870,7 @@
     <w:p>
       <w:pPr>
         <w:pStyle w:val="BodyText"/>
+        <w:ind w:firstLine="420"/>
       </w:pPr>
       <w:r>
         <w:rPr>
@@ -7435,14 +7399,12 @@
     </w:p>
     <w:p>
       <w:pPr>
-        <w:pStyle w:val="BodyText"/>
+        <w:numPr>
+          <w:ilvl w:val="0"/>
+          <w:numId w:val="1006"/>
+        </w:numPr>
+        <w:ind w:firstLine="420"/>
       </w:pPr>
-      <w:r>
-        <w:rPr>
-          <w:rFonts w:ascii="Times New Roman" w:hAnsi="Times New Roman" w:eastAsia="Times New Roman" w:cs="Times New Roman"/>
-        </w:rPr>
-        <w:t xml:space="preserve">3-1 </w:t>
-      </w:r>
       <w:r>
         <w:rPr>
           <w:rFonts w:hint="eastAsia" w:ascii="Times New Roman" w:hAnsi="Times New Roman" w:eastAsia="FangSong" w:cs="Times New Roman"/>
@@ -7502,12 +7464,18 @@
         <m:r>
           <m:t> </m:t>
         </m:r>
-        <m:r>
-          <m:t>c</m:t>
-        </m:r>
         <m:sSup>
           <m:e>
             <m:r>
+              <m:rPr>
+                <m:sty m:val="p"/>
+              </m:rPr>
+              <m:t>c</m:t>
+            </m:r>
+            <m:r>
+              <m:rPr>
+                <m:sty m:val="p"/>
+              </m:rPr>
               <m:t>m</m:t>
             </m:r>
           </m:e>
@@ -7569,12 +7537,18 @@
         <m:r>
           <m:t> </m:t>
         </m:r>
-        <m:r>
-          <m:t>c</m:t>
-        </m:r>
         <m:sSup>
           <m:e>
             <m:r>
+              <m:rPr>
+                <m:sty m:val="p"/>
+              </m:rPr>
+              <m:t>c</m:t>
+            </m:r>
+            <m:r>
+              <m:rPr>
+                <m:sty m:val="p"/>
+              </m:rPr>
               <m:t>m</m:t>
             </m:r>
           </m:e>
@@ -7658,12 +7632,18 @@
         <w:t xml:space="preserve"> </w:t>
       </w:r>
       <m:oMath>
-        <m:r>
-          <m:t>c</m:t>
-        </m:r>
         <m:sSup>
           <m:e>
             <m:r>
+              <m:rPr>
+                <m:sty m:val="p"/>
+              </m:rPr>
+              <m:t>c</m:t>
+            </m:r>
+            <m:r>
+              <m:rPr>
+                <m:sty m:val="p"/>
+              </m:rPr>
               <m:t>m</m:t>
             </m:r>
           </m:e>
@@ -7695,14 +7675,12 @@
     </w:p>
     <w:p>
       <w:pPr>
-        <w:pStyle w:val="BodyText"/>
+        <w:numPr>
+          <w:ilvl w:val="0"/>
+          <w:numId w:val="1006"/>
+        </w:numPr>
+        <w:ind w:firstLine="420"/>
       </w:pPr>
-      <w:r>
-        <w:rPr>
-          <w:rFonts w:ascii="Times New Roman" w:hAnsi="Times New Roman" w:eastAsia="Times New Roman" w:cs="Times New Roman"/>
-        </w:rPr>
-        <w:t xml:space="preserve">3-2 </w:t>
-      </w:r>
       <w:r>
         <w:rPr>
           <w:rFonts w:hint="eastAsia" w:ascii="Times New Roman" w:hAnsi="Times New Roman" w:eastAsia="FangSong" w:cs="Times New Roman"/>
@@ -7935,13 +7913,14 @@
     </w:p>
     <w:p>
       <w:pPr>
-        <w:pStyle w:val="BodyText"/>
+        <w:pStyle w:val="FirstParagraph"/>
+        <w:ind w:firstLine="420"/>
       </w:pPr>
       <w:r>
         <w:rPr>
           <w:rFonts w:ascii="Times New Roman" w:hAnsi="Times New Roman" w:eastAsia="Times New Roman" w:cs="Times New Roman"/>
         </w:rPr>
-        <w:t xml:space="preserve">3-2-1 </w:t>
+        <w:t xml:space="preserve">(2)① </w:t>
       </w:r>
       <w:r>
         <w:rPr>
@@ -8020,12 +7999,13 @@
     <w:p>
       <w:pPr>
         <w:pStyle w:val="BodyText"/>
+        <w:ind w:firstLine="420"/>
       </w:pPr>
       <w:r>
         <w:rPr>
           <w:rFonts w:ascii="Times New Roman" w:hAnsi="Times New Roman" w:eastAsia="Times New Roman" w:cs="Times New Roman"/>
         </w:rPr>
-        <w:t xml:space="preserve">3-2-2 </w:t>
+        <w:t xml:space="preserve">(2)② </w:t>
       </w:r>
       <w:r>
         <w:rPr>
@@ -8043,12 +8023,13 @@
     <w:p>
       <w:pPr>
         <w:pStyle w:val="BodyText"/>
+        <w:ind w:firstLine="420"/>
       </w:pPr>
       <w:r>
         <w:rPr>
           <w:rFonts w:ascii="Times New Roman" w:hAnsi="Times New Roman" w:eastAsia="Times New Roman" w:cs="Times New Roman"/>
         </w:rPr>
-        <w:t xml:space="preserve">3-2-3 </w:t>
+        <w:t xml:space="preserve">(2)③ </w:t>
       </w:r>
       <w:r>
         <w:rPr>
@@ -8077,14 +8058,13 @@
     </w:p>
     <w:p>
       <w:pPr>
-        <w:pStyle w:val="BodyText"/>
+        <w:pStyle w:val="Compact"/>
+        <w:numPr>
+          <w:ilvl w:val="0"/>
+          <w:numId w:val="1007"/>
+        </w:numPr>
+        <w:ind w:firstLine="420"/>
       </w:pPr>
-      <w:r>
-        <w:rPr>
-          <w:rFonts w:ascii="Times New Roman" w:hAnsi="Times New Roman" w:eastAsia="Times New Roman" w:cs="Times New Roman"/>
-        </w:rPr>
-        <w:t xml:space="preserve">3-3 </w:t>
-      </w:r>
       <w:r>
         <w:rPr>
           <w:rFonts w:hint="eastAsia" w:ascii="Times New Roman" w:hAnsi="Times New Roman" w:eastAsia="FangSong" w:cs="Times New Roman"/>
@@ -8502,13 +8482,14 @@
     </w:p>
     <w:p>
       <w:pPr>
-        <w:pStyle w:val="BodyText"/>
+        <w:pStyle w:val="FirstParagraph"/>
+        <w:ind w:firstLine="420"/>
       </w:pPr>
       <w:r>
         <w:rPr>
           <w:rFonts w:ascii="Times New Roman" w:hAnsi="Times New Roman" w:eastAsia="Times New Roman" w:cs="Times New Roman"/>
         </w:rPr>
-        <w:t xml:space="preserve">3-3-1 </w:t>
+        <w:t xml:space="preserve">(3)① </w:t>
       </w:r>
       <w:r>
         <w:rPr>
@@ -8538,12 +8519,13 @@
     <w:p>
       <w:pPr>
         <w:pStyle w:val="BodyText"/>
+        <w:ind w:firstLine="420"/>
       </w:pPr>
       <w:r>
         <w:rPr>
           <w:rFonts w:ascii="Times New Roman" w:hAnsi="Times New Roman" w:eastAsia="Times New Roman" w:cs="Times New Roman"/>
         </w:rPr>
-        <w:t xml:space="preserve">3-3-2 </w:t>
+        <w:t xml:space="preserve">(3)② </w:t>
       </w:r>
       <w:r>
         <w:rPr>
@@ -8632,14 +8614,13 @@
     </w:p>
     <w:p>
       <w:pPr>
-        <w:pStyle w:val="BodyText"/>
+        <w:pStyle w:val="Compact"/>
+        <w:numPr>
+          <w:ilvl w:val="0"/>
+          <w:numId w:val="1008"/>
+        </w:numPr>
+        <w:ind w:firstLine="420"/>
       </w:pPr>
-      <w:r>
-        <w:rPr>
-          <w:rFonts w:ascii="Times New Roman" w:hAnsi="Times New Roman" w:eastAsia="Times New Roman" w:cs="Times New Roman"/>
-        </w:rPr>
-        <w:t xml:space="preserve">3-4 </w:t>
-      </w:r>
       <w:r>
         <w:rPr>
           <w:rFonts w:hint="eastAsia" w:ascii="Times New Roman" w:hAnsi="Times New Roman" w:eastAsia="FangSong" w:cs="Times New Roman"/>
@@ -9036,43 +9017,13 @@
     </w:p>
     <w:p>
       <w:pPr>
-        <w:spacing w:before="0" w:after="0"/>
+        <w:spacing w:before="160" w:after="80"/>
       </w:pPr>
-    </w:p>
-    <w:p>
-      <w:pPr>
-        <w:spacing w:before="0" w:after="0"/>
-      </w:pPr>
-    </w:p>
-    <w:p>
-      <w:pPr>
-        <w:spacing w:before="0" w:after="0"/>
-      </w:pPr>
-    </w:p>
-    <w:p>
-      <w:pPr>
-        <w:spacing w:before="0" w:after="0"/>
-      </w:pPr>
-    </w:p>
-    <w:p>
-      <w:pPr>
-        <w:spacing w:before="0" w:after="0"/>
-      </w:pPr>
-    </w:p>
-    <w:p>
-      <w:pPr>
-        <w:spacing w:before="0" w:after="0"/>
-      </w:pPr>
-    </w:p>
-    <w:p>
-      <w:pPr>
-        <w:spacing w:before="0" w:after="0"/>
-      </w:pPr>
-    </w:p>
-    <w:p>
-      <w:pPr>
-        <w:spacing w:before="0" w:after="0"/>
-      </w:pPr>
+      <w:r>
+        <w:pict>
+          <v:rect style="width:0;height:1.5pt" o:hralign="center" o:hrstd="t" o:hr="t"/>
+        </w:pict>
+      </w:r>
     </w:p>
     <w:p>
       <w:pPr>
@@ -9113,6 +9064,7 @@
     <w:p>
       <w:pPr>
         <w:pStyle w:val="FirstParagraph"/>
+        <w:ind w:firstLine="420"/>
       </w:pPr>
       <w:r>
         <w:rPr>
@@ -9356,6 +9308,7 @@
     <w:p>
       <w:pPr>
         <w:pStyle w:val="BodyText"/>
+        <w:ind w:firstLine="420"/>
       </w:pPr>
       <w:r>
         <w:rPr>
@@ -9793,6 +9746,7 @@
     <w:p>
       <w:pPr>
         <w:pStyle w:val="FirstParagraph"/>
+        <w:ind w:firstLine="420"/>
       </w:pPr>
       <w:r>
         <w:rPr>
@@ -10263,6 +10217,7 @@
       <w:pPr>
         <w:pStyle w:val="BodyText"/>
         <w:spacing w:after="80"/>
+        <w:ind w:firstLine="420"/>
       </w:pPr>
       <w:r>
         <w:rPr>
@@ -10282,15 +10237,16 @@
         <w:tblStyle w:val="Table"/>
         <w:tblW w:type="pct" w:w="5000"/>
         <w:tblLayout w:type="fixed"/>
+        <w:tblLook w:firstRow="1" w:lastRow="0" w:firstColumn="0" w:lastColumn="0" w:noHBand="0" w:noVBand="0" w:val="0020"/>
+        <w:jc w:val="center"/>
         <w:tblBorders>
           <w:top w:val="single" w:sz="12" w:space="0" w:color="000000"/>
-          <w:left w:val="none" w:sz="0" w:space="0" w:color="auto"/>
           <w:bottom w:val="single" w:sz="12" w:space="0" w:color="000000"/>
-          <w:right w:val="none" w:sz="0" w:space="0" w:color="auto"/>
-          <w:insideH w:val="none" w:sz="0" w:space="0" w:color="auto"/>
-          <w:insideV w:val="none" w:sz="0" w:space="0" w:color="auto"/>
+          <w:left w:val="none"/>
+          <w:right w:val="none"/>
+          <w:insideH w:val="none"/>
+          <w:insideV w:val="none"/>
         </w:tblBorders>
-        <w:tblLook w:firstRow="1" w:lastRow="0" w:firstColumn="0" w:lastColumn="0" w:noHBand="0" w:noVBand="0" w:val="0020"/>
       </w:tblPr>
       <w:tblGrid>
         <w:gridCol w:w="1980"/>
@@ -10305,7 +10261,7 @@
         <w:tc>
           <w:tcPr>
             <w:tcBorders>
-              <w:bottom w:val="single" w:sz="8" w:space="0" w:color="000000"/>
+              <w:bottom w:val="single" w:sz="6" w:space="0" w:color="000000"/>
             </w:tcBorders>
           </w:tcPr>
           <w:p>
@@ -10318,7 +10274,7 @@
         <w:tc>
           <w:tcPr>
             <w:tcBorders>
-              <w:bottom w:val="single" w:sz="8" w:space="0" w:color="000000"/>
+              <w:bottom w:val="single" w:sz="6" w:space="0" w:color="000000"/>
             </w:tcBorders>
           </w:tcPr>
           <w:p>
@@ -10375,9 +10331,15 @@
                 <m:t>(</m:t>
               </m:r>
               <m:r>
+                <m:rPr>
+                  <m:sty m:val="p"/>
+                </m:rPr>
                 <m:t>k</m:t>
               </m:r>
               <m:r>
+                <m:rPr>
+                  <m:sty m:val="p"/>
+                </m:rPr>
                 <m:t>J</m:t>
               </m:r>
               <m:r>
@@ -10386,15 +10348,24 @@
                 </m:rPr>
                 <m:t>⋅</m:t>
               </m:r>
-              <m:r>
-                <m:t>m</m:t>
-              </m:r>
-              <m:r>
-                <m:t>o</m:t>
-              </m:r>
               <m:sSup>
                 <m:e>
                   <m:r>
+                    <m:rPr>
+                      <m:sty m:val="p"/>
+                    </m:rPr>
+                    <m:t>m</m:t>
+                  </m:r>
+                  <m:r>
+                    <m:rPr>
+                      <m:sty m:val="p"/>
+                    </m:rPr>
+                    <m:t>o</m:t>
+                  </m:r>
+                  <m:r>
+                    <m:rPr>
+                      <m:sty m:val="p"/>
+                    </m:rPr>
                     <m:t>l</m:t>
                   </m:r>
                 </m:e>
@@ -10429,7 +10400,7 @@
         <w:tc>
           <w:tcPr>
             <w:tcBorders>
-              <w:bottom w:val="single" w:sz="8" w:space="0" w:color="000000"/>
+              <w:bottom w:val="single" w:sz="6" w:space="0" w:color="000000"/>
             </w:tcBorders>
           </w:tcPr>
           <w:p>
@@ -10471,6 +10442,9 @@
                 <m:t>(</m:t>
               </m:r>
               <m:r>
+                <m:rPr>
+                  <m:sty m:val="p"/>
+                </m:rPr>
                 <m:t>J</m:t>
               </m:r>
               <m:r>
@@ -10479,15 +10453,24 @@
                 </m:rPr>
                 <m:t>⋅</m:t>
               </m:r>
-              <m:r>
-                <m:t>m</m:t>
-              </m:r>
-              <m:r>
-                <m:t>o</m:t>
-              </m:r>
               <m:sSup>
                 <m:e>
                   <m:r>
+                    <m:rPr>
+                      <m:sty m:val="p"/>
+                    </m:rPr>
+                    <m:t>m</m:t>
+                  </m:r>
+                  <m:r>
+                    <m:rPr>
+                      <m:sty m:val="p"/>
+                    </m:rPr>
+                    <m:t>o</m:t>
+                  </m:r>
+                  <m:r>
+                    <m:rPr>
+                      <m:sty m:val="p"/>
+                    </m:rPr>
                     <m:t>l</m:t>
                   </m:r>
                 </m:e>
@@ -10512,6 +10495,9 @@
               <m:sSup>
                 <m:e>
                   <m:r>
+                    <m:rPr>
+                      <m:sty m:val="p"/>
+                    </m:rPr>
                     <m:t>K</m:t>
                   </m:r>
                 </m:e>
@@ -10546,7 +10532,7 @@
         <w:tc>
           <w:tcPr>
             <w:tcBorders>
-              <w:bottom w:val="single" w:sz="8" w:space="0" w:color="000000"/>
+              <w:bottom w:val="single" w:sz="6" w:space="0" w:color="000000"/>
             </w:tcBorders>
           </w:tcPr>
           <w:p>
@@ -10597,6 +10583,9 @@
                 <m:t>(</m:t>
               </m:r>
               <m:r>
+                <m:rPr>
+                  <m:sty m:val="p"/>
+                </m:rPr>
                 <m:t>J</m:t>
               </m:r>
               <m:r>
@@ -10605,15 +10594,24 @@
                 </m:rPr>
                 <m:t>⋅</m:t>
               </m:r>
-              <m:r>
-                <m:t>m</m:t>
-              </m:r>
-              <m:r>
-                <m:t>o</m:t>
-              </m:r>
               <m:sSup>
                 <m:e>
                   <m:r>
+                    <m:rPr>
+                      <m:sty m:val="p"/>
+                    </m:rPr>
+                    <m:t>m</m:t>
+                  </m:r>
+                  <m:r>
+                    <m:rPr>
+                      <m:sty m:val="p"/>
+                    </m:rPr>
+                    <m:t>o</m:t>
+                  </m:r>
+                  <m:r>
+                    <m:rPr>
+                      <m:sty m:val="p"/>
+                    </m:rPr>
                     <m:t>l</m:t>
                   </m:r>
                 </m:e>
@@ -10638,6 +10636,9 @@
               <m:sSup>
                 <m:e>
                   <m:r>
+                    <m:rPr>
+                      <m:sty m:val="p"/>
+                    </m:rPr>
                     <m:t>K</m:t>
                   </m:r>
                 </m:e>
@@ -11236,6 +11237,7 @@
       <w:pPr>
         <w:pStyle w:val="BodyText"/>
         <w:spacing w:before="120"/>
+        <w:ind w:firstLine="420"/>
       </w:pPr>
       <w:r>
         <w:rPr>
@@ -11375,43 +11377,13 @@
     </w:p>
     <w:p>
       <w:pPr>
-        <w:spacing w:before="0" w:after="0"/>
+        <w:spacing w:before="160" w:after="80"/>
       </w:pPr>
-    </w:p>
-    <w:p>
-      <w:pPr>
-        <w:spacing w:before="0" w:after="0"/>
-      </w:pPr>
-    </w:p>
-    <w:p>
-      <w:pPr>
-        <w:spacing w:before="0" w:after="0"/>
-      </w:pPr>
-    </w:p>
-    <w:p>
-      <w:pPr>
-        <w:spacing w:before="0" w:after="0"/>
-      </w:pPr>
-    </w:p>
-    <w:p>
-      <w:pPr>
-        <w:spacing w:before="0" w:after="0"/>
-      </w:pPr>
-    </w:p>
-    <w:p>
-      <w:pPr>
-        <w:spacing w:before="0" w:after="0"/>
-      </w:pPr>
-    </w:p>
-    <w:p>
-      <w:pPr>
-        <w:spacing w:before="0" w:after="0"/>
-      </w:pPr>
-    </w:p>
-    <w:p>
-      <w:pPr>
-        <w:spacing w:before="0" w:after="0"/>
-      </w:pPr>
+      <w:r>
+        <w:pict>
+          <v:rect style="width:0;height:1.5pt" o:hralign="center" o:hrstd="t" o:hr="t"/>
+        </w:pict>
+      </w:r>
     </w:p>
     <w:p>
       <w:pPr>
@@ -11451,14 +11423,13 @@
     </w:p>
     <w:p>
       <w:pPr>
-        <w:pStyle w:val="FirstParagraph"/>
+        <w:pStyle w:val="Compact"/>
+        <w:numPr>
+          <w:ilvl w:val="0"/>
+          <w:numId w:val="1009"/>
+        </w:numPr>
+        <w:ind w:firstLine="420"/>
       </w:pPr>
-      <w:r>
-        <w:rPr>
-          <w:rFonts w:ascii="Times New Roman" w:hAnsi="Times New Roman" w:eastAsia="Times New Roman" w:cs="Times New Roman"/>
-        </w:rPr>
-        <w:t xml:space="preserve">4-3 </w:t>
-      </w:r>
       <w:r>
         <w:rPr>
           <w:rFonts w:hint="eastAsia" w:ascii="Times New Roman" w:hAnsi="Times New Roman" w:eastAsia="FangSong" w:cs="Times New Roman"/>
@@ -11510,9 +11481,8 @@
     </w:p>
     <w:p>
       <w:pPr>
-        <w:pStyle w:val="BodyText"/>
-        <w:spacing w:before="0" w:after="0"/>
-        <w:ind w:left="480" w:hanging="480"/>
+        <w:pStyle w:val="FirstParagraph"/>
+        <w:ind w:firstLine="420"/>
       </w:pPr>
       <w:r>
         <w:rPr>
@@ -11532,13 +11502,6 @@
         </w:rPr>
         <w:t xml:space="preserve"> </w:t>
       </w:r>
-    </w:p>
-    <w:p>
-      <w:pPr>
-        <w:pStyle w:val="BodyText"/>
-        <w:spacing w:before="0" w:after="0"/>
-        <w:ind w:left="480" w:hanging="480"/>
-      </w:pPr>
       <w:r>
         <w:rPr>
           <w:rFonts w:ascii="Times New Roman" w:hAnsi="Times New Roman" w:eastAsia="Times New Roman" w:cs="Times New Roman"/>
@@ -11589,13 +11552,6 @@
         </w:rPr>
         <w:t xml:space="preserve"> </w:t>
       </w:r>
-    </w:p>
-    <w:p>
-      <w:pPr>
-        <w:pStyle w:val="BodyText"/>
-        <w:spacing w:before="0" w:after="0"/>
-        <w:ind w:left="480" w:hanging="480"/>
-      </w:pPr>
       <w:r>
         <w:rPr>
           <w:rFonts w:ascii="Times New Roman" w:hAnsi="Times New Roman" w:eastAsia="Times New Roman" w:cs="Times New Roman"/>
@@ -11646,13 +11602,6 @@
         </w:rPr>
         <w:t xml:space="preserve"> </w:t>
       </w:r>
-    </w:p>
-    <w:p>
-      <w:pPr>
-        <w:pStyle w:val="BodyText"/>
-        <w:spacing w:before="0" w:after="0"/>
-        <w:ind w:left="480" w:hanging="480"/>
-      </w:pPr>
       <w:r>
         <w:rPr>
           <w:rFonts w:ascii="Times New Roman" w:hAnsi="Times New Roman" w:eastAsia="Times New Roman" w:cs="Times New Roman"/>
@@ -11703,13 +11652,6 @@
         </w:rPr>
         <w:t xml:space="preserve"> </w:t>
       </w:r>
-    </w:p>
-    <w:p>
-      <w:pPr>
-        <w:pStyle w:val="BodyText"/>
-        <w:spacing w:before="0" w:after="0"/>
-        <w:ind w:left="480" w:hanging="480"/>
-      </w:pPr>
       <w:r>
         <w:rPr>
           <w:rFonts w:ascii="Times New Roman" w:hAnsi="Times New Roman" w:eastAsia="Times New Roman" w:cs="Times New Roman"/>
@@ -11871,13 +11813,13 @@
     </w:p>
     <w:p>
       <w:pPr>
-        <w:spacing w:before="0" w:after="0"/>
+        <w:spacing w:before="160" w:after="80"/>
       </w:pPr>
-    </w:p>
-    <w:p>
-      <w:pPr>
-        <w:spacing w:before="0" w:after="0"/>
-      </w:pPr>
+      <w:r>
+        <w:pict>
+          <v:rect style="width:0;height:1.5pt" o:hralign="center" o:hrstd="t" o:hr="t"/>
+        </w:pict>
+      </w:r>
     </w:p>
     <w:p>
       <w:pPr>
@@ -11918,6 +11860,7 @@
     <w:p>
       <w:pPr>
         <w:pStyle w:val="FirstParagraph"/>
+        <w:ind w:firstLine="420"/>
       </w:pPr>
       <w:r>
         <w:rPr>
@@ -12064,18 +12007,13 @@
     </w:p>
     <w:p>
       <w:pPr>
-        <w:spacing w:before="0" w:after="0"/>
+        <w:spacing w:before="160" w:after="80"/>
       </w:pPr>
-    </w:p>
-    <w:p>
-      <w:pPr>
-        <w:spacing w:before="0" w:after="0"/>
-      </w:pPr>
-    </w:p>
-    <w:p>
-      <w:pPr>
-        <w:spacing w:before="0" w:after="0"/>
-      </w:pPr>
+      <w:r>
+        <w:pict>
+          <v:rect style="width:0;height:1.5pt" o:hralign="center" o:hrstd="t" o:hr="t"/>
+        </w:pict>
+      </w:r>
     </w:p>
     <w:p>
       <w:pPr>
@@ -12116,6 +12054,7 @@
     <w:p>
       <w:pPr>
         <w:pStyle w:val="FirstParagraph"/>
+        <w:ind w:firstLine="420"/>
       </w:pPr>
       <w:r>
         <w:rPr>
@@ -12207,7 +12146,7 @@
         <m:sSup>
           <m:e>
             <m:r>
-              <m:t xml:space="preserve"> </m:t>
+              <m:t>​</m:t>
             </m:r>
           </m:e>
           <m:sup>
@@ -12259,7 +12198,7 @@
         <m:sSup>
           <m:e>
             <m:r>
-              <m:t xml:space="preserve"> </m:t>
+              <m:t>​</m:t>
             </m:r>
           </m:e>
           <m:sup>
@@ -12323,7 +12262,7 @@
         <m:sSup>
           <m:e>
             <m:r>
-              <m:t xml:space="preserve"> </m:t>
+              <m:t>​</m:t>
             </m:r>
           </m:e>
           <m:sup>
@@ -12375,7 +12314,7 @@
         <m:sSup>
           <m:e>
             <m:r>
-              <m:t xml:space="preserve"> </m:t>
+              <m:t>​</m:t>
             </m:r>
           </m:e>
           <m:sup>
@@ -12427,7 +12366,7 @@
         <m:sSup>
           <m:e>
             <m:r>
-              <m:t xml:space="preserve"> </m:t>
+              <m:t>​</m:t>
             </m:r>
           </m:e>
           <m:sup>
@@ -12479,7 +12418,7 @@
         <m:sSup>
           <m:e>
             <m:r>
-              <m:t xml:space="preserve"> </m:t>
+              <m:t>​</m:t>
             </m:r>
           </m:e>
           <m:sup>
@@ -12531,7 +12470,7 @@
         <m:sSup>
           <m:e>
             <m:r>
-              <m:t xml:space="preserve"> </m:t>
+              <m:t>​</m:t>
             </m:r>
           </m:e>
           <m:sup>
@@ -12583,7 +12522,7 @@
         <m:sSup>
           <m:e>
             <m:r>
-              <m:t xml:space="preserve"> </m:t>
+              <m:t>​</m:t>
             </m:r>
           </m:e>
           <m:sup>
@@ -12635,7 +12574,7 @@
         <m:sSup>
           <m:e>
             <m:r>
-              <m:t xml:space="preserve"> </m:t>
+              <m:t>​</m:t>
             </m:r>
           </m:e>
           <m:sup>
@@ -12710,7 +12649,7 @@
         <m:sSup>
           <m:e>
             <m:r>
-              <m:t xml:space="preserve"> </m:t>
+              <m:t>​</m:t>
             </m:r>
           </m:e>
           <m:sup>
@@ -12823,7 +12762,7 @@
         <m:sSup>
           <m:e>
             <m:r>
-              <m:t xml:space="preserve"> </m:t>
+              <m:t>​</m:t>
             </m:r>
           </m:e>
           <m:sup>
@@ -12941,7 +12880,7 @@
         <m:sSup>
           <m:e>
             <m:r>
-              <m:t xml:space="preserve"> </m:t>
+              <m:t>​</m:t>
             </m:r>
           </m:e>
           <m:sup>
@@ -12993,7 +12932,7 @@
         <m:sSup>
           <m:e>
             <m:r>
-              <m:t xml:space="preserve"> </m:t>
+              <m:t>​</m:t>
             </m:r>
           </m:e>
           <m:sup>
@@ -13069,7 +13008,7 @@
         <m:sSup>
           <m:e>
             <m:r>
-              <m:t xml:space="preserve"> </m:t>
+              <m:t>​</m:t>
             </m:r>
           </m:e>
           <m:sup>
@@ -13099,7 +13038,7 @@
         <m:sSup>
           <m:e>
             <m:r>
-              <m:t xml:space="preserve"> </m:t>
+              <m:t>​</m:t>
             </m:r>
           </m:e>
           <m:sup>
@@ -13157,7 +13096,7 @@
         <m:sSup>
           <m:e>
             <m:r>
-              <m:t xml:space="preserve"> </m:t>
+              <m:t>​</m:t>
             </m:r>
           </m:e>
           <m:sup>
@@ -13187,7 +13126,7 @@
         <m:sSup>
           <m:e>
             <m:r>
-              <m:t xml:space="preserve"> </m:t>
+              <m:t>​</m:t>
             </m:r>
           </m:e>
           <m:sup>
@@ -13337,6 +13276,7 @@
     <w:p>
       <w:pPr>
         <w:pStyle w:val="BodyText"/>
+        <w:ind w:firstLine="420"/>
       </w:pPr>
       <w:r>
         <w:rPr>
@@ -13353,43 +13293,13 @@
     </w:p>
     <w:p>
       <w:pPr>
-        <w:spacing w:before="0" w:after="0"/>
+        <w:spacing w:before="160" w:after="80"/>
       </w:pPr>
-    </w:p>
-    <w:p>
-      <w:pPr>
-        <w:spacing w:before="0" w:after="0"/>
-      </w:pPr>
-    </w:p>
-    <w:p>
-      <w:pPr>
-        <w:spacing w:before="0" w:after="0"/>
-      </w:pPr>
-    </w:p>
-    <w:p>
-      <w:pPr>
-        <w:spacing w:before="0" w:after="0"/>
-      </w:pPr>
-    </w:p>
-    <w:p>
-      <w:pPr>
-        <w:spacing w:before="0" w:after="0"/>
-      </w:pPr>
-    </w:p>
-    <w:p>
-      <w:pPr>
-        <w:spacing w:before="0" w:after="0"/>
-      </w:pPr>
-    </w:p>
-    <w:p>
-      <w:pPr>
-        <w:spacing w:before="0" w:after="0"/>
-      </w:pPr>
-    </w:p>
-    <w:p>
-      <w:pPr>
-        <w:spacing w:before="0" w:after="0"/>
-      </w:pPr>
+      <w:r>
+        <w:pict>
+          <v:rect style="width:0;height:1.5pt" o:hralign="center" o:hrstd="t" o:hr="t"/>
+        </w:pict>
+      </w:r>
     </w:p>
     <w:p>
       <w:pPr>
@@ -13430,6 +13340,7 @@
     <w:p>
       <w:pPr>
         <w:pStyle w:val="FirstParagraph"/>
+        <w:ind w:firstLine="420"/>
       </w:pPr>
       <w:r>
         <w:rPr>
@@ -13743,8 +13654,9 @@
         <w:pStyle w:val="Compact"/>
         <w:numPr>
           <w:ilvl w:val="0"/>
-          <w:numId w:val="1005"/>
+          <w:numId w:val="1010"/>
         </w:numPr>
+        <w:ind w:firstLine="420"/>
       </w:pPr>
       <w:r>
         <w:rPr>
@@ -13820,8 +13732,9 @@
         <w:pStyle w:val="Compact"/>
         <w:numPr>
           <w:ilvl w:val="0"/>
-          <w:numId w:val="1005"/>
+          <w:numId w:val="1010"/>
         </w:numPr>
+        <w:ind w:firstLine="420"/>
       </w:pPr>
       <w:r>
         <w:rPr>
@@ -13939,8 +13852,9 @@
         <w:pStyle w:val="Compact"/>
         <w:numPr>
           <w:ilvl w:val="0"/>
-          <w:numId w:val="1005"/>
+          <w:numId w:val="1010"/>
         </w:numPr>
+        <w:ind w:firstLine="420"/>
       </w:pPr>
       <w:r>
         <w:rPr>
@@ -13957,43 +13871,13 @@
     </w:p>
     <w:p>
       <w:pPr>
-        <w:spacing w:before="0" w:after="0"/>
+        <w:spacing w:before="160" w:after="80"/>
       </w:pPr>
-    </w:p>
-    <w:p>
-      <w:pPr>
-        <w:spacing w:before="0" w:after="0"/>
-      </w:pPr>
-    </w:p>
-    <w:p>
-      <w:pPr>
-        <w:spacing w:before="0" w:after="0"/>
-      </w:pPr>
-    </w:p>
-    <w:p>
-      <w:pPr>
-        <w:spacing w:before="0" w:after="0"/>
-      </w:pPr>
-    </w:p>
-    <w:p>
-      <w:pPr>
-        <w:spacing w:before="0" w:after="0"/>
-      </w:pPr>
-    </w:p>
-    <w:p>
-      <w:pPr>
-        <w:spacing w:before="0" w:after="0"/>
-      </w:pPr>
-    </w:p>
-    <w:p>
-      <w:pPr>
-        <w:spacing w:before="0" w:after="0"/>
-      </w:pPr>
-    </w:p>
-    <w:p>
-      <w:pPr>
-        <w:spacing w:before="0" w:after="0"/>
-      </w:pPr>
+      <w:r>
+        <w:pict>
+          <v:rect style="width:0;height:1.5pt" o:hralign="center" o:hrstd="t" o:hr="t"/>
+        </w:pict>
+      </w:r>
     </w:p>
     <w:p>
       <w:pPr>
@@ -14035,6 +13919,7 @@
       <w:pPr>
         <w:pStyle w:val="FirstParagraph"/>
         <w:spacing w:after="80"/>
+        <w:ind w:firstLine="420"/>
       </w:pPr>
       <w:r>
         <w:rPr>
@@ -14163,15 +14048,16 @@
       <w:tblPr>
         <w:tblStyle w:val="Table"/>
         <w:tblW w:type="auto" w:w="0"/>
+        <w:tblLook w:firstRow="1" w:lastRow="0" w:firstColumn="0" w:lastColumn="0" w:noHBand="0" w:noVBand="0" w:val="0020"/>
+        <w:jc w:val="center"/>
         <w:tblBorders>
           <w:top w:val="single" w:sz="12" w:space="0" w:color="000000"/>
-          <w:left w:val="none" w:sz="0" w:space="0" w:color="auto"/>
           <w:bottom w:val="single" w:sz="12" w:space="0" w:color="000000"/>
-          <w:right w:val="none" w:sz="0" w:space="0" w:color="auto"/>
-          <w:insideH w:val="none" w:sz="0" w:space="0" w:color="auto"/>
-          <w:insideV w:val="none" w:sz="0" w:space="0" w:color="auto"/>
+          <w:left w:val="none"/>
+          <w:right w:val="none"/>
+          <w:insideH w:val="none"/>
+          <w:insideV w:val="none"/>
         </w:tblBorders>
-        <w:tblLook w:firstRow="1" w:lastRow="0" w:firstColumn="0" w:lastColumn="0" w:noHBand="0" w:noVBand="0" w:val="0020"/>
       </w:tblPr>
       <w:tblGrid>
         <w:gridCol w:w="2640"/>
@@ -14185,7 +14071,7 @@
         <w:tc>
           <w:tcPr>
             <w:tcBorders>
-              <w:bottom w:val="single" w:sz="8" w:space="0" w:color="000000"/>
+              <w:bottom w:val="single" w:sz="6" w:space="0" w:color="000000"/>
             </w:tcBorders>
           </w:tcPr>
           <w:p>
@@ -14198,7 +14084,7 @@
         <w:tc>
           <w:tcPr>
             <w:tcBorders>
-              <w:bottom w:val="single" w:sz="8" w:space="0" w:color="000000"/>
+              <w:bottom w:val="single" w:sz="6" w:space="0" w:color="000000"/>
             </w:tcBorders>
           </w:tcPr>
           <w:p>
@@ -14218,7 +14104,7 @@
         <w:tc>
           <w:tcPr>
             <w:tcBorders>
-              <w:bottom w:val="single" w:sz="8" w:space="0" w:color="000000"/>
+              <w:bottom w:val="single" w:sz="6" w:space="0" w:color="000000"/>
             </w:tcBorders>
           </w:tcPr>
           <w:p>
@@ -14409,28 +14295,13 @@
     </w:tbl>
     <w:p>
       <w:pPr>
-        <w:spacing w:before="0" w:after="0"/>
+        <w:spacing w:before="160" w:after="80"/>
       </w:pPr>
-    </w:p>
-    <w:p>
-      <w:pPr>
-        <w:spacing w:before="0" w:after="0"/>
-      </w:pPr>
-    </w:p>
-    <w:p>
-      <w:pPr>
-        <w:spacing w:before="0" w:after="0"/>
-      </w:pPr>
-    </w:p>
-    <w:p>
-      <w:pPr>
-        <w:spacing w:before="0" w:after="0"/>
-      </w:pPr>
-    </w:p>
-    <w:p>
-      <w:pPr>
-        <w:spacing w:before="0" w:after="0"/>
-      </w:pPr>
+      <w:r>
+        <w:pict>
+          <v:rect style="width:0;height:1.5pt" o:hralign="center" o:hrstd="t" o:hr="t"/>
+        </w:pict>
+      </w:r>
     </w:p>
     <w:p>
       <w:pPr>
@@ -14471,6 +14342,7 @@
     <w:p>
       <w:pPr>
         <w:pStyle w:val="FirstParagraph"/>
+        <w:ind w:firstLine="420"/>
       </w:pPr>
       <w:r>
         <w:rPr>
@@ -14699,28 +14571,13 @@
     </w:p>
     <w:p>
       <w:pPr>
-        <w:spacing w:before="0" w:after="0"/>
+        <w:spacing w:before="160" w:after="80"/>
       </w:pPr>
-    </w:p>
-    <w:p>
-      <w:pPr>
-        <w:spacing w:before="0" w:after="0"/>
-      </w:pPr>
-    </w:p>
-    <w:p>
-      <w:pPr>
-        <w:spacing w:before="0" w:after="0"/>
-      </w:pPr>
-    </w:p>
-    <w:p>
-      <w:pPr>
-        <w:spacing w:before="0" w:after="0"/>
-      </w:pPr>
-    </w:p>
-    <w:p>
-      <w:pPr>
-        <w:spacing w:before="0" w:after="0"/>
-      </w:pPr>
+      <w:r>
+        <w:pict>
+          <v:rect style="width:0;height:1.5pt" o:hralign="center" o:hrstd="t" o:hr="t"/>
+        </w:pict>
+      </w:r>
     </w:p>
     <w:p>
       <w:pPr>
@@ -14761,8 +14618,7 @@
     <w:p>
       <w:pPr>
         <w:pStyle w:val="FirstParagraph"/>
-        <w:spacing w:before="0" w:after="0"/>
-        <w:ind w:left="480" w:hanging="480"/>
+        <w:ind w:firstLine="420"/>
       </w:pPr>
       <w:r>
         <w:rPr>
@@ -14879,40 +14735,34 @@
     </w:p>
     <w:p>
       <w:pPr>
-        <w:pStyle w:val="FirstParagraph"/>
-        <w:spacing w:before="0" w:after="0"/>
-        <w:ind w:left="480" w:hanging="480"/>
+        <w:pStyle w:val="Compact"/>
+        <w:numPr>
+          <w:ilvl w:val="0"/>
+          <w:numId w:val="1011"/>
+        </w:numPr>
+        <w:ind w:firstLine="420"/>
       </w:pPr>
       <w:r>
         <w:rPr>
-          <w:rFonts w:hint="eastAsia" w:ascii="Times New Roman" w:hAnsi="Times New Roman" w:eastAsia="Times New Roman" w:cs="Times New Roman"/>
-        </w:rPr>
-        <w:t>A.</w:t>
-      </w:r>
-      <w:r>
-        <w:rPr>
-          <w:rFonts w:ascii="Times New Roman" w:hAnsi="Times New Roman" w:eastAsia="Times New Roman" w:cs="Times New Roman"/>
-        </w:rPr>
-        <w:t xml:space="preserve"> </w:t>
+          <w:rFonts w:ascii="Times New Roman" w:hAnsi="Times New Roman" w:eastAsia="Times New Roman" w:cs="Times New Roman"/>
+        </w:rPr>
+        <w:t xml:space="preserve">A. </w:t>
       </w:r>
       <w:r>
         <w:rPr>
           <w:rFonts w:hint="eastAsia" w:ascii="Times New Roman" w:hAnsi="Times New Roman" w:eastAsia="FangSong" w:cs="Times New Roman"/>
         </w:rPr>
         <w:t xml:space="preserve">此过程不可能</w:t>
-      </w:r>
-      <w:r>
-        <w:rPr>
-          <w:rFonts w:ascii="Times New Roman" w:hAnsi="Times New Roman" w:eastAsia="Times New Roman" w:cs="Times New Roman"/>
-        </w:rPr>
-        <w:t xml:space="preserve"> </w:t>
       </w:r>
     </w:p>
     <w:p>
       <w:pPr>
-        <w:pStyle w:val="FirstParagraph"/>
-        <w:spacing w:before="0" w:after="0"/>
-        <w:ind w:left="480" w:hanging="480"/>
+        <w:pStyle w:val="Compact"/>
+        <w:numPr>
+          <w:ilvl w:val="0"/>
+          <w:numId w:val="1011"/>
+        </w:numPr>
+        <w:ind w:firstLine="420"/>
       </w:pPr>
       <w:r>
         <w:rPr>
@@ -14925,19 +14775,16 @@
           <w:rFonts w:hint="eastAsia" w:ascii="Times New Roman" w:hAnsi="Times New Roman" w:eastAsia="FangSong" w:cs="Times New Roman"/>
         </w:rPr>
         <w:t xml:space="preserve">不变</w:t>
-      </w:r>
-      <w:r>
-        <w:rPr>
-          <w:rFonts w:ascii="Times New Roman" w:hAnsi="Times New Roman" w:eastAsia="Times New Roman" w:cs="Times New Roman"/>
-        </w:rPr>
-        <w:t xml:space="preserve"> </w:t>
       </w:r>
     </w:p>
     <w:p>
       <w:pPr>
-        <w:pStyle w:val="FirstParagraph"/>
-        <w:spacing w:before="0" w:after="0"/>
-        <w:ind w:left="480" w:hanging="480"/>
+        <w:pStyle w:val="Compact"/>
+        <w:numPr>
+          <w:ilvl w:val="0"/>
+          <w:numId w:val="1011"/>
+        </w:numPr>
+        <w:ind w:firstLine="420"/>
       </w:pPr>
       <w:r>
         <w:rPr>
@@ -14950,19 +14797,16 @@
           <w:rFonts w:hint="eastAsia" w:ascii="Times New Roman" w:hAnsi="Times New Roman" w:eastAsia="FangSong" w:cs="Times New Roman"/>
         </w:rPr>
         <w:t xml:space="preserve">增加</w:t>
-      </w:r>
-      <w:r>
-        <w:rPr>
-          <w:rFonts w:ascii="Times New Roman" w:hAnsi="Times New Roman" w:eastAsia="Times New Roman" w:cs="Times New Roman"/>
-        </w:rPr>
-        <w:t xml:space="preserve"> </w:t>
       </w:r>
     </w:p>
     <w:p>
       <w:pPr>
-        <w:pStyle w:val="FirstParagraph"/>
-        <w:spacing w:before="0" w:after="0"/>
-        <w:ind w:left="480" w:hanging="480"/>
+        <w:pStyle w:val="Compact"/>
+        <w:numPr>
+          <w:ilvl w:val="0"/>
+          <w:numId w:val="1011"/>
+        </w:numPr>
+        <w:ind w:firstLine="420"/>
       </w:pPr>
       <w:r>
         <w:rPr>
@@ -14979,13 +14823,13 @@
     </w:p>
     <w:p>
       <w:pPr>
-        <w:spacing w:before="0" w:after="0"/>
+        <w:spacing w:before="160" w:after="80"/>
       </w:pPr>
-    </w:p>
-    <w:p>
-      <w:pPr>
-        <w:spacing w:before="0" w:after="0"/>
-      </w:pPr>
+      <w:r>
+        <w:pict>
+          <v:rect style="width:0;height:1.5pt" o:hralign="center" o:hrstd="t" o:hr="t"/>
+        </w:pict>
+      </w:r>
     </w:p>
     <w:p>
       <w:pPr>
@@ -15028,10 +14872,9 @@
         <w:pStyle w:val="Compact"/>
         <w:numPr>
           <w:ilvl w:val="0"/>
-          <w:numId w:val="1006"/>
+          <w:numId w:val="1012"/>
         </w:numPr>
-        <w:spacing w:before="0" w:after="0"/>
-        <w:ind w:left="480" w:hanging="480"/>
+        <w:ind w:firstLine="420"/>
       </w:pPr>
       <w:r>
         <w:rPr>
@@ -15086,12 +14929,6 @@
           <w:rFonts w:ascii="Times New Roman" w:hAnsi="Times New Roman" w:eastAsia="Times New Roman" w:cs="Times New Roman"/>
         </w:rPr>
         <w:t xml:space="preserve"> ( )</w:t>
-      </w:r>
-      <w:r>
-        <w:rPr>
-          <w:rFonts w:ascii="Times New Roman" w:hAnsi="Times New Roman" w:eastAsia="Times New Roman" w:cs="Times New Roman"/>
-        </w:rPr>
-        <w:t xml:space="preserve"> </w:t>
       </w:r>
     </w:p>
     <w:p>
@@ -15099,16 +14936,14 @@
         <w:pStyle w:val="Compact"/>
         <w:numPr>
           <w:ilvl w:val="0"/>
-          <w:numId w:val="1006"/>
+          <w:numId w:val="1013"/>
         </w:numPr>
-        <w:spacing w:before="0" w:after="0"/>
-        <w:ind w:left="480" w:hanging="480"/>
       </w:pPr>
       <w:r>
         <w:rPr>
           <w:rFonts w:ascii="Times New Roman" w:hAnsi="Times New Roman" w:eastAsia="Times New Roman" w:cs="Times New Roman"/>
         </w:rPr>
-        <w:t xml:space="preserve">A. 22.45J </w:t>
+        <w:t xml:space="preserve">A. 22.45J</w:t>
       </w:r>
     </w:p>
     <w:p>
@@ -15116,16 +14951,14 @@
         <w:pStyle w:val="Compact"/>
         <w:numPr>
           <w:ilvl w:val="0"/>
-          <w:numId w:val="1006"/>
+          <w:numId w:val="1013"/>
         </w:numPr>
-        <w:spacing w:before="0" w:after="0"/>
-        <w:ind w:left="480" w:hanging="480"/>
       </w:pPr>
       <w:r>
         <w:rPr>
           <w:rFonts w:ascii="Times New Roman" w:hAnsi="Times New Roman" w:eastAsia="Times New Roman" w:cs="Times New Roman"/>
         </w:rPr>
-        <w:t xml:space="preserve">B. 22.45kJ </w:t>
+        <w:t xml:space="preserve">B. 22.45kJ</w:t>
       </w:r>
     </w:p>
     <w:p>
@@ -15133,16 +14966,14 @@
         <w:pStyle w:val="Compact"/>
         <w:numPr>
           <w:ilvl w:val="0"/>
-          <w:numId w:val="1006"/>
+          <w:numId w:val="1013"/>
         </w:numPr>
-        <w:spacing w:before="0" w:after="0"/>
-        <w:ind w:left="480" w:hanging="480"/>
       </w:pPr>
       <w:r>
         <w:rPr>
           <w:rFonts w:ascii="Times New Roman" w:hAnsi="Times New Roman" w:eastAsia="Times New Roman" w:cs="Times New Roman"/>
         </w:rPr>
-        <w:t xml:space="preserve">C. 2020J </w:t>
+        <w:t xml:space="preserve">C. 2020J</w:t>
       </w:r>
     </w:p>
     <w:p>
@@ -15150,10 +14981,8 @@
         <w:pStyle w:val="Compact"/>
         <w:numPr>
           <w:ilvl w:val="0"/>
-          <w:numId w:val="1006"/>
+          <w:numId w:val="1013"/>
         </w:numPr>
-        <w:spacing w:before="0" w:after="0"/>
-        <w:ind w:left="480" w:hanging="480"/>
       </w:pPr>
       <w:r>
         <w:rPr>
@@ -15164,13 +14993,13 @@
     </w:p>
     <w:p>
       <w:pPr>
-        <w:spacing w:before="0" w:after="0"/>
+        <w:spacing w:before="160" w:after="80"/>
       </w:pPr>
-    </w:p>
-    <w:p>
-      <w:pPr>
-        <w:spacing w:before="0" w:after="0"/>
-      </w:pPr>
+      <w:r>
+        <w:pict>
+          <v:rect style="width:0;height:1.5pt" o:hralign="center" o:hrstd="t" o:hr="t"/>
+        </w:pict>
+      </w:r>
     </w:p>
     <w:p>
       <w:pPr>
@@ -15211,8 +15040,7 @@
     <w:p>
       <w:pPr>
         <w:pStyle w:val="FirstParagraph"/>
-        <w:spacing w:before="0" w:after="0"/>
-        <w:ind w:left="480" w:hanging="480"/>
+        <w:ind w:firstLine="420"/>
       </w:pPr>
       <w:r>
         <w:rPr>
@@ -15316,9 +15144,15 @@
           <m:t>137</m:t>
         </m:r>
         <m:r>
+          <m:rPr>
+            <m:sty m:val="p"/>
+          </m:rPr>
           <m:t>k</m:t>
         </m:r>
         <m:r>
+          <m:rPr>
+            <m:sty m:val="p"/>
+          </m:rPr>
           <m:t>J</m:t>
         </m:r>
         <m:r>
@@ -15328,12 +15162,21 @@
           <m:t>/</m:t>
         </m:r>
         <m:r>
+          <m:rPr>
+            <m:sty m:val="p"/>
+          </m:rPr>
           <m:t>m</m:t>
         </m:r>
         <m:r>
+          <m:rPr>
+            <m:sty m:val="p"/>
+          </m:rPr>
           <m:t>o</m:t>
         </m:r>
         <m:r>
+          <m:rPr>
+            <m:sty m:val="p"/>
+          </m:rPr>
           <m:t>l</m:t>
         </m:r>
         <m:r>
@@ -15393,9 +15236,15 @@
           <m:t>110</m:t>
         </m:r>
         <m:r>
+          <m:rPr>
+            <m:sty m:val="p"/>
+          </m:rPr>
           <m:t>k</m:t>
         </m:r>
         <m:r>
+          <m:rPr>
+            <m:sty m:val="p"/>
+          </m:rPr>
           <m:t>J</m:t>
         </m:r>
         <m:r>
@@ -15405,12 +15254,21 @@
           <m:t>/</m:t>
         </m:r>
         <m:r>
+          <m:rPr>
+            <m:sty m:val="p"/>
+          </m:rPr>
           <m:t>m</m:t>
         </m:r>
         <m:r>
+          <m:rPr>
+            <m:sty m:val="p"/>
+          </m:rPr>
           <m:t>o</m:t>
         </m:r>
         <m:r>
+          <m:rPr>
+            <m:sty m:val="p"/>
+          </m:rPr>
           <m:t>l</m:t>
         </m:r>
       </m:oMath>
@@ -15499,110 +15357,82 @@
         </w:rPr>
         <w:t xml:space="preserve"> </w:t>
       </w:r>
+      <w:r>
+        <w:rPr>
+          <w:rFonts w:ascii="Times New Roman" w:hAnsi="Times New Roman" w:eastAsia="Times New Roman" w:cs="Times New Roman"/>
+        </w:rPr>
+        <w:t xml:space="preserve">- A. </w:t>
+      </w:r>
+      <w:r>
+        <w:rPr>
+          <w:rFonts w:hint="eastAsia" w:ascii="Times New Roman" w:hAnsi="Times New Roman" w:eastAsia="FangSong" w:cs="Times New Roman"/>
+        </w:rPr>
+        <w:t xml:space="preserve">变得更负</w:t>
+      </w:r>
+      <w:r>
+        <w:rPr>
+          <w:rFonts w:ascii="Times New Roman" w:hAnsi="Times New Roman" w:eastAsia="Times New Roman" w:cs="Times New Roman"/>
+        </w:rPr>
+        <w:t xml:space="preserve"> </w:t>
+      </w:r>
+      <w:r>
+        <w:rPr>
+          <w:rFonts w:ascii="Times New Roman" w:hAnsi="Times New Roman" w:eastAsia="Times New Roman" w:cs="Times New Roman"/>
+        </w:rPr>
+        <w:t xml:space="preserve">- B. </w:t>
+      </w:r>
+      <w:r>
+        <w:rPr>
+          <w:rFonts w:hint="eastAsia" w:ascii="Times New Roman" w:hAnsi="Times New Roman" w:eastAsia="FangSong" w:cs="Times New Roman"/>
+        </w:rPr>
+        <w:t xml:space="preserve">不变</w:t>
+      </w:r>
+      <w:r>
+        <w:rPr>
+          <w:rFonts w:ascii="Times New Roman" w:hAnsi="Times New Roman" w:eastAsia="Times New Roman" w:cs="Times New Roman"/>
+        </w:rPr>
+        <w:t xml:space="preserve"> </w:t>
+      </w:r>
+      <w:r>
+        <w:rPr>
+          <w:rFonts w:ascii="Times New Roman" w:hAnsi="Times New Roman" w:eastAsia="Times New Roman" w:cs="Times New Roman"/>
+        </w:rPr>
+        <w:t xml:space="preserve">- C. </w:t>
+      </w:r>
+      <w:r>
+        <w:rPr>
+          <w:rFonts w:hint="eastAsia" w:ascii="Times New Roman" w:hAnsi="Times New Roman" w:eastAsia="FangSong" w:cs="Times New Roman"/>
+        </w:rPr>
+        <w:t xml:space="preserve">改变符号</w:t>
+      </w:r>
+      <w:r>
+        <w:rPr>
+          <w:rFonts w:ascii="Times New Roman" w:hAnsi="Times New Roman" w:eastAsia="Times New Roman" w:cs="Times New Roman"/>
+        </w:rPr>
+        <w:t xml:space="preserve"> </w:t>
+      </w:r>
+      <w:r>
+        <w:rPr>
+          <w:rFonts w:ascii="Times New Roman" w:hAnsi="Times New Roman" w:eastAsia="Times New Roman" w:cs="Times New Roman"/>
+        </w:rPr>
+        <w:t xml:space="preserve">- D. </w:t>
+      </w:r>
+      <w:r>
+        <w:rPr>
+          <w:rFonts w:hint="eastAsia" w:ascii="Times New Roman" w:hAnsi="Times New Roman" w:eastAsia="FangSong" w:cs="Times New Roman"/>
+        </w:rPr>
+        <w:t xml:space="preserve">变得不那么负</w:t>
+      </w:r>
     </w:p>
     <w:p>
       <w:pPr>
-        <w:pStyle w:val="FirstParagraph"/>
-        <w:spacing w:before="0" w:after="0"/>
-        <w:ind w:left="480" w:hanging="480"/>
+        <w:spacing w:before="160" w:after="80"/>
       </w:pPr>
       <w:r>
-        <w:rPr>
-          <w:rFonts w:ascii="Times New Roman" w:hAnsi="Times New Roman" w:eastAsia="Times New Roman" w:cs="Times New Roman"/>
-        </w:rPr>
-        <w:t xml:space="preserve">A. </w:t>
-      </w:r>
-      <w:r>
-        <w:rPr>
-          <w:rFonts w:hint="eastAsia" w:ascii="Times New Roman" w:hAnsi="Times New Roman" w:eastAsia="FangSong" w:cs="Times New Roman"/>
-        </w:rPr>
-        <w:t xml:space="preserve">变得更负</w:t>
-      </w:r>
-      <w:r>
-        <w:rPr>
-          <w:rFonts w:ascii="Times New Roman" w:hAnsi="Times New Roman" w:eastAsia="Times New Roman" w:cs="Times New Roman"/>
-        </w:rPr>
-        <w:t xml:space="preserve"> </w:t>
-      </w:r>
-    </w:p>
-    <w:p>
-      <w:pPr>
-        <w:pStyle w:val="FirstParagraph"/>
-        <w:spacing w:before="0" w:after="0"/>
-        <w:ind w:left="480" w:hanging="480"/>
-      </w:pPr>
-      <w:r>
-        <w:rPr>
-          <w:rFonts w:ascii="Times New Roman" w:hAnsi="Times New Roman" w:eastAsia="Times New Roman" w:cs="Times New Roman"/>
-        </w:rPr>
-        <w:t xml:space="preserve">B. </w:t>
-      </w:r>
-      <w:r>
-        <w:rPr>
-          <w:rFonts w:hint="eastAsia" w:ascii="Times New Roman" w:hAnsi="Times New Roman" w:eastAsia="FangSong" w:cs="Times New Roman"/>
-        </w:rPr>
-        <w:t xml:space="preserve">不变</w:t>
-      </w:r>
-      <w:r>
-        <w:rPr>
-          <w:rFonts w:ascii="Times New Roman" w:hAnsi="Times New Roman" w:eastAsia="Times New Roman" w:cs="Times New Roman"/>
-        </w:rPr>
-        <w:t xml:space="preserve"> </w:t>
-      </w:r>
-    </w:p>
-    <w:p>
-      <w:pPr>
-        <w:pStyle w:val="FirstParagraph"/>
-        <w:spacing w:before="0" w:after="0"/>
-        <w:ind w:left="480" w:hanging="480"/>
-      </w:pPr>
-      <w:r>
-        <w:rPr>
-          <w:rFonts w:ascii="Times New Roman" w:hAnsi="Times New Roman" w:eastAsia="Times New Roman" w:cs="Times New Roman"/>
-        </w:rPr>
-        <w:t xml:space="preserve">C. </w:t>
-      </w:r>
-      <w:r>
-        <w:rPr>
-          <w:rFonts w:hint="eastAsia" w:ascii="Times New Roman" w:hAnsi="Times New Roman" w:eastAsia="FangSong" w:cs="Times New Roman"/>
-        </w:rPr>
-        <w:t xml:space="preserve">改变符号</w:t>
-      </w:r>
-      <w:r>
-        <w:rPr>
-          <w:rFonts w:ascii="Times New Roman" w:hAnsi="Times New Roman" w:eastAsia="Times New Roman" w:cs="Times New Roman"/>
-        </w:rPr>
-        <w:t xml:space="preserve"> </w:t>
-      </w:r>
-    </w:p>
-    <w:p>
-      <w:pPr>
-        <w:pStyle w:val="FirstParagraph"/>
-        <w:spacing w:before="0" w:after="0"/>
-        <w:ind w:left="480" w:hanging="480"/>
-      </w:pPr>
-      <w:r>
-        <w:rPr>
-          <w:rFonts w:ascii="Times New Roman" w:hAnsi="Times New Roman" w:eastAsia="Times New Roman" w:cs="Times New Roman"/>
-        </w:rPr>
-        <w:t xml:space="preserve">D. </w:t>
-      </w:r>
-      <w:r>
-        <w:rPr>
-          <w:rFonts w:hint="eastAsia" w:ascii="Times New Roman" w:hAnsi="Times New Roman" w:eastAsia="FangSong" w:cs="Times New Roman"/>
-        </w:rPr>
-        <w:t xml:space="preserve">变得不那么负</w:t>
-      </w:r>
-    </w:p>
-    <w:p>
-      <w:pPr>
-        <w:spacing w:before="0" w:after="0"/>
-      </w:pPr>
-    </w:p>
-    <w:p>
-      <w:pPr>
-        <w:spacing w:before="0" w:after="0"/>
-      </w:pPr>
+        <w:pict>
+          <v:rect style="width:0;height:1.5pt" o:hralign="center" o:hrstd="t" o:hr="t"/>
+        </w:pict>
+      </w:r>
     </w:p>
     <w:p>
       <w:pPr>
@@ -15643,8 +15473,7 @@
     <w:p>
       <w:pPr>
         <w:pStyle w:val="FirstParagraph"/>
-        <w:spacing w:before="0" w:after="0"/>
-        <w:ind w:left="480" w:hanging="480"/>
+        <w:ind w:firstLine="420"/>
       </w:pPr>
       <w:r>
         <w:rPr>
@@ -15896,9 +15725,15 @@
           <m:t>843.4</m:t>
         </m:r>
         <m:r>
+          <m:rPr>
+            <m:sty m:val="p"/>
+          </m:rPr>
           <m:t>k</m:t>
         </m:r>
         <m:r>
+          <m:rPr>
+            <m:sty m:val="p"/>
+          </m:rPr>
           <m:t>J</m:t>
         </m:r>
         <m:r>
@@ -15908,12 +15743,21 @@
           <m:t>/</m:t>
         </m:r>
         <m:r>
+          <m:rPr>
+            <m:sty m:val="p"/>
+          </m:rPr>
           <m:t>m</m:t>
         </m:r>
         <m:r>
+          <m:rPr>
+            <m:sty m:val="p"/>
+          </m:rPr>
           <m:t>o</m:t>
         </m:r>
         <m:r>
+          <m:rPr>
+            <m:sty m:val="p"/>
+          </m:rPr>
           <m:t>l</m:t>
         </m:r>
       </m:oMath>
@@ -15973,68 +15817,58 @@
         </w:rPr>
         <w:t xml:space="preserve"> </w:t>
       </w:r>
+      <w:r>
+        <w:rPr>
+          <w:rFonts w:ascii="Times New Roman" w:hAnsi="Times New Roman" w:eastAsia="Times New Roman" w:cs="Times New Roman"/>
+        </w:rPr>
+        <w:t xml:space="preserve">- A. 840.9</w:t>
+      </w:r>
+      <w:r>
+        <w:rPr>
+          <w:rFonts w:ascii="Times New Roman" w:hAnsi="Times New Roman" w:eastAsia="Times New Roman" w:cs="Times New Roman"/>
+        </w:rPr>
+        <w:t xml:space="preserve"> </w:t>
+      </w:r>
+      <w:r>
+        <w:rPr>
+          <w:rFonts w:ascii="Times New Roman" w:hAnsi="Times New Roman" w:eastAsia="Times New Roman" w:cs="Times New Roman"/>
+        </w:rPr>
+        <w:t xml:space="preserve">- B. 845.9</w:t>
+      </w:r>
+      <w:r>
+        <w:rPr>
+          <w:rFonts w:ascii="Times New Roman" w:hAnsi="Times New Roman" w:eastAsia="Times New Roman" w:cs="Times New Roman"/>
+        </w:rPr>
+        <w:t xml:space="preserve"> </w:t>
+      </w:r>
+      <w:r>
+        <w:rPr>
+          <w:rFonts w:ascii="Times New Roman" w:hAnsi="Times New Roman" w:eastAsia="Times New Roman" w:cs="Times New Roman"/>
+        </w:rPr>
+        <w:t xml:space="preserve">- C. -845.9</w:t>
+      </w:r>
+      <w:r>
+        <w:rPr>
+          <w:rFonts w:ascii="Times New Roman" w:hAnsi="Times New Roman" w:eastAsia="Times New Roman" w:cs="Times New Roman"/>
+        </w:rPr>
+        <w:t xml:space="preserve"> </w:t>
+      </w:r>
+      <w:r>
+        <w:rPr>
+          <w:rFonts w:ascii="Times New Roman" w:hAnsi="Times New Roman" w:eastAsia="Times New Roman" w:cs="Times New Roman"/>
+        </w:rPr>
+        <w:t xml:space="preserve">- D. -840.9</w:t>
+      </w:r>
     </w:p>
     <w:p>
       <w:pPr>
-        <w:pStyle w:val="FirstParagraph"/>
-        <w:spacing w:before="0" w:after="0"/>
-        <w:ind w:left="480" w:hanging="480"/>
+        <w:spacing w:before="160" w:after="80"/>
       </w:pPr>
       <w:r>
-        <w:rPr>
-          <w:rFonts w:ascii="Times New Roman" w:hAnsi="Times New Roman" w:eastAsia="Times New Roman" w:cs="Times New Roman"/>
-        </w:rPr>
-        <w:t xml:space="preserve">A. 840.9 </w:t>
-      </w:r>
-    </w:p>
-    <w:p>
-      <w:pPr>
-        <w:pStyle w:val="FirstParagraph"/>
-        <w:spacing w:before="0" w:after="0"/>
-        <w:ind w:left="480" w:hanging="480"/>
-      </w:pPr>
-      <w:r>
-        <w:rPr>
-          <w:rFonts w:ascii="Times New Roman" w:hAnsi="Times New Roman" w:eastAsia="Times New Roman" w:cs="Times New Roman"/>
-        </w:rPr>
-        <w:t xml:space="preserve">B. 845.9 </w:t>
-      </w:r>
-    </w:p>
-    <w:p>
-      <w:pPr>
-        <w:pStyle w:val="FirstParagraph"/>
-        <w:spacing w:before="0" w:after="0"/>
-        <w:ind w:left="480" w:hanging="480"/>
-      </w:pPr>
-      <w:r>
-        <w:rPr>
-          <w:rFonts w:ascii="Times New Roman" w:hAnsi="Times New Roman" w:eastAsia="Times New Roman" w:cs="Times New Roman"/>
-        </w:rPr>
-        <w:t xml:space="preserve">C. -845.9 </w:t>
-      </w:r>
-    </w:p>
-    <w:p>
-      <w:pPr>
-        <w:pStyle w:val="FirstParagraph"/>
-        <w:spacing w:before="0" w:after="0"/>
-        <w:ind w:left="480" w:hanging="480"/>
-      </w:pPr>
-      <w:r>
-        <w:rPr>
-          <w:rFonts w:ascii="Times New Roman" w:hAnsi="Times New Roman" w:eastAsia="Times New Roman" w:cs="Times New Roman"/>
-        </w:rPr>
-        <w:t xml:space="preserve">D. -840.9</w:t>
-      </w:r>
-    </w:p>
-    <w:p>
-      <w:pPr>
-        <w:spacing w:before="0" w:after="0"/>
-      </w:pPr>
-    </w:p>
-    <w:p>
-      <w:pPr>
-        <w:spacing w:before="0" w:after="0"/>
-      </w:pPr>
+        <w:pict>
+          <v:rect style="width:0;height:1.5pt" o:hralign="center" o:hrstd="t" o:hr="t"/>
+        </w:pict>
+      </w:r>
     </w:p>
     <w:p>
       <w:pPr>
@@ -16075,8 +15909,7 @@
     <w:p>
       <w:pPr>
         <w:pStyle w:val="FirstParagraph"/>
-        <w:spacing w:before="0" w:after="0"/>
-        <w:ind w:left="480" w:hanging="480"/>
+        <w:ind w:firstLine="420"/>
       </w:pPr>
       <w:r>
         <w:rPr>
@@ -16428,68 +16261,58 @@
         </w:rPr>
         <w:t xml:space="preserve"> </w:t>
       </w:r>
+      <w:r>
+        <w:rPr>
+          <w:rFonts w:ascii="Times New Roman" w:hAnsi="Times New Roman" w:eastAsia="Times New Roman" w:cs="Times New Roman"/>
+        </w:rPr>
+        <w:t xml:space="preserve">- A.-4.95</w:t>
+      </w:r>
+      <w:r>
+        <w:rPr>
+          <w:rFonts w:ascii="Times New Roman" w:hAnsi="Times New Roman" w:eastAsia="Times New Roman" w:cs="Times New Roman"/>
+        </w:rPr>
+        <w:t xml:space="preserve"> </w:t>
+      </w:r>
+      <w:r>
+        <w:rPr>
+          <w:rFonts w:ascii="Times New Roman" w:hAnsi="Times New Roman" w:eastAsia="Times New Roman" w:cs="Times New Roman"/>
+        </w:rPr>
+        <w:t xml:space="preserve">- B.4.95</w:t>
+      </w:r>
+      <w:r>
+        <w:rPr>
+          <w:rFonts w:ascii="Times New Roman" w:hAnsi="Times New Roman" w:eastAsia="Times New Roman" w:cs="Times New Roman"/>
+        </w:rPr>
+        <w:t xml:space="preserve"> </w:t>
+      </w:r>
+      <w:r>
+        <w:rPr>
+          <w:rFonts w:ascii="Times New Roman" w:hAnsi="Times New Roman" w:eastAsia="Times New Roman" w:cs="Times New Roman"/>
+        </w:rPr>
+        <w:t xml:space="preserve">- C.-2.48</w:t>
+      </w:r>
+      <w:r>
+        <w:rPr>
+          <w:rFonts w:ascii="Times New Roman" w:hAnsi="Times New Roman" w:eastAsia="Times New Roman" w:cs="Times New Roman"/>
+        </w:rPr>
+        <w:t xml:space="preserve"> </w:t>
+      </w:r>
+      <w:r>
+        <w:rPr>
+          <w:rFonts w:ascii="Times New Roman" w:hAnsi="Times New Roman" w:eastAsia="Times New Roman" w:cs="Times New Roman"/>
+        </w:rPr>
+        <w:t xml:space="preserve">- D.2.48</w:t>
+      </w:r>
     </w:p>
     <w:p>
       <w:pPr>
-        <w:pStyle w:val="FirstParagraph"/>
-        <w:spacing w:before="0" w:after="0"/>
-        <w:ind w:left="480" w:hanging="480"/>
+        <w:spacing w:before="160" w:after="80"/>
       </w:pPr>
       <w:r>
-        <w:rPr>
-          <w:rFonts w:ascii="Times New Roman" w:hAnsi="Times New Roman" w:eastAsia="Times New Roman" w:cs="Times New Roman"/>
-        </w:rPr>
-        <w:t xml:space="preserve">A.-4.95 </w:t>
-      </w:r>
-    </w:p>
-    <w:p>
-      <w:pPr>
-        <w:pStyle w:val="FirstParagraph"/>
-        <w:spacing w:before="0" w:after="0"/>
-        <w:ind w:left="480" w:hanging="480"/>
-      </w:pPr>
-      <w:r>
-        <w:rPr>
-          <w:rFonts w:ascii="Times New Roman" w:hAnsi="Times New Roman" w:eastAsia="Times New Roman" w:cs="Times New Roman"/>
-        </w:rPr>
-        <w:t xml:space="preserve">B.4.95 </w:t>
-      </w:r>
-    </w:p>
-    <w:p>
-      <w:pPr>
-        <w:pStyle w:val="FirstParagraph"/>
-        <w:spacing w:before="0" w:after="0"/>
-        <w:ind w:left="480" w:hanging="480"/>
-      </w:pPr>
-      <w:r>
-        <w:rPr>
-          <w:rFonts w:ascii="Times New Roman" w:hAnsi="Times New Roman" w:eastAsia="Times New Roman" w:cs="Times New Roman"/>
-        </w:rPr>
-        <w:t xml:space="preserve">C.-2.48 </w:t>
-      </w:r>
-    </w:p>
-    <w:p>
-      <w:pPr>
-        <w:pStyle w:val="FirstParagraph"/>
-        <w:spacing w:before="0" w:after="0"/>
-        <w:ind w:left="480" w:hanging="480"/>
-      </w:pPr>
-      <w:r>
-        <w:rPr>
-          <w:rFonts w:ascii="Times New Roman" w:hAnsi="Times New Roman" w:eastAsia="Times New Roman" w:cs="Times New Roman"/>
-        </w:rPr>
-        <w:t xml:space="preserve">D.2.48</w:t>
-      </w:r>
-    </w:p>
-    <w:p>
-      <w:pPr>
-        <w:spacing w:before="0" w:after="0"/>
-      </w:pPr>
-    </w:p>
-    <w:p>
-      <w:pPr>
-        <w:spacing w:before="0" w:after="0"/>
-      </w:pPr>
+        <w:pict>
+          <v:rect style="width:0;height:1.5pt" o:hralign="center" o:hrstd="t" o:hr="t"/>
+        </w:pict>
+      </w:r>
     </w:p>
     <w:p>
       <w:pPr>
@@ -16530,8 +16353,7 @@
     <w:p>
       <w:pPr>
         <w:pStyle w:val="FirstParagraph"/>
-        <w:spacing w:before="0" w:after="0"/>
-        <w:ind w:left="480" w:hanging="480"/>
+        <w:ind w:firstLine="420"/>
       </w:pPr>
       <w:r>
         <w:rPr>
@@ -16638,9 +16460,15 @@
           <m:t>(</m:t>
         </m:r>
         <m:r>
+          <m:rPr>
+            <m:sty m:val="p"/>
+          </m:rPr>
           <m:t>k</m:t>
         </m:r>
         <m:r>
+          <m:rPr>
+            <m:sty m:val="p"/>
+          </m:rPr>
           <m:t>J</m:t>
         </m:r>
         <m:r>
@@ -16650,12 +16478,21 @@
           <m:t>/</m:t>
         </m:r>
         <m:r>
+          <m:rPr>
+            <m:sty m:val="p"/>
+          </m:rPr>
           <m:t>m</m:t>
         </m:r>
         <m:r>
+          <m:rPr>
+            <m:sty m:val="p"/>
+          </m:rPr>
           <m:t>o</m:t>
         </m:r>
         <m:r>
+          <m:rPr>
+            <m:sty m:val="p"/>
+          </m:rPr>
           <m:t>l</m:t>
         </m:r>
         <m:r>
@@ -16734,12 +16571,21 @@
           <m:t>(</m:t>
         </m:r>
         <m:r>
+          <m:rPr>
+            <m:sty m:val="p"/>
+          </m:rPr>
           <m:t>m</m:t>
         </m:r>
         <m:r>
+          <m:rPr>
+            <m:sty m:val="p"/>
+          </m:rPr>
           <m:t>o</m:t>
         </m:r>
         <m:r>
+          <m:rPr>
+            <m:sty m:val="p"/>
+          </m:rPr>
           <m:t>l</m:t>
         </m:r>
         <m:r>
@@ -16749,6 +16595,9 @@
           <m:t>⋅</m:t>
         </m:r>
         <m:r>
+          <m:rPr>
+            <m:sty m:val="p"/>
+          </m:rPr>
           <m:t>K</m:t>
         </m:r>
         <m:r>
@@ -16781,69 +16630,59 @@
           <w:rFonts w:ascii="Times New Roman" w:hAnsi="Times New Roman" w:eastAsia="Times New Roman" w:cs="Times New Roman"/>
         </w:rPr>
         <w:t xml:space="preserve"> </w:t>
+      </w:r>
+      <w:r>
+        <w:rPr>
+          <w:rFonts w:ascii="Times New Roman" w:hAnsi="Times New Roman" w:eastAsia="Times New Roman" w:cs="Times New Roman"/>
+        </w:rPr>
+        <w:t xml:space="preserve">- A. 273.6℃</w:t>
+      </w:r>
+      <w:r>
+        <w:rPr>
+          <w:rFonts w:ascii="Times New Roman" w:hAnsi="Times New Roman" w:eastAsia="Times New Roman" w:cs="Times New Roman"/>
+        </w:rPr>
+        <w:t xml:space="preserve"> </w:t>
+      </w:r>
+      <w:r>
+        <w:rPr>
+          <w:rFonts w:ascii="Times New Roman" w:hAnsi="Times New Roman" w:eastAsia="Times New Roman" w:cs="Times New Roman"/>
+        </w:rPr>
+        <w:t xml:space="preserve">- B. 351℃</w:t>
+      </w:r>
+      <w:r>
+        <w:rPr>
+          <w:rFonts w:ascii="Times New Roman" w:hAnsi="Times New Roman" w:eastAsia="Times New Roman" w:cs="Times New Roman"/>
+        </w:rPr>
+        <w:t xml:space="preserve"> </w:t>
+      </w:r>
+      <w:r>
+        <w:rPr>
+          <w:rFonts w:ascii="Times New Roman" w:hAnsi="Times New Roman" w:eastAsia="Times New Roman" w:cs="Times New Roman"/>
+        </w:rPr>
+        <w:t xml:space="preserve">- C. 624℃</w:t>
+      </w:r>
+      <w:r>
+        <w:rPr>
+          <w:rFonts w:ascii="Times New Roman" w:hAnsi="Times New Roman" w:eastAsia="Times New Roman" w:cs="Times New Roman"/>
+        </w:rPr>
+        <w:t xml:space="preserve"> </w:t>
+      </w:r>
+      <w:r>
+        <w:rPr>
+          <w:rFonts w:ascii="Times New Roman" w:hAnsi="Times New Roman" w:eastAsia="Times New Roman" w:cs="Times New Roman"/>
+        </w:rPr>
+        <w:t xml:space="preserve">- D. 425.4℃</w:t>
       </w:r>
     </w:p>
     <w:p>
       <w:pPr>
-        <w:pStyle w:val="FirstParagraph"/>
-        <w:spacing w:before="0" w:after="0"/>
-        <w:ind w:left="480" w:hanging="480"/>
+        <w:spacing w:before="160" w:after="80"/>
       </w:pPr>
       <w:r>
-        <w:rPr>
-          <w:rFonts w:ascii="Times New Roman" w:hAnsi="Times New Roman" w:eastAsia="Times New Roman" w:cs="Times New Roman"/>
-        </w:rPr>
-        <w:t xml:space="preserve">A. 273.6℃ </w:t>
-      </w:r>
-    </w:p>
-    <w:p>
-      <w:pPr>
-        <w:pStyle w:val="FirstParagraph"/>
-        <w:spacing w:before="0" w:after="0"/>
-        <w:ind w:left="480" w:hanging="480"/>
-      </w:pPr>
-      <w:r>
-        <w:rPr>
-          <w:rFonts w:ascii="Times New Roman" w:hAnsi="Times New Roman" w:eastAsia="Times New Roman" w:cs="Times New Roman"/>
-        </w:rPr>
-        <w:t xml:space="preserve">B. 351℃ </w:t>
-      </w:r>
-    </w:p>
-    <w:p>
-      <w:pPr>
-        <w:pStyle w:val="FirstParagraph"/>
-        <w:spacing w:before="0" w:after="0"/>
-        <w:ind w:left="480" w:hanging="480"/>
-      </w:pPr>
-      <w:r>
-        <w:rPr>
-          <w:rFonts w:ascii="Times New Roman" w:hAnsi="Times New Roman" w:eastAsia="Times New Roman" w:cs="Times New Roman"/>
-        </w:rPr>
-        <w:t xml:space="preserve">C. 624℃ </w:t>
-      </w:r>
-    </w:p>
-    <w:p>
-      <w:pPr>
-        <w:pStyle w:val="FirstParagraph"/>
-        <w:spacing w:before="0" w:after="0"/>
-        <w:ind w:left="480" w:hanging="480"/>
-      </w:pPr>
-      <w:r>
-        <w:rPr>
-          <w:rFonts w:ascii="Times New Roman" w:hAnsi="Times New Roman" w:eastAsia="Times New Roman" w:cs="Times New Roman"/>
-        </w:rPr>
-        <w:t xml:space="preserve">D. 425.4℃</w:t>
-      </w:r>
-    </w:p>
-    <w:p>
-      <w:pPr>
-        <w:spacing w:before="0" w:after="0"/>
-      </w:pPr>
-    </w:p>
-    <w:p>
-      <w:pPr>
-        <w:spacing w:before="0" w:after="0"/>
-      </w:pPr>
+        <w:pict>
+          <v:rect style="width:0;height:1.5pt" o:hralign="center" o:hrstd="t" o:hr="t"/>
+        </w:pict>
+      </w:r>
     </w:p>
     <w:p>
       <w:pPr>
@@ -16884,6 +16723,7 @@
     <w:p>
       <w:pPr>
         <w:pStyle w:val="FirstParagraph"/>
+        <w:ind w:firstLine="420"/>
       </w:pPr>
       <w:r>
         <w:rPr>
@@ -17253,8 +17093,7 @@
     <w:p>
       <w:pPr>
         <w:pStyle w:val="BodyText"/>
-        <w:spacing w:before="0" w:after="0"/>
-        <w:ind w:left="480" w:hanging="480"/>
+        <w:ind w:firstLine="420"/>
       </w:pPr>
       <w:r>
         <w:rPr>
@@ -17454,13 +17293,6 @@
         </w:rPr>
         <w:t xml:space="preserve"> </w:t>
       </w:r>
-    </w:p>
-    <w:p>
-      <w:pPr>
-        <w:pStyle w:val="BodyText"/>
-        <w:spacing w:before="0" w:after="0"/>
-        <w:ind w:left="480" w:hanging="480"/>
-      </w:pPr>
       <w:r>
         <w:rPr>
           <w:rFonts w:ascii="Times New Roman" w:hAnsi="Times New Roman" w:eastAsia="Times New Roman" w:cs="Times New Roman"/>
@@ -17715,8 +17547,7 @@
     <w:p>
       <w:pPr>
         <w:pStyle w:val="BodyText"/>
-        <w:spacing w:before="0" w:after="0"/>
-        <w:ind w:left="480" w:hanging="480"/>
+        <w:ind w:firstLine="420"/>
       </w:pPr>
       <w:r>
         <w:rPr>
@@ -17943,13 +17774,6 @@
         </w:rPr>
         <w:t xml:space="preserve"> </w:t>
       </w:r>
-    </w:p>
-    <w:p>
-      <w:pPr>
-        <w:pStyle w:val="BodyText"/>
-        <w:spacing w:before="0" w:after="0"/>
-        <w:ind w:left="480" w:hanging="480"/>
-      </w:pPr>
       <w:r>
         <w:rPr>
           <w:rFonts w:ascii="Times New Roman" w:hAnsi="Times New Roman" w:eastAsia="Times New Roman" w:cs="Times New Roman"/>
@@ -18123,13 +17947,13 @@
     </w:p>
     <w:p>
       <w:pPr>
-        <w:spacing w:before="0" w:after="0"/>
+        <w:spacing w:before="160" w:after="80"/>
       </w:pPr>
-    </w:p>
-    <w:p>
-      <w:pPr>
-        <w:spacing w:before="0" w:after="0"/>
-      </w:pPr>
+      <w:r>
+        <w:pict>
+          <v:rect style="width:0;height:1.5pt" o:hralign="center" o:hrstd="t" o:hr="t"/>
+        </w:pict>
+      </w:r>
     </w:p>
     <w:p>
       <w:pPr>
@@ -18171,6 +17995,7 @@
       <w:pPr>
         <w:pStyle w:val="FirstParagraph"/>
         <w:spacing w:after="80"/>
+        <w:ind w:firstLine="420"/>
       </w:pPr>
       <w:r>
         <w:rPr>
@@ -18710,15 +18535,16 @@
         <w:tblStyle w:val="Table"/>
         <w:tblW w:type="pct" w:w="5000"/>
         <w:tblLayout w:type="fixed"/>
+        <w:tblLook w:firstRow="1" w:lastRow="0" w:firstColumn="0" w:lastColumn="0" w:noHBand="0" w:noVBand="0" w:val="0020"/>
+        <w:jc w:val="center"/>
         <w:tblBorders>
           <w:top w:val="single" w:sz="12" w:space="0" w:color="000000"/>
-          <w:left w:val="none" w:sz="0" w:space="0" w:color="auto"/>
           <w:bottom w:val="single" w:sz="12" w:space="0" w:color="000000"/>
-          <w:right w:val="none" w:sz="0" w:space="0" w:color="auto"/>
-          <w:insideH w:val="none" w:sz="0" w:space="0" w:color="auto"/>
-          <w:insideV w:val="none" w:sz="0" w:space="0" w:color="auto"/>
+          <w:left w:val="none"/>
+          <w:right w:val="none"/>
+          <w:insideH w:val="none"/>
+          <w:insideV w:val="none"/>
         </w:tblBorders>
-        <w:tblLook w:firstRow="1" w:lastRow="0" w:firstColumn="0" w:lastColumn="0" w:noHBand="0" w:noVBand="0" w:val="0020"/>
       </w:tblPr>
       <w:tblGrid>
         <w:gridCol w:w="1320"/>
@@ -18735,7 +18561,7 @@
         <w:tc>
           <w:tcPr>
             <w:tcBorders>
-              <w:bottom w:val="single" w:sz="8" w:space="0" w:color="000000"/>
+              <w:bottom w:val="single" w:sz="6" w:space="0" w:color="000000"/>
             </w:tcBorders>
           </w:tcPr>
           <w:p>
@@ -18755,7 +18581,7 @@
         <w:tc>
           <w:tcPr>
             <w:tcBorders>
-              <w:bottom w:val="single" w:sz="8" w:space="0" w:color="000000"/>
+              <w:bottom w:val="single" w:sz="6" w:space="0" w:color="000000"/>
             </w:tcBorders>
           </w:tcPr>
           <w:p>
@@ -18806,20 +18632,35 @@
                 <m:t>(</m:t>
               </m:r>
               <m:r>
+                <m:rPr>
+                  <m:sty m:val="p"/>
+                </m:rPr>
                 <m:t>k</m:t>
               </m:r>
               <m:r>
+                <m:rPr>
+                  <m:sty m:val="p"/>
+                </m:rPr>
                 <m:t>J</m:t>
-              </m:r>
-              <m:r>
-                <m:t>m</m:t>
-              </m:r>
-              <m:r>
-                <m:t>o</m:t>
               </m:r>
               <m:sSup>
                 <m:e>
                   <m:r>
+                    <m:rPr>
+                      <m:sty m:val="p"/>
+                    </m:rPr>
+                    <m:t>m</m:t>
+                  </m:r>
+                  <m:r>
+                    <m:rPr>
+                      <m:sty m:val="p"/>
+                    </m:rPr>
+                    <m:t>o</m:t>
+                  </m:r>
+                  <m:r>
+                    <m:rPr>
+                      <m:sty m:val="p"/>
+                    </m:rPr>
                     <m:t>l</m:t>
                   </m:r>
                 </m:e>
@@ -18854,7 +18695,7 @@
         <w:tc>
           <w:tcPr>
             <w:tcBorders>
-              <w:bottom w:val="single" w:sz="8" w:space="0" w:color="000000"/>
+              <w:bottom w:val="single" w:sz="6" w:space="0" w:color="000000"/>
             </w:tcBorders>
           </w:tcPr>
           <w:p>
@@ -18905,20 +18746,35 @@
                 <m:t>(</m:t>
               </m:r>
               <m:r>
+                <m:rPr>
+                  <m:sty m:val="p"/>
+                </m:rPr>
                 <m:t>k</m:t>
               </m:r>
               <m:r>
+                <m:rPr>
+                  <m:sty m:val="p"/>
+                </m:rPr>
                 <m:t>J</m:t>
-              </m:r>
-              <m:r>
-                <m:t>m</m:t>
-              </m:r>
-              <m:r>
-                <m:t>o</m:t>
               </m:r>
               <m:sSup>
                 <m:e>
                   <m:r>
+                    <m:rPr>
+                      <m:sty m:val="p"/>
+                    </m:rPr>
+                    <m:t>m</m:t>
+                  </m:r>
+                  <m:r>
+                    <m:rPr>
+                      <m:sty m:val="p"/>
+                    </m:rPr>
+                    <m:t>o</m:t>
+                  </m:r>
+                  <m:r>
+                    <m:rPr>
+                      <m:sty m:val="p"/>
+                    </m:rPr>
                     <m:t>l</m:t>
                   </m:r>
                 </m:e>
@@ -18953,7 +18809,7 @@
         <w:tc>
           <w:tcPr>
             <w:tcBorders>
-              <w:bottom w:val="single" w:sz="8" w:space="0" w:color="000000"/>
+              <w:bottom w:val="single" w:sz="6" w:space="0" w:color="000000"/>
             </w:tcBorders>
           </w:tcPr>
           <w:p>
@@ -18991,15 +18847,24 @@
               <m:r>
                 <m:t>J</m:t>
               </m:r>
-              <m:r>
-                <m:t>m</m:t>
-              </m:r>
-              <m:r>
-                <m:t>o</m:t>
-              </m:r>
               <m:sSup>
                 <m:e>
                   <m:r>
+                    <m:rPr>
+                      <m:sty m:val="p"/>
+                    </m:rPr>
+                    <m:t>m</m:t>
+                  </m:r>
+                  <m:r>
+                    <m:rPr>
+                      <m:sty m:val="p"/>
+                    </m:rPr>
+                    <m:t>o</m:t>
+                  </m:r>
+                  <m:r>
+                    <m:rPr>
+                      <m:sty m:val="p"/>
+                    </m:rPr>
                     <m:t>l</m:t>
                   </m:r>
                 </m:e>
@@ -19052,7 +18917,7 @@
         <w:tc>
           <w:tcPr>
             <w:tcBorders>
-              <w:bottom w:val="single" w:sz="8" w:space="0" w:color="000000"/>
+              <w:bottom w:val="single" w:sz="6" w:space="0" w:color="000000"/>
             </w:tcBorders>
           </w:tcPr>
           <w:p>
@@ -19099,15 +18964,24 @@
               <m:r>
                 <m:t>J</m:t>
               </m:r>
-              <m:r>
-                <m:t>m</m:t>
-              </m:r>
-              <m:r>
-                <m:t>o</m:t>
-              </m:r>
               <m:sSup>
                 <m:e>
                   <m:r>
+                    <m:rPr>
+                      <m:sty m:val="p"/>
+                    </m:rPr>
+                    <m:t>m</m:t>
+                  </m:r>
+                  <m:r>
+                    <m:rPr>
+                      <m:sty m:val="p"/>
+                    </m:rPr>
+                    <m:t>o</m:t>
+                  </m:r>
+                  <m:r>
+                    <m:rPr>
+                      <m:sty m:val="p"/>
+                    </m:rPr>
                     <m:t>l</m:t>
                   </m:r>
                 </m:e>
@@ -19160,7 +19034,7 @@
         <w:tc>
           <w:tcPr>
             <w:tcBorders>
-              <w:bottom w:val="single" w:sz="8" w:space="0" w:color="000000"/>
+              <w:bottom w:val="single" w:sz="6" w:space="0" w:color="000000"/>
             </w:tcBorders>
           </w:tcPr>
           <w:p>
@@ -19207,15 +19081,24 @@
               <m:r>
                 <m:t>J</m:t>
               </m:r>
-              <m:r>
-                <m:t>m</m:t>
-              </m:r>
-              <m:r>
-                <m:t>o</m:t>
-              </m:r>
               <m:sSup>
                 <m:e>
                   <m:r>
+                    <m:rPr>
+                      <m:sty m:val="p"/>
+                    </m:rPr>
+                    <m:t>m</m:t>
+                  </m:r>
+                  <m:r>
+                    <m:rPr>
+                      <m:sty m:val="p"/>
+                    </m:rPr>
+                    <m:t>o</m:t>
+                  </m:r>
+                  <m:r>
+                    <m:rPr>
+                      <m:sty m:val="p"/>
+                    </m:rPr>
                     <m:t>l</m:t>
                   </m:r>
                 </m:e>
@@ -19974,6 +19857,7 @@
       <w:pPr>
         <w:pStyle w:val="BodyText"/>
         <w:spacing w:before="120"/>
+        <w:ind w:firstLine="420"/>
       </w:pPr>
       <w:r>
         <w:rPr>
@@ -20032,13 +19916,18 @@
     </w:p>
     <w:p>
       <w:pPr>
-        <w:pStyle w:val="BodyText"/>
+        <w:pStyle w:val="Compact"/>
+        <w:numPr>
+          <w:ilvl w:val="0"/>
+          <w:numId w:val="1014"/>
+        </w:numPr>
+        <w:ind w:firstLine="420"/>
       </w:pPr>
       <w:r>
         <w:rPr>
           <w:rFonts w:ascii="Times New Roman" w:hAnsi="Times New Roman" w:eastAsia="Times New Roman" w:cs="Times New Roman"/>
         </w:rPr>
-        <w:t xml:space="preserve">5-1 2 mol H </w:t>
+        <w:t xml:space="preserve">2 mol H </w:t>
       </w:r>
       <w:r>
         <w:rPr>
@@ -20275,7 +20164,7 @@
               </m:e>
               <m:lim>
                 <m:r>
-                  <m:t xml:space="preserve"> </m:t>
+                  <m:t>​</m:t>
                 </m:r>
               </m:lim>
             </m:limUpp>
@@ -20323,18 +20212,16 @@
         </w:rPr>
         <w:t>。</w:t>
       </w:r>
-      <w:r>
-        <w:rPr>
-          <w:rFonts w:ascii="Times New Roman" w:hAnsi="Times New Roman" w:eastAsia="Times New Roman" w:cs="Times New Roman"/>
-        </w:rPr>
-        <w:t xml:space="preserve"> </w:t>
-      </w:r>
-      <w:r>
-        <w:rPr>
-          <w:rFonts w:ascii="Times New Roman" w:hAnsi="Times New Roman" w:eastAsia="Times New Roman" w:cs="Times New Roman"/>
-        </w:rPr>
-        <w:t xml:space="preserve">5-2 </w:t>
-      </w:r>
+    </w:p>
+    <w:p>
+      <w:pPr>
+        <w:pStyle w:val="Compact"/>
+        <w:numPr>
+          <w:ilvl w:val="0"/>
+          <w:numId w:val="1014"/>
+        </w:numPr>
+        <w:ind w:firstLine="420"/>
+      </w:pPr>
       <w:r>
         <w:rPr>
           <w:rFonts w:hint="eastAsia" w:ascii="Times New Roman" w:hAnsi="Times New Roman" w:eastAsia="FangSong" w:cs="Times New Roman"/>
@@ -20630,13 +20517,14 @@
     </w:p>
     <w:p>
       <w:pPr>
-        <w:pStyle w:val="BodyText"/>
+        <w:pStyle w:val="FirstParagraph"/>
+        <w:ind w:firstLine="420"/>
       </w:pPr>
       <w:r>
         <w:rPr>
           <w:rFonts w:ascii="Times New Roman" w:hAnsi="Times New Roman" w:eastAsia="Times New Roman" w:cs="Times New Roman"/>
         </w:rPr>
-        <w:t xml:space="preserve">5-2-1 </w:t>
+        <w:t xml:space="preserve">(2)① </w:t>
       </w:r>
       <w:r>
         <w:rPr>
@@ -20713,7 +20601,7 @@
         <w:rPr>
           <w:rFonts w:ascii="Times New Roman" w:hAnsi="Times New Roman" w:eastAsia="Times New Roman" w:cs="Times New Roman"/>
         </w:rPr>
-        <w:t xml:space="preserve">5-2-2 </w:t>
+        <w:t xml:space="preserve">(2)② </w:t>
       </w:r>
       <w:r>
         <w:rPr>
@@ -20930,7 +20818,7 @@
         <w:rPr>
           <w:rFonts w:ascii="Times New Roman" w:hAnsi="Times New Roman" w:eastAsia="Times New Roman" w:cs="Times New Roman"/>
         </w:rPr>
-        <w:t xml:space="preserve">5-3 </w:t>
+        <w:t xml:space="preserve">(3) </w:t>
       </w:r>
       <w:r>
         <w:rPr>
@@ -21125,7 +21013,7 @@
         </w:rPr>
         <w:drawing>
           <wp:inline>
-            <wp:extent cx="3588251" cy="2700000"/>
+            <wp:extent cx="3600000" cy="2700000"/>
             <wp:effectExtent b="0" l="0" r="0" t="0"/>
             <wp:docPr descr="" title="" id="45" name="Picture"/>
             <a:graphic>
@@ -21146,7 +21034,7 @@
                   <pic:spPr bwMode="auto">
                     <a:xfrm>
                       <a:off x="0" y="0"/>
-                      <a:ext cx="3588251" cy="2700000"/>
+                      <a:ext cx="3600000" cy="2700000"/>
                     </a:xfrm>
                     <a:prstGeom prst="rect">
                       <a:avLst/>
@@ -21168,12 +21056,13 @@
     <w:p>
       <w:pPr>
         <w:pStyle w:val="BodyText"/>
+        <w:ind w:firstLine="420"/>
       </w:pPr>
       <w:r>
         <w:rPr>
           <w:rFonts w:ascii="Times New Roman" w:hAnsi="Times New Roman" w:eastAsia="Times New Roman" w:cs="Times New Roman"/>
         </w:rPr>
-        <w:t xml:space="preserve">5-3-1 </w:t>
+        <w:t xml:space="preserve">(3)① </w:t>
       </w:r>
       <w:r>
         <w:rPr>
@@ -21212,7 +21101,7 @@
         </w:rPr>
         <w:drawing>
           <wp:inline>
-            <wp:extent cx="3240000" cy="3054857"/>
+            <wp:extent cx="3240000" cy="3076466"/>
             <wp:effectExtent b="0" l="0" r="0" t="0"/>
             <wp:docPr descr="" title="" id="48" name="Picture"/>
             <a:graphic>
@@ -21233,7 +21122,7 @@
                   <pic:spPr bwMode="auto">
                     <a:xfrm>
                       <a:off x="0" y="0"/>
-                      <a:ext cx="3240000" cy="3054857"/>
+                      <a:ext cx="3240000" cy="3076466"/>
                     </a:xfrm>
                     <a:prstGeom prst="rect">
                       <a:avLst/>
@@ -21275,7 +21164,7 @@
         </w:rPr>
         <w:drawing>
           <wp:inline>
-            <wp:extent cx="3240000" cy="3012268"/>
+            <wp:extent cx="3240000" cy="3015849"/>
             <wp:effectExtent b="0" l="0" r="0" t="0"/>
             <wp:docPr descr="" title="" id="51" name="Picture"/>
             <a:graphic>
@@ -21296,7 +21185,7 @@
                   <pic:spPr bwMode="auto">
                     <a:xfrm>
                       <a:off x="0" y="0"/>
-                      <a:ext cx="3240000" cy="3012268"/>
+                      <a:ext cx="3240000" cy="3015849"/>
                     </a:xfrm>
                     <a:prstGeom prst="rect">
                       <a:avLst/>
@@ -21338,7 +21227,7 @@
         </w:rPr>
         <w:drawing>
           <wp:inline>
-            <wp:extent cx="3240000" cy="3042058"/>
+            <wp:extent cx="3240000" cy="3044571"/>
             <wp:effectExtent b="0" l="0" r="0" t="0"/>
             <wp:docPr descr="" title="" id="54" name="Picture"/>
             <a:graphic>
@@ -21359,7 +21248,7 @@
                   <pic:spPr bwMode="auto">
                     <a:xfrm>
                       <a:off x="0" y="0"/>
-                      <a:ext cx="3240000" cy="3042058"/>
+                      <a:ext cx="3240000" cy="3044571"/>
                     </a:xfrm>
                     <a:prstGeom prst="rect">
                       <a:avLst/>
@@ -21401,7 +21290,7 @@
         </w:rPr>
         <w:drawing>
           <wp:inline>
-            <wp:extent cx="3240000" cy="2981214"/>
+            <wp:extent cx="3240000" cy="2984479"/>
             <wp:effectExtent b="0" l="0" r="0" t="0"/>
             <wp:docPr descr="" title="" id="57" name="Picture"/>
             <a:graphic>
@@ -21422,7 +21311,7 @@
                   <pic:spPr bwMode="auto">
                     <a:xfrm>
                       <a:off x="0" y="0"/>
-                      <a:ext cx="3240000" cy="2981214"/>
+                      <a:ext cx="3240000" cy="2984479"/>
                     </a:xfrm>
                     <a:prstGeom prst="rect">
                       <a:avLst/>
@@ -21455,12 +21344,13 @@
     <w:p>
       <w:pPr>
         <w:pStyle w:val="BodyText"/>
+        <w:ind w:firstLine="420"/>
       </w:pPr>
       <w:r>
         <w:rPr>
           <w:rFonts w:ascii="Times New Roman" w:hAnsi="Times New Roman" w:eastAsia="Times New Roman" w:cs="Times New Roman"/>
         </w:rPr>
-        <w:t xml:space="preserve">5-3-2 </w:t>
+        <w:t xml:space="preserve">(3)② </w:t>
       </w:r>
       <w:r>
         <w:rPr>
@@ -21626,7 +21516,7 @@
         <m:sSup>
           <m:e>
             <m:r>
-              <m:t xml:space="preserve"> </m:t>
+              <m:t>​</m:t>
             </m:r>
           </m:e>
           <m:sup>
@@ -22175,7 +22065,7 @@
         <w:rPr>
           <w:rFonts w:ascii="Times New Roman" w:hAnsi="Times New Roman" w:eastAsia="Times New Roman" w:cs="Times New Roman"/>
         </w:rPr>
-        <w:t xml:space="preserve">5-4 </w:t>
+        <w:t xml:space="preserve">(4) </w:t>
       </w:r>
       <w:r>
         <w:rPr>
@@ -22306,7 +22196,7 @@
         <w:rPr>
           <w:rFonts w:ascii="Times New Roman" w:hAnsi="Times New Roman" w:eastAsia="Times New Roman" w:cs="Times New Roman"/>
         </w:rPr>
-        <w:t xml:space="preserve">5-4-1 </w:t>
+        <w:t xml:space="preserve">(4)① </w:t>
       </w:r>
       <w:r>
         <w:rPr>
@@ -22401,7 +22291,7 @@
         <w:rPr>
           <w:rFonts w:ascii="Times New Roman" w:hAnsi="Times New Roman" w:eastAsia="Times New Roman" w:cs="Times New Roman"/>
         </w:rPr>
-        <w:t xml:space="preserve">5-4-2 </w:t>
+        <w:t xml:space="preserve">(4)② </w:t>
       </w:r>
       <w:r>
         <w:rPr>
@@ -22746,7 +22636,7 @@
         <w:rPr>
           <w:rFonts w:ascii="Times New Roman" w:hAnsi="Times New Roman" w:eastAsia="Times New Roman" w:cs="Times New Roman"/>
         </w:rPr>
-        <w:t xml:space="preserve">5-4-3 </w:t>
+        <w:t xml:space="preserve">(4)③ </w:t>
       </w:r>
       <w:r>
         <w:rPr>
@@ -23002,43 +22892,13 @@
     </w:p>
     <w:p>
       <w:pPr>
-        <w:spacing w:before="0" w:after="0"/>
+        <w:spacing w:before="160" w:after="80"/>
       </w:pPr>
-    </w:p>
-    <w:p>
-      <w:pPr>
-        <w:spacing w:before="0" w:after="0"/>
-      </w:pPr>
-    </w:p>
-    <w:p>
-      <w:pPr>
-        <w:spacing w:before="0" w:after="0"/>
-      </w:pPr>
-    </w:p>
-    <w:p>
-      <w:pPr>
-        <w:spacing w:before="0" w:after="0"/>
-      </w:pPr>
-    </w:p>
-    <w:p>
-      <w:pPr>
-        <w:spacing w:before="0" w:after="0"/>
-      </w:pPr>
-    </w:p>
-    <w:p>
-      <w:pPr>
-        <w:spacing w:before="0" w:after="0"/>
-      </w:pPr>
-    </w:p>
-    <w:p>
-      <w:pPr>
-        <w:spacing w:before="0" w:after="0"/>
-      </w:pPr>
-    </w:p>
-    <w:p>
-      <w:pPr>
-        <w:spacing w:before="0" w:after="0"/>
-      </w:pPr>
+      <w:r>
+        <w:pict>
+          <v:rect style="width:0;height:1.5pt" o:hralign="center" o:hrstd="t" o:hr="t"/>
+        </w:pict>
+      </w:r>
     </w:p>
     <w:p>
       <w:pPr>
@@ -23079,6 +22939,7 @@
     <w:p>
       <w:pPr>
         <w:pStyle w:val="FirstParagraph"/>
+        <w:ind w:firstLine="420"/>
       </w:pPr>
       <w:r>
         <w:rPr>
@@ -23164,6 +23025,7 @@
     <w:p>
       <w:pPr>
         <w:pStyle w:val="BodyText"/>
+        <w:ind w:firstLine="420"/>
       </w:pPr>
       <w:r>
         <w:rPr>
@@ -23229,6 +23091,7 @@
     <w:p>
       <w:pPr>
         <w:pStyle w:val="BodyText"/>
+        <w:ind w:firstLine="420"/>
       </w:pPr>
       <w:r>
         <w:rPr>
@@ -23259,6 +23122,7 @@
       <w:pPr>
         <w:pStyle w:val="BodyText"/>
         <w:spacing w:after="80"/>
+        <w:ind w:firstLine="420"/>
       </w:pPr>
       <w:r>
         <w:rPr>
@@ -23477,15 +23341,16 @@
         <w:tblStyle w:val="Table"/>
         <w:tblW w:type="pct" w:w="5000"/>
         <w:tblLayout w:type="fixed"/>
+        <w:tblLook w:firstRow="1" w:lastRow="0" w:firstColumn="0" w:lastColumn="0" w:noHBand="0" w:noVBand="0" w:val="0020"/>
+        <w:jc w:val="center"/>
         <w:tblBorders>
           <w:top w:val="single" w:sz="12" w:space="0" w:color="000000"/>
-          <w:left w:val="none" w:sz="0" w:space="0" w:color="auto"/>
           <w:bottom w:val="single" w:sz="12" w:space="0" w:color="000000"/>
-          <w:right w:val="none" w:sz="0" w:space="0" w:color="auto"/>
-          <w:insideH w:val="none" w:sz="0" w:space="0" w:color="auto"/>
-          <w:insideV w:val="none" w:sz="0" w:space="0" w:color="auto"/>
+          <w:left w:val="none"/>
+          <w:right w:val="none"/>
+          <w:insideH w:val="none"/>
+          <w:insideV w:val="none"/>
         </w:tblBorders>
-        <w:tblLook w:firstRow="1" w:lastRow="0" w:firstColumn="0" w:lastColumn="0" w:noHBand="0" w:noVBand="0" w:val="0020"/>
       </w:tblPr>
       <w:tblGrid>
         <w:gridCol w:w="1980"/>
@@ -23500,7 +23365,7 @@
         <w:tc>
           <w:tcPr>
             <w:tcBorders>
-              <w:bottom w:val="single" w:sz="8" w:space="0" w:color="000000"/>
+              <w:bottom w:val="single" w:sz="6" w:space="0" w:color="000000"/>
             </w:tcBorders>
           </w:tcPr>
           <w:p>
@@ -23520,7 +23385,7 @@
         <w:tc>
           <w:tcPr>
             <w:tcBorders>
-              <w:bottom w:val="single" w:sz="8" w:space="0" w:color="000000"/>
+              <w:bottom w:val="single" w:sz="6" w:space="0" w:color="000000"/>
             </w:tcBorders>
           </w:tcPr>
           <w:p>
@@ -23554,7 +23419,7 @@
         <w:tc>
           <w:tcPr>
             <w:tcBorders>
-              <w:bottom w:val="single" w:sz="8" w:space="0" w:color="000000"/>
+              <w:bottom w:val="single" w:sz="6" w:space="0" w:color="000000"/>
             </w:tcBorders>
           </w:tcPr>
           <w:p>
@@ -23588,7 +23453,7 @@
         <w:tc>
           <w:tcPr>
             <w:tcBorders>
-              <w:bottom w:val="single" w:sz="8" w:space="0" w:color="000000"/>
+              <w:bottom w:val="single" w:sz="6" w:space="0" w:color="000000"/>
             </w:tcBorders>
           </w:tcPr>
           <w:p>
@@ -24044,6 +23909,7 @@
       <w:pPr>
         <w:pStyle w:val="BodyText"/>
         <w:spacing w:before="120"/>
+        <w:ind w:firstLine="420"/>
       </w:pPr>
       <w:r>
         <w:rPr>
@@ -24181,16 +24047,14 @@
     </w:p>
     <w:p>
       <w:pPr>
-        <w:pStyle w:val="BodyText"/>
+        <w:numPr>
+          <w:ilvl w:val="0"/>
+          <w:numId w:val="1015"/>
+        </w:numPr>
+        <w:ind w:firstLine="420"/>
       </w:pPr>
       <w:r>
         <w:rPr>
-          <w:rFonts w:ascii="Times New Roman" w:hAnsi="Times New Roman" w:eastAsia="Times New Roman" w:cs="Times New Roman"/>
-        </w:rPr>
-        <w:t xml:space="preserve">2-1 </w:t>
-      </w:r>
-      <w:r>
-        <w:rPr>
           <w:rFonts w:hint="eastAsia" w:ascii="Times New Roman" w:hAnsi="Times New Roman" w:eastAsia="FangSong" w:cs="Times New Roman"/>
         </w:rPr>
         <w:t xml:space="preserve">计算反应级数</w:t>
@@ -24212,6 +24076,179 @@
           <w:rFonts w:ascii="Times New Roman" w:hAnsi="Times New Roman" w:eastAsia="Times New Roman" w:cs="Times New Roman"/>
         </w:rPr>
         <w:t xml:space="preserve"> n。</w:t>
+      </w:r>
+    </w:p>
+    <w:p>
+      <w:pPr>
+        <w:numPr>
+          <w:ilvl w:val="0"/>
+          <w:numId w:val="1015"/>
+        </w:numPr>
+        <w:ind w:firstLine="420"/>
+      </w:pPr>
+      <w:r>
+        <w:rPr>
+          <w:rFonts w:hint="eastAsia" w:ascii="Times New Roman" w:hAnsi="Times New Roman" w:eastAsia="FangSong" w:cs="Times New Roman"/>
+        </w:rPr>
+        <w:t xml:space="preserve">求速率常数</w:t>
+      </w:r>
+      <w:r>
+        <w:rPr>
+          <w:rFonts w:ascii="Times New Roman" w:hAnsi="Times New Roman" w:eastAsia="Times New Roman" w:cs="Times New Roman"/>
+        </w:rPr>
+        <w:t xml:space="preserve"> k </w:t>
+      </w:r>
+      <w:r>
+        <w:rPr>
+          <w:rFonts w:hint="eastAsia" w:ascii="Times New Roman" w:hAnsi="Times New Roman" w:eastAsia="FangSong" w:cs="Times New Roman"/>
+        </w:rPr>
+        <w:t>的数值及单位</w:t>
+      </w:r>
+      <w:r>
+        <w:rPr>
+          <w:rFonts w:hint="eastAsia" w:ascii="Times New Roman" w:hAnsi="Times New Roman" w:eastAsia="Times New Roman" w:cs="Times New Roman"/>
+        </w:rPr>
+        <w:t>。</w:t>
+      </w:r>
+    </w:p>
+    <w:p>
+      <w:pPr>
+        <w:numPr>
+          <w:ilvl w:val="0"/>
+          <w:numId w:val="1015"/>
+        </w:numPr>
+        <w:ind w:firstLine="420"/>
+      </w:pPr>
+      <w:r>
+        <w:rPr>
+          <w:rFonts w:hint="eastAsia" w:ascii="Times New Roman" w:hAnsi="Times New Roman" w:eastAsia="FangSong" w:cs="Times New Roman"/>
+        </w:rPr>
+        <w:t xml:space="preserve">计算实验</w:t>
+      </w:r>
+      <w:r>
+        <w:rPr>
+          <w:rFonts w:ascii="Times New Roman" w:hAnsi="Times New Roman" w:eastAsia="Times New Roman" w:cs="Times New Roman"/>
+        </w:rPr>
+        <w:t xml:space="preserve"> 4 </w:t>
+      </w:r>
+      <w:r>
+        <w:rPr>
+          <w:rFonts w:hint="eastAsia" w:ascii="Times New Roman" w:hAnsi="Times New Roman" w:eastAsia="FangSong" w:cs="Times New Roman"/>
+        </w:rPr>
+        <w:t>的初始速率</w:t>
+      </w:r>
+      <w:r>
+        <w:rPr>
+          <w:rFonts w:hint="eastAsia" w:ascii="Times New Roman" w:hAnsi="Times New Roman" w:eastAsia="Times New Roman" w:cs="Times New Roman"/>
+        </w:rPr>
+        <w:t>。</w:t>
+      </w:r>
+    </w:p>
+    <w:p>
+      <w:pPr>
+        <w:numPr>
+          <w:ilvl w:val="0"/>
+          <w:numId w:val="1015"/>
+        </w:numPr>
+        <w:ind w:firstLine="420"/>
+      </w:pPr>
+      <w:r>
+        <w:rPr>
+          <w:rFonts w:hint="eastAsia" w:ascii="Times New Roman" w:hAnsi="Times New Roman" w:eastAsia="FangSong" w:cs="Times New Roman"/>
+        </w:rPr>
+        <w:t xml:space="preserve">保持</w:t>
+      </w:r>
+      <w:r>
+        <w:rPr>
+          <w:rFonts w:ascii="Times New Roman" w:hAnsi="Times New Roman" w:eastAsia="Times New Roman" w:cs="Times New Roman"/>
+        </w:rPr>
+        <w:t xml:space="preserve"> c(SO</w:t>
+      </w:r>
+      <w:r>
+        <w:rPr>
+          <w:rFonts w:ascii="Times New Roman" w:hAnsi="Times New Roman" w:eastAsia="Times New Roman" w:cs="Times New Roman"/>
+          <w:vertAlign w:val="subscript"/>
+        </w:rPr>
+        <w:t>2</w:t>
+      </w:r>
+      <w:r>
+        <w:rPr>
+          <w:rFonts w:ascii="Times New Roman" w:hAnsi="Times New Roman" w:eastAsia="Times New Roman" w:cs="Times New Roman"/>
+        </w:rPr>
+        <w:t>)=0.20mol/L、c(O</w:t>
+      </w:r>
+      <w:r>
+        <w:rPr>
+          <w:rFonts w:ascii="Times New Roman" w:hAnsi="Times New Roman" w:eastAsia="Times New Roman" w:cs="Times New Roman"/>
+          <w:vertAlign w:val="subscript"/>
+        </w:rPr>
+        <w:t>2</w:t>
+      </w:r>
+      <w:r>
+        <w:rPr>
+          <w:rFonts w:ascii="Times New Roman" w:hAnsi="Times New Roman" w:eastAsia="Times New Roman" w:cs="Times New Roman"/>
+        </w:rPr>
+        <w:t xml:space="preserve">)=0.20mol/L </w:t>
+      </w:r>
+      <w:r>
+        <w:rPr>
+          <w:rFonts w:hint="eastAsia" w:ascii="Times New Roman" w:hAnsi="Times New Roman" w:eastAsia="FangSong" w:cs="Times New Roman"/>
+        </w:rPr>
+        <w:t>不变</w:t>
+      </w:r>
+      <w:r>
+        <w:rPr>
+          <w:rFonts w:hint="eastAsia" w:ascii="Times New Roman" w:hAnsi="Times New Roman" w:eastAsia="Times New Roman" w:cs="Times New Roman"/>
+        </w:rPr>
+        <w:t>，</w:t>
+      </w:r>
+      <w:r>
+        <w:rPr>
+          <w:rFonts w:hint="eastAsia" w:ascii="Times New Roman" w:hAnsi="Times New Roman" w:eastAsia="FangSong" w:cs="Times New Roman"/>
+        </w:rPr>
+        <w:t>测定不同温度下的速率常数</w:t>
+      </w:r>
+      <w:r>
+        <w:rPr>
+          <w:rFonts w:ascii="Times New Roman" w:hAnsi="Times New Roman" w:eastAsia="Times New Roman" w:cs="Times New Roman"/>
+        </w:rPr>
+        <w:t xml:space="preserve"> </w:t>
+      </w:r>
+      <w:r>
+        <w:rPr>
+          <w:rFonts w:hint="eastAsia" w:ascii="Times New Roman" w:hAnsi="Times New Roman" w:eastAsia="Times New Roman" w:cs="Times New Roman"/>
+        </w:rPr>
+        <w:t>k，</w:t>
+      </w:r>
+      <w:r>
+        <w:rPr>
+          <w:rFonts w:hint="eastAsia" w:ascii="Times New Roman" w:hAnsi="Times New Roman" w:eastAsia="FangSong" w:cs="Times New Roman"/>
+        </w:rPr>
+        <w:t>数据如下</w:t>
+      </w:r>
+      <w:r>
+        <w:rPr>
+          <w:rFonts w:hint="eastAsia" w:ascii="Times New Roman" w:hAnsi="Times New Roman" w:eastAsia="Times New Roman" w:cs="Times New Roman"/>
+        </w:rPr>
+        <w:t>：</w:t>
+      </w:r>
+    </w:p>
+    <w:p>
+      <w:pPr>
+        <w:pStyle w:val="FirstParagraph"/>
+        <w:ind w:firstLine="420"/>
+      </w:pPr>
+      <w:r>
+        <w:rPr>
+          <w:rFonts w:hint="eastAsia" w:ascii="Times New Roman" w:hAnsi="Times New Roman" w:eastAsia="FangSong" w:cs="Times New Roman"/>
+        </w:rPr>
+        <w:t xml:space="preserve">温度</w:t>
+      </w:r>
+      <w:r>
+        <w:rPr>
+          <w:rFonts w:ascii="Times New Roman" w:hAnsi="Times New Roman" w:eastAsia="Times New Roman" w:cs="Times New Roman"/>
+        </w:rPr>
+        <w:t xml:space="preserve"> T(K)</w:t>
       </w:r>
     </w:p>
     <w:p>
@@ -24222,31 +24259,7 @@
         <w:rPr>
           <w:rFonts w:ascii="Times New Roman" w:hAnsi="Times New Roman" w:eastAsia="Times New Roman" w:cs="Times New Roman"/>
         </w:rPr>
-        <w:t xml:space="preserve">2-2 </w:t>
-      </w:r>
-      <w:r>
-        <w:rPr>
-          <w:rFonts w:hint="eastAsia" w:ascii="Times New Roman" w:hAnsi="Times New Roman" w:eastAsia="FangSong" w:cs="Times New Roman"/>
-        </w:rPr>
-        <w:t xml:space="preserve">求速率常数</w:t>
-      </w:r>
-      <w:r>
-        <w:rPr>
-          <w:rFonts w:ascii="Times New Roman" w:hAnsi="Times New Roman" w:eastAsia="Times New Roman" w:cs="Times New Roman"/>
-        </w:rPr>
-        <w:t xml:space="preserve"> k </w:t>
-      </w:r>
-      <w:r>
-        <w:rPr>
-          <w:rFonts w:hint="eastAsia" w:ascii="Times New Roman" w:hAnsi="Times New Roman" w:eastAsia="FangSong" w:cs="Times New Roman"/>
-        </w:rPr>
-        <w:t>的数值及单位</w:t>
-      </w:r>
-      <w:r>
-        <w:rPr>
-          <w:rFonts w:hint="eastAsia" w:ascii="Times New Roman" w:hAnsi="Times New Roman" w:eastAsia="Times New Roman" w:cs="Times New Roman"/>
-        </w:rPr>
-        <w:t>。</w:t>
+        <w:t xml:space="preserve">300</w:t>
       </w:r>
     </w:p>
     <w:p>
@@ -24257,468 +24270,207 @@
         <w:rPr>
           <w:rFonts w:ascii="Times New Roman" w:hAnsi="Times New Roman" w:eastAsia="Times New Roman" w:cs="Times New Roman"/>
         </w:rPr>
-        <w:t xml:space="preserve">2-3 </w:t>
-      </w:r>
-      <w:r>
-        <w:rPr>
-          <w:rFonts w:hint="eastAsia" w:ascii="Times New Roman" w:hAnsi="Times New Roman" w:eastAsia="FangSong" w:cs="Times New Roman"/>
-        </w:rPr>
-        <w:t xml:space="preserve">计算实验</w:t>
-      </w:r>
-      <w:r>
-        <w:rPr>
-          <w:rFonts w:ascii="Times New Roman" w:hAnsi="Times New Roman" w:eastAsia="Times New Roman" w:cs="Times New Roman"/>
-        </w:rPr>
-        <w:t xml:space="preserve"> 4 </w:t>
-      </w:r>
-      <w:r>
-        <w:rPr>
-          <w:rFonts w:hint="eastAsia" w:ascii="Times New Roman" w:hAnsi="Times New Roman" w:eastAsia="FangSong" w:cs="Times New Roman"/>
-        </w:rPr>
-        <w:t>的初始速率</w:t>
-      </w:r>
-      <w:r>
-        <w:rPr>
-          <w:rFonts w:hint="eastAsia" w:ascii="Times New Roman" w:hAnsi="Times New Roman" w:eastAsia="Times New Roman" w:cs="Times New Roman"/>
-        </w:rPr>
-        <w:t>。</w:t>
+        <w:t xml:space="preserve">320</w:t>
+      </w:r>
+    </w:p>
+    <w:p>
+      <w:pPr>
+        <w:pStyle w:val="BodyText"/>
+      </w:pPr>
+      <w:r>
+        <w:rPr>
+          <w:rFonts w:ascii="Times New Roman" w:hAnsi="Times New Roman" w:eastAsia="Times New Roman" w:cs="Times New Roman"/>
+        </w:rPr>
+        <w:t xml:space="preserve">340</w:t>
+      </w:r>
+    </w:p>
+    <w:p>
+      <w:pPr>
+        <w:pStyle w:val="BodyText"/>
+      </w:pPr>
+      <w:r>
+        <w:rPr>
+          <w:rFonts w:ascii="Times New Roman" w:hAnsi="Times New Roman" w:eastAsia="Times New Roman" w:cs="Times New Roman"/>
+        </w:rPr>
+        <w:t xml:space="preserve">360</w:t>
+      </w:r>
+    </w:p>
+    <w:p>
+      <w:pPr>
+        <w:pStyle w:val="BodyText"/>
+      </w:pPr>
+      <w:r>
+        <w:rPr>
+          <w:rFonts w:ascii="Times New Roman" w:hAnsi="Times New Roman" w:eastAsia="Times New Roman" w:cs="Times New Roman"/>
+        </w:rPr>
+        <w:t xml:space="preserve">380</w:t>
+      </w:r>
+    </w:p>
+    <w:p>
+      <w:pPr>
+        <w:pStyle w:val="BodyText"/>
+      </w:pPr>
+      <w:r>
+        <w:rPr>
+          <w:rFonts w:ascii="Times New Roman" w:hAnsi="Times New Roman" w:eastAsia="Times New Roman" w:cs="Times New Roman"/>
+        </w:rPr>
+        <w:t xml:space="preserve">k</w:t>
+      </w:r>
+    </w:p>
+    <w:p>
+      <w:pPr>
+        <w:pStyle w:val="BodyText"/>
+      </w:pPr>
+      <w:r>
+        <w:rPr>
+          <w:rFonts w:ascii="Times New Roman" w:hAnsi="Times New Roman" w:eastAsia="Times New Roman" w:cs="Times New Roman"/>
+        </w:rPr>
+        <w:t xml:space="preserve">0.52</w:t>
+      </w:r>
+    </w:p>
+    <w:p>
+      <w:pPr>
+        <w:pStyle w:val="BodyText"/>
+      </w:pPr>
+      <w:r>
+        <w:rPr>
+          <w:rFonts w:ascii="Times New Roman" w:hAnsi="Times New Roman" w:eastAsia="Times New Roman" w:cs="Times New Roman"/>
+        </w:rPr>
+        <w:t xml:space="preserve">1.28</w:t>
+      </w:r>
+    </w:p>
+    <w:p>
+      <w:pPr>
+        <w:pStyle w:val="BodyText"/>
+      </w:pPr>
+      <w:r>
+        <w:rPr>
+          <w:rFonts w:ascii="Times New Roman" w:hAnsi="Times New Roman" w:eastAsia="Times New Roman" w:cs="Times New Roman"/>
+        </w:rPr>
+        <w:t xml:space="preserve">1.35</w:t>
+      </w:r>
+    </w:p>
+    <w:p>
+      <w:pPr>
+        <w:pStyle w:val="BodyText"/>
+      </w:pPr>
+      <w:r>
+        <w:rPr>
+          <w:rFonts w:ascii="Times New Roman" w:hAnsi="Times New Roman" w:eastAsia="Times New Roman" w:cs="Times New Roman"/>
+        </w:rPr>
+        <w:t xml:space="preserve">6.50</w:t>
+      </w:r>
+    </w:p>
+    <w:p>
+      <w:pPr>
+        <w:pStyle w:val="BodyText"/>
+      </w:pPr>
+      <w:r>
+        <w:rPr>
+          <w:rFonts w:ascii="Times New Roman" w:hAnsi="Times New Roman" w:eastAsia="Times New Roman" w:cs="Times New Roman"/>
+        </w:rPr>
+        <w:t xml:space="preserve">13.8</w:t>
+      </w:r>
+    </w:p>
+    <w:p>
+      <w:pPr>
+        <w:pStyle w:val="BodyText"/>
+        <w:ind w:firstLine="420"/>
+      </w:pPr>
+      <w:r>
+        <w:rPr>
+          <w:rFonts w:ascii="Times New Roman" w:hAnsi="Times New Roman" w:eastAsia="Times New Roman" w:cs="Times New Roman"/>
+        </w:rPr>
+        <w:t xml:space="preserve">(4)① </w:t>
+      </w:r>
+      <w:r>
+        <w:rPr>
+          <w:rFonts w:hint="eastAsia" w:ascii="Times New Roman" w:hAnsi="Times New Roman" w:eastAsia="FangSong" w:cs="Times New Roman"/>
+        </w:rPr>
+        <w:t>应该以什么为坐标进行回归计算</w:t>
+      </w:r>
+      <w:r>
+        <w:rPr>
+          <w:rFonts w:hint="eastAsia" w:ascii="Times New Roman" w:hAnsi="Times New Roman" w:eastAsia="Times New Roman" w:cs="Times New Roman"/>
+        </w:rPr>
+        <w:t>？</w:t>
+      </w:r>
+    </w:p>
+    <w:p>
+      <w:pPr>
+        <w:pStyle w:val="BodyText"/>
+        <w:ind w:firstLine="420"/>
+      </w:pPr>
+      <w:r>
+        <w:rPr>
+          <w:rFonts w:ascii="Times New Roman" w:hAnsi="Times New Roman" w:eastAsia="Times New Roman" w:cs="Times New Roman"/>
+        </w:rPr>
+        <w:t xml:space="preserve">(4)② </w:t>
+      </w:r>
+      <w:r>
+        <w:rPr>
+          <w:rFonts w:hint="eastAsia" w:ascii="Times New Roman" w:hAnsi="Times New Roman" w:eastAsia="FangSong" w:cs="Times New Roman"/>
+        </w:rPr>
+        <w:t xml:space="preserve">计算反应的活化能</w:t>
+      </w:r>
+      <w:r>
+        <w:rPr>
+          <w:rFonts w:ascii="Times New Roman" w:hAnsi="Times New Roman" w:eastAsia="Times New Roman" w:cs="Times New Roman"/>
+        </w:rPr>
+        <w:t xml:space="preserve"> </w:t>
+      </w:r>
+      <m:oMath>
+        <m:sSub>
+          <m:e>
+            <m:r>
+              <m:t>E</m:t>
+            </m:r>
+          </m:e>
+          <m:sub>
+            <m:r>
+              <m:t>a</m:t>
+            </m:r>
+          </m:sub>
+        </m:sSub>
+      </m:oMath>
+      <w:r>
+        <w:rPr>
+          <w:rFonts w:ascii="Times New Roman" w:hAnsi="Times New Roman" w:eastAsia="Times New Roman" w:cs="Times New Roman"/>
+        </w:rPr>
+        <w:t xml:space="preserve"> </w:t>
+      </w:r>
+      <w:r>
+        <w:rPr>
+          <w:rFonts w:hint="eastAsia" w:ascii="Times New Roman" w:hAnsi="Times New Roman" w:eastAsia="FangSong" w:cs="Times New Roman"/>
+        </w:rPr>
+        <w:t xml:space="preserve">和指前因子</w:t>
+      </w:r>
+      <w:r>
+        <w:rPr>
+          <w:rFonts w:ascii="Times New Roman" w:hAnsi="Times New Roman" w:eastAsia="Times New Roman" w:cs="Times New Roman"/>
+        </w:rPr>
+        <w:t xml:space="preserve"> A。</w:t>
+      </w:r>
+    </w:p>
+    <w:p>
+      <w:pPr>
+        <w:pStyle w:val="BodyText"/>
+        <w:ind w:firstLine="420"/>
+      </w:pPr>
+      <w:r>
+        <w:rPr>
+          <w:rFonts w:hint="eastAsia" w:ascii="Times New Roman" w:hAnsi="Times New Roman" w:eastAsia="FangSong" w:cs="Times New Roman"/>
+          <w:b/>
+          <w:bCs/>
+        </w:rPr>
+        <w:t xml:space="preserve">尾气处理反应的热力学分析</w:t>
       </w:r>
     </w:p>
     <w:p>
       <w:pPr>
         <w:pStyle w:val="BodyText"/>
         <w:spacing w:after="80"/>
-      </w:pPr>
-      <w:r>
-        <w:rPr>
-          <w:rFonts w:ascii="Times New Roman" w:hAnsi="Times New Roman" w:eastAsia="Times New Roman" w:cs="Times New Roman"/>
-        </w:rPr>
-        <w:t xml:space="preserve">2-4 </w:t>
-      </w:r>
-      <w:r>
-        <w:rPr>
-          <w:rFonts w:hint="eastAsia" w:ascii="Times New Roman" w:hAnsi="Times New Roman" w:eastAsia="FangSong" w:cs="Times New Roman"/>
-        </w:rPr>
-        <w:t xml:space="preserve">保持</w:t>
-      </w:r>
-      <w:r>
-        <w:rPr>
-          <w:rFonts w:ascii="Times New Roman" w:hAnsi="Times New Roman" w:eastAsia="Times New Roman" w:cs="Times New Roman"/>
-        </w:rPr>
-        <w:t xml:space="preserve"> c(SO</w:t>
-      </w:r>
-      <w:r>
-        <w:rPr>
-          <w:rFonts w:ascii="Times New Roman" w:hAnsi="Times New Roman" w:eastAsia="Times New Roman" w:cs="Times New Roman"/>
-          <w:vertAlign w:val="subscript"/>
-        </w:rPr>
-        <w:t>2</w:t>
-      </w:r>
-      <w:r>
-        <w:rPr>
-          <w:rFonts w:ascii="Times New Roman" w:hAnsi="Times New Roman" w:eastAsia="Times New Roman" w:cs="Times New Roman"/>
-        </w:rPr>
-        <w:t>)=0.20mol/L、c(O</w:t>
-      </w:r>
-      <w:r>
-        <w:rPr>
-          <w:rFonts w:ascii="Times New Roman" w:hAnsi="Times New Roman" w:eastAsia="Times New Roman" w:cs="Times New Roman"/>
-          <w:vertAlign w:val="subscript"/>
-        </w:rPr>
-        <w:t>2</w:t>
-      </w:r>
-      <w:r>
-        <w:rPr>
-          <w:rFonts w:ascii="Times New Roman" w:hAnsi="Times New Roman" w:eastAsia="Times New Roman" w:cs="Times New Roman"/>
-        </w:rPr>
-        <w:t xml:space="preserve">)=0.20mol/L </w:t>
-      </w:r>
-      <w:r>
-        <w:rPr>
-          <w:rFonts w:hint="eastAsia" w:ascii="Times New Roman" w:hAnsi="Times New Roman" w:eastAsia="FangSong" w:cs="Times New Roman"/>
-        </w:rPr>
-        <w:t>不变</w:t>
-      </w:r>
-      <w:r>
-        <w:rPr>
-          <w:rFonts w:hint="eastAsia" w:ascii="Times New Roman" w:hAnsi="Times New Roman" w:eastAsia="Times New Roman" w:cs="Times New Roman"/>
-        </w:rPr>
-        <w:t>，</w:t>
-      </w:r>
-      <w:r>
-        <w:rPr>
-          <w:rFonts w:hint="eastAsia" w:ascii="Times New Roman" w:hAnsi="Times New Roman" w:eastAsia="FangSong" w:cs="Times New Roman"/>
-        </w:rPr>
-        <w:t>测定不同温度下的速率常数</w:t>
-      </w:r>
-      <w:r>
-        <w:rPr>
-          <w:rFonts w:ascii="Times New Roman" w:hAnsi="Times New Roman" w:eastAsia="Times New Roman" w:cs="Times New Roman"/>
-        </w:rPr>
-        <w:t xml:space="preserve"> </w:t>
-      </w:r>
-      <w:r>
-        <w:rPr>
-          <w:rFonts w:hint="eastAsia" w:ascii="Times New Roman" w:hAnsi="Times New Roman" w:eastAsia="Times New Roman" w:cs="Times New Roman"/>
-        </w:rPr>
-        <w:t>k，</w:t>
-      </w:r>
-      <w:r>
-        <w:rPr>
-          <w:rFonts w:hint="eastAsia" w:ascii="Times New Roman" w:hAnsi="Times New Roman" w:eastAsia="FangSong" w:cs="Times New Roman"/>
-        </w:rPr>
-        <w:t>数据如下</w:t>
-      </w:r>
-      <w:r>
-        <w:rPr>
-          <w:rFonts w:hint="eastAsia" w:ascii="Times New Roman" w:hAnsi="Times New Roman" w:eastAsia="Times New Roman" w:cs="Times New Roman"/>
-        </w:rPr>
-        <w:t>：</w:t>
-      </w:r>
-    </w:p>
-    <w:tbl>
-      <w:tblPr>
-        <w:tblStyle w:val="Table"/>
-        <w:tblW w:type="auto" w:w="0"/>
-        <w:tblBorders>
-          <w:top w:val="single" w:sz="12" w:space="0" w:color="000000"/>
-          <w:left w:val="none" w:sz="0" w:space="0" w:color="auto"/>
-          <w:bottom w:val="single" w:sz="12" w:space="0" w:color="000000"/>
-          <w:right w:val="none" w:sz="0" w:space="0" w:color="auto"/>
-          <w:insideH w:val="none" w:sz="0" w:space="0" w:color="auto"/>
-          <w:insideV w:val="none" w:sz="0" w:space="0" w:color="auto"/>
-        </w:tblBorders>
-        <w:tblLook w:firstRow="1" w:lastRow="0" w:firstColumn="0" w:lastColumn="0" w:noHBand="0" w:noVBand="0" w:val="0020"/>
-      </w:tblPr>
-      <w:tblGrid>
-        <w:gridCol w:w="1320"/>
-        <w:gridCol w:w="1320"/>
-        <w:gridCol w:w="1320"/>
-        <w:gridCol w:w="1320"/>
-        <w:gridCol w:w="1320"/>
-        <w:gridCol w:w="1320"/>
-      </w:tblGrid>
-      <w:tr>
-        <w:trPr>
-          <w:tblHeader w:val="on"/>
-        </w:trPr>
-        <w:tc>
-          <w:tcPr>
-            <w:tcBorders>
-              <w:bottom w:val="single" w:sz="8" w:space="0" w:color="000000"/>
-            </w:tcBorders>
-          </w:tcPr>
-          <w:p>
-            <w:pPr>
-              <w:pStyle w:val="Compact"/>
-              <w:jc w:val="center"/>
-            </w:pPr>
-            <w:r>
-              <w:rPr>
-                <w:rFonts w:hint="eastAsia" w:ascii="Times New Roman" w:hAnsi="Times New Roman" w:eastAsia="SimHei" w:cs="Times New Roman"/>
-                <w:b/>
-              </w:rPr>
-              <w:t xml:space="preserve">温度</w:t>
-            </w:r>
-            <w:r>
-              <w:rPr>
-                <w:rFonts w:ascii="Times New Roman" w:hAnsi="Times New Roman" w:eastAsia="Times New Roman" w:cs="Times New Roman"/>
-                <w:b/>
-              </w:rPr>
-              <w:t xml:space="preserve"> T(K)</w:t>
-            </w:r>
-          </w:p>
-        </w:tc>
-        <w:tc>
-          <w:tcPr>
-            <w:tcBorders>
-              <w:bottom w:val="single" w:sz="8" w:space="0" w:color="000000"/>
-            </w:tcBorders>
-          </w:tcPr>
-          <w:p>
-            <w:pPr>
-              <w:pStyle w:val="Compact"/>
-              <w:jc w:val="center"/>
-            </w:pPr>
-            <w:r>
-              <w:rPr>
-                <w:rFonts w:ascii="Times New Roman" w:hAnsi="Times New Roman" w:eastAsia="Times New Roman" w:cs="Times New Roman"/>
-                <w:b/>
-              </w:rPr>
-              <w:t xml:space="preserve">300</w:t>
-            </w:r>
-          </w:p>
-        </w:tc>
-        <w:tc>
-          <w:tcPr>
-            <w:tcBorders>
-              <w:bottom w:val="single" w:sz="8" w:space="0" w:color="000000"/>
-            </w:tcBorders>
-          </w:tcPr>
-          <w:p>
-            <w:pPr>
-              <w:pStyle w:val="Compact"/>
-              <w:jc w:val="center"/>
-            </w:pPr>
-            <w:r>
-              <w:rPr>
-                <w:rFonts w:ascii="Times New Roman" w:hAnsi="Times New Roman" w:eastAsia="Times New Roman" w:cs="Times New Roman"/>
-                <w:b/>
-              </w:rPr>
-              <w:t xml:space="preserve">320</w:t>
-            </w:r>
-          </w:p>
-        </w:tc>
-        <w:tc>
-          <w:tcPr>
-            <w:tcBorders>
-              <w:bottom w:val="single" w:sz="8" w:space="0" w:color="000000"/>
-            </w:tcBorders>
-          </w:tcPr>
-          <w:p>
-            <w:pPr>
-              <w:pStyle w:val="Compact"/>
-              <w:jc w:val="center"/>
-            </w:pPr>
-            <w:r>
-              <w:rPr>
-                <w:rFonts w:ascii="Times New Roman" w:hAnsi="Times New Roman" w:eastAsia="Times New Roman" w:cs="Times New Roman"/>
-                <w:b/>
-              </w:rPr>
-              <w:t xml:space="preserve">340</w:t>
-            </w:r>
-          </w:p>
-        </w:tc>
-        <w:tc>
-          <w:tcPr>
-            <w:tcBorders>
-              <w:bottom w:val="single" w:sz="8" w:space="0" w:color="000000"/>
-            </w:tcBorders>
-          </w:tcPr>
-          <w:p>
-            <w:pPr>
-              <w:pStyle w:val="Compact"/>
-              <w:jc w:val="center"/>
-            </w:pPr>
-            <w:r>
-              <w:rPr>
-                <w:rFonts w:ascii="Times New Roman" w:hAnsi="Times New Roman" w:eastAsia="Times New Roman" w:cs="Times New Roman"/>
-                <w:b/>
-              </w:rPr>
-              <w:t xml:space="preserve">360</w:t>
-            </w:r>
-          </w:p>
-        </w:tc>
-        <w:tc>
-          <w:tcPr>
-            <w:tcBorders>
-              <w:bottom w:val="single" w:sz="8" w:space="0" w:color="000000"/>
-            </w:tcBorders>
-          </w:tcPr>
-          <w:p>
-            <w:pPr>
-              <w:pStyle w:val="Compact"/>
-              <w:jc w:val="center"/>
-            </w:pPr>
-            <w:r>
-              <w:rPr>
-                <w:rFonts w:ascii="Times New Roman" w:hAnsi="Times New Roman" w:eastAsia="Times New Roman" w:cs="Times New Roman"/>
-                <w:b/>
-              </w:rPr>
-              <w:t xml:space="preserve">380</w:t>
-            </w:r>
-          </w:p>
-        </w:tc>
-      </w:tr>
-      <w:tr>
-        <w:tc>
-          <w:tcPr/>
-          <w:p>
-            <w:pPr>
-              <w:pStyle w:val="Compact"/>
-              <w:jc w:val="center"/>
-            </w:pPr>
-            <w:r>
-              <w:rPr>
-                <w:rFonts w:ascii="Times New Roman" w:hAnsi="Times New Roman" w:eastAsia="Times New Roman" w:cs="Times New Roman"/>
-              </w:rPr>
-              <w:t xml:space="preserve">k</w:t>
-            </w:r>
-          </w:p>
-        </w:tc>
-        <w:tc>
-          <w:tcPr/>
-          <w:p>
-            <w:pPr>
-              <w:pStyle w:val="Compact"/>
-              <w:jc w:val="center"/>
-            </w:pPr>
-            <w:r>
-              <w:rPr>
-                <w:rFonts w:ascii="Times New Roman" w:hAnsi="Times New Roman" w:eastAsia="Times New Roman" w:cs="Times New Roman"/>
-              </w:rPr>
-              <w:t xml:space="preserve">0.52</w:t>
-            </w:r>
-          </w:p>
-        </w:tc>
-        <w:tc>
-          <w:tcPr/>
-          <w:p>
-            <w:pPr>
-              <w:pStyle w:val="Compact"/>
-              <w:jc w:val="center"/>
-            </w:pPr>
-            <w:r>
-              <w:rPr>
-                <w:rFonts w:ascii="Times New Roman" w:hAnsi="Times New Roman" w:eastAsia="Times New Roman" w:cs="Times New Roman"/>
-              </w:rPr>
-              <w:t xml:space="preserve">1.28</w:t>
-            </w:r>
-          </w:p>
-        </w:tc>
-        <w:tc>
-          <w:tcPr/>
-          <w:p>
-            <w:pPr>
-              <w:pStyle w:val="Compact"/>
-              <w:jc w:val="center"/>
-            </w:pPr>
-            <w:r>
-              <w:rPr>
-                <w:rFonts w:ascii="Times New Roman" w:hAnsi="Times New Roman" w:eastAsia="Times New Roman" w:cs="Times New Roman"/>
-              </w:rPr>
-              <w:t xml:space="preserve">1.35</w:t>
-            </w:r>
-          </w:p>
-        </w:tc>
-        <w:tc>
-          <w:tcPr/>
-          <w:p>
-            <w:pPr>
-              <w:pStyle w:val="Compact"/>
-              <w:jc w:val="center"/>
-            </w:pPr>
-            <w:r>
-              <w:rPr>
-                <w:rFonts w:ascii="Times New Roman" w:hAnsi="Times New Roman" w:eastAsia="Times New Roman" w:cs="Times New Roman"/>
-              </w:rPr>
-              <w:t xml:space="preserve">6.50</w:t>
-            </w:r>
-          </w:p>
-        </w:tc>
-        <w:tc>
-          <w:tcPr/>
-          <w:p>
-            <w:pPr>
-              <w:pStyle w:val="Compact"/>
-              <w:jc w:val="center"/>
-            </w:pPr>
-            <w:r>
-              <w:rPr>
-                <w:rFonts w:ascii="Times New Roman" w:hAnsi="Times New Roman" w:eastAsia="Times New Roman" w:cs="Times New Roman"/>
-              </w:rPr>
-              <w:t xml:space="preserve">13.8</w:t>
-            </w:r>
-          </w:p>
-        </w:tc>
-      </w:tr>
-    </w:tbl>
-    <w:p>
-      <w:pPr>
-        <w:pStyle w:val="BodyText"/>
-        <w:spacing w:before="120"/>
-      </w:pPr>
-      <w:r>
-        <w:rPr>
-          <w:rFonts w:ascii="Times New Roman" w:hAnsi="Times New Roman" w:eastAsia="Times New Roman" w:cs="Times New Roman"/>
-        </w:rPr>
-        <w:t xml:space="preserve">2-4-1 </w:t>
-      </w:r>
-      <w:r>
-        <w:rPr>
-          <w:rFonts w:hint="eastAsia" w:ascii="Times New Roman" w:hAnsi="Times New Roman" w:eastAsia="FangSong" w:cs="Times New Roman"/>
-        </w:rPr>
-        <w:t>应该以什么为坐标进行回归计算</w:t>
-      </w:r>
-      <w:r>
-        <w:rPr>
-          <w:rFonts w:hint="eastAsia" w:ascii="Times New Roman" w:hAnsi="Times New Roman" w:eastAsia="Times New Roman" w:cs="Times New Roman"/>
-        </w:rPr>
-        <w:t>？</w:t>
-      </w:r>
-    </w:p>
-    <w:p>
-      <w:pPr>
-        <w:pStyle w:val="BodyText"/>
-      </w:pPr>
-      <w:r>
-        <w:rPr>
-          <w:rFonts w:ascii="Times New Roman" w:hAnsi="Times New Roman" w:eastAsia="Times New Roman" w:cs="Times New Roman"/>
-        </w:rPr>
-        <w:t xml:space="preserve">2-4-2 </w:t>
-      </w:r>
-      <w:r>
-        <w:rPr>
-          <w:rFonts w:hint="eastAsia" w:ascii="Times New Roman" w:hAnsi="Times New Roman" w:eastAsia="FangSong" w:cs="Times New Roman"/>
-        </w:rPr>
-        <w:t xml:space="preserve">计算反应的活化能</w:t>
-      </w:r>
-      <w:r>
-        <w:rPr>
-          <w:rFonts w:ascii="Times New Roman" w:hAnsi="Times New Roman" w:eastAsia="Times New Roman" w:cs="Times New Roman"/>
-        </w:rPr>
-        <w:t xml:space="preserve"> </w:t>
-      </w:r>
-      <m:oMath>
-        <m:sSub>
-          <m:e>
-            <m:r>
-              <m:t>E</m:t>
-            </m:r>
-          </m:e>
-          <m:sub>
-            <m:r>
-              <m:t>a</m:t>
-            </m:r>
-          </m:sub>
-        </m:sSub>
-      </m:oMath>
-      <w:r>
-        <w:rPr>
-          <w:rFonts w:ascii="Times New Roman" w:hAnsi="Times New Roman" w:eastAsia="Times New Roman" w:cs="Times New Roman"/>
-        </w:rPr>
-        <w:t xml:space="preserve"> </w:t>
-      </w:r>
-      <w:r>
-        <w:rPr>
-          <w:rFonts w:hint="eastAsia" w:ascii="Times New Roman" w:hAnsi="Times New Roman" w:eastAsia="FangSong" w:cs="Times New Roman"/>
-        </w:rPr>
-        <w:t xml:space="preserve">和指前因子</w:t>
-      </w:r>
-      <w:r>
-        <w:rPr>
-          <w:rFonts w:ascii="Times New Roman" w:hAnsi="Times New Roman" w:eastAsia="Times New Roman" w:cs="Times New Roman"/>
-        </w:rPr>
-        <w:t xml:space="preserve"> A。</w:t>
-      </w:r>
-    </w:p>
-    <w:p>
-      <w:pPr>
-        <w:pStyle w:val="BodyText"/>
-      </w:pPr>
-      <w:r>
-        <w:rPr>
-          <w:rFonts w:hint="eastAsia" w:ascii="Times New Roman" w:hAnsi="Times New Roman" w:eastAsia="FangSong" w:cs="Times New Roman"/>
-          <w:b/>
-          <w:bCs/>
-        </w:rPr>
-        <w:t xml:space="preserve">尾气处理反应的热力学分析</w:t>
-      </w:r>
-    </w:p>
-    <w:p>
-      <w:pPr>
-        <w:pStyle w:val="BodyText"/>
-        <w:spacing w:after="80"/>
+        <w:ind w:firstLine="420"/>
       </w:pPr>
       <w:r>
         <w:rPr>
@@ -24951,15 +24703,16 @@
         <w:tblStyle w:val="Table"/>
         <w:tblW w:type="pct" w:w="5000"/>
         <w:tblLayout w:type="fixed"/>
+        <w:tblLook w:firstRow="1" w:lastRow="0" w:firstColumn="0" w:lastColumn="0" w:noHBand="0" w:noVBand="0" w:val="0020"/>
+        <w:jc w:val="center"/>
         <w:tblBorders>
           <w:top w:val="single" w:sz="12" w:space="0" w:color="000000"/>
-          <w:left w:val="none" w:sz="0" w:space="0" w:color="auto"/>
           <w:bottom w:val="single" w:sz="12" w:space="0" w:color="000000"/>
-          <w:right w:val="none" w:sz="0" w:space="0" w:color="auto"/>
-          <w:insideH w:val="none" w:sz="0" w:space="0" w:color="auto"/>
-          <w:insideV w:val="none" w:sz="0" w:space="0" w:color="auto"/>
+          <w:left w:val="none"/>
+          <w:right w:val="none"/>
+          <w:insideH w:val="none"/>
+          <w:insideV w:val="none"/>
         </w:tblBorders>
-        <w:tblLook w:firstRow="1" w:lastRow="0" w:firstColumn="0" w:lastColumn="0" w:noHBand="0" w:noVBand="0" w:val="0020"/>
       </w:tblPr>
       <w:tblGrid>
         <w:gridCol w:w="2640"/>
@@ -24973,7 +24726,7 @@
         <w:tc>
           <w:tcPr>
             <w:tcBorders>
-              <w:bottom w:val="single" w:sz="8" w:space="0" w:color="000000"/>
+              <w:bottom w:val="single" w:sz="6" w:space="0" w:color="000000"/>
             </w:tcBorders>
           </w:tcPr>
           <w:p>
@@ -24993,7 +24746,7 @@
         <w:tc>
           <w:tcPr>
             <w:tcBorders>
-              <w:bottom w:val="single" w:sz="8" w:space="0" w:color="000000"/>
+              <w:bottom w:val="single" w:sz="6" w:space="0" w:color="000000"/>
             </w:tcBorders>
           </w:tcPr>
           <w:p>
@@ -25022,7 +24775,10 @@
                 </m:e>
                 <m:sup>
                   <m:r>
-                    <m:t>θ</m:t>
+                    <m:rPr>
+                      <m:sty m:val="p"/>
+                    </m:rPr>
+                    <m:t>∘</m:t>
                   </m:r>
                 </m:sup>
               </m:sSup>
@@ -25033,9 +24789,15 @@
                 <m:t>(</m:t>
               </m:r>
               <m:r>
+                <m:rPr>
+                  <m:sty m:val="p"/>
+                </m:rPr>
                 <m:t>k</m:t>
               </m:r>
               <m:r>
+                <m:rPr>
+                  <m:sty m:val="p"/>
+                </m:rPr>
                 <m:t>J</m:t>
               </m:r>
               <m:r>
@@ -25044,15 +24806,24 @@
                 </m:rPr>
                 <m:t>·</m:t>
               </m:r>
-              <m:r>
-                <m:t>m</m:t>
-              </m:r>
-              <m:r>
-                <m:t>o</m:t>
-              </m:r>
               <m:sSup>
                 <m:e>
                   <m:r>
+                    <m:rPr>
+                      <m:sty m:val="p"/>
+                    </m:rPr>
+                    <m:t>m</m:t>
+                  </m:r>
+                  <m:r>
+                    <m:rPr>
+                      <m:sty m:val="p"/>
+                    </m:rPr>
+                    <m:t>o</m:t>
+                  </m:r>
+                  <m:r>
+                    <m:rPr>
+                      <m:sty m:val="p"/>
+                    </m:rPr>
                     <m:t>l</m:t>
                   </m:r>
                 </m:e>
@@ -25087,7 +24858,7 @@
         <w:tc>
           <w:tcPr>
             <w:tcBorders>
-              <w:bottom w:val="single" w:sz="8" w:space="0" w:color="000000"/>
+              <w:bottom w:val="single" w:sz="6" w:space="0" w:color="000000"/>
             </w:tcBorders>
           </w:tcPr>
           <w:p>
@@ -25107,7 +24878,10 @@
                 </m:e>
                 <m:sup>
                   <m:r>
-                    <m:t>θ</m:t>
+                    <m:rPr>
+                      <m:sty m:val="p"/>
+                    </m:rPr>
+                    <m:t>∘</m:t>
                   </m:r>
                 </m:sup>
               </m:sSup>
@@ -25118,6 +24892,9 @@
                 <m:t>(</m:t>
               </m:r>
               <m:r>
+                <m:rPr>
+                  <m:sty m:val="p"/>
+                </m:rPr>
                 <m:t>J</m:t>
               </m:r>
               <m:r>
@@ -25126,15 +24903,24 @@
                 </m:rPr>
                 <m:t>·</m:t>
               </m:r>
-              <m:r>
-                <m:t>m</m:t>
-              </m:r>
-              <m:r>
-                <m:t>o</m:t>
-              </m:r>
               <m:sSup>
                 <m:e>
                   <m:r>
+                    <m:rPr>
+                      <m:sty m:val="p"/>
+                    </m:rPr>
+                    <m:t>m</m:t>
+                  </m:r>
+                  <m:r>
+                    <m:rPr>
+                      <m:sty m:val="p"/>
+                    </m:rPr>
+                    <m:t>o</m:t>
+                  </m:r>
+                  <m:r>
+                    <m:rPr>
+                      <m:sty m:val="p"/>
+                    </m:rPr>
                     <m:t>l</m:t>
                   </m:r>
                 </m:e>
@@ -25159,6 +24945,9 @@
               <m:sSup>
                 <m:e>
                   <m:r>
+                    <m:rPr>
+                      <m:sty m:val="p"/>
+                    </m:rPr>
                     <m:t>K</m:t>
                   </m:r>
                 </m:e>
@@ -25398,12 +25187,13 @@
       <w:pPr>
         <w:pStyle w:val="BodyText"/>
         <w:spacing w:before="120"/>
+        <w:ind w:firstLine="420"/>
       </w:pPr>
       <w:r>
         <w:rPr>
           <w:rFonts w:ascii="Times New Roman" w:hAnsi="Times New Roman" w:eastAsia="Times New Roman" w:cs="Times New Roman"/>
         </w:rPr>
-        <w:t xml:space="preserve">2-5-1 </w:t>
+        <w:t xml:space="preserve">(5)① </w:t>
       </w:r>
       <w:r>
         <w:rPr>
@@ -25450,7 +25240,10 @@
           </m:e>
           <m:sup>
             <m:r>
-              <m:t>θ</m:t>
+              <m:rPr>
+                <m:sty m:val="p"/>
+              </m:rPr>
+              <m:t>∘</m:t>
             </m:r>
           </m:sup>
         </m:sSup>
@@ -25494,7 +25287,10 @@
           </m:e>
           <m:sup>
             <m:r>
-              <m:t>θ</m:t>
+              <m:rPr>
+                <m:sty m:val="p"/>
+              </m:rPr>
+              <m:t>∘</m:t>
             </m:r>
           </m:sup>
         </m:sSup>
@@ -25538,7 +25334,10 @@
           </m:e>
           <m:sup>
             <m:r>
-              <m:t>θ</m:t>
+              <m:rPr>
+                <m:sty m:val="p"/>
+              </m:rPr>
+              <m:t>∘</m:t>
             </m:r>
           </m:sup>
         </m:sSup>
@@ -25589,12 +25388,13 @@
     <w:p>
       <w:pPr>
         <w:pStyle w:val="BodyText"/>
+        <w:ind w:firstLine="420"/>
       </w:pPr>
       <w:r>
         <w:rPr>
           <w:rFonts w:ascii="Times New Roman" w:hAnsi="Times New Roman" w:eastAsia="Times New Roman" w:cs="Times New Roman"/>
         </w:rPr>
-        <w:t xml:space="preserve">2-5-2 </w:t>
+        <w:t xml:space="preserve">(5)② </w:t>
       </w:r>
       <w:r>
         <w:rPr>
@@ -25624,7 +25424,7 @@
         <w:rPr>
           <w:rFonts w:hint="eastAsia" w:ascii="Times New Roman" w:hAnsi="Times New Roman" w:eastAsia="Times New Roman" w:cs="Times New Roman"/>
         </w:rPr>
-        <w:t>Kθ，</w:t>
+        <w:t>K°，</w:t>
       </w:r>
       <w:r>
         <w:rPr>
@@ -25660,12 +25460,13 @@
     <w:p>
       <w:pPr>
         <w:pStyle w:val="BodyText"/>
+        <w:ind w:firstLine="420"/>
       </w:pPr>
       <w:r>
         <w:rPr>
           <w:rFonts w:ascii="Times New Roman" w:hAnsi="Times New Roman" w:eastAsia="Times New Roman" w:cs="Times New Roman"/>
         </w:rPr>
-        <w:t xml:space="preserve">2-5-3 </w:t>
+        <w:t xml:space="preserve">(5)③ </w:t>
       </w:r>
       <w:r>
         <w:rPr>
@@ -25689,48 +25490,18 @@
         <w:rPr>
           <w:rFonts w:ascii="Times New Roman" w:hAnsi="Times New Roman" w:eastAsia="Times New Roman" w:cs="Times New Roman"/>
         </w:rPr>
-        <w:t xml:space="preserve"> Kθ</w:t>
+        <w:t xml:space="preserve"> K°</w:t>
       </w:r>
     </w:p>
     <w:p>
       <w:pPr>
-        <w:spacing w:before="0" w:after="0"/>
+        <w:spacing w:before="160" w:after="80"/>
       </w:pPr>
-    </w:p>
-    <w:p>
-      <w:pPr>
-        <w:spacing w:before="0" w:after="0"/>
-      </w:pPr>
-    </w:p>
-    <w:p>
-      <w:pPr>
-        <w:spacing w:before="0" w:after="0"/>
-      </w:pPr>
-    </w:p>
-    <w:p>
-      <w:pPr>
-        <w:spacing w:before="0" w:after="0"/>
-      </w:pPr>
-    </w:p>
-    <w:p>
-      <w:pPr>
-        <w:spacing w:before="0" w:after="0"/>
-      </w:pPr>
-    </w:p>
-    <w:p>
-      <w:pPr>
-        <w:spacing w:before="0" w:after="0"/>
-      </w:pPr>
-    </w:p>
-    <w:p>
-      <w:pPr>
-        <w:spacing w:before="0" w:after="0"/>
-      </w:pPr>
-    </w:p>
-    <w:p>
-      <w:pPr>
-        <w:spacing w:before="0" w:after="0"/>
-      </w:pPr>
+      <w:r>
+        <w:pict>
+          <v:rect style="width:0;height:1.5pt" o:hralign="center" o:hrstd="t" o:hr="t"/>
+        </w:pict>
+      </w:r>
     </w:p>
     <w:p>
       <w:pPr>
@@ -25771,6 +25542,7 @@
     <w:p>
       <w:pPr>
         <w:pStyle w:val="FirstParagraph"/>
+        <w:ind w:firstLine="420"/>
       </w:pPr>
       <w:r>
         <w:rPr>
@@ -25933,6 +25705,7 @@
       <w:pPr>
         <w:pStyle w:val="BodyText"/>
         <w:spacing w:after="80"/>
+        <w:ind w:firstLine="420"/>
       </w:pPr>
       <w:r>
         <w:rPr>
@@ -25964,15 +25737,16 @@
         <w:tblStyle w:val="Table"/>
         <w:tblW w:type="pct" w:w="5000"/>
         <w:tblLayout w:type="fixed"/>
+        <w:tblLook w:firstRow="1" w:lastRow="0" w:firstColumn="0" w:lastColumn="0" w:noHBand="0" w:noVBand="0" w:val="0020"/>
+        <w:jc w:val="center"/>
         <w:tblBorders>
           <w:top w:val="single" w:sz="12" w:space="0" w:color="000000"/>
-          <w:left w:val="none" w:sz="0" w:space="0" w:color="auto"/>
           <w:bottom w:val="single" w:sz="12" w:space="0" w:color="000000"/>
-          <w:right w:val="none" w:sz="0" w:space="0" w:color="auto"/>
-          <w:insideH w:val="none" w:sz="0" w:space="0" w:color="auto"/>
-          <w:insideV w:val="none" w:sz="0" w:space="0" w:color="auto"/>
+          <w:left w:val="none"/>
+          <w:right w:val="none"/>
+          <w:insideH w:val="none"/>
+          <w:insideV w:val="none"/>
         </w:tblBorders>
-        <w:tblLook w:firstRow="1" w:lastRow="0" w:firstColumn="0" w:lastColumn="0" w:noHBand="0" w:noVBand="0" w:val="0020"/>
       </w:tblPr>
       <w:tblGrid>
         <w:gridCol w:w="2640"/>
@@ -25986,7 +25760,7 @@
         <w:tc>
           <w:tcPr>
             <w:tcBorders>
-              <w:bottom w:val="single" w:sz="8" w:space="0" w:color="000000"/>
+              <w:bottom w:val="single" w:sz="6" w:space="0" w:color="000000"/>
             </w:tcBorders>
           </w:tcPr>
           <w:p>
@@ -26006,7 +25780,7 @@
         <w:tc>
           <w:tcPr>
             <w:tcBorders>
-              <w:bottom w:val="single" w:sz="8" w:space="0" w:color="000000"/>
+              <w:bottom w:val="single" w:sz="6" w:space="0" w:color="000000"/>
             </w:tcBorders>
           </w:tcPr>
           <w:p>
@@ -26081,7 +25855,7 @@
         <w:tc>
           <w:tcPr>
             <w:tcBorders>
-              <w:bottom w:val="single" w:sz="8" w:space="0" w:color="000000"/>
+              <w:bottom w:val="single" w:sz="6" w:space="0" w:color="000000"/>
             </w:tcBorders>
           </w:tcPr>
           <w:p>
@@ -26568,6 +26342,7 @@
       <w:pPr>
         <w:pStyle w:val="BodyText"/>
         <w:spacing w:before="120"/>
+        <w:ind w:firstLine="420"/>
       </w:pPr>
       <w:r>
         <w:rPr>
@@ -26597,6 +26372,7 @@
     <w:p>
       <w:pPr>
         <w:pStyle w:val="BodyText"/>
+        <w:ind w:firstLine="420"/>
       </w:pPr>
       <w:r>
         <w:rPr>
@@ -26604,7 +26380,7 @@
           <w:b/>
           <w:bCs/>
         </w:rPr>
-        <w:t xml:space="preserve">7-1</w:t>
+        <w:t xml:space="preserve">(1)</w:t>
       </w:r>
       <w:r>
         <w:rPr>
@@ -26676,6 +26452,7 @@
     <w:p>
       <w:pPr>
         <w:pStyle w:val="BodyText"/>
+        <w:ind w:firstLine="420"/>
       </w:pPr>
       <w:r>
         <w:rPr>
@@ -26683,7 +26460,7 @@
           <w:b/>
           <w:bCs/>
         </w:rPr>
-        <w:t xml:space="preserve">7-2</w:t>
+        <w:t xml:space="preserve">(2)</w:t>
       </w:r>
       <w:r>
         <w:rPr>
@@ -26919,6 +26696,7 @@
     <w:p>
       <w:pPr>
         <w:pStyle w:val="BodyText"/>
+        <w:ind w:firstLine="420"/>
       </w:pPr>
       <w:r>
         <w:rPr>
@@ -26926,7 +26704,7 @@
           <w:b/>
           <w:bCs/>
         </w:rPr>
-        <w:t xml:space="preserve">7-3</w:t>
+        <w:t xml:space="preserve">(3)</w:t>
       </w:r>
       <w:r>
         <w:rPr>
@@ -27053,8 +26831,9 @@
       <w:pPr>
         <w:numPr>
           <w:ilvl w:val="0"/>
-          <w:numId w:val="1007"/>
+          <w:numId w:val="1016"/>
         </w:numPr>
+        <w:ind w:firstLine="420"/>
       </w:pPr>
       <w:r>
         <w:rPr>
@@ -27085,8 +26864,9 @@
       <w:pPr>
         <w:numPr>
           <w:ilvl w:val="0"/>
-          <w:numId w:val="1007"/>
+          <w:numId w:val="1016"/>
         </w:numPr>
+        <w:ind w:firstLine="420"/>
       </w:pPr>
       <w:r>
         <w:rPr>
@@ -27116,6 +26896,7 @@
     <w:p>
       <w:pPr>
         <w:pStyle w:val="FirstParagraph"/>
+        <w:ind w:firstLine="420"/>
       </w:pPr>
       <w:r>
         <w:rPr>
@@ -27123,7 +26904,7 @@
           <w:b/>
           <w:bCs/>
         </w:rPr>
-        <w:t xml:space="preserve">7-4</w:t>
+        <w:t xml:space="preserve">(4)</w:t>
       </w:r>
       <w:r>
         <w:rPr>
@@ -27170,43 +26951,13 @@
     </w:p>
     <w:p>
       <w:pPr>
-        <w:spacing w:before="0" w:after="0"/>
+        <w:spacing w:before="160" w:after="80"/>
       </w:pPr>
-    </w:p>
-    <w:p>
-      <w:pPr>
-        <w:spacing w:before="0" w:after="0"/>
-      </w:pPr>
-    </w:p>
-    <w:p>
-      <w:pPr>
-        <w:spacing w:before="0" w:after="0"/>
-      </w:pPr>
-    </w:p>
-    <w:p>
-      <w:pPr>
-        <w:spacing w:before="0" w:after="0"/>
-      </w:pPr>
-    </w:p>
-    <w:p>
-      <w:pPr>
-        <w:spacing w:before="0" w:after="0"/>
-      </w:pPr>
-    </w:p>
-    <w:p>
-      <w:pPr>
-        <w:spacing w:before="0" w:after="0"/>
-      </w:pPr>
-    </w:p>
-    <w:p>
-      <w:pPr>
-        <w:spacing w:before="0" w:after="0"/>
-      </w:pPr>
-    </w:p>
-    <w:p>
-      <w:pPr>
-        <w:spacing w:before="0" w:after="0"/>
-      </w:pPr>
+      <w:r>
+        <w:pict>
+          <v:rect style="width:0;height:1.5pt" o:hralign="center" o:hrstd="t" o:hr="t"/>
+        </w:pict>
+      </w:r>
     </w:p>
     <w:p>
       <w:pPr>
@@ -27247,6 +26998,7 @@
     <w:p>
       <w:pPr>
         <w:pStyle w:val="FirstParagraph"/>
+        <w:ind w:firstLine="420"/>
       </w:pPr>
       <w:r>
         <w:rPr>
@@ -27436,6 +27188,7 @@
     <w:p>
       <w:pPr>
         <w:pStyle w:val="BodyText"/>
+        <w:ind w:firstLine="420"/>
       </w:pPr>
       <w:r>
         <w:rPr>
@@ -27443,7 +27196,7 @@
           <w:b/>
           <w:bCs/>
         </w:rPr>
-        <w:t xml:space="preserve">5-1</w:t>
+        <w:t xml:space="preserve">(1)</w:t>
       </w:r>
       <w:r>
         <w:rPr>
@@ -27661,6 +27414,7 @@
     <w:p>
       <w:pPr>
         <w:pStyle w:val="BodyText"/>
+        <w:ind w:firstLine="420"/>
       </w:pPr>
       <w:r>
         <w:rPr>
@@ -27668,7 +27422,7 @@
           <w:b/>
           <w:bCs/>
         </w:rPr>
-        <w:t xml:space="preserve">5-2</w:t>
+        <w:t xml:space="preserve">(2)</w:t>
       </w:r>
       <w:r>
         <w:rPr>
@@ -27884,6 +27638,7 @@
     <w:p>
       <w:pPr>
         <w:pStyle w:val="BodyText"/>
+        <w:ind w:firstLine="420"/>
       </w:pPr>
       <w:r>
         <w:rPr>
@@ -27891,7 +27646,7 @@
           <w:b/>
           <w:bCs/>
         </w:rPr>
-        <w:t xml:space="preserve">5-3</w:t>
+        <w:t xml:space="preserve">(3)</w:t>
       </w:r>
       <w:r>
         <w:rPr>
@@ -28266,6 +28021,7 @@
     <w:p>
       <w:pPr>
         <w:pStyle w:val="BodyText"/>
+        <w:ind w:firstLine="420"/>
       </w:pPr>
       <w:r>
         <w:rPr>
@@ -28273,7 +28029,7 @@
           <w:b/>
           <w:bCs/>
         </w:rPr>
-        <w:t xml:space="preserve">5-4</w:t>
+        <w:t xml:space="preserve">(4)</w:t>
       </w:r>
       <w:r>
         <w:rPr>
@@ -28528,6 +28284,7 @@
     <w:p>
       <w:pPr>
         <w:pStyle w:val="BodyText"/>
+        <w:ind w:firstLine="420"/>
       </w:pPr>
       <w:r>
         <w:rPr>
@@ -28535,7 +28292,7 @@
           <w:b/>
           <w:bCs/>
         </w:rPr>
-        <w:t xml:space="preserve">5-5</w:t>
+        <w:t xml:space="preserve">(5)</w:t>
       </w:r>
       <w:r>
         <w:rPr>
@@ -28631,43 +28388,13 @@
     </w:p>
     <w:p>
       <w:pPr>
-        <w:spacing w:before="0" w:after="0"/>
+        <w:spacing w:before="160" w:after="80"/>
       </w:pPr>
-    </w:p>
-    <w:p>
-      <w:pPr>
-        <w:spacing w:before="0" w:after="0"/>
-      </w:pPr>
-    </w:p>
-    <w:p>
-      <w:pPr>
-        <w:spacing w:before="0" w:after="0"/>
-      </w:pPr>
-    </w:p>
-    <w:p>
-      <w:pPr>
-        <w:spacing w:before="0" w:after="0"/>
-      </w:pPr>
-    </w:p>
-    <w:p>
-      <w:pPr>
-        <w:spacing w:before="0" w:after="0"/>
-      </w:pPr>
-    </w:p>
-    <w:p>
-      <w:pPr>
-        <w:spacing w:before="0" w:after="0"/>
-      </w:pPr>
-    </w:p>
-    <w:p>
-      <w:pPr>
-        <w:spacing w:before="0" w:after="0"/>
-      </w:pPr>
-    </w:p>
-    <w:p>
-      <w:pPr>
-        <w:spacing w:before="0" w:after="0"/>
-      </w:pPr>
+      <w:r>
+        <w:pict>
+          <v:rect style="width:0;height:1.5pt" o:hralign="center" o:hrstd="t" o:hr="t"/>
+        </w:pict>
+      </w:r>
     </w:p>
     <w:p>
       <w:pPr>
@@ -28708,6 +28435,7 @@
     <w:p>
       <w:pPr>
         <w:pStyle w:val="FirstParagraph"/>
+        <w:ind w:firstLine="420"/>
       </w:pPr>
       <w:r>
         <w:rPr>
@@ -28876,6 +28604,7 @@
     <w:p>
       <w:pPr>
         <w:pStyle w:val="BodyText"/>
+        <w:ind w:firstLine="420"/>
       </w:pPr>
       <w:r>
         <w:rPr>
@@ -28883,7 +28612,7 @@
           <w:b/>
           <w:bCs/>
         </w:rPr>
-        <w:t xml:space="preserve">10-1</w:t>
+        <w:t xml:space="preserve">(1)</w:t>
       </w:r>
       <w:r>
         <w:rPr>
@@ -28957,6 +28686,7 @@
     <w:p>
       <w:pPr>
         <w:pStyle w:val="BlockText"/>
+        <w:ind w:firstLine="420"/>
       </w:pPr>
       <w:r>
         <w:rPr>
@@ -29090,6 +28820,7 @@
     <w:p>
       <w:pPr>
         <w:pStyle w:val="FirstParagraph"/>
+        <w:ind w:firstLine="420"/>
       </w:pPr>
       <w:r>
         <w:rPr>
@@ -29097,7 +28828,7 @@
           <w:b/>
           <w:bCs/>
         </w:rPr>
-        <w:t xml:space="preserve">10-2</w:t>
+        <w:t xml:space="preserve">(2)</w:t>
       </w:r>
       <w:r>
         <w:rPr>
@@ -29193,6 +28924,7 @@
     <w:p>
       <w:pPr>
         <w:pStyle w:val="BodyText"/>
+        <w:ind w:firstLine="420"/>
       </w:pPr>
       <w:r>
         <w:rPr>
@@ -29200,7 +28932,7 @@
           <w:b/>
           <w:bCs/>
         </w:rPr>
-        <w:t xml:space="preserve">10-3</w:t>
+        <w:t xml:space="preserve">(3)</w:t>
       </w:r>
       <w:r>
         <w:rPr>
@@ -29308,8 +29040,9 @@
         <w:pStyle w:val="Compact"/>
         <w:numPr>
           <w:ilvl w:val="0"/>
-          <w:numId w:val="1008"/>
+          <w:numId w:val="1017"/>
         </w:numPr>
+        <w:ind w:firstLine="420"/>
       </w:pPr>
       <w:r>
         <w:rPr>
@@ -29341,8 +29074,9 @@
         <w:pStyle w:val="Compact"/>
         <w:numPr>
           <w:ilvl w:val="0"/>
-          <w:numId w:val="1008"/>
+          <w:numId w:val="1017"/>
         </w:numPr>
+        <w:ind w:firstLine="420"/>
       </w:pPr>
       <w:r>
         <w:rPr>
@@ -29374,8 +29108,9 @@
         <w:pStyle w:val="Compact"/>
         <w:numPr>
           <w:ilvl w:val="0"/>
-          <w:numId w:val="1008"/>
+          <w:numId w:val="1017"/>
         </w:numPr>
+        <w:ind w:firstLine="420"/>
       </w:pPr>
       <w:r>
         <w:rPr>
@@ -29395,8 +29130,9 @@
         <w:pStyle w:val="Compact"/>
         <w:numPr>
           <w:ilvl w:val="0"/>
-          <w:numId w:val="1008"/>
+          <w:numId w:val="1017"/>
         </w:numPr>
+        <w:ind w:firstLine="420"/>
       </w:pPr>
       <w:r>
         <w:rPr>
@@ -29416,8 +29152,9 @@
         <w:pStyle w:val="Compact"/>
         <w:numPr>
           <w:ilvl w:val="0"/>
-          <w:numId w:val="1008"/>
+          <w:numId w:val="1017"/>
         </w:numPr>
+        <w:ind w:firstLine="420"/>
       </w:pPr>
       <w:r>
         <w:rPr>
@@ -29447,6 +29184,7 @@
     <w:p>
       <w:pPr>
         <w:pStyle w:val="FirstParagraph"/>
+        <w:ind w:firstLine="420"/>
       </w:pPr>
       <w:r>
         <w:rPr>
@@ -29454,7 +29192,7 @@
           <w:b/>
           <w:bCs/>
         </w:rPr>
-        <w:t xml:space="preserve">10-4</w:t>
+        <w:t xml:space="preserve">(4)</w:t>
       </w:r>
       <w:r>
         <w:rPr>
@@ -29523,6 +29261,7 @@
     <w:p>
       <w:pPr>
         <w:pStyle w:val="BodyText"/>
+        <w:ind w:firstLine="420"/>
       </w:pPr>
       <w:r>
         <w:rPr>
@@ -29530,7 +29269,7 @@
           <w:b/>
           <w:bCs/>
         </w:rPr>
-        <w:t xml:space="preserve">10-5</w:t>
+        <w:t xml:space="preserve">(5)</w:t>
       </w:r>
       <w:r>
         <w:rPr>
@@ -29603,6 +29342,7 @@
     <w:p>
       <w:pPr>
         <w:pStyle w:val="BodyText"/>
+        <w:ind w:firstLine="420"/>
       </w:pPr>
       <w:r>
         <w:rPr>
@@ -29610,7 +29350,7 @@
           <w:b/>
           <w:bCs/>
         </w:rPr>
-        <w:t xml:space="preserve">10-6</w:t>
+        <w:t xml:space="preserve">(6)</w:t>
       </w:r>
       <w:r>
         <w:rPr>
@@ -29682,6 +29422,7 @@
     <w:p>
       <w:pPr>
         <w:pStyle w:val="BodyText"/>
+        <w:ind w:firstLine="420"/>
       </w:pPr>
       <w:r>
         <w:rPr>
@@ -29689,7 +29430,7 @@
           <w:b/>
           <w:bCs/>
         </w:rPr>
-        <w:t xml:space="preserve">10-7</w:t>
+        <w:t xml:space="preserve">(7)</w:t>
       </w:r>
       <w:r>
         <w:rPr>
@@ -29749,6 +29490,7 @@
     <w:p>
       <w:pPr>
         <w:pStyle w:val="BodyText"/>
+        <w:ind w:firstLine="420"/>
       </w:pPr>
       <w:r>
         <w:rPr>
@@ -29756,7 +29498,7 @@
           <w:b/>
           <w:bCs/>
         </w:rPr>
-        <w:t xml:space="preserve">10-8</w:t>
+        <w:t xml:space="preserve">(8)</w:t>
       </w:r>
       <w:r>
         <w:rPr>
@@ -29780,6 +29522,7 @@
     <w:p>
       <w:pPr>
         <w:pStyle w:val="BodyText"/>
+        <w:ind w:firstLine="420"/>
       </w:pPr>
       <w:r>
         <w:rPr>
@@ -29787,7 +29530,7 @@
           <w:b/>
           <w:bCs/>
         </w:rPr>
-        <w:t xml:space="preserve">10-9</w:t>
+        <w:t xml:space="preserve">(9)</w:t>
       </w:r>
       <w:r>
         <w:rPr>
@@ -29810,43 +29553,13 @@
     </w:p>
     <w:p>
       <w:pPr>
-        <w:spacing w:before="0" w:after="0"/>
+        <w:spacing w:before="160" w:after="80"/>
       </w:pPr>
-    </w:p>
-    <w:p>
-      <w:pPr>
-        <w:spacing w:before="0" w:after="0"/>
-      </w:pPr>
-    </w:p>
-    <w:p>
-      <w:pPr>
-        <w:spacing w:before="0" w:after="0"/>
-      </w:pPr>
-    </w:p>
-    <w:p>
-      <w:pPr>
-        <w:spacing w:before="0" w:after="0"/>
-      </w:pPr>
-    </w:p>
-    <w:p>
-      <w:pPr>
-        <w:spacing w:before="0" w:after="0"/>
-      </w:pPr>
-    </w:p>
-    <w:p>
-      <w:pPr>
-        <w:spacing w:before="0" w:after="0"/>
-      </w:pPr>
-    </w:p>
-    <w:p>
-      <w:pPr>
-        <w:spacing w:before="0" w:after="0"/>
-      </w:pPr>
-    </w:p>
-    <w:p>
-      <w:pPr>
-        <w:spacing w:before="0" w:after="0"/>
-      </w:pPr>
+      <w:r>
+        <w:pict>
+          <v:rect style="width:0;height:1.5pt" o:hralign="center" o:hrstd="t" o:hr="t"/>
+        </w:pict>
+      </w:r>
     </w:p>
     <w:p>
       <w:pPr>
@@ -29887,6 +29600,7 @@
     <w:p>
       <w:pPr>
         <w:pStyle w:val="FirstParagraph"/>
+        <w:ind w:firstLine="420"/>
       </w:pPr>
       <w:r>
         <w:rPr>
@@ -30034,6 +29748,7 @@
     <w:p>
       <w:pPr>
         <w:pStyle w:val="BodyText"/>
+        <w:ind w:firstLine="420"/>
       </w:pPr>
       <w:r>
         <w:rPr>
@@ -30117,6 +29832,7 @@
     <w:p>
       <w:pPr>
         <w:pStyle w:val="BodyText"/>
+        <w:ind w:firstLine="420"/>
       </w:pPr>
       <w:r>
         <w:rPr>
@@ -30176,6 +29892,7 @@
     <w:p>
       <w:pPr>
         <w:pStyle w:val="BodyText"/>
+        <w:ind w:firstLine="420"/>
       </w:pPr>
       <w:r>
         <w:rPr>
@@ -30287,6 +30004,7 @@
     <w:p>
       <w:pPr>
         <w:pStyle w:val="BodyText"/>
+        <w:ind w:firstLine="420"/>
       </w:pPr>
       <w:r>
         <w:rPr>
@@ -30353,12 +30071,13 @@
     <w:p>
       <w:pPr>
         <w:pStyle w:val="BodyText"/>
+        <w:ind w:firstLine="420"/>
       </w:pPr>
       <w:r>
         <w:rPr>
           <w:rFonts w:ascii="Times New Roman" w:hAnsi="Times New Roman" w:eastAsia="Times New Roman" w:cs="Times New Roman"/>
         </w:rPr>
-        <w:t xml:space="preserve">4-1. </w:t>
+        <w:t xml:space="preserve">(1). </w:t>
       </w:r>
       <w:r>
         <w:rPr>
@@ -30430,7 +30149,7 @@
         <w:rPr>
           <w:rFonts w:ascii="Times New Roman" w:hAnsi="Times New Roman" w:eastAsia="Times New Roman" w:cs="Times New Roman"/>
         </w:rPr>
-        <w:t xml:space="preserve">4-2. </w:t>
+        <w:t xml:space="preserve">(2). </w:t>
       </w:r>
       <w:r>
         <w:rPr>
@@ -30460,6 +30179,7 @@
     <w:p>
       <w:pPr>
         <w:pStyle w:val="BodyText"/>
+        <w:ind w:firstLine="420"/>
       </w:pPr>
       <w:r>
         <w:rPr>
@@ -30498,7 +30218,7 @@
         </w:rPr>
         <w:drawing>
           <wp:inline>
-            <wp:extent cx="3595283" cy="801046"/>
+            <wp:extent cx="3600000" cy="801046"/>
             <wp:effectExtent b="0" l="0" r="0" t="0"/>
             <wp:docPr descr="" title="" id="71" name="Picture"/>
             <a:graphic>
@@ -30519,7 +30239,7 @@
                   <pic:spPr bwMode="auto">
                     <a:xfrm>
                       <a:off x="0" y="0"/>
-                      <a:ext cx="3595283" cy="801046"/>
+                      <a:ext cx="3600000" cy="801046"/>
                     </a:xfrm>
                     <a:prstGeom prst="rect">
                       <a:avLst/>
@@ -30541,12 +30261,13 @@
     <w:p>
       <w:pPr>
         <w:pStyle w:val="BodyText"/>
+        <w:ind w:firstLine="420"/>
       </w:pPr>
       <w:r>
         <w:rPr>
           <w:rFonts w:ascii="Times New Roman" w:hAnsi="Times New Roman" w:eastAsia="Times New Roman" w:cs="Times New Roman"/>
         </w:rPr>
-        <w:t xml:space="preserve">4-3. </w:t>
+        <w:t xml:space="preserve">(3). </w:t>
       </w:r>
       <w:r>
         <w:rPr>
@@ -30594,7 +30315,7 @@
         <w:rPr>
           <w:rFonts w:ascii="Times New Roman" w:hAnsi="Times New Roman" w:eastAsia="Times New Roman" w:cs="Times New Roman"/>
         </w:rPr>
-        <w:t xml:space="preserve">4-4. </w:t>
+        <w:t xml:space="preserve">(4). </w:t>
       </w:r>
       <w:r>
         <w:rPr>
@@ -30618,7 +30339,7 @@
         <w:rPr>
           <w:rFonts w:ascii="Times New Roman" w:hAnsi="Times New Roman" w:eastAsia="Times New Roman" w:cs="Times New Roman"/>
         </w:rPr>
-        <w:t xml:space="preserve">4-5. </w:t>
+        <w:t xml:space="preserve">(5). </w:t>
       </w:r>
       <w:r>
         <w:rPr>
@@ -30660,6 +30381,7 @@
     <w:p>
       <w:pPr>
         <w:pStyle w:val="BodyText"/>
+        <w:ind w:firstLine="420"/>
       </w:pPr>
       <w:r>
         <w:rPr>
@@ -30765,12 +30487,13 @@
     <w:p>
       <w:pPr>
         <w:pStyle w:val="BodyText"/>
+        <w:ind w:firstLine="420"/>
       </w:pPr>
       <w:r>
         <w:rPr>
           <w:rFonts w:ascii="Times New Roman" w:hAnsi="Times New Roman" w:eastAsia="Times New Roman" w:cs="Times New Roman"/>
         </w:rPr>
-        <w:t xml:space="preserve">4-6. </w:t>
+        <w:t xml:space="preserve">(6). </w:t>
       </w:r>
       <w:r>
         <w:rPr>
@@ -30811,43 +30534,13 @@
     </w:p>
     <w:p>
       <w:pPr>
-        <w:spacing w:before="0" w:after="0"/>
+        <w:spacing w:before="160" w:after="80"/>
       </w:pPr>
-    </w:p>
-    <w:p>
-      <w:pPr>
-        <w:spacing w:before="0" w:after="0"/>
-      </w:pPr>
-    </w:p>
-    <w:p>
-      <w:pPr>
-        <w:spacing w:before="0" w:after="0"/>
-      </w:pPr>
-    </w:p>
-    <w:p>
-      <w:pPr>
-        <w:spacing w:before="0" w:after="0"/>
-      </w:pPr>
-    </w:p>
-    <w:p>
-      <w:pPr>
-        <w:spacing w:before="0" w:after="0"/>
-      </w:pPr>
-    </w:p>
-    <w:p>
-      <w:pPr>
-        <w:spacing w:before="0" w:after="0"/>
-      </w:pPr>
-    </w:p>
-    <w:p>
-      <w:pPr>
-        <w:spacing w:before="0" w:after="0"/>
-      </w:pPr>
-    </w:p>
-    <w:p>
-      <w:pPr>
-        <w:spacing w:before="0" w:after="0"/>
-      </w:pPr>
+      <w:r>
+        <w:pict>
+          <v:rect style="width:0;height:1.5pt" o:hralign="center" o:hrstd="t" o:hr="t"/>
+        </w:pict>
+      </w:r>
     </w:p>
     <w:p>
       <w:pPr>
@@ -30888,6 +30581,7 @@
     <w:p>
       <w:pPr>
         <w:pStyle w:val="FirstParagraph"/>
+        <w:ind w:firstLine="420"/>
       </w:pPr>
       <w:r>
         <w:rPr>
@@ -30941,6 +30635,7 @@
     <w:p>
       <w:pPr>
         <w:pStyle w:val="BodyText"/>
+        <w:ind w:firstLine="420"/>
       </w:pPr>
       <w:r>
         <w:rPr>
@@ -31286,6 +30981,7 @@
     <w:p>
       <w:pPr>
         <w:pStyle w:val="BodyText"/>
+        <w:ind w:firstLine="420"/>
       </w:pPr>
       <w:r>
         <w:rPr>
@@ -31527,9 +31223,15 @@
           <m:t> </m:t>
         </m:r>
         <m:r>
+          <m:rPr>
+            <m:sty m:val="p"/>
+          </m:rPr>
           <m:t>k</m:t>
         </m:r>
         <m:r>
+          <m:rPr>
+            <m:sty m:val="p"/>
+          </m:rPr>
           <m:t>J</m:t>
         </m:r>
         <m:r>
@@ -31537,16 +31239,25 @@
             <m:sty m:val="p"/>
           </m:rPr>
           <m:t>⋅</m:t>
-        </m:r>
-        <m:r>
-          <m:t>m</m:t>
-        </m:r>
-        <m:r>
-          <m:t>o</m:t>
         </m:r>
         <m:sSup>
           <m:e>
             <m:r>
+              <m:rPr>
+                <m:sty m:val="p"/>
+              </m:rPr>
+              <m:t>m</m:t>
+            </m:r>
+            <m:r>
+              <m:rPr>
+                <m:sty m:val="p"/>
+              </m:rPr>
+              <m:t>o</m:t>
+            </m:r>
+            <m:r>
+              <m:rPr>
+                <m:sty m:val="p"/>
+              </m:rPr>
               <m:t>l</m:t>
             </m:r>
           </m:e>
@@ -31798,6 +31509,7 @@
     <w:p>
       <w:pPr>
         <w:pStyle w:val="BodyText"/>
+        <w:ind w:firstLine="420"/>
       </w:pPr>
       <w:r>
         <w:rPr>
@@ -31901,20 +31613,12 @@
     </w:p>
     <w:p>
       <w:pPr>
-        <w:pStyle w:val="BodyText"/>
+        <w:numPr>
+          <w:ilvl w:val="0"/>
+          <w:numId w:val="1018"/>
+        </w:numPr>
+        <w:ind w:firstLine="420"/>
       </w:pPr>
-      <w:r>
-        <w:rPr>
-          <w:rFonts w:ascii="Times New Roman" w:hAnsi="Times New Roman" w:eastAsia="Times New Roman" w:cs="Times New Roman"/>
-        </w:rPr>
-        <w:t xml:space="preserve">10-1</w:t>
-      </w:r>
-      <w:r>
-        <w:rPr>
-          <w:rFonts w:ascii="Times New Roman" w:hAnsi="Times New Roman" w:eastAsia="Times New Roman" w:cs="Times New Roman"/>
-        </w:rPr>
-        <w:t xml:space="preserve"> </w:t>
-      </w:r>
       <m:oMath>
         <m:oMathPr>
           <m:ctrlPr>
@@ -31997,14 +31701,12 @@
     </w:p>
     <w:p>
       <w:pPr>
-        <w:pStyle w:val="BodyText"/>
+        <w:numPr>
+          <w:ilvl w:val="0"/>
+          <w:numId w:val="1018"/>
+        </w:numPr>
+        <w:ind w:firstLine="420"/>
       </w:pPr>
-      <w:r>
-        <w:rPr>
-          <w:rFonts w:ascii="Times New Roman" w:hAnsi="Times New Roman" w:eastAsia="Times New Roman" w:cs="Times New Roman"/>
-        </w:rPr>
-        <w:t xml:space="preserve">10-2 </w:t>
-      </w:r>
       <w:r>
         <w:rPr>
           <w:rFonts w:hint="eastAsia" w:ascii="Times New Roman" w:hAnsi="Times New Roman" w:eastAsia="FangSong" w:cs="Times New Roman"/>
@@ -32093,14 +31795,12 @@
     </w:p>
     <w:p>
       <w:pPr>
-        <w:pStyle w:val="BodyText"/>
+        <w:numPr>
+          <w:ilvl w:val="0"/>
+          <w:numId w:val="1018"/>
+        </w:numPr>
+        <w:ind w:firstLine="420"/>
       </w:pPr>
-      <w:r>
-        <w:rPr>
-          <w:rFonts w:ascii="Times New Roman" w:hAnsi="Times New Roman" w:eastAsia="Times New Roman" w:cs="Times New Roman"/>
-        </w:rPr>
-        <w:t xml:space="preserve">10-3 </w:t>
-      </w:r>
       <w:r>
         <w:rPr>
           <w:rFonts w:hint="eastAsia" w:ascii="Times New Roman" w:hAnsi="Times New Roman" w:eastAsia="FangSong" w:cs="Times New Roman"/>
@@ -32261,14 +31961,12 @@
     </w:p>
     <w:p>
       <w:pPr>
-        <w:pStyle w:val="BodyText"/>
+        <w:numPr>
+          <w:ilvl w:val="0"/>
+          <w:numId w:val="1018"/>
+        </w:numPr>
+        <w:ind w:firstLine="420"/>
       </w:pPr>
-      <w:r>
-        <w:rPr>
-          <w:rFonts w:ascii="Times New Roman" w:hAnsi="Times New Roman" w:eastAsia="Times New Roman" w:cs="Times New Roman"/>
-        </w:rPr>
-        <w:t xml:space="preserve">10-4 </w:t>
-      </w:r>
       <w:r>
         <w:rPr>
           <w:rFonts w:hint="eastAsia" w:ascii="Times New Roman" w:hAnsi="Times New Roman" w:eastAsia="FangSong" w:cs="Times New Roman"/>
@@ -32442,43 +32140,13 @@
     </w:p>
     <w:p>
       <w:pPr>
-        <w:spacing w:before="0" w:after="0"/>
+        <w:spacing w:before="160" w:after="80"/>
       </w:pPr>
-    </w:p>
-    <w:p>
-      <w:pPr>
-        <w:spacing w:before="0" w:after="0"/>
-      </w:pPr>
-    </w:p>
-    <w:p>
-      <w:pPr>
-        <w:spacing w:before="0" w:after="0"/>
-      </w:pPr>
-    </w:p>
-    <w:p>
-      <w:pPr>
-        <w:spacing w:before="0" w:after="0"/>
-      </w:pPr>
-    </w:p>
-    <w:p>
-      <w:pPr>
-        <w:spacing w:before="0" w:after="0"/>
-      </w:pPr>
-    </w:p>
-    <w:p>
-      <w:pPr>
-        <w:spacing w:before="0" w:after="0"/>
-      </w:pPr>
-    </w:p>
-    <w:p>
-      <w:pPr>
-        <w:spacing w:before="0" w:after="0"/>
-      </w:pPr>
-    </w:p>
-    <w:p>
-      <w:pPr>
-        <w:spacing w:before="0" w:after="0"/>
-      </w:pPr>
+      <w:r>
+        <w:pict>
+          <v:rect style="width:0;height:1.5pt" o:hralign="center" o:hrstd="t" o:hr="t"/>
+        </w:pict>
+      </w:r>
     </w:p>
     <w:p>
       <w:pPr>
@@ -32520,6 +32188,7 @@
       <w:pPr>
         <w:pStyle w:val="FirstParagraph"/>
         <w:spacing w:after="80"/>
+        <w:ind w:firstLine="420"/>
       </w:pPr>
       <w:r>
         <w:rPr>
@@ -32527,7 +32196,7 @@
           <w:b/>
           <w:bCs/>
         </w:rPr>
-        <w:t xml:space="preserve">6-1</w:t>
+        <w:t xml:space="preserve">(1)</w:t>
       </w:r>
       <w:r>
         <w:rPr>
@@ -32625,15 +32294,16 @@
         <w:tblStyle w:val="Table"/>
         <w:tblW w:type="pct" w:w="5000"/>
         <w:tblLayout w:type="fixed"/>
+        <w:tblLook w:firstRow="1" w:lastRow="0" w:firstColumn="0" w:lastColumn="0" w:noHBand="0" w:noVBand="0" w:val="0020"/>
+        <w:jc w:val="center"/>
         <w:tblBorders>
           <w:top w:val="single" w:sz="12" w:space="0" w:color="000000"/>
-          <w:left w:val="none" w:sz="0" w:space="0" w:color="auto"/>
           <w:bottom w:val="single" w:sz="12" w:space="0" w:color="000000"/>
-          <w:right w:val="none" w:sz="0" w:space="0" w:color="auto"/>
-          <w:insideH w:val="none" w:sz="0" w:space="0" w:color="auto"/>
-          <w:insideV w:val="none" w:sz="0" w:space="0" w:color="auto"/>
+          <w:left w:val="none"/>
+          <w:right w:val="none"/>
+          <w:insideH w:val="none"/>
+          <w:insideV w:val="none"/>
         </w:tblBorders>
-        <w:tblLook w:firstRow="1" w:lastRow="0" w:firstColumn="0" w:lastColumn="0" w:noHBand="0" w:noVBand="0" w:val="0020"/>
       </w:tblPr>
       <w:tblGrid>
         <w:gridCol w:w="1131"/>
@@ -32651,7 +32321,7 @@
         <w:tc>
           <w:tcPr>
             <w:tcBorders>
-              <w:bottom w:val="single" w:sz="8" w:space="0" w:color="000000"/>
+              <w:bottom w:val="single" w:sz="6" w:space="0" w:color="000000"/>
             </w:tcBorders>
           </w:tcPr>
           <w:p>
@@ -32664,7 +32334,7 @@
         <w:tc>
           <w:tcPr>
             <w:tcBorders>
-              <w:bottom w:val="single" w:sz="8" w:space="0" w:color="000000"/>
+              <w:bottom w:val="single" w:sz="6" w:space="0" w:color="000000"/>
             </w:tcBorders>
           </w:tcPr>
           <w:p>
@@ -32699,7 +32369,7 @@
         <w:tc>
           <w:tcPr>
             <w:tcBorders>
-              <w:bottom w:val="single" w:sz="8" w:space="0" w:color="000000"/>
+              <w:bottom w:val="single" w:sz="6" w:space="0" w:color="000000"/>
             </w:tcBorders>
           </w:tcPr>
           <w:p>
@@ -32734,7 +32404,7 @@
         <w:tc>
           <w:tcPr>
             <w:tcBorders>
-              <w:bottom w:val="single" w:sz="8" w:space="0" w:color="000000"/>
+              <w:bottom w:val="single" w:sz="6" w:space="0" w:color="000000"/>
             </w:tcBorders>
           </w:tcPr>
           <w:p>
@@ -32769,7 +32439,7 @@
         <w:tc>
           <w:tcPr>
             <w:tcBorders>
-              <w:bottom w:val="single" w:sz="8" w:space="0" w:color="000000"/>
+              <w:bottom w:val="single" w:sz="6" w:space="0" w:color="000000"/>
             </w:tcBorders>
           </w:tcPr>
           <w:p>
@@ -32804,7 +32474,7 @@
         <w:tc>
           <w:tcPr>
             <w:tcBorders>
-              <w:bottom w:val="single" w:sz="8" w:space="0" w:color="000000"/>
+              <w:bottom w:val="single" w:sz="6" w:space="0" w:color="000000"/>
             </w:tcBorders>
           </w:tcPr>
           <w:p>
@@ -32839,7 +32509,7 @@
         <w:tc>
           <w:tcPr>
             <w:tcBorders>
-              <w:bottom w:val="single" w:sz="8" w:space="0" w:color="000000"/>
+              <w:bottom w:val="single" w:sz="6" w:space="0" w:color="000000"/>
             </w:tcBorders>
           </w:tcPr>
           <w:p>
@@ -33185,7 +32855,6 @@
           <w:p>
             <w:pPr>
               <w:pStyle w:val="Compact"/>
-              <w:spacing w:before="0" w:after="0"/>
               <w:jc w:val="center"/>
             </w:pPr>
             <m:oMath>
@@ -33334,6 +33003,7 @@
       <w:pPr>
         <w:pStyle w:val="BodyText"/>
         <w:spacing w:before="120"/>
+        <w:ind w:firstLine="420"/>
       </w:pPr>
       <w:r>
         <w:rPr>
@@ -33457,6 +33127,7 @@
     <w:p>
       <w:pPr>
         <w:pStyle w:val="FirstParagraph"/>
+        <w:ind w:firstLine="420"/>
       </w:pPr>
       <w:r>
         <w:rPr>
@@ -33516,6 +33187,7 @@
     <w:p>
       <w:pPr>
         <w:pStyle w:val="BodyText"/>
+        <w:ind w:firstLine="420"/>
       </w:pPr>
       <w:r>
         <w:rPr>
@@ -33523,7 +33195,7 @@
           <w:b/>
           <w:bCs/>
         </w:rPr>
-        <w:t xml:space="preserve">6-2</w:t>
+        <w:t xml:space="preserve">(2)</w:t>
       </w:r>
       <w:r>
         <w:rPr>
@@ -33655,6 +33327,7 @@
     <w:p>
       <w:pPr>
         <w:pStyle w:val="BodyText"/>
+        <w:ind w:firstLine="420"/>
       </w:pPr>
       <w:r>
         <w:rPr>
@@ -33662,7 +33335,7 @@
           <w:b/>
           <w:bCs/>
         </w:rPr>
-        <w:t xml:space="preserve">6-3</w:t>
+        <w:t xml:space="preserve">(3)</w:t>
       </w:r>
       <w:r>
         <w:rPr>
@@ -33721,43 +33394,13 @@
     </w:p>
     <w:p>
       <w:pPr>
-        <w:spacing w:before="0" w:after="0"/>
+        <w:spacing w:before="160" w:after="80"/>
       </w:pPr>
-    </w:p>
-    <w:p>
-      <w:pPr>
-        <w:spacing w:before="0" w:after="0"/>
-      </w:pPr>
-    </w:p>
-    <w:p>
-      <w:pPr>
-        <w:spacing w:before="0" w:after="0"/>
-      </w:pPr>
-    </w:p>
-    <w:p>
-      <w:pPr>
-        <w:spacing w:before="0" w:after="0"/>
-      </w:pPr>
-    </w:p>
-    <w:p>
-      <w:pPr>
-        <w:spacing w:before="0" w:after="0"/>
-      </w:pPr>
-    </w:p>
-    <w:p>
-      <w:pPr>
-        <w:spacing w:before="0" w:after="0"/>
-      </w:pPr>
-    </w:p>
-    <w:p>
-      <w:pPr>
-        <w:spacing w:before="0" w:after="0"/>
-      </w:pPr>
-    </w:p>
-    <w:p>
-      <w:pPr>
-        <w:spacing w:before="0" w:after="0"/>
-      </w:pPr>
+      <w:r>
+        <w:pict>
+          <v:rect style="width:0;height:1.5pt" o:hralign="center" o:hrstd="t" o:hr="t"/>
+        </w:pict>
+      </w:r>
     </w:p>
     <w:p>
       <w:pPr>
@@ -33798,6 +33441,7 @@
     <w:p>
       <w:pPr>
         <w:pStyle w:val="FirstParagraph"/>
+        <w:ind w:firstLine="420"/>
       </w:pPr>
       <w:r>
         <w:rPr>
@@ -33866,14 +33510,12 @@
     </w:p>
     <w:p>
       <w:pPr>
-        <w:pStyle w:val="BodyText"/>
+        <w:numPr>
+          <w:ilvl w:val="0"/>
+          <w:numId w:val="1019"/>
+        </w:numPr>
+        <w:ind w:firstLine="420"/>
       </w:pPr>
-      <w:r>
-        <w:rPr>
-          <w:rFonts w:ascii="Times New Roman" w:hAnsi="Times New Roman" w:eastAsia="Times New Roman" w:cs="Times New Roman"/>
-        </w:rPr>
-        <w:t xml:space="preserve">5-1 </w:t>
-      </w:r>
       <w:r>
         <w:rPr>
           <w:rFonts w:hint="eastAsia" w:ascii="Times New Roman" w:hAnsi="Times New Roman" w:eastAsia="FangSong" w:cs="Times New Roman"/>
@@ -33990,12 +33632,18 @@
         <m:r>
           <m:t> </m:t>
         </m:r>
-        <m:r>
-          <m:t>d</m:t>
-        </m:r>
         <m:sSup>
           <m:e>
             <m:r>
+              <m:rPr>
+                <m:sty m:val="p"/>
+              </m:rPr>
+              <m:t>d</m:t>
+            </m:r>
+            <m:r>
+              <m:rPr>
+                <m:sty m:val="p"/>
+              </m:rPr>
               <m:t>m</m:t>
             </m:r>
           </m:e>
@@ -34235,14 +33883,12 @@
     </w:p>
     <w:p>
       <w:pPr>
-        <w:pStyle w:val="BodyText"/>
+        <w:numPr>
+          <w:ilvl w:val="0"/>
+          <w:numId w:val="1019"/>
+        </w:numPr>
+        <w:ind w:firstLine="420"/>
       </w:pPr>
-      <w:r>
-        <w:rPr>
-          <w:rFonts w:ascii="Times New Roman" w:hAnsi="Times New Roman" w:eastAsia="Times New Roman" w:cs="Times New Roman"/>
-        </w:rPr>
-        <w:t xml:space="preserve">5-2 </w:t>
-      </w:r>
       <w:r>
         <w:rPr>
           <w:rFonts w:hint="eastAsia" w:ascii="Times New Roman" w:hAnsi="Times New Roman" w:eastAsia="FangSong" w:cs="Times New Roman"/>
@@ -34627,43 +34273,13 @@
     </w:p>
     <w:p>
       <w:pPr>
-        <w:spacing w:before="0" w:after="0"/>
+        <w:spacing w:before="160" w:after="80"/>
       </w:pPr>
-    </w:p>
-    <w:p>
-      <w:pPr>
-        <w:spacing w:before="0" w:after="0"/>
-      </w:pPr>
-    </w:p>
-    <w:p>
-      <w:pPr>
-        <w:spacing w:before="0" w:after="0"/>
-      </w:pPr>
-    </w:p>
-    <w:p>
-      <w:pPr>
-        <w:spacing w:before="0" w:after="0"/>
-      </w:pPr>
-    </w:p>
-    <w:p>
-      <w:pPr>
-        <w:spacing w:before="0" w:after="0"/>
-      </w:pPr>
-    </w:p>
-    <w:p>
-      <w:pPr>
-        <w:spacing w:before="0" w:after="0"/>
-      </w:pPr>
-    </w:p>
-    <w:p>
-      <w:pPr>
-        <w:spacing w:before="0" w:after="0"/>
-      </w:pPr>
-    </w:p>
-    <w:p>
-      <w:pPr>
-        <w:spacing w:before="0" w:after="0"/>
-      </w:pPr>
+      <w:r>
+        <w:pict>
+          <v:rect style="width:0;height:1.5pt" o:hralign="center" o:hrstd="t" o:hr="t"/>
+        </w:pict>
+      </w:r>
     </w:p>
     <w:p>
       <w:pPr>
@@ -34704,6 +34320,7 @@
     <w:p>
       <w:pPr>
         <w:pStyle w:val="FirstParagraph"/>
+        <w:ind w:firstLine="420"/>
       </w:pPr>
       <w:r>
         <w:rPr>
@@ -34836,7 +34453,7 @@
         </w:rPr>
         <w:drawing>
           <wp:inline>
-            <wp:extent cx="2413000" cy="2247900"/>
+            <wp:extent cx="2413000" cy="2273300"/>
             <wp:effectExtent b="0" l="0" r="0" t="0"/>
             <wp:docPr descr="" title="" id="81" name="Picture"/>
             <a:graphic>
@@ -34857,7 +34474,7 @@
                   <pic:spPr bwMode="auto">
                     <a:xfrm>
                       <a:off x="0" y="0"/>
-                      <a:ext cx="2413000" cy="2247900"/>
+                      <a:ext cx="2413000" cy="2273300"/>
                     </a:xfrm>
                     <a:prstGeom prst="rect">
                       <a:avLst/>
@@ -34879,6 +34496,7 @@
     <w:p>
       <w:pPr>
         <w:pStyle w:val="BodyText"/>
+        <w:ind w:firstLine="420"/>
       </w:pPr>
       <w:r>
         <w:rPr>
@@ -34886,7 +34504,7 @@
           <w:b/>
           <w:bCs/>
         </w:rPr>
-        <w:t xml:space="preserve">7-1</w:t>
+        <w:t xml:space="preserve">(1)</w:t>
       </w:r>
       <w:r>
         <w:rPr>
@@ -34998,6 +34616,7 @@
     <w:p>
       <w:pPr>
         <w:pStyle w:val="BodyText"/>
+        <w:ind w:firstLine="420"/>
       </w:pPr>
       <w:r>
         <w:rPr>
@@ -35005,7 +34624,7 @@
           <w:b/>
           <w:bCs/>
         </w:rPr>
-        <w:t xml:space="preserve">7-2</w:t>
+        <w:t xml:space="preserve">(2)</w:t>
       </w:r>
       <w:r>
         <w:rPr>
@@ -35079,6 +34698,7 @@
     <w:p>
       <w:pPr>
         <w:pStyle w:val="BodyText"/>
+        <w:ind w:firstLine="420"/>
       </w:pPr>
       <w:r>
         <w:rPr>
@@ -35086,7 +34706,7 @@
           <w:b/>
           <w:bCs/>
         </w:rPr>
-        <w:t xml:space="preserve">7-3</w:t>
+        <w:t xml:space="preserve">(3)</w:t>
       </w:r>
       <w:r>
         <w:rPr>
@@ -35293,6 +34913,7 @@
     <w:p>
       <w:pPr>
         <w:pStyle w:val="FirstParagraph"/>
+        <w:ind w:firstLine="420"/>
       </w:pPr>
       <w:r>
         <w:rPr>
@@ -35300,7 +34921,7 @@
           <w:b/>
           <w:bCs/>
         </w:rPr>
-        <w:t xml:space="preserve">7-4</w:t>
+        <w:t xml:space="preserve">(4)</w:t>
       </w:r>
       <w:r>
         <w:rPr>
@@ -35611,6 +35232,7 @@
     <w:p>
       <w:pPr>
         <w:pStyle w:val="BodyText"/>
+        <w:ind w:firstLine="420"/>
       </w:pPr>
       <w:r>
         <w:rPr>
@@ -35618,7 +35240,7 @@
           <w:b/>
           <w:bCs/>
         </w:rPr>
-        <w:t xml:space="preserve">7-5</w:t>
+        <w:t xml:space="preserve">(5)</w:t>
       </w:r>
       <w:r>
         <w:rPr>
@@ -35744,6 +35366,7 @@
     <w:p>
       <w:pPr>
         <w:pStyle w:val="BodyText"/>
+        <w:ind w:firstLine="420"/>
       </w:pPr>
       <w:r>
         <w:rPr>
@@ -35751,7 +35374,7 @@
           <w:b/>
           <w:bCs/>
         </w:rPr>
-        <w:t xml:space="preserve">7-6</w:t>
+        <w:t xml:space="preserve">(6)</w:t>
       </w:r>
       <w:r>
         <w:rPr>
@@ -35813,6 +35436,7 @@
     <w:p>
       <w:pPr>
         <w:pStyle w:val="BodyText"/>
+        <w:ind w:firstLine="420"/>
       </w:pPr>
       <w:r>
         <w:rPr>
@@ -35820,7 +35444,7 @@
           <w:b/>
           <w:bCs/>
         </w:rPr>
-        <w:t xml:space="preserve">7-7</w:t>
+        <w:t xml:space="preserve">(7)</w:t>
       </w:r>
       <w:r>
         <w:rPr>
@@ -35954,43 +35578,13 @@
     </w:p>
     <w:p>
       <w:pPr>
-        <w:spacing w:before="0" w:after="0"/>
+        <w:spacing w:before="160" w:after="80"/>
       </w:pPr>
-    </w:p>
-    <w:p>
-      <w:pPr>
-        <w:spacing w:before="0" w:after="0"/>
-      </w:pPr>
-    </w:p>
-    <w:p>
-      <w:pPr>
-        <w:spacing w:before="0" w:after="0"/>
-      </w:pPr>
-    </w:p>
-    <w:p>
-      <w:pPr>
-        <w:spacing w:before="0" w:after="0"/>
-      </w:pPr>
-    </w:p>
-    <w:p>
-      <w:pPr>
-        <w:spacing w:before="0" w:after="0"/>
-      </w:pPr>
-    </w:p>
-    <w:p>
-      <w:pPr>
-        <w:spacing w:before="0" w:after="0"/>
-      </w:pPr>
-    </w:p>
-    <w:p>
-      <w:pPr>
-        <w:spacing w:before="0" w:after="0"/>
-      </w:pPr>
-    </w:p>
-    <w:p>
-      <w:pPr>
-        <w:spacing w:before="0" w:after="0"/>
-      </w:pPr>
+      <w:r>
+        <w:pict>
+          <v:rect style="width:0;height:1.5pt" o:hralign="center" o:hrstd="t" o:hr="t"/>
+        </w:pict>
+      </w:r>
     </w:p>
     <w:p>
       <w:pPr>
@@ -36031,6 +35625,7 @@
     <w:p>
       <w:pPr>
         <w:pStyle w:val="FirstParagraph"/>
+        <w:ind w:firstLine="420"/>
       </w:pPr>
       <w:r>
         <w:rPr>
@@ -36309,6 +35904,7 @@
       <w:pPr>
         <w:pStyle w:val="BodyText"/>
         <w:spacing w:after="80"/>
+        <w:ind w:firstLine="420"/>
       </w:pPr>
       <w:r>
         <w:rPr>
@@ -36640,15 +36236,16 @@
       <w:tblPr>
         <w:tblStyle w:val="Table"/>
         <w:tblW w:type="auto" w:w="0"/>
+        <w:tblLook w:firstRow="1" w:lastRow="0" w:firstColumn="0" w:lastColumn="0" w:noHBand="0" w:noVBand="0" w:val="0020"/>
+        <w:jc w:val="center"/>
         <w:tblBorders>
           <w:top w:val="single" w:sz="12" w:space="0" w:color="000000"/>
-          <w:left w:val="none" w:sz="0" w:space="0" w:color="auto"/>
           <w:bottom w:val="single" w:sz="12" w:space="0" w:color="000000"/>
-          <w:right w:val="none" w:sz="0" w:space="0" w:color="auto"/>
-          <w:insideH w:val="none" w:sz="0" w:space="0" w:color="auto"/>
-          <w:insideV w:val="none" w:sz="0" w:space="0" w:color="auto"/>
+          <w:left w:val="none"/>
+          <w:right w:val="none"/>
+          <w:insideH w:val="none"/>
+          <w:insideV w:val="none"/>
         </w:tblBorders>
-        <w:tblLook w:firstRow="1" w:lastRow="0" w:firstColumn="0" w:lastColumn="0" w:noHBand="0" w:noVBand="0" w:val="0020"/>
       </w:tblPr>
       <w:tblGrid>
         <w:gridCol w:w="3960"/>
@@ -36661,7 +36258,7 @@
         <w:tc>
           <w:tcPr>
             <w:tcBorders>
-              <w:bottom w:val="single" w:sz="8" w:space="0" w:color="000000"/>
+              <w:bottom w:val="single" w:sz="6" w:space="0" w:color="000000"/>
             </w:tcBorders>
           </w:tcPr>
           <w:p>
@@ -36681,7 +36278,7 @@
         <w:tc>
           <w:tcPr>
             <w:tcBorders>
-              <w:bottom w:val="single" w:sz="8" w:space="0" w:color="000000"/>
+              <w:bottom w:val="single" w:sz="6" w:space="0" w:color="000000"/>
             </w:tcBorders>
           </w:tcPr>
           <w:p>
@@ -36858,6 +36455,7 @@
       <w:pPr>
         <w:pStyle w:val="BodyText"/>
         <w:spacing w:before="120"/>
+        <w:ind w:firstLine="420"/>
       </w:pPr>
       <w:r>
         <w:rPr>
@@ -36865,7 +36463,7 @@
           <w:b/>
           <w:bCs/>
         </w:rPr>
-        <w:t xml:space="preserve">5-1</w:t>
+        <w:t xml:space="preserve">(1)</w:t>
       </w:r>
       <w:r>
         <w:rPr>
@@ -36901,6 +36499,7 @@
     <w:p>
       <w:pPr>
         <w:pStyle w:val="BodyText"/>
+        <w:ind w:firstLine="420"/>
       </w:pPr>
       <w:r>
         <w:rPr>
@@ -36908,7 +36507,7 @@
           <w:b/>
           <w:bCs/>
         </w:rPr>
-        <w:t xml:space="preserve">5-2</w:t>
+        <w:t xml:space="preserve">(2)</w:t>
       </w:r>
       <w:r>
         <w:rPr>
@@ -37238,6 +36837,7 @@
     <w:p>
       <w:pPr>
         <w:pStyle w:val="BodyText"/>
+        <w:ind w:firstLine="420"/>
       </w:pPr>
       <w:r>
         <w:rPr>
@@ -37245,7 +36845,7 @@
           <w:b/>
           <w:bCs/>
         </w:rPr>
-        <w:t xml:space="preserve">5-3</w:t>
+        <w:t xml:space="preserve">(3)</w:t>
       </w:r>
       <w:r>
         <w:rPr>
@@ -37292,28 +36892,13 @@
     </w:p>
     <w:p>
       <w:pPr>
-        <w:spacing w:before="0" w:after="0"/>
+        <w:spacing w:before="160" w:after="80"/>
       </w:pPr>
-    </w:p>
-    <w:p>
-      <w:pPr>
-        <w:spacing w:before="0" w:after="0"/>
-      </w:pPr>
-    </w:p>
-    <w:p>
-      <w:pPr>
-        <w:spacing w:before="0" w:after="0"/>
-      </w:pPr>
-    </w:p>
-    <w:p>
-      <w:pPr>
-        <w:spacing w:before="0" w:after="0"/>
-      </w:pPr>
-    </w:p>
-    <w:p>
-      <w:pPr>
-        <w:spacing w:before="0" w:after="0"/>
-      </w:pPr>
+      <w:r>
+        <w:pict>
+          <v:rect style="width:0;height:1.5pt" o:hralign="center" o:hrstd="t" o:hr="t"/>
+        </w:pict>
+      </w:r>
     </w:p>
     <w:p>
       <w:pPr>
@@ -37354,6 +36939,7 @@
     <w:p>
       <w:pPr>
         <w:pStyle w:val="FirstParagraph"/>
+        <w:ind w:firstLine="420"/>
       </w:pPr>
       <w:r>
         <w:rPr>
@@ -37431,6 +37017,7 @@
     <w:p>
       <w:pPr>
         <w:pStyle w:val="BodyText"/>
+        <w:ind w:firstLine="420"/>
       </w:pPr>
       <w:r>
         <w:rPr>
@@ -37866,16 +37453,15 @@
     </w:p>
     <w:p>
       <w:pPr>
-        <w:pStyle w:val="BodyText"/>
+        <w:pStyle w:val="Compact"/>
+        <w:numPr>
+          <w:ilvl w:val="0"/>
+          <w:numId w:val="1020"/>
+        </w:numPr>
+        <w:ind w:firstLine="420"/>
       </w:pPr>
       <w:r>
         <w:rPr>
-          <w:rFonts w:ascii="Times New Roman" w:hAnsi="Times New Roman" w:eastAsia="Times New Roman" w:cs="Times New Roman"/>
-        </w:rPr>
-        <w:t xml:space="preserve">5-1 </w:t>
-      </w:r>
-      <w:r>
-        <w:rPr>
           <w:rFonts w:hint="eastAsia" w:ascii="Times New Roman" w:hAnsi="Times New Roman" w:eastAsia="FangSong" w:cs="Times New Roman"/>
         </w:rPr>
         <w:t>请通过计算确定铁锈的主要成分</w:t>
@@ -37885,81 +37471,83 @@
           <w:rFonts w:hint="eastAsia" w:ascii="Times New Roman" w:hAnsi="Times New Roman" w:eastAsia="Times New Roman" w:cs="Times New Roman"/>
         </w:rPr>
         <w:t>。</w:t>
+      </w:r>
+    </w:p>
+    <w:p>
+      <w:pPr>
+        <w:pStyle w:val="FirstParagraph"/>
+        <w:ind w:firstLine="420"/>
+      </w:pPr>
+      <w:r>
+        <w:rPr>
+          <w:rFonts w:ascii="Times New Roman" w:hAnsi="Times New Roman" w:eastAsia="Times New Roman" w:cs="Times New Roman"/>
+        </w:rPr>
+        <w:t xml:space="preserve">(2)① </w:t>
+      </w:r>
+      <w:r>
+        <w:rPr>
+          <w:rFonts w:hint="eastAsia" w:ascii="Times New Roman" w:hAnsi="Times New Roman" w:eastAsia="FangSong" w:cs="Times New Roman"/>
+        </w:rPr>
+        <w:t xml:space="preserve">铁丝在纯氧中燃烧时的反应温度至少为</w:t>
+      </w:r>
+      <w:r>
+        <w:rPr>
+          <w:rFonts w:ascii="Times New Roman" w:hAnsi="Times New Roman" w:eastAsia="Times New Roman" w:cs="Times New Roman"/>
+        </w:rPr>
+        <w:t xml:space="preserve"> ____ ℃。</w:t>
       </w:r>
     </w:p>
     <w:p>
       <w:pPr>
         <w:pStyle w:val="BodyText"/>
+        <w:ind w:firstLine="420"/>
       </w:pPr>
       <w:r>
         <w:rPr>
           <w:rFonts w:ascii="Times New Roman" w:hAnsi="Times New Roman" w:eastAsia="Times New Roman" w:cs="Times New Roman"/>
         </w:rPr>
-        <w:t xml:space="preserve">5-2-1 </w:t>
-      </w:r>
-      <w:r>
-        <w:rPr>
-          <w:rFonts w:hint="eastAsia" w:ascii="Times New Roman" w:hAnsi="Times New Roman" w:eastAsia="FangSong" w:cs="Times New Roman"/>
-        </w:rPr>
-        <w:t xml:space="preserve">铁丝在纯氧中燃烧时的反应温度至少为</w:t>
-      </w:r>
-      <w:r>
-        <w:rPr>
-          <w:rFonts w:ascii="Times New Roman" w:hAnsi="Times New Roman" w:eastAsia="Times New Roman" w:cs="Times New Roman"/>
-        </w:rPr>
-        <w:t xml:space="preserve"> ____ ℃。</w:t>
+        <w:t xml:space="preserve">(2)② </w:t>
+      </w:r>
+      <w:r>
+        <w:rPr>
+          <w:rFonts w:hint="eastAsia" w:ascii="Times New Roman" w:hAnsi="Times New Roman" w:eastAsia="FangSong" w:cs="Times New Roman"/>
+        </w:rPr>
+        <w:t>在该温度下通过计算确定黑色固体的主要成分</w:t>
+      </w:r>
+      <w:r>
+        <w:rPr>
+          <w:rFonts w:hint="eastAsia" w:ascii="Times New Roman" w:hAnsi="Times New Roman" w:eastAsia="Times New Roman" w:cs="Times New Roman"/>
+        </w:rPr>
+        <w:t>。</w:t>
       </w:r>
     </w:p>
     <w:p>
       <w:pPr>
-        <w:pStyle w:val="BodyText"/>
+        <w:pStyle w:val="Compact"/>
+        <w:numPr>
+          <w:ilvl w:val="0"/>
+          <w:numId w:val="1021"/>
+        </w:numPr>
+        <w:ind w:firstLine="420"/>
       </w:pPr>
       <w:r>
         <w:rPr>
-          <w:rFonts w:ascii="Times New Roman" w:hAnsi="Times New Roman" w:eastAsia="Times New Roman" w:cs="Times New Roman"/>
-        </w:rPr>
-        <w:t xml:space="preserve">5-2-2 </w:t>
-      </w:r>
-      <w:r>
-        <w:rPr>
-          <w:rFonts w:hint="eastAsia" w:ascii="Times New Roman" w:hAnsi="Times New Roman" w:eastAsia="FangSong" w:cs="Times New Roman"/>
-        </w:rPr>
-        <w:t>在该温度下通过计算确定黑色固体的主要成分</w:t>
-      </w:r>
-      <w:r>
-        <w:rPr>
-          <w:rFonts w:hint="eastAsia" w:ascii="Times New Roman" w:hAnsi="Times New Roman" w:eastAsia="Times New Roman" w:cs="Times New Roman"/>
-        </w:rPr>
-        <w:t>。</w:t>
+          <w:rFonts w:hint="eastAsia" w:ascii="Times New Roman" w:hAnsi="Times New Roman" w:eastAsia="FangSong" w:cs="Times New Roman"/>
+        </w:rPr>
+        <w:t>计算测定三氧化二铁的熔点时需要的氧气分压</w:t>
+      </w:r>
+      <w:r>
+        <w:rPr>
+          <w:rFonts w:hint="eastAsia" w:ascii="Times New Roman" w:hAnsi="Times New Roman" w:eastAsia="Times New Roman" w:cs="Times New Roman"/>
+        </w:rPr>
+        <w:t>（kPa）。</w:t>
       </w:r>
     </w:p>
     <w:p>
       <w:pPr>
-        <w:pStyle w:val="BodyText"/>
-      </w:pPr>
-      <w:r>
-        <w:rPr>
-          <w:rFonts w:ascii="Times New Roman" w:hAnsi="Times New Roman" w:eastAsia="Times New Roman" w:cs="Times New Roman"/>
-        </w:rPr>
-        <w:t xml:space="preserve">5-3 </w:t>
-      </w:r>
-      <w:r>
-        <w:rPr>
-          <w:rFonts w:hint="eastAsia" w:ascii="Times New Roman" w:hAnsi="Times New Roman" w:eastAsia="FangSong" w:cs="Times New Roman"/>
-        </w:rPr>
-        <w:t>计算测定三氧化二铁的熔点时需要的氧气分压</w:t>
-      </w:r>
-      <w:r>
-        <w:rPr>
-          <w:rFonts w:hint="eastAsia" w:ascii="Times New Roman" w:hAnsi="Times New Roman" w:eastAsia="Times New Roman" w:cs="Times New Roman"/>
-        </w:rPr>
-        <w:t>（kPa）。</w:t>
-      </w:r>
-    </w:p>
-    <w:p>
-      <w:pPr>
-        <w:pStyle w:val="BodyText"/>
+        <w:pStyle w:val="FirstParagraph"/>
         <w:spacing w:after="80"/>
+        <w:ind w:firstLine="420"/>
       </w:pPr>
       <w:r>
         <w:rPr>
@@ -37979,15 +37567,16 @@
         <w:tblStyle w:val="Table"/>
         <w:tblW w:type="pct" w:w="5000"/>
         <w:tblLayout w:type="fixed"/>
+        <w:tblLook w:firstRow="1" w:lastRow="0" w:firstColumn="0" w:lastColumn="0" w:noHBand="0" w:noVBand="0" w:val="0020"/>
+        <w:jc w:val="center"/>
         <w:tblBorders>
           <w:top w:val="single" w:sz="12" w:space="0" w:color="000000"/>
-          <w:left w:val="none" w:sz="0" w:space="0" w:color="auto"/>
           <w:bottom w:val="single" w:sz="12" w:space="0" w:color="000000"/>
-          <w:right w:val="none" w:sz="0" w:space="0" w:color="auto"/>
-          <w:insideH w:val="none" w:sz="0" w:space="0" w:color="auto"/>
-          <w:insideV w:val="none" w:sz="0" w:space="0" w:color="auto"/>
+          <w:left w:val="none"/>
+          <w:right w:val="none"/>
+          <w:insideH w:val="none"/>
+          <w:insideV w:val="none"/>
         </w:tblBorders>
-        <w:tblLook w:firstRow="1" w:lastRow="0" w:firstColumn="0" w:lastColumn="0" w:noHBand="0" w:noVBand="0" w:val="0020"/>
       </w:tblPr>
       <w:tblGrid>
         <w:gridCol w:w="2640"/>
@@ -38001,7 +37590,7 @@
         <w:tc>
           <w:tcPr>
             <w:tcBorders>
-              <w:bottom w:val="single" w:sz="8" w:space="0" w:color="000000"/>
+              <w:bottom w:val="single" w:sz="6" w:space="0" w:color="000000"/>
             </w:tcBorders>
           </w:tcPr>
           <w:p>
@@ -38021,7 +37610,7 @@
         <w:tc>
           <w:tcPr>
             <w:tcBorders>
-              <w:bottom w:val="single" w:sz="8" w:space="0" w:color="000000"/>
+              <w:bottom w:val="single" w:sz="6" w:space="0" w:color="000000"/>
             </w:tcBorders>
           </w:tcPr>
           <w:p>
@@ -38058,9 +37647,15 @@
                 <m:t>(</m:t>
               </m:r>
               <m:r>
+                <m:rPr>
+                  <m:sty m:val="p"/>
+                </m:rPr>
                 <m:t>k</m:t>
               </m:r>
               <m:r>
+                <m:rPr>
+                  <m:sty m:val="p"/>
+                </m:rPr>
                 <m:t>J</m:t>
               </m:r>
               <m:r>
@@ -38069,15 +37664,24 @@
                 </m:rPr>
                 <m:t>·</m:t>
               </m:r>
-              <m:r>
-                <m:t>m</m:t>
-              </m:r>
-              <m:r>
-                <m:t>o</m:t>
-              </m:r>
               <m:sSup>
                 <m:e>
                   <m:r>
+                    <m:rPr>
+                      <m:sty m:val="p"/>
+                    </m:rPr>
+                    <m:t>m</m:t>
+                  </m:r>
+                  <m:r>
+                    <m:rPr>
+                      <m:sty m:val="p"/>
+                    </m:rPr>
+                    <m:t>o</m:t>
+                  </m:r>
+                  <m:r>
+                    <m:rPr>
+                      <m:sty m:val="p"/>
+                    </m:rPr>
                     <m:t>l</m:t>
                   </m:r>
                 </m:e>
@@ -38112,7 +37716,7 @@
         <w:tc>
           <w:tcPr>
             <w:tcBorders>
-              <w:bottom w:val="single" w:sz="8" w:space="0" w:color="000000"/>
+              <w:bottom w:val="single" w:sz="6" w:space="0" w:color="000000"/>
             </w:tcBorders>
           </w:tcPr>
           <w:p>
@@ -38143,6 +37747,9 @@
                 <m:t>(</m:t>
               </m:r>
               <m:r>
+                <m:rPr>
+                  <m:sty m:val="p"/>
+                </m:rPr>
                 <m:t>J</m:t>
               </m:r>
               <m:r>
@@ -38151,15 +37758,24 @@
                 </m:rPr>
                 <m:t>·</m:t>
               </m:r>
-              <m:r>
-                <m:t>m</m:t>
-              </m:r>
-              <m:r>
-                <m:t>o</m:t>
-              </m:r>
               <m:sSup>
                 <m:e>
                   <m:r>
+                    <m:rPr>
+                      <m:sty m:val="p"/>
+                    </m:rPr>
+                    <m:t>m</m:t>
+                  </m:r>
+                  <m:r>
+                    <m:rPr>
+                      <m:sty m:val="p"/>
+                    </m:rPr>
+                    <m:t>o</m:t>
+                  </m:r>
+                  <m:r>
+                    <m:rPr>
+                      <m:sty m:val="p"/>
+                    </m:rPr>
                     <m:t>l</m:t>
                   </m:r>
                 </m:e>
@@ -38184,6 +37800,9 @@
               <m:sSup>
                 <m:e>
                   <m:r>
+                    <m:rPr>
+                      <m:sty m:val="p"/>
+                    </m:rPr>
                     <m:t>K</m:t>
                   </m:r>
                 </m:e>
@@ -38454,43 +38073,13 @@
     </w:tbl>
     <w:p>
       <w:pPr>
-        <w:spacing w:before="0" w:after="0"/>
+        <w:spacing w:before="160" w:after="80"/>
       </w:pPr>
-    </w:p>
-    <w:p>
-      <w:pPr>
-        <w:spacing w:before="0" w:after="0"/>
-      </w:pPr>
-    </w:p>
-    <w:p>
-      <w:pPr>
-        <w:spacing w:before="0" w:after="0"/>
-      </w:pPr>
-    </w:p>
-    <w:p>
-      <w:pPr>
-        <w:spacing w:before="0" w:after="0"/>
-      </w:pPr>
-    </w:p>
-    <w:p>
-      <w:pPr>
-        <w:spacing w:before="0" w:after="0"/>
-      </w:pPr>
-    </w:p>
-    <w:p>
-      <w:pPr>
-        <w:spacing w:before="0" w:after="0"/>
-      </w:pPr>
-    </w:p>
-    <w:p>
-      <w:pPr>
-        <w:spacing w:before="0" w:after="0"/>
-      </w:pPr>
-    </w:p>
-    <w:p>
-      <w:pPr>
-        <w:spacing w:before="0" w:after="0"/>
-      </w:pPr>
+      <w:r>
+        <w:pict>
+          <v:rect style="width:0;height:1.5pt" o:hralign="center" o:hrstd="t" o:hr="t"/>
+        </w:pict>
+      </w:r>
     </w:p>
     <w:p>
       <w:pPr>
@@ -38531,6 +38120,7 @@
     <w:p>
       <w:pPr>
         <w:pStyle w:val="FirstParagraph"/>
+        <w:ind w:firstLine="420"/>
       </w:pPr>
       <w:r>
         <w:rPr>
@@ -38600,6 +38190,7 @@
     <w:p>
       <w:pPr>
         <w:pStyle w:val="BodyText"/>
+        <w:ind w:firstLine="420"/>
       </w:pPr>
       <w:r>
         <w:rPr>
@@ -39007,28 +38598,13 @@
     </w:p>
     <w:p>
       <w:pPr>
-        <w:spacing w:before="0" w:after="0"/>
+        <w:spacing w:before="160" w:after="80"/>
       </w:pPr>
-    </w:p>
-    <w:p>
-      <w:pPr>
-        <w:spacing w:before="0" w:after="0"/>
-      </w:pPr>
-    </w:p>
-    <w:p>
-      <w:pPr>
-        <w:spacing w:before="0" w:after="0"/>
-      </w:pPr>
-    </w:p>
-    <w:p>
-      <w:pPr>
-        <w:spacing w:before="0" w:after="0"/>
-      </w:pPr>
-    </w:p>
-    <w:p>
-      <w:pPr>
-        <w:spacing w:before="0" w:after="0"/>
-      </w:pPr>
+      <w:r>
+        <w:pict>
+          <v:rect style="width:0;height:1.5pt" o:hralign="center" o:hrstd="t" o:hr="t"/>
+        </w:pict>
+      </w:r>
     </w:p>
     <w:p>
       <w:pPr>
@@ -39069,6 +38645,7 @@
     <w:p>
       <w:pPr>
         <w:pStyle w:val="FirstParagraph"/>
+        <w:ind w:firstLine="420"/>
       </w:pPr>
       <w:r>
         <w:rPr>
@@ -39122,6 +38699,7 @@
     <w:p>
       <w:pPr>
         <w:pStyle w:val="BodyText"/>
+        <w:ind w:firstLine="420"/>
       </w:pPr>
       <w:r>
         <w:rPr>
@@ -39129,7 +38707,7 @@
           <w:b/>
           <w:bCs/>
         </w:rPr>
-        <w:t xml:space="preserve">3-1</w:t>
+        <w:t xml:space="preserve">(1)</w:t>
       </w:r>
       <w:r>
         <w:rPr>
@@ -39153,6 +38731,7 @@
     <w:p>
       <w:pPr>
         <w:pStyle w:val="BodyText"/>
+        <w:ind w:firstLine="420"/>
       </w:pPr>
       <w:r>
         <w:rPr>
@@ -39160,7 +38739,7 @@
           <w:b/>
           <w:bCs/>
         </w:rPr>
-        <w:t xml:space="preserve">3-2</w:t>
+        <w:t xml:space="preserve">(2)</w:t>
       </w:r>
       <w:r>
         <w:rPr>
@@ -39286,6 +38865,7 @@
     <w:p>
       <w:pPr>
         <w:pStyle w:val="BodyText"/>
+        <w:ind w:firstLine="420"/>
       </w:pPr>
       <w:r>
         <w:rPr>
@@ -39293,7 +38873,7 @@
           <w:b/>
           <w:bCs/>
         </w:rPr>
-        <w:t xml:space="preserve">3-3</w:t>
+        <w:t xml:space="preserve">(3)</w:t>
       </w:r>
       <w:r>
         <w:rPr>
@@ -39329,6 +38909,7 @@
     <w:p>
       <w:pPr>
         <w:pStyle w:val="BodyText"/>
+        <w:ind w:firstLine="420"/>
       </w:pPr>
       <w:r>
         <w:rPr>
@@ -39336,7 +38917,7 @@
           <w:b/>
           <w:bCs/>
         </w:rPr>
-        <w:t xml:space="preserve">3-4</w:t>
+        <w:t xml:space="preserve">(4)</w:t>
       </w:r>
       <w:r>
         <w:rPr>
@@ -39384,6 +38965,7 @@
     <w:p>
       <w:pPr>
         <w:pStyle w:val="BodyText"/>
+        <w:ind w:firstLine="420"/>
       </w:pPr>
       <w:r>
         <w:rPr>
@@ -39391,7 +38973,7 @@
           <w:b/>
           <w:bCs/>
         </w:rPr>
-        <w:t xml:space="preserve">3-5</w:t>
+        <w:t xml:space="preserve">(5)</w:t>
       </w:r>
       <w:r>
         <w:rPr>
@@ -39463,6 +39045,7 @@
     <w:p>
       <w:pPr>
         <w:pStyle w:val="BodyText"/>
+        <w:ind w:firstLine="420"/>
       </w:pPr>
       <w:r>
         <w:rPr>
@@ -39470,7 +39053,7 @@
           <w:b/>
           <w:bCs/>
         </w:rPr>
-        <w:t xml:space="preserve">3-6</w:t>
+        <w:t xml:space="preserve">(6)</w:t>
       </w:r>
       <w:r>
         <w:rPr>
@@ -39494,6 +39077,7 @@
     <w:p>
       <w:pPr>
         <w:pStyle w:val="BodyText"/>
+        <w:ind w:firstLine="420"/>
       </w:pPr>
       <w:r>
         <w:rPr>
@@ -39501,7 +39085,7 @@
           <w:b/>
           <w:bCs/>
         </w:rPr>
-        <w:t xml:space="preserve">3-7</w:t>
+        <w:t xml:space="preserve">(7)</w:t>
       </w:r>
       <w:r>
         <w:rPr>
@@ -39525,6 +39109,7 @@
     <w:p>
       <w:pPr>
         <w:pStyle w:val="BodyText"/>
+        <w:ind w:firstLine="420"/>
       </w:pPr>
       <w:r>
         <w:rPr>
@@ -39532,7 +39117,7 @@
           <w:b/>
           <w:bCs/>
         </w:rPr>
-        <w:t xml:space="preserve">3-8</w:t>
+        <w:t xml:space="preserve">(8)</w:t>
       </w:r>
       <w:r>
         <w:rPr>
@@ -39555,43 +39140,13 @@
     </w:p>
     <w:p>
       <w:pPr>
-        <w:spacing w:before="0" w:after="0"/>
+        <w:spacing w:before="160" w:after="80"/>
       </w:pPr>
-    </w:p>
-    <w:p>
-      <w:pPr>
-        <w:spacing w:before="0" w:after="0"/>
-      </w:pPr>
-    </w:p>
-    <w:p>
-      <w:pPr>
-        <w:spacing w:before="0" w:after="0"/>
-      </w:pPr>
-    </w:p>
-    <w:p>
-      <w:pPr>
-        <w:spacing w:before="0" w:after="0"/>
-      </w:pPr>
-    </w:p>
-    <w:p>
-      <w:pPr>
-        <w:spacing w:before="0" w:after="0"/>
-      </w:pPr>
-    </w:p>
-    <w:p>
-      <w:pPr>
-        <w:spacing w:before="0" w:after="0"/>
-      </w:pPr>
-    </w:p>
-    <w:p>
-      <w:pPr>
-        <w:spacing w:before="0" w:after="0"/>
-      </w:pPr>
-    </w:p>
-    <w:p>
-      <w:pPr>
-        <w:spacing w:before="0" w:after="0"/>
-      </w:pPr>
+      <w:r>
+        <w:pict>
+          <v:rect style="width:0;height:1.5pt" o:hralign="center" o:hrstd="t" o:hr="t"/>
+        </w:pict>
+      </w:r>
     </w:p>
     <w:p>
       <w:pPr>
@@ -39632,6 +39187,7 @@
     <w:p>
       <w:pPr>
         <w:pStyle w:val="FirstParagraph"/>
+        <w:ind w:firstLine="420"/>
       </w:pPr>
       <w:r>
         <w:rPr>
@@ -40220,6 +39776,7 @@
       <w:pPr>
         <w:pStyle w:val="FirstParagraph"/>
         <w:spacing w:after="80"/>
+        <w:ind w:firstLine="420"/>
       </w:pPr>
       <w:r>
         <w:rPr>
@@ -40239,15 +39796,16 @@
         <w:tblStyle w:val="Table"/>
         <w:tblW w:type="pct" w:w="5000"/>
         <w:tblLayout w:type="fixed"/>
+        <w:tblLook w:firstRow="1" w:lastRow="0" w:firstColumn="0" w:lastColumn="0" w:noHBand="0" w:noVBand="0" w:val="0020"/>
+        <w:jc w:val="center"/>
         <w:tblBorders>
           <w:top w:val="single" w:sz="12" w:space="0" w:color="000000"/>
-          <w:left w:val="none" w:sz="0" w:space="0" w:color="auto"/>
           <w:bottom w:val="single" w:sz="12" w:space="0" w:color="000000"/>
-          <w:right w:val="none" w:sz="0" w:space="0" w:color="auto"/>
-          <w:insideH w:val="none" w:sz="0" w:space="0" w:color="auto"/>
-          <w:insideV w:val="none" w:sz="0" w:space="0" w:color="auto"/>
+          <w:left w:val="none"/>
+          <w:right w:val="none"/>
+          <w:insideH w:val="none"/>
+          <w:insideV w:val="none"/>
         </w:tblBorders>
-        <w:tblLook w:firstRow="1" w:lastRow="0" w:firstColumn="0" w:lastColumn="0" w:noHBand="0" w:noVBand="0" w:val="0020"/>
       </w:tblPr>
       <w:tblGrid>
         <w:gridCol w:w="879"/>
@@ -40267,7 +39825,7 @@
         <w:tc>
           <w:tcPr>
             <w:tcBorders>
-              <w:bottom w:val="single" w:sz="8" w:space="0" w:color="000000"/>
+              <w:bottom w:val="single" w:sz="6" w:space="0" w:color="000000"/>
             </w:tcBorders>
           </w:tcPr>
           <w:p>
@@ -40294,7 +39852,7 @@
         <w:tc>
           <w:tcPr>
             <w:tcBorders>
-              <w:bottom w:val="single" w:sz="8" w:space="0" w:color="000000"/>
+              <w:bottom w:val="single" w:sz="6" w:space="0" w:color="000000"/>
             </w:tcBorders>
           </w:tcPr>
           <w:p>
@@ -40314,7 +39872,7 @@
         <w:tc>
           <w:tcPr>
             <w:tcBorders>
-              <w:bottom w:val="single" w:sz="8" w:space="0" w:color="000000"/>
+              <w:bottom w:val="single" w:sz="6" w:space="0" w:color="000000"/>
             </w:tcBorders>
           </w:tcPr>
           <w:p>
@@ -40334,7 +39892,7 @@
         <w:tc>
           <w:tcPr>
             <w:tcBorders>
-              <w:bottom w:val="single" w:sz="8" w:space="0" w:color="000000"/>
+              <w:bottom w:val="single" w:sz="6" w:space="0" w:color="000000"/>
             </w:tcBorders>
           </w:tcPr>
           <w:p>
@@ -40354,7 +39912,7 @@
         <w:tc>
           <w:tcPr>
             <w:tcBorders>
-              <w:bottom w:val="single" w:sz="8" w:space="0" w:color="000000"/>
+              <w:bottom w:val="single" w:sz="6" w:space="0" w:color="000000"/>
             </w:tcBorders>
           </w:tcPr>
           <w:p>
@@ -40374,7 +39932,7 @@
         <w:tc>
           <w:tcPr>
             <w:tcBorders>
-              <w:bottom w:val="single" w:sz="8" w:space="0" w:color="000000"/>
+              <w:bottom w:val="single" w:sz="6" w:space="0" w:color="000000"/>
             </w:tcBorders>
           </w:tcPr>
           <w:p>
@@ -40394,7 +39952,7 @@
         <w:tc>
           <w:tcPr>
             <w:tcBorders>
-              <w:bottom w:val="single" w:sz="8" w:space="0" w:color="000000"/>
+              <w:bottom w:val="single" w:sz="6" w:space="0" w:color="000000"/>
             </w:tcBorders>
           </w:tcPr>
           <w:p>
@@ -40414,7 +39972,7 @@
         <w:tc>
           <w:tcPr>
             <w:tcBorders>
-              <w:bottom w:val="single" w:sz="8" w:space="0" w:color="000000"/>
+              <w:bottom w:val="single" w:sz="6" w:space="0" w:color="000000"/>
             </w:tcBorders>
           </w:tcPr>
           <w:p>
@@ -40434,7 +39992,7 @@
         <w:tc>
           <w:tcPr>
             <w:tcBorders>
-              <w:bottom w:val="single" w:sz="8" w:space="0" w:color="000000"/>
+              <w:bottom w:val="single" w:sz="6" w:space="0" w:color="000000"/>
             </w:tcBorders>
           </w:tcPr>
           <w:p>
@@ -40611,15 +40169,13 @@
     </w:tbl>
     <w:p>
       <w:pPr>
-        <w:pStyle w:val="BodyText"/>
+        <w:numPr>
+          <w:ilvl w:val="0"/>
+          <w:numId w:val="1022"/>
+        </w:numPr>
         <w:spacing w:before="120"/>
+        <w:ind w:firstLine="420"/>
       </w:pPr>
-      <w:r>
-        <w:rPr>
-          <w:rFonts w:ascii="Times New Roman" w:hAnsi="Times New Roman" w:eastAsia="Times New Roman" w:cs="Times New Roman"/>
-        </w:rPr>
-        <w:t xml:space="preserve">8-1 </w:t>
-      </w:r>
       <w:r>
         <w:rPr>
           <w:rFonts w:hint="eastAsia" w:ascii="Times New Roman" w:hAnsi="Times New Roman" w:eastAsia="FangSong" w:cs="Times New Roman"/>
@@ -40635,14 +40191,12 @@
     </w:p>
     <w:p>
       <w:pPr>
-        <w:pStyle w:val="BodyText"/>
+        <w:numPr>
+          <w:ilvl w:val="0"/>
+          <w:numId w:val="1022"/>
+        </w:numPr>
+        <w:ind w:firstLine="420"/>
       </w:pPr>
-      <w:r>
-        <w:rPr>
-          <w:rFonts w:ascii="Times New Roman" w:hAnsi="Times New Roman" w:eastAsia="Times New Roman" w:cs="Times New Roman"/>
-        </w:rPr>
-        <w:t xml:space="preserve">8-2 </w:t>
-      </w:r>
       <w:r>
         <w:rPr>
           <w:rFonts w:hint="eastAsia" w:ascii="Times New Roman" w:hAnsi="Times New Roman" w:eastAsia="FangSong" w:cs="Times New Roman"/>
@@ -40670,28 +40224,13 @@
     </w:p>
     <w:p>
       <w:pPr>
-        <w:spacing w:before="0" w:after="0"/>
+        <w:spacing w:before="160" w:after="80"/>
       </w:pPr>
-    </w:p>
-    <w:p>
-      <w:pPr>
-        <w:spacing w:before="0" w:after="0"/>
-      </w:pPr>
-    </w:p>
-    <w:p>
-      <w:pPr>
-        <w:spacing w:before="0" w:after="0"/>
-      </w:pPr>
-    </w:p>
-    <w:p>
-      <w:pPr>
-        <w:spacing w:before="0" w:after="0"/>
-      </w:pPr>
-    </w:p>
-    <w:p>
-      <w:pPr>
-        <w:spacing w:before="0" w:after="0"/>
-      </w:pPr>
+      <w:r>
+        <w:pict>
+          <v:rect style="width:0;height:1.5pt" o:hralign="center" o:hrstd="t" o:hr="t"/>
+        </w:pict>
+      </w:r>
     </w:p>
     <w:p>
       <w:pPr>
@@ -40732,6 +40271,7 @@
     <w:p>
       <w:pPr>
         <w:pStyle w:val="FirstParagraph"/>
+        <w:ind w:firstLine="420"/>
       </w:pPr>
       <w:r>
         <w:rPr>
@@ -40739,7 +40279,7 @@
           <w:b/>
           <w:bCs/>
         </w:rPr>
-        <w:t xml:space="preserve">9-1</w:t>
+        <w:t xml:space="preserve">(1)</w:t>
       </w:r>
       <w:r>
         <w:rPr>
@@ -40898,6 +40438,7 @@
     <w:p>
       <w:pPr>
         <w:pStyle w:val="FirstParagraph"/>
+        <w:ind w:firstLine="420"/>
       </w:pPr>
       <w:r>
         <w:rPr>
@@ -41096,6 +40637,7 @@
     <w:p>
       <w:pPr>
         <w:pStyle w:val="BodyText"/>
+        <w:ind w:firstLine="420"/>
       </w:pPr>
       <w:r>
         <w:rPr>
@@ -41103,7 +40645,7 @@
           <w:b/>
           <w:bCs/>
         </w:rPr>
-        <w:t xml:space="preserve">9-2</w:t>
+        <w:t xml:space="preserve">(2)</w:t>
       </w:r>
       <w:r>
         <w:rPr>
@@ -41395,6 +40937,7 @@
     <w:p>
       <w:pPr>
         <w:pStyle w:val="BodyText"/>
+        <w:ind w:firstLine="420"/>
       </w:pPr>
       <w:r>
         <w:rPr>
@@ -41711,6 +41254,7 @@
     <w:p>
       <w:pPr>
         <w:pStyle w:val="FirstParagraph"/>
+        <w:ind w:firstLine="420"/>
       </w:pPr>
       <w:r>
         <w:rPr>
@@ -41858,43 +41402,13 @@
     </w:p>
     <w:p>
       <w:pPr>
-        <w:spacing w:before="0" w:after="0"/>
+        <w:spacing w:before="160" w:after="80"/>
       </w:pPr>
-    </w:p>
-    <w:p>
-      <w:pPr>
-        <w:spacing w:before="0" w:after="0"/>
-      </w:pPr>
-    </w:p>
-    <w:p>
-      <w:pPr>
-        <w:spacing w:before="0" w:after="0"/>
-      </w:pPr>
-    </w:p>
-    <w:p>
-      <w:pPr>
-        <w:spacing w:before="0" w:after="0"/>
-      </w:pPr>
-    </w:p>
-    <w:p>
-      <w:pPr>
-        <w:spacing w:before="0" w:after="0"/>
-      </w:pPr>
-    </w:p>
-    <w:p>
-      <w:pPr>
-        <w:spacing w:before="0" w:after="0"/>
-      </w:pPr>
-    </w:p>
-    <w:p>
-      <w:pPr>
-        <w:spacing w:before="0" w:after="0"/>
-      </w:pPr>
-    </w:p>
-    <w:p>
-      <w:pPr>
-        <w:spacing w:before="0" w:after="0"/>
-      </w:pPr>
+      <w:r>
+        <w:pict>
+          <v:rect style="width:0;height:1.5pt" o:hralign="center" o:hrstd="t" o:hr="t"/>
+        </w:pict>
+      </w:r>
     </w:p>
     <w:p>
       <w:pPr>
@@ -41935,6 +41449,7 @@
     <w:p>
       <w:pPr>
         <w:pStyle w:val="FirstParagraph"/>
+        <w:ind w:firstLine="420"/>
       </w:pPr>
       <w:r>
         <w:rPr>
@@ -42225,6 +41740,7 @@
       <w:pPr>
         <w:pStyle w:val="FirstParagraph"/>
         <w:spacing w:after="80"/>
+        <w:ind w:firstLine="420"/>
       </w:pPr>
       <w:r>
         <w:rPr>
@@ -42256,15 +41772,16 @@
         <w:tblStyle w:val="Table"/>
         <w:tblW w:type="pct" w:w="5000"/>
         <w:tblLayout w:type="fixed"/>
+        <w:tblLook w:firstRow="1" w:lastRow="0" w:firstColumn="0" w:lastColumn="0" w:noHBand="0" w:noVBand="0" w:val="0020"/>
+        <w:jc w:val="center"/>
         <w:tblBorders>
           <w:top w:val="single" w:sz="12" w:space="0" w:color="000000"/>
-          <w:left w:val="none" w:sz="0" w:space="0" w:color="auto"/>
           <w:bottom w:val="single" w:sz="12" w:space="0" w:color="000000"/>
-          <w:right w:val="none" w:sz="0" w:space="0" w:color="auto"/>
-          <w:insideH w:val="none" w:sz="0" w:space="0" w:color="auto"/>
-          <w:insideV w:val="none" w:sz="0" w:space="0" w:color="auto"/>
+          <w:left w:val="none"/>
+          <w:right w:val="none"/>
+          <w:insideH w:val="none"/>
+          <w:insideV w:val="none"/>
         </w:tblBorders>
-        <w:tblLook w:firstRow="1" w:lastRow="0" w:firstColumn="0" w:lastColumn="0" w:noHBand="0" w:noVBand="0" w:val="0020"/>
       </w:tblPr>
       <w:tblGrid>
         <w:gridCol w:w="2640"/>
@@ -42278,7 +41795,7 @@
         <w:tc>
           <w:tcPr>
             <w:tcBorders>
-              <w:bottom w:val="single" w:sz="8" w:space="0" w:color="000000"/>
+              <w:bottom w:val="single" w:sz="6" w:space="0" w:color="000000"/>
             </w:tcBorders>
           </w:tcPr>
           <w:p>
@@ -42298,7 +41815,7 @@
         <w:tc>
           <w:tcPr>
             <w:tcBorders>
-              <w:bottom w:val="single" w:sz="8" w:space="0" w:color="000000"/>
+              <w:bottom w:val="single" w:sz="6" w:space="0" w:color="000000"/>
             </w:tcBorders>
           </w:tcPr>
           <w:p>
@@ -42373,7 +41890,7 @@
         <w:tc>
           <w:tcPr>
             <w:tcBorders>
-              <w:bottom w:val="single" w:sz="8" w:space="0" w:color="000000"/>
+              <w:bottom w:val="single" w:sz="6" w:space="0" w:color="000000"/>
             </w:tcBorders>
           </w:tcPr>
           <w:p>
@@ -42673,28 +42190,13 @@
     </w:tbl>
     <w:p>
       <w:pPr>
-        <w:spacing w:before="0" w:after="0"/>
+        <w:spacing w:before="160" w:after="80"/>
       </w:pPr>
-    </w:p>
-    <w:p>
-      <w:pPr>
-        <w:spacing w:before="0" w:after="0"/>
-      </w:pPr>
-    </w:p>
-    <w:p>
-      <w:pPr>
-        <w:spacing w:before="0" w:after="0"/>
-      </w:pPr>
-    </w:p>
-    <w:p>
-      <w:pPr>
-        <w:spacing w:before="0" w:after="0"/>
-      </w:pPr>
-    </w:p>
-    <w:p>
-      <w:pPr>
-        <w:spacing w:before="0" w:after="0"/>
-      </w:pPr>
+      <w:r>
+        <w:pict>
+          <v:rect style="width:0;height:1.5pt" o:hralign="center" o:hrstd="t" o:hr="t"/>
+        </w:pict>
+      </w:r>
     </w:p>
     <w:p>
       <w:pPr>
@@ -42735,6 +42237,7 @@
     <w:p>
       <w:pPr>
         <w:pStyle w:val="FirstParagraph"/>
+        <w:ind w:firstLine="420"/>
       </w:pPr>
       <w:r>
         <w:rPr>
@@ -42830,6 +42333,7 @@
     <w:p>
       <w:pPr>
         <w:pStyle w:val="BodyText"/>
+        <w:ind w:firstLine="420"/>
       </w:pPr>
       <w:r>
         <w:rPr>
@@ -42837,7 +42341,7 @@
           <w:b/>
           <w:bCs/>
         </w:rPr>
-        <w:t xml:space="preserve">9-1</w:t>
+        <w:t xml:space="preserve">(1)</w:t>
       </w:r>
       <w:r>
         <w:rPr>
@@ -42873,6 +42377,7 @@
     <w:p>
       <w:pPr>
         <w:pStyle w:val="BodyText"/>
+        <w:ind w:firstLine="420"/>
       </w:pPr>
       <w:r>
         <w:rPr>
@@ -42880,7 +42385,7 @@
           <w:b/>
           <w:bCs/>
         </w:rPr>
-        <w:t xml:space="preserve">9-2</w:t>
+        <w:t xml:space="preserve">(2)</w:t>
       </w:r>
       <w:r>
         <w:rPr>
@@ -42952,6 +42457,7 @@
     <w:p>
       <w:pPr>
         <w:pStyle w:val="BodyText"/>
+        <w:ind w:firstLine="420"/>
       </w:pPr>
       <w:r>
         <w:rPr>
@@ -42959,7 +42465,7 @@
           <w:b/>
           <w:bCs/>
         </w:rPr>
-        <w:t xml:space="preserve">9-3</w:t>
+        <w:t xml:space="preserve">(3)</w:t>
       </w:r>
       <w:r>
         <w:rPr>
@@ -43055,6 +42561,7 @@
     <w:p>
       <w:pPr>
         <w:pStyle w:val="BodyText"/>
+        <w:ind w:firstLine="420"/>
       </w:pPr>
       <w:r>
         <w:rPr>
@@ -43062,7 +42569,7 @@
           <w:b/>
           <w:bCs/>
         </w:rPr>
-        <w:t xml:space="preserve">9-4</w:t>
+        <w:t xml:space="preserve">(4)</w:t>
       </w:r>
       <w:r>
         <w:rPr>
@@ -43104,6 +42611,7 @@
     <w:p>
       <w:pPr>
         <w:pStyle w:val="BodyText"/>
+        <w:ind w:firstLine="420"/>
       </w:pPr>
       <w:r>
         <w:rPr>
@@ -43111,7 +42619,7 @@
           <w:b/>
           <w:bCs/>
         </w:rPr>
-        <w:t xml:space="preserve">9-5</w:t>
+        <w:t xml:space="preserve">(5)</w:t>
       </w:r>
       <w:r>
         <w:rPr>
@@ -43424,43 +42932,13 @@
     </w:p>
     <w:p>
       <w:pPr>
-        <w:spacing w:before="0" w:after="0"/>
+        <w:spacing w:before="160" w:after="80"/>
       </w:pPr>
-    </w:p>
-    <w:p>
-      <w:pPr>
-        <w:spacing w:before="0" w:after="0"/>
-      </w:pPr>
-    </w:p>
-    <w:p>
-      <w:pPr>
-        <w:spacing w:before="0" w:after="0"/>
-      </w:pPr>
-    </w:p>
-    <w:p>
-      <w:pPr>
-        <w:spacing w:before="0" w:after="0"/>
-      </w:pPr>
-    </w:p>
-    <w:p>
-      <w:pPr>
-        <w:spacing w:before="0" w:after="0"/>
-      </w:pPr>
-    </w:p>
-    <w:p>
-      <w:pPr>
-        <w:spacing w:before="0" w:after="0"/>
-      </w:pPr>
-    </w:p>
-    <w:p>
-      <w:pPr>
-        <w:spacing w:before="0" w:after="0"/>
-      </w:pPr>
-    </w:p>
-    <w:p>
-      <w:pPr>
-        <w:spacing w:before="0" w:after="0"/>
-      </w:pPr>
+      <w:r>
+        <w:pict>
+          <v:rect style="width:0;height:1.5pt" o:hralign="center" o:hrstd="t" o:hr="t"/>
+        </w:pict>
+      </w:r>
     </w:p>
     <w:p>
       <w:pPr>
@@ -43501,6 +42979,7 @@
     <w:p>
       <w:pPr>
         <w:pStyle w:val="FirstParagraph"/>
+        <w:ind w:firstLine="420"/>
       </w:pPr>
       <w:r>
         <w:rPr>
@@ -43530,7 +43009,7 @@
     <w:p>
       <w:pPr>
         <w:pStyle w:val="BodyText"/>
-        <w:spacing w:before="0" w:after="0"/>
+        <w:ind w:firstLine="420"/>
       </w:pPr>
       <w:r>
         <w:rPr>
@@ -43924,7 +43403,7 @@
     <w:p>
       <w:pPr>
         <w:pStyle w:val="BodyText"/>
-        <w:spacing w:before="0" w:after="0"/>
+        <w:ind w:firstLine="420"/>
       </w:pPr>
       <w:r>
         <w:rPr>
@@ -44164,7 +43643,7 @@
     <w:p>
       <w:pPr>
         <w:pStyle w:val="BodyText"/>
-        <w:spacing w:before="0" w:after="0"/>
+        <w:ind w:firstLine="420"/>
       </w:pPr>
       <w:r>
         <w:rPr>
@@ -44362,7 +43841,7 @@
     <w:p>
       <w:pPr>
         <w:pStyle w:val="BodyText"/>
-        <w:spacing w:before="0" w:after="0"/>
+        <w:ind w:firstLine="420"/>
       </w:pPr>
       <w:r>
         <w:rPr>
@@ -44530,13 +44009,13 @@
     </w:p>
     <w:p>
       <w:pPr>
-        <w:spacing w:before="0" w:after="0"/>
+        <w:spacing w:before="160" w:after="80"/>
       </w:pPr>
-    </w:p>
-    <w:p>
-      <w:pPr>
-        <w:spacing w:before="0" w:after="0"/>
-      </w:pPr>
+      <w:r>
+        <w:pict>
+          <v:rect style="width:0;height:1.5pt" o:hralign="center" o:hrstd="t" o:hr="t"/>
+        </w:pict>
+      </w:r>
     </w:p>
     <w:p>
       <w:pPr>
@@ -44577,6 +44056,7 @@
     <w:p>
       <w:pPr>
         <w:pStyle w:val="FirstParagraph"/>
+        <w:ind w:firstLine="420"/>
       </w:pPr>
       <w:r>
         <w:rPr>
@@ -45047,6 +44527,7 @@
     <w:p>
       <w:pPr>
         <w:pStyle w:val="BodyText"/>
+        <w:ind w:firstLine="420"/>
       </w:pPr>
       <w:r>
         <w:rPr>
@@ -45528,28 +45009,13 @@
     </w:p>
     <w:p>
       <w:pPr>
-        <w:spacing w:before="0" w:after="0"/>
+        <w:spacing w:before="160" w:after="80"/>
       </w:pPr>
-    </w:p>
-    <w:p>
-      <w:pPr>
-        <w:spacing w:before="0" w:after="0"/>
-      </w:pPr>
-    </w:p>
-    <w:p>
-      <w:pPr>
-        <w:spacing w:before="0" w:after="0"/>
-      </w:pPr>
-    </w:p>
-    <w:p>
-      <w:pPr>
-        <w:spacing w:before="0" w:after="0"/>
-      </w:pPr>
-    </w:p>
-    <w:p>
-      <w:pPr>
-        <w:spacing w:before="0" w:after="0"/>
-      </w:pPr>
+      <w:r>
+        <w:pict>
+          <v:rect style="width:0;height:1.5pt" o:hralign="center" o:hrstd="t" o:hr="t"/>
+        </w:pict>
+      </w:r>
     </w:p>
     <w:p>
       <w:pPr>
@@ -45566,6 +45032,7 @@
     <w:bookmarkEnd w:id="95"/>
     <w:sectPr>
       <w:footerReference w:type="default" r:id="rId9"/>
+      <w:headerReference w:type="default" r:id="rId10"/>
       <w:footnotePr>
         <w:numRestart w:val="eachSect"/>
       </w:footnotePr>
@@ -45584,32 +45051,90 @@
 <w:ftr xmlns:m="http://schemas.openxmlformats.org/officeDocument/2006/math" xmlns:mc="http://schemas.openxmlformats.org/markup-compatibility/2006" xmlns:mo="http://schemas.microsoft.com/office/mac/office/2008/main" xmlns:mv="urn:schemas-microsoft-com:mac:vml" xmlns:o="urn:schemas-microsoft-com:office:office" xmlns:r="http://schemas.openxmlformats.org/officeDocument/2006/relationships" xmlns:v="urn:schemas-microsoft-com:vml" xmlns:w10="urn:schemas-microsoft-com:office:word" xmlns:w14="http://schemas.microsoft.com/office/word/2010/wordml" xmlns:w="http://schemas.openxmlformats.org/wordprocessingml/2006/main" xmlns:wne="http://schemas.microsoft.com/office/word/2006/wordml" xmlns:wp14="http://schemas.microsoft.com/office/word/2010/wordprocessingDrawing" xmlns:wp="http://schemas.openxmlformats.org/drawingml/2006/wordprocessingDrawing" xmlns:wpc="http://schemas.microsoft.com/office/word/2010/wordprocessingCanvas" xmlns:wpg="http://schemas.microsoft.com/office/word/2010/wordprocessingGroup" xmlns:wpi="http://schemas.microsoft.com/office/word/2010/wordprocessingInk" xmlns:wps="http://schemas.microsoft.com/office/word/2010/wordprocessingShape" mc:Ignorable="w14 wp14">
   <w:p>
     <w:pPr>
-      <w:pStyle w:val="Footer"/>
       <w:jc w:val="center"/>
     </w:pPr>
     <w:r>
       <w:rPr>
-        <w:rFonts w:ascii="Times New Roman" w:hAnsi="Times New Roman" w:eastAsia="Times New Roman" w:cs="Times New Roman"/>
-        <w:b w:val="0"/>
-        <w:sz w:val="20"/>
+        <w:color w:val="000000"/>
+        <w:sz w:val="18"/>
+      </w:rPr>
+      <w:t xml:space="preserve">第 </w:t>
+    </w:r>
+    <w:r>
+      <w:rPr>
+        <w:color w:val="000000"/>
+        <w:sz w:val="18"/>
       </w:rPr>
       <w:fldChar w:fldCharType="begin"/>
     </w:r>
     <w:r>
       <w:rPr>
-        <w:rFonts w:ascii="Times New Roman" w:hAnsi="Times New Roman" w:eastAsia="Times New Roman" w:cs="Times New Roman"/>
-        <w:b w:val="0"/>
-        <w:sz w:val="20"/>
+        <w:sz w:val="18"/>
       </w:rPr>
       <w:instrText xml:space="preserve"> PAGE </w:instrText>
     </w:r>
     <w:r>
       <w:rPr>
-        <w:rFonts w:ascii="Times New Roman" w:hAnsi="Times New Roman" w:eastAsia="Times New Roman" w:cs="Times New Roman"/>
-        <w:b w:val="0"/>
-        <w:sz w:val="20"/>
+        <w:sz w:val="18"/>
+      </w:rPr>
+      <w:fldChar w:fldCharType="separate"/>
+    </w:r>
+    <w:r>
+      <w:rPr>
+        <w:sz w:val="18"/>
+      </w:rPr>
+      <w:t>1</w:t>
+    </w:r>
+    <w:r>
+      <w:rPr>
+        <w:sz w:val="18"/>
       </w:rPr>
       <w:fldChar w:fldCharType="end"/>
+    </w:r>
+    <w:r>
+      <w:rPr>
+        <w:color w:val="000000"/>
+        <w:sz w:val="18"/>
+      </w:rPr>
+      <w:t xml:space="preserve"> 页 / 共 </w:t>
+    </w:r>
+    <w:r>
+      <w:rPr>
+        <w:color w:val="000000"/>
+        <w:sz w:val="18"/>
+      </w:rPr>
+      <w:fldChar w:fldCharType="begin"/>
+    </w:r>
+    <w:r>
+      <w:rPr>
+        <w:sz w:val="18"/>
+      </w:rPr>
+      <w:instrText xml:space="preserve"> NUMPAGES </w:instrText>
+    </w:r>
+    <w:r>
+      <w:rPr>
+        <w:sz w:val="18"/>
+      </w:rPr>
+      <w:fldChar w:fldCharType="separate"/>
+    </w:r>
+    <w:r>
+      <w:rPr>
+        <w:sz w:val="18"/>
+      </w:rPr>
+      <w:t>1</w:t>
+    </w:r>
+    <w:r>
+      <w:rPr>
+        <w:sz w:val="18"/>
+      </w:rPr>
+      <w:fldChar w:fldCharType="end"/>
+    </w:r>
+    <w:r>
+      <w:rPr>
+        <w:color w:val="000000"/>
+        <w:sz w:val="18"/>
+      </w:rPr>
+      <w:t xml:space="preserve"> 页</w:t>
     </w:r>
   </w:p>
 </w:ftr>
@@ -45632,6 +45157,26 @@
     </w:p>
   </w:footnote>
 </w:footnotes>
+</file>
+
+<file path=word/header1.xml><?xml version="1.0" encoding="utf-8"?>
+<w:hdr xmlns:m="http://schemas.openxmlformats.org/officeDocument/2006/math" xmlns:mc="http://schemas.openxmlformats.org/markup-compatibility/2006" xmlns:mo="http://schemas.microsoft.com/office/mac/office/2008/main" xmlns:mv="urn:schemas-microsoft-com:mac:vml" xmlns:o="urn:schemas-microsoft-com:office:office" xmlns:r="http://schemas.openxmlformats.org/officeDocument/2006/relationships" xmlns:v="urn:schemas-microsoft-com:vml" xmlns:w10="urn:schemas-microsoft-com:office:word" xmlns:w14="http://schemas.microsoft.com/office/word/2010/wordml" xmlns:w="http://schemas.openxmlformats.org/wordprocessingml/2006/main" xmlns:wne="http://schemas.microsoft.com/office/word/2006/wordml" xmlns:wp14="http://schemas.microsoft.com/office/word/2010/wordprocessingDrawing" xmlns:wp="http://schemas.openxmlformats.org/drawingml/2006/wordprocessingDrawing" xmlns:wpc="http://schemas.microsoft.com/office/word/2010/wordprocessingCanvas" xmlns:wpg="http://schemas.microsoft.com/office/word/2010/wordprocessingGroup" xmlns:wpi="http://schemas.microsoft.com/office/word/2010/wordprocessingInk" xmlns:wps="http://schemas.microsoft.com/office/word/2010/wordprocessingShape" mc:Ignorable="w14 wp14">
+  <w:p>
+    <w:pPr>
+      <w:jc w:val="right"/>
+      <w:pBdr>
+        <w:bottom w:val="single" w:sz="4" w:space="2" w:color="000000"/>
+      </w:pBdr>
+    </w:pPr>
+    <w:r>
+      <w:rPr>
+        <w:color w:val="000000"/>
+        <w:sz w:val="18"/>
+      </w:rPr>
+      <w:t>第一轮原理·3-热力学初步（学生版）</w:t>
+    </w:r>
+  </w:p>
+</w:hdr>
 </file>
 
 <file path=word/numbering.xml><?xml version="1.0" encoding="utf-8"?>
@@ -45710,6 +45255,109 @@
       <w:pPr>
         <w:ind w:left="6480" w:hanging="360"/>
       </w:pPr>
+    </w:lvl>
+  </w:abstractNum>
+  <w:abstractNum w:abstractNumId="991">
+    <w:nsid w:val="0000A991"/>
+    <w:multiLevelType w:val="multilevel"/>
+    <w:lvl w:ilvl="0">
+      <w:numFmt w:val="bullet"/>
+      <w:lvlText w:val=""/>
+      <w:lvlJc w:val="left"/>
+      <w:pPr>
+        <w:ind w:left="720" w:hanging="360"/>
+      </w:pPr>
+      <w:rPr>
+        <w:rFonts w:ascii="Symbol" w:hAnsi="Symbol" w:cs="Symbol" w:hint="default"/>
+      </w:rPr>
+    </w:lvl>
+    <w:lvl w:ilvl="1">
+      <w:numFmt w:val="bullet"/>
+      <w:lvlText w:val="o"/>
+      <w:lvlJc w:val="left"/>
+      <w:pPr>
+        <w:ind w:left="1440" w:hanging="360"/>
+      </w:pPr>
+      <w:rPr>
+        <w:rFonts w:ascii="Courier New" w:hAnsi="Courier New" w:cs="Courier New" w:hint="default"/>
+      </w:rPr>
+    </w:lvl>
+    <w:lvl w:ilvl="2">
+      <w:numFmt w:val="bullet"/>
+      <w:lvlText w:val=""/>
+      <w:lvlJc w:val="left"/>
+      <w:pPr>
+        <w:ind w:left="2160" w:hanging="360"/>
+      </w:pPr>
+      <w:rPr>
+        <w:rFonts w:ascii="Wingdings" w:hAnsi="Wingdings" w:cs="Wingdings" w:hint="default"/>
+      </w:rPr>
+    </w:lvl>
+    <w:lvl w:ilvl="3">
+      <w:numFmt w:val="bullet"/>
+      <w:lvlText w:val=""/>
+      <w:lvlJc w:val="left"/>
+      <w:pPr>
+        <w:ind w:left="2880" w:hanging="360"/>
+      </w:pPr>
+      <w:rPr>
+        <w:rFonts w:ascii="Symbol" w:hAnsi="Symbol" w:cs="Symbol" w:hint="default"/>
+      </w:rPr>
+    </w:lvl>
+    <w:lvl w:ilvl="4">
+      <w:numFmt w:val="bullet"/>
+      <w:lvlText w:val="o"/>
+      <w:lvlJc w:val="left"/>
+      <w:pPr>
+        <w:ind w:left="3600" w:hanging="360"/>
+      </w:pPr>
+      <w:rPr>
+        <w:rFonts w:ascii="Courier New" w:hAnsi="Courier New" w:cs="Courier New" w:hint="default"/>
+      </w:rPr>
+    </w:lvl>
+    <w:lvl w:ilvl="5">
+      <w:numFmt w:val="bullet"/>
+      <w:lvlText w:val=""/>
+      <w:lvlJc w:val="left"/>
+      <w:pPr>
+        <w:ind w:left="4320" w:hanging="360"/>
+      </w:pPr>
+      <w:rPr>
+        <w:rFonts w:ascii="Wingdings" w:hAnsi="Wingdings" w:cs="Wingdings" w:hint="default"/>
+      </w:rPr>
+    </w:lvl>
+    <w:lvl w:ilvl="6">
+      <w:numFmt w:val="bullet"/>
+      <w:lvlText w:val=""/>
+      <w:lvlJc w:val="left"/>
+      <w:pPr>
+        <w:ind w:left="5040" w:hanging="360"/>
+      </w:pPr>
+      <w:rPr>
+        <w:rFonts w:ascii="Symbol" w:hAnsi="Symbol" w:cs="Symbol" w:hint="default"/>
+      </w:rPr>
+    </w:lvl>
+    <w:lvl w:ilvl="7">
+      <w:numFmt w:val="bullet"/>
+      <w:lvlText w:val="o"/>
+      <w:lvlJc w:val="left"/>
+      <w:pPr>
+        <w:ind w:left="5760" w:hanging="360"/>
+      </w:pPr>
+      <w:rPr>
+        <w:rFonts w:ascii="Courier New" w:hAnsi="Courier New" w:cs="Courier New" w:hint="default"/>
+      </w:rPr>
+    </w:lvl>
+    <w:lvl w:ilvl="8">
+      <w:numFmt w:val="bullet"/>
+      <w:lvlText w:val=""/>
+      <w:lvlJc w:val="left"/>
+      <w:pPr>
+        <w:ind w:left="6480" w:hanging="360"/>
+      </w:pPr>
+      <w:rPr>
+        <w:rFonts w:ascii="Wingdings" w:hAnsi="Wingdings" w:cs="Wingdings" w:hint="default"/>
+      </w:rPr>
     </w:lvl>
   </w:abstractNum>
   <w:abstractNum w:abstractNumId="99431">
@@ -45874,6 +45522,91 @@
     </w:lvl>
     <w:lvl w:ilvl="8">
       <w:start w:val="3"/>
+      <w:numFmt w:val="decimal"/>
+      <w:lvlText w:val="(%9)"/>
+      <w:lvlJc w:val="left"/>
+      <w:pPr>
+        <w:ind w:left="6480" w:hanging="360"/>
+      </w:pPr>
+    </w:lvl>
+  </w:abstractNum>
+  <w:abstractNum w:abstractNumId="99434">
+    <w:nsid w:val="00A99434"/>
+    <w:multiLevelType w:val="multilevel"/>
+    <w:lvl w:ilvl="0">
+      <w:start w:val="4"/>
+      <w:numFmt w:val="decimal"/>
+      <w:lvlText w:val="(%1)"/>
+      <w:lvlJc w:val="left"/>
+      <w:pPr>
+        <w:ind w:left="720" w:hanging="360"/>
+      </w:pPr>
+    </w:lvl>
+    <w:lvl w:ilvl="1">
+      <w:start w:val="4"/>
+      <w:numFmt w:val="decimal"/>
+      <w:lvlText w:val="(%2)"/>
+      <w:lvlJc w:val="left"/>
+      <w:pPr>
+        <w:ind w:left="1440" w:hanging="360"/>
+      </w:pPr>
+    </w:lvl>
+    <w:lvl w:ilvl="2">
+      <w:start w:val="4"/>
+      <w:numFmt w:val="decimal"/>
+      <w:lvlText w:val="(%3)"/>
+      <w:lvlJc w:val="left"/>
+      <w:pPr>
+        <w:ind w:left="2160" w:hanging="360"/>
+      </w:pPr>
+    </w:lvl>
+    <w:lvl w:ilvl="3">
+      <w:start w:val="4"/>
+      <w:numFmt w:val="decimal"/>
+      <w:lvlText w:val="(%4)"/>
+      <w:lvlJc w:val="left"/>
+      <w:pPr>
+        <w:ind w:left="2880" w:hanging="360"/>
+      </w:pPr>
+    </w:lvl>
+    <w:lvl w:ilvl="4">
+      <w:start w:val="4"/>
+      <w:numFmt w:val="decimal"/>
+      <w:lvlText w:val="(%5)"/>
+      <w:lvlJc w:val="left"/>
+      <w:pPr>
+        <w:ind w:left="3600" w:hanging="360"/>
+      </w:pPr>
+    </w:lvl>
+    <w:lvl w:ilvl="5">
+      <w:start w:val="4"/>
+      <w:numFmt w:val="decimal"/>
+      <w:lvlText w:val="(%6)"/>
+      <w:lvlJc w:val="left"/>
+      <w:pPr>
+        <w:ind w:left="4320" w:hanging="360"/>
+      </w:pPr>
+    </w:lvl>
+    <w:lvl w:ilvl="6">
+      <w:start w:val="4"/>
+      <w:numFmt w:val="decimal"/>
+      <w:lvlText w:val="(%7)"/>
+      <w:lvlJc w:val="left"/>
+      <w:pPr>
+        <w:ind w:left="5040" w:hanging="360"/>
+      </w:pPr>
+    </w:lvl>
+    <w:lvl w:ilvl="7">
+      <w:start w:val="4"/>
+      <w:numFmt w:val="decimal"/>
+      <w:lvlText w:val="(%8)"/>
+      <w:lvlJc w:val="left"/>
+      <w:pPr>
+        <w:ind w:left="5760" w:hanging="360"/>
+      </w:pPr>
+    </w:lvl>
+    <w:lvl w:ilvl="8">
+      <w:start w:val="4"/>
       <w:numFmt w:val="decimal"/>
       <w:lvlText w:val="(%9)"/>
       <w:lvlJc w:val="left"/>
@@ -46141,6 +45874,9 @@
     <w:abstractNumId w:val="990"/>
   </w:num>
   <w:num w:numId="1001">
+    <w:abstractNumId w:val="991"/>
+  </w:num>
+  <w:num w:numId="1002">
     <w:abstractNumId w:val="99431"/>
     <w:lvlOverride w:ilvl="0">
       <w:startOverride w:val="1"/>
@@ -46170,7 +45906,7 @@
       <w:startOverride w:val="1"/>
     </w:lvlOverride>
   </w:num>
-  <w:num w:numId="1002">
+  <w:num w:numId="1003">
     <w:abstractNumId w:val="99433"/>
     <w:lvlOverride w:ilvl="0">
       <w:startOverride w:val="3"/>
@@ -46198,36 +45934,6 @@
     </w:lvlOverride>
     <w:lvlOverride w:ilvl="8">
       <w:startOverride w:val="3"/>
-    </w:lvlOverride>
-  </w:num>
-  <w:num w:numId="1003">
-    <w:abstractNumId w:val="99431"/>
-    <w:lvlOverride w:ilvl="0">
-      <w:startOverride w:val="1"/>
-    </w:lvlOverride>
-    <w:lvlOverride w:ilvl="1">
-      <w:startOverride w:val="1"/>
-    </w:lvlOverride>
-    <w:lvlOverride w:ilvl="2">
-      <w:startOverride w:val="1"/>
-    </w:lvlOverride>
-    <w:lvlOverride w:ilvl="3">
-      <w:startOverride w:val="1"/>
-    </w:lvlOverride>
-    <w:lvlOverride w:ilvl="4">
-      <w:startOverride w:val="1"/>
-    </w:lvlOverride>
-    <w:lvlOverride w:ilvl="5">
-      <w:startOverride w:val="1"/>
-    </w:lvlOverride>
-    <w:lvlOverride w:ilvl="6">
-      <w:startOverride w:val="1"/>
-    </w:lvlOverride>
-    <w:lvlOverride w:ilvl="7">
-      <w:startOverride w:val="1"/>
-    </w:lvlOverride>
-    <w:lvlOverride w:ilvl="8">
-      <w:startOverride w:val="1"/>
     </w:lvlOverride>
   </w:num>
   <w:num w:numId="1004">
@@ -46261,6 +45967,156 @@
     </w:lvlOverride>
   </w:num>
   <w:num w:numId="1005">
+    <w:abstractNumId w:val="99431"/>
+    <w:lvlOverride w:ilvl="0">
+      <w:startOverride w:val="1"/>
+    </w:lvlOverride>
+    <w:lvlOverride w:ilvl="1">
+      <w:startOverride w:val="1"/>
+    </w:lvlOverride>
+    <w:lvlOverride w:ilvl="2">
+      <w:startOverride w:val="1"/>
+    </w:lvlOverride>
+    <w:lvlOverride w:ilvl="3">
+      <w:startOverride w:val="1"/>
+    </w:lvlOverride>
+    <w:lvlOverride w:ilvl="4">
+      <w:startOverride w:val="1"/>
+    </w:lvlOverride>
+    <w:lvlOverride w:ilvl="5">
+      <w:startOverride w:val="1"/>
+    </w:lvlOverride>
+    <w:lvlOverride w:ilvl="6">
+      <w:startOverride w:val="1"/>
+    </w:lvlOverride>
+    <w:lvlOverride w:ilvl="7">
+      <w:startOverride w:val="1"/>
+    </w:lvlOverride>
+    <w:lvlOverride w:ilvl="8">
+      <w:startOverride w:val="1"/>
+    </w:lvlOverride>
+  </w:num>
+  <w:num w:numId="1006">
+    <w:abstractNumId w:val="99431"/>
+    <w:lvlOverride w:ilvl="0">
+      <w:startOverride w:val="1"/>
+    </w:lvlOverride>
+    <w:lvlOverride w:ilvl="1">
+      <w:startOverride w:val="1"/>
+    </w:lvlOverride>
+    <w:lvlOverride w:ilvl="2">
+      <w:startOverride w:val="1"/>
+    </w:lvlOverride>
+    <w:lvlOverride w:ilvl="3">
+      <w:startOverride w:val="1"/>
+    </w:lvlOverride>
+    <w:lvlOverride w:ilvl="4">
+      <w:startOverride w:val="1"/>
+    </w:lvlOverride>
+    <w:lvlOverride w:ilvl="5">
+      <w:startOverride w:val="1"/>
+    </w:lvlOverride>
+    <w:lvlOverride w:ilvl="6">
+      <w:startOverride w:val="1"/>
+    </w:lvlOverride>
+    <w:lvlOverride w:ilvl="7">
+      <w:startOverride w:val="1"/>
+    </w:lvlOverride>
+    <w:lvlOverride w:ilvl="8">
+      <w:startOverride w:val="1"/>
+    </w:lvlOverride>
+  </w:num>
+  <w:num w:numId="1007">
+    <w:abstractNumId w:val="99433"/>
+    <w:lvlOverride w:ilvl="0">
+      <w:startOverride w:val="3"/>
+    </w:lvlOverride>
+    <w:lvlOverride w:ilvl="1">
+      <w:startOverride w:val="3"/>
+    </w:lvlOverride>
+    <w:lvlOverride w:ilvl="2">
+      <w:startOverride w:val="3"/>
+    </w:lvlOverride>
+    <w:lvlOverride w:ilvl="3">
+      <w:startOverride w:val="3"/>
+    </w:lvlOverride>
+    <w:lvlOverride w:ilvl="4">
+      <w:startOverride w:val="3"/>
+    </w:lvlOverride>
+    <w:lvlOverride w:ilvl="5">
+      <w:startOverride w:val="3"/>
+    </w:lvlOverride>
+    <w:lvlOverride w:ilvl="6">
+      <w:startOverride w:val="3"/>
+    </w:lvlOverride>
+    <w:lvlOverride w:ilvl="7">
+      <w:startOverride w:val="3"/>
+    </w:lvlOverride>
+    <w:lvlOverride w:ilvl="8">
+      <w:startOverride w:val="3"/>
+    </w:lvlOverride>
+  </w:num>
+  <w:num w:numId="1008">
+    <w:abstractNumId w:val="99434"/>
+    <w:lvlOverride w:ilvl="0">
+      <w:startOverride w:val="4"/>
+    </w:lvlOverride>
+    <w:lvlOverride w:ilvl="1">
+      <w:startOverride w:val="4"/>
+    </w:lvlOverride>
+    <w:lvlOverride w:ilvl="2">
+      <w:startOverride w:val="4"/>
+    </w:lvlOverride>
+    <w:lvlOverride w:ilvl="3">
+      <w:startOverride w:val="4"/>
+    </w:lvlOverride>
+    <w:lvlOverride w:ilvl="4">
+      <w:startOverride w:val="4"/>
+    </w:lvlOverride>
+    <w:lvlOverride w:ilvl="5">
+      <w:startOverride w:val="4"/>
+    </w:lvlOverride>
+    <w:lvlOverride w:ilvl="6">
+      <w:startOverride w:val="4"/>
+    </w:lvlOverride>
+    <w:lvlOverride w:ilvl="7">
+      <w:startOverride w:val="4"/>
+    </w:lvlOverride>
+    <w:lvlOverride w:ilvl="8">
+      <w:startOverride w:val="4"/>
+    </w:lvlOverride>
+  </w:num>
+  <w:num w:numId="1009">
+    <w:abstractNumId w:val="99431"/>
+    <w:lvlOverride w:ilvl="0">
+      <w:startOverride w:val="1"/>
+    </w:lvlOverride>
+    <w:lvlOverride w:ilvl="1">
+      <w:startOverride w:val="1"/>
+    </w:lvlOverride>
+    <w:lvlOverride w:ilvl="2">
+      <w:startOverride w:val="1"/>
+    </w:lvlOverride>
+    <w:lvlOverride w:ilvl="3">
+      <w:startOverride w:val="1"/>
+    </w:lvlOverride>
+    <w:lvlOverride w:ilvl="4">
+      <w:startOverride w:val="1"/>
+    </w:lvlOverride>
+    <w:lvlOverride w:ilvl="5">
+      <w:startOverride w:val="1"/>
+    </w:lvlOverride>
+    <w:lvlOverride w:ilvl="6">
+      <w:startOverride w:val="1"/>
+    </w:lvlOverride>
+    <w:lvlOverride w:ilvl="7">
+      <w:startOverride w:val="1"/>
+    </w:lvlOverride>
+    <w:lvlOverride w:ilvl="8">
+      <w:startOverride w:val="1"/>
+    </w:lvlOverride>
+  </w:num>
+  <w:num w:numId="1010">
     <w:abstractNumId w:val="99411"/>
     <w:lvlOverride w:ilvl="0">
       <w:startOverride w:val="1"/>
@@ -46290,7 +46146,10 @@
       <w:startOverride w:val="1"/>
     </w:lvlOverride>
   </w:num>
-  <w:num w:numId="1006">
+  <w:num w:numId="1011">
+    <w:abstractNumId w:val="991"/>
+  </w:num>
+  <w:num w:numId="1012">
     <w:abstractNumId w:val="994113"/>
     <w:lvlOverride w:ilvl="0">
       <w:startOverride w:val="13"/>
@@ -46320,7 +46179,70 @@
       <w:startOverride w:val="13"/>
     </w:lvlOverride>
   </w:num>
-  <w:num w:numId="1007">
+  <w:num w:numId="1013">
+    <w:abstractNumId w:val="991"/>
+  </w:num>
+  <w:num w:numId="1014">
+    <w:abstractNumId w:val="99431"/>
+    <w:lvlOverride w:ilvl="0">
+      <w:startOverride w:val="1"/>
+    </w:lvlOverride>
+    <w:lvlOverride w:ilvl="1">
+      <w:startOverride w:val="1"/>
+    </w:lvlOverride>
+    <w:lvlOverride w:ilvl="2">
+      <w:startOverride w:val="1"/>
+    </w:lvlOverride>
+    <w:lvlOverride w:ilvl="3">
+      <w:startOverride w:val="1"/>
+    </w:lvlOverride>
+    <w:lvlOverride w:ilvl="4">
+      <w:startOverride w:val="1"/>
+    </w:lvlOverride>
+    <w:lvlOverride w:ilvl="5">
+      <w:startOverride w:val="1"/>
+    </w:lvlOverride>
+    <w:lvlOverride w:ilvl="6">
+      <w:startOverride w:val="1"/>
+    </w:lvlOverride>
+    <w:lvlOverride w:ilvl="7">
+      <w:startOverride w:val="1"/>
+    </w:lvlOverride>
+    <w:lvlOverride w:ilvl="8">
+      <w:startOverride w:val="1"/>
+    </w:lvlOverride>
+  </w:num>
+  <w:num w:numId="1015">
+    <w:abstractNumId w:val="99431"/>
+    <w:lvlOverride w:ilvl="0">
+      <w:startOverride w:val="1"/>
+    </w:lvlOverride>
+    <w:lvlOverride w:ilvl="1">
+      <w:startOverride w:val="1"/>
+    </w:lvlOverride>
+    <w:lvlOverride w:ilvl="2">
+      <w:startOverride w:val="1"/>
+    </w:lvlOverride>
+    <w:lvlOverride w:ilvl="3">
+      <w:startOverride w:val="1"/>
+    </w:lvlOverride>
+    <w:lvlOverride w:ilvl="4">
+      <w:startOverride w:val="1"/>
+    </w:lvlOverride>
+    <w:lvlOverride w:ilvl="5">
+      <w:startOverride w:val="1"/>
+    </w:lvlOverride>
+    <w:lvlOverride w:ilvl="6">
+      <w:startOverride w:val="1"/>
+    </w:lvlOverride>
+    <w:lvlOverride w:ilvl="7">
+      <w:startOverride w:val="1"/>
+    </w:lvlOverride>
+    <w:lvlOverride w:ilvl="8">
+      <w:startOverride w:val="1"/>
+    </w:lvlOverride>
+  </w:num>
+  <w:num w:numId="1016">
     <w:abstractNumId w:val="99831"/>
     <w:lvlOverride w:ilvl="0">
       <w:startOverride w:val="1"/>
@@ -46350,7 +46272,157 @@
       <w:startOverride w:val="1"/>
     </w:lvlOverride>
   </w:num>
-  <w:num w:numId="1008">
+  <w:num w:numId="1017">
+    <w:abstractNumId w:val="99431"/>
+    <w:lvlOverride w:ilvl="0">
+      <w:startOverride w:val="1"/>
+    </w:lvlOverride>
+    <w:lvlOverride w:ilvl="1">
+      <w:startOverride w:val="1"/>
+    </w:lvlOverride>
+    <w:lvlOverride w:ilvl="2">
+      <w:startOverride w:val="1"/>
+    </w:lvlOverride>
+    <w:lvlOverride w:ilvl="3">
+      <w:startOverride w:val="1"/>
+    </w:lvlOverride>
+    <w:lvlOverride w:ilvl="4">
+      <w:startOverride w:val="1"/>
+    </w:lvlOverride>
+    <w:lvlOverride w:ilvl="5">
+      <w:startOverride w:val="1"/>
+    </w:lvlOverride>
+    <w:lvlOverride w:ilvl="6">
+      <w:startOverride w:val="1"/>
+    </w:lvlOverride>
+    <w:lvlOverride w:ilvl="7">
+      <w:startOverride w:val="1"/>
+    </w:lvlOverride>
+    <w:lvlOverride w:ilvl="8">
+      <w:startOverride w:val="1"/>
+    </w:lvlOverride>
+  </w:num>
+  <w:num w:numId="1018">
+    <w:abstractNumId w:val="99431"/>
+    <w:lvlOverride w:ilvl="0">
+      <w:startOverride w:val="1"/>
+    </w:lvlOverride>
+    <w:lvlOverride w:ilvl="1">
+      <w:startOverride w:val="1"/>
+    </w:lvlOverride>
+    <w:lvlOverride w:ilvl="2">
+      <w:startOverride w:val="1"/>
+    </w:lvlOverride>
+    <w:lvlOverride w:ilvl="3">
+      <w:startOverride w:val="1"/>
+    </w:lvlOverride>
+    <w:lvlOverride w:ilvl="4">
+      <w:startOverride w:val="1"/>
+    </w:lvlOverride>
+    <w:lvlOverride w:ilvl="5">
+      <w:startOverride w:val="1"/>
+    </w:lvlOverride>
+    <w:lvlOverride w:ilvl="6">
+      <w:startOverride w:val="1"/>
+    </w:lvlOverride>
+    <w:lvlOverride w:ilvl="7">
+      <w:startOverride w:val="1"/>
+    </w:lvlOverride>
+    <w:lvlOverride w:ilvl="8">
+      <w:startOverride w:val="1"/>
+    </w:lvlOverride>
+  </w:num>
+  <w:num w:numId="1019">
+    <w:abstractNumId w:val="99431"/>
+    <w:lvlOverride w:ilvl="0">
+      <w:startOverride w:val="1"/>
+    </w:lvlOverride>
+    <w:lvlOverride w:ilvl="1">
+      <w:startOverride w:val="1"/>
+    </w:lvlOverride>
+    <w:lvlOverride w:ilvl="2">
+      <w:startOverride w:val="1"/>
+    </w:lvlOverride>
+    <w:lvlOverride w:ilvl="3">
+      <w:startOverride w:val="1"/>
+    </w:lvlOverride>
+    <w:lvlOverride w:ilvl="4">
+      <w:startOverride w:val="1"/>
+    </w:lvlOverride>
+    <w:lvlOverride w:ilvl="5">
+      <w:startOverride w:val="1"/>
+    </w:lvlOverride>
+    <w:lvlOverride w:ilvl="6">
+      <w:startOverride w:val="1"/>
+    </w:lvlOverride>
+    <w:lvlOverride w:ilvl="7">
+      <w:startOverride w:val="1"/>
+    </w:lvlOverride>
+    <w:lvlOverride w:ilvl="8">
+      <w:startOverride w:val="1"/>
+    </w:lvlOverride>
+  </w:num>
+  <w:num w:numId="1020">
+    <w:abstractNumId w:val="99431"/>
+    <w:lvlOverride w:ilvl="0">
+      <w:startOverride w:val="1"/>
+    </w:lvlOverride>
+    <w:lvlOverride w:ilvl="1">
+      <w:startOverride w:val="1"/>
+    </w:lvlOverride>
+    <w:lvlOverride w:ilvl="2">
+      <w:startOverride w:val="1"/>
+    </w:lvlOverride>
+    <w:lvlOverride w:ilvl="3">
+      <w:startOverride w:val="1"/>
+    </w:lvlOverride>
+    <w:lvlOverride w:ilvl="4">
+      <w:startOverride w:val="1"/>
+    </w:lvlOverride>
+    <w:lvlOverride w:ilvl="5">
+      <w:startOverride w:val="1"/>
+    </w:lvlOverride>
+    <w:lvlOverride w:ilvl="6">
+      <w:startOverride w:val="1"/>
+    </w:lvlOverride>
+    <w:lvlOverride w:ilvl="7">
+      <w:startOverride w:val="1"/>
+    </w:lvlOverride>
+    <w:lvlOverride w:ilvl="8">
+      <w:startOverride w:val="1"/>
+    </w:lvlOverride>
+  </w:num>
+  <w:num w:numId="1021">
+    <w:abstractNumId w:val="99433"/>
+    <w:lvlOverride w:ilvl="0">
+      <w:startOverride w:val="3"/>
+    </w:lvlOverride>
+    <w:lvlOverride w:ilvl="1">
+      <w:startOverride w:val="3"/>
+    </w:lvlOverride>
+    <w:lvlOverride w:ilvl="2">
+      <w:startOverride w:val="3"/>
+    </w:lvlOverride>
+    <w:lvlOverride w:ilvl="3">
+      <w:startOverride w:val="3"/>
+    </w:lvlOverride>
+    <w:lvlOverride w:ilvl="4">
+      <w:startOverride w:val="3"/>
+    </w:lvlOverride>
+    <w:lvlOverride w:ilvl="5">
+      <w:startOverride w:val="3"/>
+    </w:lvlOverride>
+    <w:lvlOverride w:ilvl="6">
+      <w:startOverride w:val="3"/>
+    </w:lvlOverride>
+    <w:lvlOverride w:ilvl="7">
+      <w:startOverride w:val="3"/>
+    </w:lvlOverride>
+    <w:lvlOverride w:ilvl="8">
+      <w:startOverride w:val="3"/>
+    </w:lvlOverride>
+  </w:num>
+  <w:num w:numId="1022">
     <w:abstractNumId w:val="99431"/>
     <w:lvlOverride w:ilvl="0">
       <w:startOverride w:val="1"/>
@@ -46458,7 +46530,7 @@
     <ns0:rPr>
       <ns0:rFonts ns0:ascii="Times New Roman" ns0:cs="Times New Roman" ns0:eastAsia="SimHei" ns0:hAnsi="Times New Roman"/>
       <ns0:b/>
-      <ns0:color ns0:val="000000"/>
+      <ns0:color ns0:val="17324D"/>
       <ns0:sz ns0:val="44"/>
       <ns0:szCs ns0:val="56"/>
     </ns0:rPr>
@@ -46600,7 +46672,7 @@
     <ns0:rPr>
       <ns0:rFonts ns0:ascii="Times New Roman" ns0:cs="Times New Roman" ns0:eastAsia="SimHei" ns0:hAnsi="Times New Roman"/>
       <ns0:b/>
-      <ns0:color ns0:val="000000"/>
+      <ns0:color ns0:val="17324D"/>
       <ns0:sz ns0:val="32"/>
       <ns0:szCs ns0:val="40"/>
     </ns0:rPr>
@@ -46624,7 +46696,7 @@
     <ns0:rPr>
       <ns0:rFonts ns0:ascii="Times New Roman" ns0:cs="Times New Roman" ns0:eastAsia="SimHei" ns0:hAnsi="Times New Roman"/>
       <ns0:b/>
-      <ns0:color ns0:val="000000"/>
+      <ns0:color ns0:val="17324D"/>
       <ns0:sz ns0:val="28"/>
       <ns0:szCs ns0:val="32"/>
     </ns0:rPr>
@@ -46648,7 +46720,7 @@
     <ns0:rPr>
       <ns0:rFonts ns0:ascii="Times New Roman" ns0:cs="Times New Roman" ns0:eastAsia="SimHei" ns0:hAnsi="Times New Roman"/>
       <ns0:b/>
-      <ns0:color ns0:val="000000"/>
+      <ns0:color ns0:val="17324D"/>
       <ns0:sz ns0:val="25"/>
       <ns0:szCs ns0:val="28"/>
     </ns0:rPr>
@@ -47124,7 +47196,7 @@
     <w:rPr>
       <w:rFonts w:ascii="Times New Roman" w:hAnsi="Times New Roman" w:eastAsia="FangSong" w:cs="Times New Roman"/>
       <w:b/>
-      <w:color w:val="007020"/>
+      <w:color w:val="000000"/>
     </w:rPr>
   </w:style>
   <w:style w:type="character" w:customStyle="1" w:styleId="DataTypeTok">
@@ -47132,7 +47204,7 @@
     <w:basedOn w:val="VerbatimChar"/>
     <w:rPr>
       <w:rFonts w:ascii="Times New Roman" w:hAnsi="Times New Roman" w:eastAsia="FangSong" w:cs="Times New Roman"/>
-      <w:color w:val="902000"/>
+      <w:color w:val="000000"/>
     </w:rPr>
   </w:style>
   <w:style w:type="character" w:customStyle="1" w:styleId="DecValTok">
@@ -47140,7 +47212,7 @@
     <w:basedOn w:val="VerbatimChar"/>
     <w:rPr>
       <w:rFonts w:ascii="Times New Roman" w:hAnsi="Times New Roman" w:eastAsia="FangSong" w:cs="Times New Roman"/>
-      <w:color w:val="40a070"/>
+      <w:color w:val="000000"/>
     </w:rPr>
   </w:style>
   <w:style w:type="character" w:customStyle="1" w:styleId="BaseNTok">
@@ -47148,7 +47220,7 @@
     <w:basedOn w:val="VerbatimChar"/>
     <w:rPr>
       <w:rFonts w:ascii="Times New Roman" w:hAnsi="Times New Roman" w:eastAsia="FangSong" w:cs="Times New Roman"/>
-      <w:color w:val="40a070"/>
+      <w:color w:val="000000"/>
     </w:rPr>
   </w:style>
   <w:style w:type="character" w:customStyle="1" w:styleId="FloatTok">
@@ -47156,7 +47228,7 @@
     <w:basedOn w:val="VerbatimChar"/>
     <w:rPr>
       <w:rFonts w:ascii="Times New Roman" w:hAnsi="Times New Roman" w:eastAsia="FangSong" w:cs="Times New Roman"/>
-      <w:color w:val="40a070"/>
+      <w:color w:val="000000"/>
     </w:rPr>
   </w:style>
   <w:style w:type="character" w:customStyle="1" w:styleId="ConstantTok">
@@ -47164,7 +47236,7 @@
     <w:basedOn w:val="VerbatimChar"/>
     <w:rPr>
       <w:rFonts w:ascii="Times New Roman" w:hAnsi="Times New Roman" w:eastAsia="FangSong" w:cs="Times New Roman"/>
-      <w:color w:val="880000"/>
+      <w:color w:val="000000"/>
     </w:rPr>
   </w:style>
   <w:style w:type="character" w:customStyle="1" w:styleId="CharTok">
@@ -47172,7 +47244,7 @@
     <w:basedOn w:val="VerbatimChar"/>
     <w:rPr>
       <w:rFonts w:ascii="Times New Roman" w:hAnsi="Times New Roman" w:eastAsia="FangSong" w:cs="Times New Roman"/>
-      <w:color w:val="4070a0"/>
+      <w:color w:val="000000"/>
     </w:rPr>
   </w:style>
   <w:style w:type="character" w:customStyle="1" w:styleId="SpecialCharTok">
@@ -47180,7 +47252,7 @@
     <w:basedOn w:val="VerbatimChar"/>
     <w:rPr>
       <w:rFonts w:ascii="Times New Roman" w:hAnsi="Times New Roman" w:eastAsia="FangSong" w:cs="Times New Roman"/>
-      <w:color w:val="4070a0"/>
+      <w:color w:val="000000"/>
     </w:rPr>
   </w:style>
   <w:style w:type="character" w:customStyle="1" w:styleId="StringTok">
@@ -47188,7 +47260,7 @@
     <w:basedOn w:val="VerbatimChar"/>
     <w:rPr>
       <w:rFonts w:ascii="Times New Roman" w:hAnsi="Times New Roman" w:eastAsia="FangSong" w:cs="Times New Roman"/>
-      <w:color w:val="4070a0"/>
+      <w:color w:val="000000"/>
     </w:rPr>
   </w:style>
   <w:style w:type="character" w:customStyle="1" w:styleId="VerbatimStringTok">
@@ -47196,7 +47268,7 @@
     <w:basedOn w:val="VerbatimChar"/>
     <w:rPr>
       <w:rFonts w:ascii="Times New Roman" w:hAnsi="Times New Roman" w:eastAsia="FangSong" w:cs="Times New Roman"/>
-      <w:color w:val="4070a0"/>
+      <w:color w:val="000000"/>
     </w:rPr>
   </w:style>
   <w:style w:type="character" w:customStyle="1" w:styleId="SpecialStringTok">
@@ -47204,7 +47276,7 @@
     <w:basedOn w:val="VerbatimChar"/>
     <w:rPr>
       <w:rFonts w:ascii="Times New Roman" w:hAnsi="Times New Roman" w:eastAsia="FangSong" w:cs="Times New Roman"/>
-      <w:color w:val="bb6688"/>
+      <w:color w:val="000000"/>
     </w:rPr>
   </w:style>
   <w:style w:type="character" w:customStyle="1" w:styleId="ImportTok">
@@ -47213,7 +47285,7 @@
     <w:rPr>
       <w:rFonts w:ascii="Times New Roman" w:hAnsi="Times New Roman" w:eastAsia="FangSong" w:cs="Times New Roman"/>
       <w:b/>
-      <w:color w:val="008000"/>
+      <w:color w:val="000000"/>
     </w:rPr>
   </w:style>
   <w:style w:type="character" w:customStyle="1" w:styleId="CommentTok">
@@ -47222,7 +47294,7 @@
     <w:rPr>
       <w:rFonts w:ascii="Times New Roman" w:hAnsi="Times New Roman" w:eastAsia="FangSong" w:cs="Times New Roman"/>
       <w:i/>
-      <w:color w:val="60a0b0"/>
+      <w:color w:val="000000"/>
     </w:rPr>
   </w:style>
   <w:style w:type="character" w:customStyle="1" w:styleId="DocumentationTok">
@@ -47231,7 +47303,7 @@
     <w:rPr>
       <w:rFonts w:ascii="Times New Roman" w:hAnsi="Times New Roman" w:eastAsia="FangSong" w:cs="Times New Roman"/>
       <w:i/>
-      <w:color w:val="ba2121"/>
+      <w:color w:val="000000"/>
     </w:rPr>
   </w:style>
   <w:style w:type="character" w:customStyle="1" w:styleId="AnnotationTok">
@@ -47241,7 +47313,7 @@
       <w:rFonts w:ascii="Times New Roman" w:hAnsi="Times New Roman" w:eastAsia="FangSong" w:cs="Times New Roman"/>
       <w:b/>
       <w:i/>
-      <w:color w:val="60a0b0"/>
+      <w:color w:val="000000"/>
     </w:rPr>
   </w:style>
   <w:style w:type="character" w:customStyle="1" w:styleId="CommentVarTok">
@@ -47251,7 +47323,7 @@
       <w:rFonts w:ascii="Times New Roman" w:hAnsi="Times New Roman" w:eastAsia="FangSong" w:cs="Times New Roman"/>
       <w:b/>
       <w:i/>
-      <w:color w:val="60a0b0"/>
+      <w:color w:val="000000"/>
     </w:rPr>
   </w:style>
   <w:style w:type="character" w:customStyle="1" w:styleId="OtherTok">
@@ -47259,7 +47331,7 @@
     <w:basedOn w:val="VerbatimChar"/>
     <w:rPr>
       <w:rFonts w:ascii="Times New Roman" w:hAnsi="Times New Roman" w:eastAsia="FangSong" w:cs="Times New Roman"/>
-      <w:color w:val="007020"/>
+      <w:color w:val="000000"/>
     </w:rPr>
   </w:style>
   <w:style w:type="character" w:customStyle="1" w:styleId="FunctionTok">
@@ -47267,7 +47339,7 @@
     <w:basedOn w:val="VerbatimChar"/>
     <w:rPr>
       <w:rFonts w:ascii="Times New Roman" w:hAnsi="Times New Roman" w:eastAsia="FangSong" w:cs="Times New Roman"/>
-      <w:color w:val="06287e"/>
+      <w:color w:val="000000"/>
     </w:rPr>
   </w:style>
   <w:style w:type="character" w:customStyle="1" w:styleId="VariableTok">
@@ -47275,7 +47347,7 @@
     <w:basedOn w:val="VerbatimChar"/>
     <w:rPr>
       <w:rFonts w:ascii="Times New Roman" w:hAnsi="Times New Roman" w:eastAsia="FangSong" w:cs="Times New Roman"/>
-      <w:color w:val="19177c"/>
+      <w:color w:val="000000"/>
     </w:rPr>
   </w:style>
   <w:style w:type="character" w:customStyle="1" w:styleId="ControlFlowTok">
@@ -47284,7 +47356,7 @@
     <w:rPr>
       <w:rFonts w:ascii="Times New Roman" w:hAnsi="Times New Roman" w:eastAsia="FangSong" w:cs="Times New Roman"/>
       <w:b/>
-      <w:color w:val="007020"/>
+      <w:color w:val="000000"/>
     </w:rPr>
   </w:style>
   <w:style w:type="character" w:customStyle="1" w:styleId="OperatorTok">
@@ -47292,7 +47364,7 @@
     <w:basedOn w:val="VerbatimChar"/>
     <w:rPr>
       <w:rFonts w:ascii="Times New Roman" w:hAnsi="Times New Roman" w:eastAsia="FangSong" w:cs="Times New Roman"/>
-      <w:color w:val="666666"/>
+      <w:color w:val="000000"/>
     </w:rPr>
   </w:style>
   <w:style w:type="character" w:customStyle="1" w:styleId="BuiltInTok">
@@ -47300,7 +47372,7 @@
     <w:basedOn w:val="VerbatimChar"/>
     <w:rPr>
       <w:rFonts w:ascii="Times New Roman" w:hAnsi="Times New Roman" w:eastAsia="FangSong" w:cs="Times New Roman"/>
-      <w:color w:val="008000"/>
+      <w:color w:val="000000"/>
     </w:rPr>
   </w:style>
   <w:style w:type="character" w:customStyle="1" w:styleId="ExtensionTok">
@@ -47315,7 +47387,7 @@
     <w:basedOn w:val="VerbatimChar"/>
     <w:rPr>
       <w:rFonts w:ascii="Times New Roman" w:hAnsi="Times New Roman" w:eastAsia="FangSong" w:cs="Times New Roman"/>
-      <w:color w:val="bc7a00"/>
+      <w:color w:val="000000"/>
     </w:rPr>
   </w:style>
   <w:style w:type="character" w:customStyle="1" w:styleId="AttributeTok">
@@ -47323,7 +47395,7 @@
     <w:basedOn w:val="VerbatimChar"/>
     <w:rPr>
       <w:rFonts w:ascii="Times New Roman" w:hAnsi="Times New Roman" w:eastAsia="FangSong" w:cs="Times New Roman"/>
-      <w:color w:val="7d9029"/>
+      <w:color w:val="000000"/>
     </w:rPr>
   </w:style>
   <w:style w:type="character" w:customStyle="1" w:styleId="RegionMarkerTok">
@@ -47340,7 +47412,7 @@
       <w:rFonts w:ascii="Times New Roman" w:hAnsi="Times New Roman" w:eastAsia="FangSong" w:cs="Times New Roman"/>
       <w:b/>
       <w:i/>
-      <w:color w:val="60a0b0"/>
+      <w:color w:val="000000"/>
     </w:rPr>
   </w:style>
   <w:style w:type="character" w:customStyle="1" w:styleId="WarningTok">
@@ -47350,7 +47422,7 @@
       <w:rFonts w:ascii="Times New Roman" w:hAnsi="Times New Roman" w:eastAsia="FangSong" w:cs="Times New Roman"/>
       <w:b/>
       <w:i/>
-      <w:color w:val="60a0b0"/>
+      <w:color w:val="000000"/>
     </w:rPr>
   </w:style>
   <w:style w:type="character" w:customStyle="1" w:styleId="AlertTok">
@@ -47359,7 +47431,7 @@
     <w:rPr>
       <w:rFonts w:ascii="Times New Roman" w:hAnsi="Times New Roman" w:eastAsia="FangSong" w:cs="Times New Roman"/>
       <w:b/>
-      <w:color w:val="ff0000"/>
+      <w:color w:val="000000"/>
     </w:rPr>
   </w:style>
   <w:style w:type="character" w:customStyle="1" w:styleId="ErrorTok">
@@ -47368,7 +47440,7 @@
     <w:rPr>
       <w:rFonts w:ascii="Times New Roman" w:hAnsi="Times New Roman" w:eastAsia="FangSong" w:cs="Times New Roman"/>
       <w:b/>
-      <w:color w:val="ff0000"/>
+      <w:color w:val="000000"/>
     </w:rPr>
   </w:style>
   <w:style w:type="character" w:customStyle="1" w:styleId="NormalTok">
